--- a/LaboratoryFour/Model/ЛБ 5. Доценко. ООП.docx
+++ b/LaboratoryFour/Model/ЛБ 5. Доценко. ООП.docx
@@ -1075,9 +1075,22 @@
                 <w:lang w:eastAsia="ru-RU"/>
                 <w14:ligatures w14:val="none"/>
               </w:rPr>
-              <w:t>к.т.н</w:t>
+              <w:t>к.</w:t>
+            </w:r>
+            <w:proofErr w:type="gramStart"/>
+            <w:r>
+              <w:rPr>
+                <w:rFonts w:eastAsia="Times New Roman" w:cs="Times New Roman"/>
+                <w:color w:val="000000"/>
+                <w:kern w:val="0"/>
+                <w:szCs w:val="28"/>
+                <w:lang w:eastAsia="ru-RU"/>
+                <w14:ligatures w14:val="none"/>
+              </w:rPr>
+              <w:t>т.н</w:t>
             </w:r>
             <w:proofErr w:type="spellEnd"/>
+            <w:proofErr w:type="gramEnd"/>
           </w:p>
         </w:tc>
         <w:tc>
@@ -1445,6 +1458,7 @@
           <w:pPr>
             <w:pStyle w:val="11"/>
             <w:tabs>
+              <w:tab w:val="left" w:pos="480"/>
               <w:tab w:val="right" w:leader="dot" w:pos="9345"/>
             </w:tabs>
             <w:rPr>
@@ -1475,21 +1489,29 @@
             </w:rPr>
             <w:fldChar w:fldCharType="separate"/>
           </w:r>
-          <w:hyperlink w:anchor="_Toc227844698" w:history="1">
+          <w:hyperlink w:anchor="_Toc228442524" w:history="1">
             <w:r>
               <w:rPr>
                 <w:rStyle w:val="af2"/>
                 <w:noProof/>
-                <w:lang w:val="en-US"/>
-              </w:rPr>
-              <w:t>UML</w:t>
+              </w:rPr>
+              <w:t>1.</w:t>
+            </w:r>
+            <w:r>
+              <w:rPr>
+                <w:rFonts w:asciiTheme="minorHAnsi" w:eastAsiaTheme="minorEastAsia" w:hAnsiTheme="minorHAnsi"/>
+                <w:noProof/>
+                <w:sz w:val="24"/>
+                <w:lang w:eastAsia="ru-RU"/>
+              </w:rPr>
+              <w:tab/>
             </w:r>
             <w:r>
               <w:rPr>
                 <w:rStyle w:val="af2"/>
                 <w:noProof/>
               </w:rPr>
-              <w:t>-диаграмма вариантов использования</w:t>
+              <w:t>Основная часть</w:t>
             </w:r>
             <w:r>
               <w:rPr>
@@ -1510,7 +1532,7 @@
                 <w:noProof/>
                 <w:webHidden/>
               </w:rPr>
-              <w:instrText xml:space="preserve"> PAGEREF _Toc227844698 \h </w:instrText>
+              <w:instrText xml:space="preserve"> PAGEREF _Toc228442524 \h </w:instrText>
             </w:r>
             <w:r>
               <w:rPr>
@@ -1531,6 +1553,911 @@
                 <w:webHidden/>
               </w:rPr>
               <w:t>3</w:t>
+            </w:r>
+            <w:r>
+              <w:rPr>
+                <w:noProof/>
+                <w:webHidden/>
+              </w:rPr>
+              <w:fldChar w:fldCharType="end"/>
+            </w:r>
+          </w:hyperlink>
+        </w:p>
+        <w:p>
+          <w:pPr>
+            <w:pStyle w:val="11"/>
+            <w:tabs>
+              <w:tab w:val="left" w:pos="720"/>
+              <w:tab w:val="right" w:leader="dot" w:pos="9345"/>
+            </w:tabs>
+            <w:rPr>
+              <w:rFonts w:asciiTheme="minorHAnsi" w:eastAsiaTheme="minorEastAsia" w:hAnsiTheme="minorHAnsi"/>
+              <w:noProof/>
+              <w:sz w:val="24"/>
+              <w:lang w:eastAsia="ru-RU"/>
+            </w:rPr>
+          </w:pPr>
+          <w:hyperlink w:anchor="_Toc228442525" w:history="1">
+            <w:r>
+              <w:rPr>
+                <w:rStyle w:val="af2"/>
+                <w:noProof/>
+              </w:rPr>
+              <w:t>1.1.</w:t>
+            </w:r>
+            <w:r>
+              <w:rPr>
+                <w:rFonts w:asciiTheme="minorHAnsi" w:eastAsiaTheme="minorEastAsia" w:hAnsiTheme="minorHAnsi"/>
+                <w:noProof/>
+                <w:sz w:val="24"/>
+                <w:lang w:eastAsia="ru-RU"/>
+              </w:rPr>
+              <w:tab/>
+            </w:r>
+            <w:r>
+              <w:rPr>
+                <w:rStyle w:val="af2"/>
+                <w:noProof/>
+                <w:lang w:val="en-US"/>
+              </w:rPr>
+              <w:t>UML</w:t>
+            </w:r>
+            <w:r>
+              <w:rPr>
+                <w:rStyle w:val="af2"/>
+                <w:noProof/>
+              </w:rPr>
+              <w:t>-диаграмма вариантов использования</w:t>
+            </w:r>
+            <w:r>
+              <w:rPr>
+                <w:noProof/>
+                <w:webHidden/>
+              </w:rPr>
+              <w:tab/>
+            </w:r>
+            <w:r>
+              <w:rPr>
+                <w:noProof/>
+                <w:webHidden/>
+              </w:rPr>
+              <w:fldChar w:fldCharType="begin"/>
+            </w:r>
+            <w:r>
+              <w:rPr>
+                <w:noProof/>
+                <w:webHidden/>
+              </w:rPr>
+              <w:instrText xml:space="preserve"> PAGEREF _Toc228442525 \h </w:instrText>
+            </w:r>
+            <w:r>
+              <w:rPr>
+                <w:noProof/>
+                <w:webHidden/>
+              </w:rPr>
+            </w:r>
+            <w:r>
+              <w:rPr>
+                <w:noProof/>
+                <w:webHidden/>
+              </w:rPr>
+              <w:fldChar w:fldCharType="separate"/>
+            </w:r>
+            <w:r>
+              <w:rPr>
+                <w:noProof/>
+                <w:webHidden/>
+              </w:rPr>
+              <w:t>3</w:t>
+            </w:r>
+            <w:r>
+              <w:rPr>
+                <w:noProof/>
+                <w:webHidden/>
+              </w:rPr>
+              <w:fldChar w:fldCharType="end"/>
+            </w:r>
+          </w:hyperlink>
+        </w:p>
+        <w:p>
+          <w:pPr>
+            <w:pStyle w:val="11"/>
+            <w:tabs>
+              <w:tab w:val="left" w:pos="720"/>
+              <w:tab w:val="right" w:leader="dot" w:pos="9345"/>
+            </w:tabs>
+            <w:rPr>
+              <w:rFonts w:asciiTheme="minorHAnsi" w:eastAsiaTheme="minorEastAsia" w:hAnsiTheme="minorHAnsi"/>
+              <w:noProof/>
+              <w:sz w:val="24"/>
+              <w:lang w:eastAsia="ru-RU"/>
+            </w:rPr>
+          </w:pPr>
+          <w:hyperlink w:anchor="_Toc228442526" w:history="1">
+            <w:r>
+              <w:rPr>
+                <w:rStyle w:val="af2"/>
+                <w:noProof/>
+              </w:rPr>
+              <w:t>1.2.</w:t>
+            </w:r>
+            <w:r>
+              <w:rPr>
+                <w:rFonts w:asciiTheme="minorHAnsi" w:eastAsiaTheme="minorEastAsia" w:hAnsiTheme="minorHAnsi"/>
+                <w:noProof/>
+                <w:sz w:val="24"/>
+                <w:lang w:eastAsia="ru-RU"/>
+              </w:rPr>
+              <w:tab/>
+            </w:r>
+            <w:r>
+              <w:rPr>
+                <w:rStyle w:val="af2"/>
+                <w:noProof/>
+                <w:lang w:val="en-US"/>
+              </w:rPr>
+              <w:t>UML</w:t>
+            </w:r>
+            <w:r>
+              <w:rPr>
+                <w:rStyle w:val="af2"/>
+                <w:noProof/>
+              </w:rPr>
+              <w:t xml:space="preserve"> диаграмма классов</w:t>
+            </w:r>
+            <w:r>
+              <w:rPr>
+                <w:noProof/>
+                <w:webHidden/>
+              </w:rPr>
+              <w:tab/>
+            </w:r>
+            <w:r>
+              <w:rPr>
+                <w:noProof/>
+                <w:webHidden/>
+              </w:rPr>
+              <w:fldChar w:fldCharType="begin"/>
+            </w:r>
+            <w:r>
+              <w:rPr>
+                <w:noProof/>
+                <w:webHidden/>
+              </w:rPr>
+              <w:instrText xml:space="preserve"> PAGEREF _Toc228442526 \h </w:instrText>
+            </w:r>
+            <w:r>
+              <w:rPr>
+                <w:noProof/>
+                <w:webHidden/>
+              </w:rPr>
+            </w:r>
+            <w:r>
+              <w:rPr>
+                <w:noProof/>
+                <w:webHidden/>
+              </w:rPr>
+              <w:fldChar w:fldCharType="separate"/>
+            </w:r>
+            <w:r>
+              <w:rPr>
+                <w:noProof/>
+                <w:webHidden/>
+              </w:rPr>
+              <w:t>4</w:t>
+            </w:r>
+            <w:r>
+              <w:rPr>
+                <w:noProof/>
+                <w:webHidden/>
+              </w:rPr>
+              <w:fldChar w:fldCharType="end"/>
+            </w:r>
+          </w:hyperlink>
+        </w:p>
+        <w:p>
+          <w:pPr>
+            <w:pStyle w:val="11"/>
+            <w:tabs>
+              <w:tab w:val="left" w:pos="720"/>
+              <w:tab w:val="right" w:leader="dot" w:pos="9345"/>
+            </w:tabs>
+            <w:rPr>
+              <w:rFonts w:asciiTheme="minorHAnsi" w:eastAsiaTheme="minorEastAsia" w:hAnsiTheme="minorHAnsi"/>
+              <w:noProof/>
+              <w:sz w:val="24"/>
+              <w:lang w:eastAsia="ru-RU"/>
+            </w:rPr>
+          </w:pPr>
+          <w:hyperlink w:anchor="_Toc228442527" w:history="1">
+            <w:r>
+              <w:rPr>
+                <w:rStyle w:val="af2"/>
+                <w:noProof/>
+              </w:rPr>
+              <w:t>1.3.</w:t>
+            </w:r>
+            <w:r>
+              <w:rPr>
+                <w:rFonts w:asciiTheme="minorHAnsi" w:eastAsiaTheme="minorEastAsia" w:hAnsiTheme="minorHAnsi"/>
+                <w:noProof/>
+                <w:sz w:val="24"/>
+                <w:lang w:eastAsia="ru-RU"/>
+              </w:rPr>
+              <w:tab/>
+            </w:r>
+            <w:r>
+              <w:rPr>
+                <w:rStyle w:val="af2"/>
+                <w:noProof/>
+              </w:rPr>
+              <w:t>Описание классов, образующих связь типа «общее-частное»</w:t>
+            </w:r>
+            <w:r>
+              <w:rPr>
+                <w:noProof/>
+                <w:webHidden/>
+              </w:rPr>
+              <w:tab/>
+            </w:r>
+            <w:r>
+              <w:rPr>
+                <w:noProof/>
+                <w:webHidden/>
+              </w:rPr>
+              <w:fldChar w:fldCharType="begin"/>
+            </w:r>
+            <w:r>
+              <w:rPr>
+                <w:noProof/>
+                <w:webHidden/>
+              </w:rPr>
+              <w:instrText xml:space="preserve"> PAGEREF _Toc228442527 \h </w:instrText>
+            </w:r>
+            <w:r>
+              <w:rPr>
+                <w:noProof/>
+                <w:webHidden/>
+              </w:rPr>
+            </w:r>
+            <w:r>
+              <w:rPr>
+                <w:noProof/>
+                <w:webHidden/>
+              </w:rPr>
+              <w:fldChar w:fldCharType="separate"/>
+            </w:r>
+            <w:r>
+              <w:rPr>
+                <w:noProof/>
+                <w:webHidden/>
+              </w:rPr>
+              <w:t>7</w:t>
+            </w:r>
+            <w:r>
+              <w:rPr>
+                <w:noProof/>
+                <w:webHidden/>
+              </w:rPr>
+              <w:fldChar w:fldCharType="end"/>
+            </w:r>
+          </w:hyperlink>
+        </w:p>
+        <w:p>
+          <w:pPr>
+            <w:pStyle w:val="11"/>
+            <w:tabs>
+              <w:tab w:val="left" w:pos="720"/>
+              <w:tab w:val="right" w:leader="dot" w:pos="9345"/>
+            </w:tabs>
+            <w:rPr>
+              <w:rFonts w:asciiTheme="minorHAnsi" w:eastAsiaTheme="minorEastAsia" w:hAnsiTheme="minorHAnsi"/>
+              <w:noProof/>
+              <w:sz w:val="24"/>
+              <w:lang w:eastAsia="ru-RU"/>
+            </w:rPr>
+          </w:pPr>
+          <w:hyperlink w:anchor="_Toc228442528" w:history="1">
+            <w:r>
+              <w:rPr>
+                <w:rStyle w:val="af2"/>
+                <w:noProof/>
+                <w:lang w:val="en-US"/>
+              </w:rPr>
+              <w:t>1.4.</w:t>
+            </w:r>
+            <w:r>
+              <w:rPr>
+                <w:rFonts w:asciiTheme="minorHAnsi" w:eastAsiaTheme="minorEastAsia" w:hAnsiTheme="minorHAnsi"/>
+                <w:noProof/>
+                <w:sz w:val="24"/>
+                <w:lang w:eastAsia="ru-RU"/>
+              </w:rPr>
+              <w:tab/>
+            </w:r>
+            <w:r>
+              <w:rPr>
+                <w:rStyle w:val="af2"/>
+                <w:noProof/>
+              </w:rPr>
+              <w:t xml:space="preserve">Дерево ветвлений </w:t>
+            </w:r>
+            <w:r>
+              <w:rPr>
+                <w:rStyle w:val="af2"/>
+                <w:noProof/>
+                <w:lang w:val="en-US"/>
+              </w:rPr>
+              <w:t>Git</w:t>
+            </w:r>
+            <w:r>
+              <w:rPr>
+                <w:noProof/>
+                <w:webHidden/>
+              </w:rPr>
+              <w:tab/>
+            </w:r>
+            <w:r>
+              <w:rPr>
+                <w:noProof/>
+                <w:webHidden/>
+              </w:rPr>
+              <w:fldChar w:fldCharType="begin"/>
+            </w:r>
+            <w:r>
+              <w:rPr>
+                <w:noProof/>
+                <w:webHidden/>
+              </w:rPr>
+              <w:instrText xml:space="preserve"> PAGEREF _Toc228442528 \h </w:instrText>
+            </w:r>
+            <w:r>
+              <w:rPr>
+                <w:noProof/>
+                <w:webHidden/>
+              </w:rPr>
+            </w:r>
+            <w:r>
+              <w:rPr>
+                <w:noProof/>
+                <w:webHidden/>
+              </w:rPr>
+              <w:fldChar w:fldCharType="separate"/>
+            </w:r>
+            <w:r>
+              <w:rPr>
+                <w:noProof/>
+                <w:webHidden/>
+              </w:rPr>
+              <w:t>12</w:t>
+            </w:r>
+            <w:r>
+              <w:rPr>
+                <w:noProof/>
+                <w:webHidden/>
+              </w:rPr>
+              <w:fldChar w:fldCharType="end"/>
+            </w:r>
+          </w:hyperlink>
+        </w:p>
+        <w:p>
+          <w:pPr>
+            <w:pStyle w:val="11"/>
+            <w:tabs>
+              <w:tab w:val="left" w:pos="720"/>
+              <w:tab w:val="right" w:leader="dot" w:pos="9345"/>
+            </w:tabs>
+            <w:rPr>
+              <w:rFonts w:asciiTheme="minorHAnsi" w:eastAsiaTheme="minorEastAsia" w:hAnsiTheme="minorHAnsi"/>
+              <w:noProof/>
+              <w:sz w:val="24"/>
+              <w:lang w:eastAsia="ru-RU"/>
+            </w:rPr>
+          </w:pPr>
+          <w:hyperlink w:anchor="_Toc228442529" w:history="1">
+            <w:r>
+              <w:rPr>
+                <w:rStyle w:val="af2"/>
+                <w:noProof/>
+              </w:rPr>
+              <w:t>1.5.</w:t>
+            </w:r>
+            <w:r>
+              <w:rPr>
+                <w:rFonts w:asciiTheme="minorHAnsi" w:eastAsiaTheme="minorEastAsia" w:hAnsiTheme="minorHAnsi"/>
+                <w:noProof/>
+                <w:sz w:val="24"/>
+                <w:lang w:eastAsia="ru-RU"/>
+              </w:rPr>
+              <w:tab/>
+            </w:r>
+            <w:r>
+              <w:rPr>
+                <w:rStyle w:val="af2"/>
+                <w:noProof/>
+              </w:rPr>
+              <w:t>Функциональное тестирование разработанной программы</w:t>
+            </w:r>
+            <w:r>
+              <w:rPr>
+                <w:noProof/>
+                <w:webHidden/>
+              </w:rPr>
+              <w:tab/>
+            </w:r>
+            <w:r>
+              <w:rPr>
+                <w:noProof/>
+                <w:webHidden/>
+              </w:rPr>
+              <w:fldChar w:fldCharType="begin"/>
+            </w:r>
+            <w:r>
+              <w:rPr>
+                <w:noProof/>
+                <w:webHidden/>
+              </w:rPr>
+              <w:instrText xml:space="preserve"> PAGEREF _Toc228442529 \h </w:instrText>
+            </w:r>
+            <w:r>
+              <w:rPr>
+                <w:noProof/>
+                <w:webHidden/>
+              </w:rPr>
+            </w:r>
+            <w:r>
+              <w:rPr>
+                <w:noProof/>
+                <w:webHidden/>
+              </w:rPr>
+              <w:fldChar w:fldCharType="separate"/>
+            </w:r>
+            <w:r>
+              <w:rPr>
+                <w:noProof/>
+                <w:webHidden/>
+              </w:rPr>
+              <w:t>12</w:t>
+            </w:r>
+            <w:r>
+              <w:rPr>
+                <w:noProof/>
+                <w:webHidden/>
+              </w:rPr>
+              <w:fldChar w:fldCharType="end"/>
+            </w:r>
+          </w:hyperlink>
+        </w:p>
+        <w:p>
+          <w:pPr>
+            <w:pStyle w:val="11"/>
+            <w:tabs>
+              <w:tab w:val="left" w:pos="960"/>
+              <w:tab w:val="right" w:leader="dot" w:pos="9345"/>
+            </w:tabs>
+            <w:rPr>
+              <w:rFonts w:asciiTheme="minorHAnsi" w:eastAsiaTheme="minorEastAsia" w:hAnsiTheme="minorHAnsi"/>
+              <w:noProof/>
+              <w:sz w:val="24"/>
+              <w:lang w:eastAsia="ru-RU"/>
+            </w:rPr>
+          </w:pPr>
+          <w:hyperlink w:anchor="_Toc228442530" w:history="1">
+            <w:r>
+              <w:rPr>
+                <w:rStyle w:val="af2"/>
+                <w:noProof/>
+              </w:rPr>
+              <w:t>1.5.1.</w:t>
+            </w:r>
+            <w:r>
+              <w:rPr>
+                <w:rFonts w:asciiTheme="minorHAnsi" w:eastAsiaTheme="minorEastAsia" w:hAnsiTheme="minorHAnsi"/>
+                <w:noProof/>
+                <w:sz w:val="24"/>
+                <w:lang w:eastAsia="ru-RU"/>
+              </w:rPr>
+              <w:tab/>
+            </w:r>
+            <w:r>
+              <w:rPr>
+                <w:rStyle w:val="af2"/>
+                <w:noProof/>
+              </w:rPr>
+              <w:t>Тестовый случай добавления издания</w:t>
+            </w:r>
+            <w:r>
+              <w:rPr>
+                <w:noProof/>
+                <w:webHidden/>
+              </w:rPr>
+              <w:tab/>
+            </w:r>
+            <w:r>
+              <w:rPr>
+                <w:noProof/>
+                <w:webHidden/>
+              </w:rPr>
+              <w:fldChar w:fldCharType="begin"/>
+            </w:r>
+            <w:r>
+              <w:rPr>
+                <w:noProof/>
+                <w:webHidden/>
+              </w:rPr>
+              <w:instrText xml:space="preserve"> PAGEREF _Toc228442530 \h </w:instrText>
+            </w:r>
+            <w:r>
+              <w:rPr>
+                <w:noProof/>
+                <w:webHidden/>
+              </w:rPr>
+            </w:r>
+            <w:r>
+              <w:rPr>
+                <w:noProof/>
+                <w:webHidden/>
+              </w:rPr>
+              <w:fldChar w:fldCharType="separate"/>
+            </w:r>
+            <w:r>
+              <w:rPr>
+                <w:noProof/>
+                <w:webHidden/>
+              </w:rPr>
+              <w:t>12</w:t>
+            </w:r>
+            <w:r>
+              <w:rPr>
+                <w:noProof/>
+                <w:webHidden/>
+              </w:rPr>
+              <w:fldChar w:fldCharType="end"/>
+            </w:r>
+          </w:hyperlink>
+        </w:p>
+        <w:p>
+          <w:pPr>
+            <w:pStyle w:val="11"/>
+            <w:tabs>
+              <w:tab w:val="left" w:pos="960"/>
+              <w:tab w:val="right" w:leader="dot" w:pos="9345"/>
+            </w:tabs>
+            <w:rPr>
+              <w:rFonts w:asciiTheme="minorHAnsi" w:eastAsiaTheme="minorEastAsia" w:hAnsiTheme="minorHAnsi"/>
+              <w:noProof/>
+              <w:sz w:val="24"/>
+              <w:lang w:eastAsia="ru-RU"/>
+            </w:rPr>
+          </w:pPr>
+          <w:hyperlink w:anchor="_Toc228442531" w:history="1">
+            <w:r>
+              <w:rPr>
+                <w:rStyle w:val="af2"/>
+                <w:noProof/>
+              </w:rPr>
+              <w:t>1.5.2.</w:t>
+            </w:r>
+            <w:r>
+              <w:rPr>
+                <w:rFonts w:asciiTheme="minorHAnsi" w:eastAsiaTheme="minorEastAsia" w:hAnsiTheme="minorHAnsi"/>
+                <w:noProof/>
+                <w:sz w:val="24"/>
+                <w:lang w:eastAsia="ru-RU"/>
+              </w:rPr>
+              <w:tab/>
+            </w:r>
+            <w:r>
+              <w:rPr>
+                <w:rStyle w:val="af2"/>
+                <w:noProof/>
+              </w:rPr>
+              <w:t>Тестовый случай удаления изданий</w:t>
+            </w:r>
+            <w:r>
+              <w:rPr>
+                <w:noProof/>
+                <w:webHidden/>
+              </w:rPr>
+              <w:tab/>
+            </w:r>
+            <w:r>
+              <w:rPr>
+                <w:noProof/>
+                <w:webHidden/>
+              </w:rPr>
+              <w:fldChar w:fldCharType="begin"/>
+            </w:r>
+            <w:r>
+              <w:rPr>
+                <w:noProof/>
+                <w:webHidden/>
+              </w:rPr>
+              <w:instrText xml:space="preserve"> PAGEREF _Toc228442531 \h </w:instrText>
+            </w:r>
+            <w:r>
+              <w:rPr>
+                <w:noProof/>
+                <w:webHidden/>
+              </w:rPr>
+            </w:r>
+            <w:r>
+              <w:rPr>
+                <w:noProof/>
+                <w:webHidden/>
+              </w:rPr>
+              <w:fldChar w:fldCharType="separate"/>
+            </w:r>
+            <w:r>
+              <w:rPr>
+                <w:noProof/>
+                <w:webHidden/>
+              </w:rPr>
+              <w:t>15</w:t>
+            </w:r>
+            <w:r>
+              <w:rPr>
+                <w:noProof/>
+                <w:webHidden/>
+              </w:rPr>
+              <w:fldChar w:fldCharType="end"/>
+            </w:r>
+          </w:hyperlink>
+        </w:p>
+        <w:p>
+          <w:pPr>
+            <w:pStyle w:val="11"/>
+            <w:tabs>
+              <w:tab w:val="left" w:pos="960"/>
+              <w:tab w:val="right" w:leader="dot" w:pos="9345"/>
+            </w:tabs>
+            <w:rPr>
+              <w:rFonts w:asciiTheme="minorHAnsi" w:eastAsiaTheme="minorEastAsia" w:hAnsiTheme="minorHAnsi"/>
+              <w:noProof/>
+              <w:sz w:val="24"/>
+              <w:lang w:eastAsia="ru-RU"/>
+            </w:rPr>
+          </w:pPr>
+          <w:hyperlink w:anchor="_Toc228442532" w:history="1">
+            <w:r>
+              <w:rPr>
+                <w:rStyle w:val="af2"/>
+                <w:noProof/>
+              </w:rPr>
+              <w:t>1.5.3.</w:t>
+            </w:r>
+            <w:r>
+              <w:rPr>
+                <w:rFonts w:asciiTheme="minorHAnsi" w:eastAsiaTheme="minorEastAsia" w:hAnsiTheme="minorHAnsi"/>
+                <w:noProof/>
+                <w:sz w:val="24"/>
+                <w:lang w:eastAsia="ru-RU"/>
+              </w:rPr>
+              <w:tab/>
+            </w:r>
+            <w:r>
+              <w:rPr>
+                <w:rStyle w:val="af2"/>
+                <w:noProof/>
+              </w:rPr>
+              <w:t>Тестовый случай поиска изданий</w:t>
+            </w:r>
+            <w:r>
+              <w:rPr>
+                <w:noProof/>
+                <w:webHidden/>
+              </w:rPr>
+              <w:tab/>
+            </w:r>
+            <w:r>
+              <w:rPr>
+                <w:noProof/>
+                <w:webHidden/>
+              </w:rPr>
+              <w:fldChar w:fldCharType="begin"/>
+            </w:r>
+            <w:r>
+              <w:rPr>
+                <w:noProof/>
+                <w:webHidden/>
+              </w:rPr>
+              <w:instrText xml:space="preserve"> PAGEREF _Toc228442532 \h </w:instrText>
+            </w:r>
+            <w:r>
+              <w:rPr>
+                <w:noProof/>
+                <w:webHidden/>
+              </w:rPr>
+            </w:r>
+            <w:r>
+              <w:rPr>
+                <w:noProof/>
+                <w:webHidden/>
+              </w:rPr>
+              <w:fldChar w:fldCharType="separate"/>
+            </w:r>
+            <w:r>
+              <w:rPr>
+                <w:noProof/>
+                <w:webHidden/>
+              </w:rPr>
+              <w:t>16</w:t>
+            </w:r>
+            <w:r>
+              <w:rPr>
+                <w:noProof/>
+                <w:webHidden/>
+              </w:rPr>
+              <w:fldChar w:fldCharType="end"/>
+            </w:r>
+          </w:hyperlink>
+        </w:p>
+        <w:p>
+          <w:pPr>
+            <w:pStyle w:val="11"/>
+            <w:tabs>
+              <w:tab w:val="left" w:pos="960"/>
+              <w:tab w:val="right" w:leader="dot" w:pos="9345"/>
+            </w:tabs>
+            <w:rPr>
+              <w:rFonts w:asciiTheme="minorHAnsi" w:eastAsiaTheme="minorEastAsia" w:hAnsiTheme="minorHAnsi"/>
+              <w:noProof/>
+              <w:sz w:val="24"/>
+              <w:lang w:eastAsia="ru-RU"/>
+            </w:rPr>
+          </w:pPr>
+          <w:hyperlink w:anchor="_Toc228442533" w:history="1">
+            <w:r>
+              <w:rPr>
+                <w:rStyle w:val="af2"/>
+                <w:noProof/>
+              </w:rPr>
+              <w:t>1.5.4.</w:t>
+            </w:r>
+            <w:r>
+              <w:rPr>
+                <w:rFonts w:asciiTheme="minorHAnsi" w:eastAsiaTheme="minorEastAsia" w:hAnsiTheme="minorHAnsi"/>
+                <w:noProof/>
+                <w:sz w:val="24"/>
+                <w:lang w:eastAsia="ru-RU"/>
+              </w:rPr>
+              <w:tab/>
+            </w:r>
+            <w:r>
+              <w:rPr>
+                <w:rStyle w:val="af2"/>
+                <w:noProof/>
+              </w:rPr>
+              <w:t>Тестовый случай сохранения списка изданий в файл</w:t>
+            </w:r>
+            <w:r>
+              <w:rPr>
+                <w:noProof/>
+                <w:webHidden/>
+              </w:rPr>
+              <w:tab/>
+            </w:r>
+            <w:r>
+              <w:rPr>
+                <w:noProof/>
+                <w:webHidden/>
+              </w:rPr>
+              <w:fldChar w:fldCharType="begin"/>
+            </w:r>
+            <w:r>
+              <w:rPr>
+                <w:noProof/>
+                <w:webHidden/>
+              </w:rPr>
+              <w:instrText xml:space="preserve"> PAGEREF _Toc228442533 \h </w:instrText>
+            </w:r>
+            <w:r>
+              <w:rPr>
+                <w:noProof/>
+                <w:webHidden/>
+              </w:rPr>
+            </w:r>
+            <w:r>
+              <w:rPr>
+                <w:noProof/>
+                <w:webHidden/>
+              </w:rPr>
+              <w:fldChar w:fldCharType="separate"/>
+            </w:r>
+            <w:r>
+              <w:rPr>
+                <w:noProof/>
+                <w:webHidden/>
+              </w:rPr>
+              <w:t>18</w:t>
+            </w:r>
+            <w:r>
+              <w:rPr>
+                <w:noProof/>
+                <w:webHidden/>
+              </w:rPr>
+              <w:fldChar w:fldCharType="end"/>
+            </w:r>
+          </w:hyperlink>
+        </w:p>
+        <w:p>
+          <w:pPr>
+            <w:pStyle w:val="11"/>
+            <w:tabs>
+              <w:tab w:val="left" w:pos="960"/>
+              <w:tab w:val="right" w:leader="dot" w:pos="9345"/>
+            </w:tabs>
+            <w:rPr>
+              <w:rFonts w:asciiTheme="minorHAnsi" w:eastAsiaTheme="minorEastAsia" w:hAnsiTheme="minorHAnsi"/>
+              <w:noProof/>
+              <w:sz w:val="24"/>
+              <w:lang w:eastAsia="ru-RU"/>
+            </w:rPr>
+          </w:pPr>
+          <w:hyperlink w:anchor="_Toc228442534" w:history="1">
+            <w:r>
+              <w:rPr>
+                <w:rStyle w:val="af2"/>
+                <w:noProof/>
+              </w:rPr>
+              <w:t>1.5.5.</w:t>
+            </w:r>
+            <w:r>
+              <w:rPr>
+                <w:rFonts w:asciiTheme="minorHAnsi" w:eastAsiaTheme="minorEastAsia" w:hAnsiTheme="minorHAnsi"/>
+                <w:noProof/>
+                <w:sz w:val="24"/>
+                <w:lang w:eastAsia="ru-RU"/>
+              </w:rPr>
+              <w:tab/>
+            </w:r>
+            <w:r>
+              <w:rPr>
+                <w:rStyle w:val="af2"/>
+                <w:noProof/>
+              </w:rPr>
+              <w:t>Тестовый случай загрузки списка изданий из файла</w:t>
+            </w:r>
+            <w:r>
+              <w:rPr>
+                <w:noProof/>
+                <w:webHidden/>
+              </w:rPr>
+              <w:tab/>
+            </w:r>
+            <w:r>
+              <w:rPr>
+                <w:noProof/>
+                <w:webHidden/>
+              </w:rPr>
+              <w:fldChar w:fldCharType="begin"/>
+            </w:r>
+            <w:r>
+              <w:rPr>
+                <w:noProof/>
+                <w:webHidden/>
+              </w:rPr>
+              <w:instrText xml:space="preserve"> PAGEREF _Toc228442534 \h </w:instrText>
+            </w:r>
+            <w:r>
+              <w:rPr>
+                <w:noProof/>
+                <w:webHidden/>
+              </w:rPr>
+            </w:r>
+            <w:r>
+              <w:rPr>
+                <w:noProof/>
+                <w:webHidden/>
+              </w:rPr>
+              <w:fldChar w:fldCharType="separate"/>
+            </w:r>
+            <w:r>
+              <w:rPr>
+                <w:noProof/>
+                <w:webHidden/>
+              </w:rPr>
+              <w:t>19</w:t>
             </w:r>
             <w:r>
               <w:rPr>
@@ -1554,21 +2481,19 @@
               <w:lang w:eastAsia="ru-RU"/>
             </w:rPr>
           </w:pPr>
-          <w:hyperlink w:anchor="_Toc227844699" w:history="1">
+          <w:hyperlink w:anchor="_Toc228442535" w:history="1">
             <w:r>
               <w:rPr>
                 <w:rStyle w:val="af2"/>
+                <w:rFonts w:eastAsia="Times New Roman" w:cs="Times New Roman"/>
+                <w:b/>
+                <w:bCs/>
+                <w:iCs/>
                 <w:noProof/>
-                <w:lang w:val="en-US"/>
-              </w:rPr>
-              <w:t>UML</w:t>
-            </w:r>
-            <w:r>
-              <w:rPr>
-                <w:rStyle w:val="af2"/>
-                <w:noProof/>
-              </w:rPr>
-              <w:t xml:space="preserve"> диаграмма классов</w:t>
+                <w:kern w:val="0"/>
+                <w14:ligatures w14:val="none"/>
+              </w:rPr>
+              <w:t>Приложение А</w:t>
             </w:r>
             <w:r>
               <w:rPr>
@@ -1589,7 +2514,7 @@
                 <w:noProof/>
                 <w:webHidden/>
               </w:rPr>
-              <w:instrText xml:space="preserve"> PAGEREF _Toc227844699 \h </w:instrText>
+              <w:instrText xml:space="preserve"> PAGEREF _Toc228442535 \h </w:instrText>
             </w:r>
             <w:r>
               <w:rPr>
@@ -1609,78 +2534,7 @@
                 <w:noProof/>
                 <w:webHidden/>
               </w:rPr>
-              <w:t>4</w:t>
-            </w:r>
-            <w:r>
-              <w:rPr>
-                <w:noProof/>
-                <w:webHidden/>
-              </w:rPr>
-              <w:fldChar w:fldCharType="end"/>
-            </w:r>
-          </w:hyperlink>
-        </w:p>
-        <w:p>
-          <w:pPr>
-            <w:pStyle w:val="11"/>
-            <w:tabs>
-              <w:tab w:val="right" w:leader="dot" w:pos="9345"/>
-            </w:tabs>
-            <w:rPr>
-              <w:rFonts w:asciiTheme="minorHAnsi" w:eastAsiaTheme="minorEastAsia" w:hAnsiTheme="minorHAnsi"/>
-              <w:noProof/>
-              <w:sz w:val="24"/>
-              <w:lang w:eastAsia="ru-RU"/>
-            </w:rPr>
-          </w:pPr>
-          <w:hyperlink w:anchor="_Toc227844700" w:history="1">
-            <w:r>
-              <w:rPr>
-                <w:rStyle w:val="af2"/>
-                <w:noProof/>
-              </w:rPr>
-              <w:t>Описание классов, образующих связь типа «общее-частное»</w:t>
-            </w:r>
-            <w:r>
-              <w:rPr>
-                <w:noProof/>
-                <w:webHidden/>
-              </w:rPr>
-              <w:tab/>
-            </w:r>
-            <w:r>
-              <w:rPr>
-                <w:noProof/>
-                <w:webHidden/>
-              </w:rPr>
-              <w:fldChar w:fldCharType="begin"/>
-            </w:r>
-            <w:r>
-              <w:rPr>
-                <w:noProof/>
-                <w:webHidden/>
-              </w:rPr>
-              <w:instrText xml:space="preserve"> PAGEREF _Toc227844700 \h </w:instrText>
-            </w:r>
-            <w:r>
-              <w:rPr>
-                <w:noProof/>
-                <w:webHidden/>
-              </w:rPr>
-            </w:r>
-            <w:r>
-              <w:rPr>
-                <w:noProof/>
-                <w:webHidden/>
-              </w:rPr>
-              <w:fldChar w:fldCharType="separate"/>
-            </w:r>
-            <w:r>
-              <w:rPr>
-                <w:noProof/>
-                <w:webHidden/>
-              </w:rPr>
-              <w:t>6</w:t>
+              <w:t>22</w:t>
             </w:r>
             <w:r>
               <w:rPr>
@@ -1712,15 +2566,13 @@
     <w:p/>
     <w:p/>
     <w:p/>
-    <w:p/>
-    <w:p/>
-    <w:p/>
-    <w:p/>
-    <w:p/>
-    <w:p/>
-    <w:p/>
-    <w:p/>
-    <w:p/>
+    <w:p>
+      <w:pPr>
+        <w:rPr>
+          <w:lang w:val="en-US"/>
+        </w:rPr>
+      </w:pPr>
+    </w:p>
     <w:p>
       <w:pPr>
         <w:pStyle w:val="1"/>
@@ -1730,11 +2582,12 @@
         </w:numPr>
         <w:spacing w:after="0"/>
       </w:pPr>
-      <w:bookmarkStart w:id="0" w:name="_Toc227844698"/>
+      <w:bookmarkStart w:id="0" w:name="_Toc228442524"/>
       <w:r>
         <w:lastRenderedPageBreak/>
         <w:t>Основная часть</w:t>
       </w:r>
+      <w:bookmarkEnd w:id="0"/>
     </w:p>
     <w:p>
       <w:pPr>
@@ -1745,6 +2598,7 @@
         </w:numPr>
         <w:spacing w:before="0"/>
       </w:pPr>
+      <w:bookmarkStart w:id="1" w:name="_Toc228442525"/>
       <w:r>
         <w:rPr>
           <w:lang w:val="en-US"/>
@@ -1754,7 +2608,7 @@
       <w:r>
         <w:t>-диаграмма вариантов использования</w:t>
       </w:r>
-      <w:bookmarkEnd w:id="0"/>
+      <w:bookmarkEnd w:id="1"/>
     </w:p>
     <w:p>
       <w:pPr>
@@ -1925,7 +2779,7 @@
           <w:numId w:val="16"/>
         </w:numPr>
       </w:pPr>
-      <w:bookmarkStart w:id="1" w:name="_Toc227844699"/>
+      <w:bookmarkStart w:id="2" w:name="_Toc228442526"/>
       <w:r>
         <w:rPr>
           <w:lang w:val="en-US"/>
@@ -1936,7 +2790,7 @@
       <w:r>
         <w:t xml:space="preserve"> диаграмма классов</w:t>
       </w:r>
-      <w:bookmarkEnd w:id="1"/>
+      <w:bookmarkEnd w:id="2"/>
     </w:p>
     <w:p>
       <w:pPr>
@@ -2117,7 +2971,7 @@
         </w:rPr>
         <w:lastRenderedPageBreak/>
         <w:drawing>
-          <wp:inline distT="0" distB="0" distL="0" distR="0" wp14:anchorId="73A67DB3" wp14:editId="23626623">
+          <wp:inline distT="0" distB="0" distL="0" distR="0" wp14:anchorId="73A67DB3" wp14:editId="17A32B33">
             <wp:extent cx="7649850" cy="5508823"/>
             <wp:effectExtent l="0" t="0" r="8255" b="0"/>
             <wp:docPr id="1390047869" name="Рисунок 1"/>
@@ -2210,12 +3064,12 @@
           <w:numId w:val="16"/>
         </w:numPr>
       </w:pPr>
-      <w:bookmarkStart w:id="2" w:name="_Toc227844700"/>
+      <w:bookmarkStart w:id="3" w:name="_Toc228442527"/>
       <w:r>
         <w:lastRenderedPageBreak/>
         <w:t>Описание классов, образующих связь типа «общее-частное»</w:t>
       </w:r>
-      <w:bookmarkEnd w:id="2"/>
+      <w:bookmarkEnd w:id="3"/>
     </w:p>
     <w:p>
       <w:pPr>
@@ -3017,6 +3871,7 @@
               <w:t>+</w:t>
             </w:r>
             <w:proofErr w:type="spellStart"/>
+            <w:proofErr w:type="gramStart"/>
             <w:r>
               <w:rPr>
                 <w:sz w:val="24"/>
@@ -3032,7 +3887,16 @@
                 <w:szCs w:val="22"/>
                 <w:lang w:val="en-US"/>
               </w:rPr>
-              <w:t>()</w:t>
+              <w:t>(</w:t>
+            </w:r>
+            <w:proofErr w:type="gramEnd"/>
+            <w:r>
+              <w:rPr>
+                <w:sz w:val="24"/>
+                <w:szCs w:val="22"/>
+                <w:lang w:val="en-US"/>
+              </w:rPr>
+              <w:t>)</w:t>
             </w:r>
           </w:p>
         </w:tc>
@@ -4476,6 +5340,7 @@
               <w:t>+</w:t>
             </w:r>
             <w:proofErr w:type="spellStart"/>
+            <w:proofErr w:type="gramStart"/>
             <w:r>
               <w:rPr>
                 <w:sz w:val="24"/>
@@ -4491,7 +5356,16 @@
                 <w:szCs w:val="22"/>
                 <w:lang w:val="en-US"/>
               </w:rPr>
-              <w:t>()</w:t>
+              <w:t>(</w:t>
+            </w:r>
+            <w:proofErr w:type="gramEnd"/>
+            <w:r>
+              <w:rPr>
+                <w:sz w:val="24"/>
+                <w:szCs w:val="22"/>
+                <w:lang w:val="en-US"/>
+              </w:rPr>
+              <w:t>)</w:t>
             </w:r>
           </w:p>
         </w:tc>
@@ -4572,13 +5446,23 @@
               </w:rPr>
               <w:t>#</w:t>
             </w:r>
-            <w:r>
-              <w:rPr>
-                <w:sz w:val="24"/>
-                <w:szCs w:val="22"/>
-                <w:lang w:val="en-US"/>
-              </w:rPr>
-              <w:t>ValidateString()</w:t>
+            <w:proofErr w:type="gramStart"/>
+            <w:r>
+              <w:rPr>
+                <w:sz w:val="24"/>
+                <w:szCs w:val="22"/>
+                <w:lang w:val="en-US"/>
+              </w:rPr>
+              <w:t>ValidateString(</w:t>
+            </w:r>
+            <w:proofErr w:type="gramEnd"/>
+            <w:r>
+              <w:rPr>
+                <w:sz w:val="24"/>
+                <w:szCs w:val="22"/>
+                <w:lang w:val="en-US"/>
+              </w:rPr>
+              <w:t>)</w:t>
             </w:r>
           </w:p>
         </w:tc>
@@ -4652,13 +5536,23 @@
               </w:rPr>
               <w:t>#</w:t>
             </w:r>
-            <w:r>
-              <w:rPr>
-                <w:sz w:val="24"/>
-                <w:szCs w:val="22"/>
-                <w:lang w:val="en-US"/>
-              </w:rPr>
-              <w:t>ValidateYear()</w:t>
+            <w:proofErr w:type="gramStart"/>
+            <w:r>
+              <w:rPr>
+                <w:sz w:val="24"/>
+                <w:szCs w:val="22"/>
+                <w:lang w:val="en-US"/>
+              </w:rPr>
+              <w:t>ValidateYear(</w:t>
+            </w:r>
+            <w:proofErr w:type="gramEnd"/>
+            <w:r>
+              <w:rPr>
+                <w:sz w:val="24"/>
+                <w:szCs w:val="22"/>
+                <w:lang w:val="en-US"/>
+              </w:rPr>
+              <w:t>)</w:t>
             </w:r>
           </w:p>
         </w:tc>
@@ -4755,13 +5649,23 @@
               </w:rPr>
               <w:t>#</w:t>
             </w:r>
-            <w:r>
-              <w:rPr>
-                <w:sz w:val="24"/>
-                <w:szCs w:val="22"/>
-                <w:lang w:val="en-US"/>
-              </w:rPr>
-              <w:t>ValidateTotalPages()</w:t>
+            <w:proofErr w:type="gramStart"/>
+            <w:r>
+              <w:rPr>
+                <w:sz w:val="24"/>
+                <w:szCs w:val="22"/>
+                <w:lang w:val="en-US"/>
+              </w:rPr>
+              <w:t>ValidateTotalPages(</w:t>
+            </w:r>
+            <w:proofErr w:type="gramEnd"/>
+            <w:r>
+              <w:rPr>
+                <w:sz w:val="24"/>
+                <w:szCs w:val="22"/>
+                <w:lang w:val="en-US"/>
+              </w:rPr>
+              <w:t>)</w:t>
             </w:r>
           </w:p>
         </w:tc>
@@ -4851,13 +5755,23 @@
               </w:rPr>
               <w:t>#</w:t>
             </w:r>
-            <w:r>
-              <w:rPr>
-                <w:sz w:val="24"/>
-                <w:szCs w:val="22"/>
-                <w:lang w:val="en-US"/>
-              </w:rPr>
-              <w:t>AppendIfNotEmpty()</w:t>
+            <w:proofErr w:type="gramStart"/>
+            <w:r>
+              <w:rPr>
+                <w:sz w:val="24"/>
+                <w:szCs w:val="22"/>
+                <w:lang w:val="en-US"/>
+              </w:rPr>
+              <w:t>AppendIfNotEmpty(</w:t>
+            </w:r>
+            <w:proofErr w:type="gramEnd"/>
+            <w:r>
+              <w:rPr>
+                <w:sz w:val="24"/>
+                <w:szCs w:val="22"/>
+                <w:lang w:val="en-US"/>
+              </w:rPr>
+              <w:t>)</w:t>
             </w:r>
           </w:p>
         </w:tc>
@@ -4927,6 +5841,7 @@
               <w:t xml:space="preserve"> перед передачей в </w:t>
             </w:r>
             <w:proofErr w:type="spellStart"/>
+            <w:proofErr w:type="gramStart"/>
             <w:r>
               <w:rPr>
                 <w:sz w:val="24"/>
@@ -4948,7 +5863,15 @@
                 <w:sz w:val="24"/>
                 <w:szCs w:val="22"/>
               </w:rPr>
-              <w:t>()</w:t>
+              <w:t>(</w:t>
+            </w:r>
+            <w:proofErr w:type="gramEnd"/>
+            <w:r>
+              <w:rPr>
+                <w:sz w:val="24"/>
+                <w:szCs w:val="22"/>
+              </w:rPr>
+              <w:t>)</w:t>
             </w:r>
           </w:p>
         </w:tc>
@@ -5861,6 +6784,7 @@
               <w:t>+</w:t>
             </w:r>
             <w:proofErr w:type="spellStart"/>
+            <w:proofErr w:type="gramStart"/>
             <w:r>
               <w:rPr>
                 <w:sz w:val="24"/>
@@ -5876,7 +6800,16 @@
                 <w:szCs w:val="22"/>
                 <w:lang w:val="en-US"/>
               </w:rPr>
-              <w:t>()</w:t>
+              <w:t>(</w:t>
+            </w:r>
+            <w:proofErr w:type="gramEnd"/>
+            <w:r>
+              <w:rPr>
+                <w:sz w:val="24"/>
+                <w:szCs w:val="22"/>
+                <w:lang w:val="en-US"/>
+              </w:rPr>
+              <w:t>)</w:t>
             </w:r>
           </w:p>
         </w:tc>
@@ -5957,6 +6890,7 @@
               <w:t>+</w:t>
             </w:r>
             <w:proofErr w:type="spellStart"/>
+            <w:proofErr w:type="gramStart"/>
             <w:r>
               <w:rPr>
                 <w:sz w:val="24"/>
@@ -5972,7 +6906,34 @@
                 <w:szCs w:val="22"/>
                 <w:lang w:val="en-US"/>
               </w:rPr>
-              <w:t>(params string[] authors)</w:t>
+              <w:t>(</w:t>
+            </w:r>
+            <w:proofErr w:type="gramEnd"/>
+            <w:r>
+              <w:rPr>
+                <w:sz w:val="24"/>
+                <w:szCs w:val="22"/>
+                <w:lang w:val="en-US"/>
+              </w:rPr>
+              <w:t xml:space="preserve">params </w:t>
+            </w:r>
+            <w:proofErr w:type="gramStart"/>
+            <w:r>
+              <w:rPr>
+                <w:sz w:val="24"/>
+                <w:szCs w:val="22"/>
+                <w:lang w:val="en-US"/>
+              </w:rPr>
+              <w:t>string[</w:t>
+            </w:r>
+            <w:proofErr w:type="gramEnd"/>
+            <w:r>
+              <w:rPr>
+                <w:sz w:val="24"/>
+                <w:szCs w:val="22"/>
+                <w:lang w:val="en-US"/>
+              </w:rPr>
+              <w:t>] authors)</w:t>
             </w:r>
           </w:p>
         </w:tc>
@@ -6043,7 +7004,16 @@
                 <w:szCs w:val="22"/>
                 <w:lang w:val="en-US"/>
               </w:rPr>
-              <w:t>#SwapAuthorFormat</w:t>
+              <w:t>#</w:t>
+            </w:r>
+            <w:proofErr w:type="gramStart"/>
+            <w:r>
+              <w:rPr>
+                <w:sz w:val="24"/>
+                <w:szCs w:val="22"/>
+                <w:lang w:val="en-US"/>
+              </w:rPr>
+              <w:t>SwapAuthorFormat</w:t>
             </w:r>
             <w:r>
               <w:rPr>
@@ -6052,6 +7022,7 @@
               </w:rPr>
               <w:t>(</w:t>
             </w:r>
+            <w:proofErr w:type="gramEnd"/>
             <w:r>
               <w:rPr>
                 <w:sz w:val="24"/>
@@ -6836,6 +7807,7 @@
               <w:t>+</w:t>
             </w:r>
             <w:proofErr w:type="spellStart"/>
+            <w:proofErr w:type="gramStart"/>
             <w:r>
               <w:rPr>
                 <w:sz w:val="24"/>
@@ -6851,7 +7823,16 @@
                 <w:szCs w:val="22"/>
                 <w:lang w:val="en-US"/>
               </w:rPr>
-              <w:t>()</w:t>
+              <w:t>(</w:t>
+            </w:r>
+            <w:proofErr w:type="gramEnd"/>
+            <w:r>
+              <w:rPr>
+                <w:sz w:val="24"/>
+                <w:szCs w:val="22"/>
+                <w:lang w:val="en-US"/>
+              </w:rPr>
+              <w:t>)</w:t>
             </w:r>
           </w:p>
         </w:tc>
@@ -7773,13 +8754,23 @@
                 <w:lang w:val="en-US"/>
               </w:rPr>
             </w:pPr>
-            <w:r>
-              <w:rPr>
-                <w:sz w:val="24"/>
-                <w:szCs w:val="22"/>
-                <w:lang w:val="en-US"/>
-              </w:rPr>
-              <w:t>string[]</w:t>
+            <w:proofErr w:type="gramStart"/>
+            <w:r>
+              <w:rPr>
+                <w:sz w:val="24"/>
+                <w:szCs w:val="22"/>
+                <w:lang w:val="en-US"/>
+              </w:rPr>
+              <w:t>string[</w:t>
+            </w:r>
+            <w:proofErr w:type="gramEnd"/>
+            <w:r>
+              <w:rPr>
+                <w:sz w:val="24"/>
+                <w:szCs w:val="22"/>
+                <w:lang w:val="en-US"/>
+              </w:rPr>
+              <w:t>]</w:t>
             </w:r>
           </w:p>
         </w:tc>
@@ -8132,6 +9123,7 @@
               <w:t>+</w:t>
             </w:r>
             <w:proofErr w:type="spellStart"/>
+            <w:proofErr w:type="gramStart"/>
             <w:r>
               <w:rPr>
                 <w:sz w:val="24"/>
@@ -8147,7 +9139,16 @@
                 <w:szCs w:val="22"/>
                 <w:lang w:val="en-US"/>
               </w:rPr>
-              <w:t>()</w:t>
+              <w:t>(</w:t>
+            </w:r>
+            <w:proofErr w:type="gramEnd"/>
+            <w:r>
+              <w:rPr>
+                <w:sz w:val="24"/>
+                <w:szCs w:val="22"/>
+                <w:lang w:val="en-US"/>
+              </w:rPr>
+              <w:t>)</w:t>
             </w:r>
           </w:p>
         </w:tc>
@@ -8236,6 +9237,7 @@
               <w:t>-</w:t>
             </w:r>
             <w:proofErr w:type="spellStart"/>
+            <w:proofErr w:type="gramStart"/>
             <w:r>
               <w:rPr>
                 <w:sz w:val="24"/>
@@ -8251,7 +9253,16 @@
                 <w:szCs w:val="22"/>
                 <w:lang w:val="en-US"/>
               </w:rPr>
-              <w:t>()</w:t>
+              <w:t>(</w:t>
+            </w:r>
+            <w:proofErr w:type="gramEnd"/>
+            <w:r>
+              <w:rPr>
+                <w:sz w:val="24"/>
+                <w:szCs w:val="22"/>
+                <w:lang w:val="en-US"/>
+              </w:rPr>
+              <w:t>)</w:t>
             </w:r>
           </w:p>
         </w:tc>
@@ -8686,13 +9697,23 @@
                 <w:lang w:val="en-US"/>
               </w:rPr>
             </w:pPr>
-            <w:r>
-              <w:rPr>
-                <w:sz w:val="24"/>
-                <w:szCs w:val="22"/>
-                <w:lang w:val="en-US"/>
-              </w:rPr>
-              <w:t>string[]</w:t>
+            <w:proofErr w:type="gramStart"/>
+            <w:r>
+              <w:rPr>
+                <w:sz w:val="24"/>
+                <w:szCs w:val="22"/>
+                <w:lang w:val="en-US"/>
+              </w:rPr>
+              <w:t>string[</w:t>
+            </w:r>
+            <w:proofErr w:type="gramEnd"/>
+            <w:r>
+              <w:rPr>
+                <w:sz w:val="24"/>
+                <w:szCs w:val="22"/>
+                <w:lang w:val="en-US"/>
+              </w:rPr>
+              <w:t>]</w:t>
             </w:r>
           </w:p>
         </w:tc>
@@ -8873,6 +9894,7 @@
               <w:t>+</w:t>
             </w:r>
             <w:proofErr w:type="spellStart"/>
+            <w:proofErr w:type="gramStart"/>
             <w:r>
               <w:rPr>
                 <w:sz w:val="24"/>
@@ -8888,7 +9910,16 @@
                 <w:szCs w:val="22"/>
                 <w:lang w:val="en-US"/>
               </w:rPr>
-              <w:t>()</w:t>
+              <w:t>(</w:t>
+            </w:r>
+            <w:proofErr w:type="gramEnd"/>
+            <w:r>
+              <w:rPr>
+                <w:sz w:val="24"/>
+                <w:szCs w:val="22"/>
+                <w:lang w:val="en-US"/>
+              </w:rPr>
+              <w:t>)</w:t>
             </w:r>
           </w:p>
         </w:tc>
@@ -9324,6 +10355,7 @@
               <w:t>+</w:t>
             </w:r>
             <w:proofErr w:type="spellStart"/>
+            <w:proofErr w:type="gramStart"/>
             <w:r>
               <w:rPr>
                 <w:sz w:val="24"/>
@@ -9339,7 +10371,16 @@
                 <w:szCs w:val="22"/>
                 <w:lang w:val="en-US"/>
               </w:rPr>
-              <w:t>()</w:t>
+              <w:t>(</w:t>
+            </w:r>
+            <w:proofErr w:type="gramEnd"/>
+            <w:r>
+              <w:rPr>
+                <w:sz w:val="24"/>
+                <w:szCs w:val="22"/>
+                <w:lang w:val="en-US"/>
+              </w:rPr>
+              <w:t>)</w:t>
             </w:r>
           </w:p>
         </w:tc>
@@ -9494,6 +10535,7 @@
               <w:t>+</w:t>
             </w:r>
             <w:proofErr w:type="spellStart"/>
+            <w:proofErr w:type="gramStart"/>
             <w:r>
               <w:rPr>
                 <w:sz w:val="24"/>
@@ -9509,7 +10551,16 @@
                 <w:szCs w:val="22"/>
                 <w:lang w:val="en-US"/>
               </w:rPr>
-              <w:t>()</w:t>
+              <w:t>(</w:t>
+            </w:r>
+            <w:proofErr w:type="gramEnd"/>
+            <w:r>
+              <w:rPr>
+                <w:sz w:val="24"/>
+                <w:szCs w:val="22"/>
+                <w:lang w:val="en-US"/>
+              </w:rPr>
+              <w:t>)</w:t>
             </w:r>
           </w:p>
         </w:tc>
@@ -9592,6 +10643,7 @@
               <w:t>+</w:t>
             </w:r>
             <w:proofErr w:type="spellStart"/>
+            <w:proofErr w:type="gramStart"/>
             <w:r>
               <w:rPr>
                 <w:sz w:val="24"/>
@@ -9607,7 +10659,16 @@
                 <w:szCs w:val="22"/>
                 <w:lang w:val="en-US"/>
               </w:rPr>
-              <w:t>()</w:t>
+              <w:t>(</w:t>
+            </w:r>
+            <w:proofErr w:type="gramEnd"/>
+            <w:r>
+              <w:rPr>
+                <w:sz w:val="24"/>
+                <w:szCs w:val="22"/>
+                <w:lang w:val="en-US"/>
+              </w:rPr>
+              <w:t>)</w:t>
             </w:r>
           </w:p>
         </w:tc>
@@ -9681,13 +10742,23 @@
               </w:rPr>
               <w:t>#</w:t>
             </w:r>
-            <w:r>
-              <w:rPr>
-                <w:sz w:val="24"/>
-                <w:szCs w:val="22"/>
-                <w:lang w:val="en-US"/>
-              </w:rPr>
-              <w:t xml:space="preserve">ValidateTextBox(TextBox </w:t>
+            <w:proofErr w:type="gramStart"/>
+            <w:r>
+              <w:rPr>
+                <w:sz w:val="24"/>
+                <w:szCs w:val="22"/>
+                <w:lang w:val="en-US"/>
+              </w:rPr>
+              <w:t>ValidateTextBox(</w:t>
+            </w:r>
+            <w:proofErr w:type="gramEnd"/>
+            <w:r>
+              <w:rPr>
+                <w:sz w:val="24"/>
+                <w:szCs w:val="22"/>
+                <w:lang w:val="en-US"/>
+              </w:rPr>
+              <w:t xml:space="preserve">TextBox </w:t>
             </w:r>
             <w:proofErr w:type="spellStart"/>
             <w:r>
@@ -9821,13 +10892,23 @@
               </w:rPr>
               <w:t>#</w:t>
             </w:r>
-            <w:r>
-              <w:rPr>
-                <w:sz w:val="24"/>
-                <w:szCs w:val="22"/>
-                <w:lang w:val="en-US"/>
-              </w:rPr>
-              <w:t xml:space="preserve">ValidateComboBox(ComboBox </w:t>
+            <w:proofErr w:type="gramStart"/>
+            <w:r>
+              <w:rPr>
+                <w:sz w:val="24"/>
+                <w:szCs w:val="22"/>
+                <w:lang w:val="en-US"/>
+              </w:rPr>
+              <w:t>ValidateComboBox(</w:t>
+            </w:r>
+            <w:proofErr w:type="gramEnd"/>
+            <w:r>
+              <w:rPr>
+                <w:sz w:val="24"/>
+                <w:szCs w:val="22"/>
+                <w:lang w:val="en-US"/>
+              </w:rPr>
+              <w:t xml:space="preserve">ComboBox </w:t>
             </w:r>
             <w:proofErr w:type="spellStart"/>
             <w:r>
@@ -9953,13 +11034,23 @@
               </w:rPr>
               <w:t>#</w:t>
             </w:r>
-            <w:r>
-              <w:rPr>
-                <w:sz w:val="24"/>
-                <w:szCs w:val="22"/>
-                <w:lang w:val="en-US"/>
-              </w:rPr>
-              <w:t xml:space="preserve">ValidateListBox(ListBox </w:t>
+            <w:proofErr w:type="gramStart"/>
+            <w:r>
+              <w:rPr>
+                <w:sz w:val="24"/>
+                <w:szCs w:val="22"/>
+                <w:lang w:val="en-US"/>
+              </w:rPr>
+              <w:t>ValidateListBox(</w:t>
+            </w:r>
+            <w:proofErr w:type="gramEnd"/>
+            <w:r>
+              <w:rPr>
+                <w:sz w:val="24"/>
+                <w:szCs w:val="22"/>
+                <w:lang w:val="en-US"/>
+              </w:rPr>
+              <w:t xml:space="preserve">ListBox </w:t>
             </w:r>
             <w:proofErr w:type="spellStart"/>
             <w:r>
@@ -10093,13 +11184,23 @@
               </w:rPr>
               <w:t>#</w:t>
             </w:r>
-            <w:r>
-              <w:rPr>
-                <w:sz w:val="24"/>
-                <w:szCs w:val="22"/>
-                <w:lang w:val="en-US"/>
-              </w:rPr>
-              <w:t>ShowWarning(string message)</w:t>
+            <w:proofErr w:type="gramStart"/>
+            <w:r>
+              <w:rPr>
+                <w:sz w:val="24"/>
+                <w:szCs w:val="22"/>
+                <w:lang w:val="en-US"/>
+              </w:rPr>
+              <w:t>ShowWarning(</w:t>
+            </w:r>
+            <w:proofErr w:type="gramEnd"/>
+            <w:r>
+              <w:rPr>
+                <w:sz w:val="24"/>
+                <w:szCs w:val="22"/>
+                <w:lang w:val="en-US"/>
+              </w:rPr>
+              <w:t>string message)</w:t>
             </w:r>
           </w:p>
         </w:tc>
@@ -10456,6 +11557,7 @@
               <w:t>+</w:t>
             </w:r>
             <w:proofErr w:type="spellStart"/>
+            <w:proofErr w:type="gramStart"/>
             <w:r>
               <w:rPr>
                 <w:sz w:val="24"/>
@@ -10471,7 +11573,16 @@
                 <w:szCs w:val="22"/>
                 <w:lang w:val="en-US"/>
               </w:rPr>
-              <w:t>()</w:t>
+              <w:t>(</w:t>
+            </w:r>
+            <w:proofErr w:type="gramEnd"/>
+            <w:r>
+              <w:rPr>
+                <w:sz w:val="24"/>
+                <w:szCs w:val="22"/>
+                <w:lang w:val="en-US"/>
+              </w:rPr>
+              <w:t>)</w:t>
             </w:r>
           </w:p>
         </w:tc>
@@ -10577,6 +11688,7 @@
               <w:t>+</w:t>
             </w:r>
             <w:proofErr w:type="spellStart"/>
+            <w:proofErr w:type="gramStart"/>
             <w:r>
               <w:rPr>
                 <w:sz w:val="24"/>
@@ -10592,7 +11704,16 @@
                 <w:szCs w:val="22"/>
                 <w:lang w:val="en-US"/>
               </w:rPr>
-              <w:t>()</w:t>
+              <w:t>(</w:t>
+            </w:r>
+            <w:proofErr w:type="gramEnd"/>
+            <w:r>
+              <w:rPr>
+                <w:sz w:val="24"/>
+                <w:szCs w:val="22"/>
+                <w:lang w:val="en-US"/>
+              </w:rPr>
+              <w:t>)</w:t>
             </w:r>
           </w:p>
         </w:tc>
@@ -10674,6 +11795,7 @@
               <w:t>+</w:t>
             </w:r>
             <w:proofErr w:type="spellStart"/>
+            <w:proofErr w:type="gramStart"/>
             <w:r>
               <w:rPr>
                 <w:sz w:val="24"/>
@@ -10689,7 +11811,16 @@
                 <w:szCs w:val="22"/>
                 <w:lang w:val="en-US"/>
               </w:rPr>
-              <w:t>()</w:t>
+              <w:t>(</w:t>
+            </w:r>
+            <w:proofErr w:type="gramEnd"/>
+            <w:r>
+              <w:rPr>
+                <w:sz w:val="24"/>
+                <w:szCs w:val="22"/>
+                <w:lang w:val="en-US"/>
+              </w:rPr>
+              <w:t>)</w:t>
             </w:r>
           </w:p>
         </w:tc>
@@ -10785,7 +11916,16 @@
                 <w:szCs w:val="22"/>
                 <w:lang w:val="en-US"/>
               </w:rPr>
-              <w:t>AuthorTextBox_KeyPress</w:t>
+              <w:t>AuthorTextBox_</w:t>
+            </w:r>
+            <w:proofErr w:type="gramStart"/>
+            <w:r>
+              <w:rPr>
+                <w:sz w:val="24"/>
+                <w:szCs w:val="22"/>
+                <w:lang w:val="en-US"/>
+              </w:rPr>
+              <w:t>KeyPress</w:t>
             </w:r>
             <w:proofErr w:type="spellEnd"/>
             <w:r>
@@ -10794,7 +11934,16 @@
                 <w:szCs w:val="22"/>
                 <w:lang w:val="en-US"/>
               </w:rPr>
-              <w:t xml:space="preserve">(object sender, </w:t>
+              <w:t>(</w:t>
+            </w:r>
+            <w:proofErr w:type="gramEnd"/>
+            <w:r>
+              <w:rPr>
+                <w:sz w:val="24"/>
+                <w:szCs w:val="22"/>
+                <w:lang w:val="en-US"/>
+              </w:rPr>
+              <w:t xml:space="preserve">object sender, </w:t>
             </w:r>
             <w:proofErr w:type="spellStart"/>
             <w:r>
@@ -10908,7 +12057,16 @@
                 <w:szCs w:val="22"/>
                 <w:lang w:val="en-US"/>
               </w:rPr>
-              <w:t>AuthorListBox_DoubleClick</w:t>
+              <w:t>AuthorListBox_</w:t>
+            </w:r>
+            <w:proofErr w:type="gramStart"/>
+            <w:r>
+              <w:rPr>
+                <w:sz w:val="24"/>
+                <w:szCs w:val="22"/>
+                <w:lang w:val="en-US"/>
+              </w:rPr>
+              <w:t>DoubleClick</w:t>
             </w:r>
             <w:proofErr w:type="spellEnd"/>
             <w:r>
@@ -10917,7 +12075,16 @@
                 <w:szCs w:val="22"/>
                 <w:lang w:val="en-US"/>
               </w:rPr>
-              <w:t xml:space="preserve">(object sender, </w:t>
+              <w:t>(</w:t>
+            </w:r>
+            <w:proofErr w:type="gramEnd"/>
+            <w:r>
+              <w:rPr>
+                <w:sz w:val="24"/>
+                <w:szCs w:val="22"/>
+                <w:lang w:val="en-US"/>
+              </w:rPr>
+              <w:t xml:space="preserve">object sender, </w:t>
             </w:r>
             <w:proofErr w:type="spellStart"/>
             <w:r>
@@ -11008,6 +12175,7 @@
               <w:t>+</w:t>
             </w:r>
             <w:proofErr w:type="spellStart"/>
+            <w:proofErr w:type="gramStart"/>
             <w:r>
               <w:rPr>
                 <w:sz w:val="24"/>
@@ -11022,7 +12190,15 @@
                 <w:sz w:val="24"/>
                 <w:szCs w:val="22"/>
               </w:rPr>
-              <w:t>()</w:t>
+              <w:t>(</w:t>
+            </w:r>
+            <w:proofErr w:type="gramEnd"/>
+            <w:r>
+              <w:rPr>
+                <w:sz w:val="24"/>
+                <w:szCs w:val="22"/>
+              </w:rPr>
+              <w:t>)</w:t>
             </w:r>
           </w:p>
         </w:tc>
@@ -11119,6 +12295,7 @@
               <w:t>-</w:t>
             </w:r>
             <w:proofErr w:type="spellStart"/>
+            <w:proofErr w:type="gramStart"/>
             <w:r>
               <w:rPr>
                 <w:sz w:val="24"/>
@@ -11134,7 +12311,16 @@
                 <w:szCs w:val="22"/>
                 <w:lang w:val="en-US"/>
               </w:rPr>
-              <w:t>(string author)</w:t>
+              <w:t>(</w:t>
+            </w:r>
+            <w:proofErr w:type="gramEnd"/>
+            <w:r>
+              <w:rPr>
+                <w:sz w:val="24"/>
+                <w:szCs w:val="22"/>
+                <w:lang w:val="en-US"/>
+              </w:rPr>
+              <w:t>string author)</w:t>
             </w:r>
           </w:p>
         </w:tc>
@@ -11484,6 +12670,7 @@
               <w:t>+</w:t>
             </w:r>
             <w:proofErr w:type="spellStart"/>
+            <w:proofErr w:type="gramStart"/>
             <w:r>
               <w:rPr>
                 <w:sz w:val="24"/>
@@ -11499,7 +12686,16 @@
                 <w:szCs w:val="22"/>
                 <w:lang w:val="en-US"/>
               </w:rPr>
-              <w:t>()</w:t>
+              <w:t>(</w:t>
+            </w:r>
+            <w:proofErr w:type="gramEnd"/>
+            <w:r>
+              <w:rPr>
+                <w:sz w:val="24"/>
+                <w:szCs w:val="22"/>
+                <w:lang w:val="en-US"/>
+              </w:rPr>
+              <w:t>)</w:t>
             </w:r>
           </w:p>
         </w:tc>
@@ -11580,6 +12776,7 @@
               <w:t>+</w:t>
             </w:r>
             <w:proofErr w:type="spellStart"/>
+            <w:proofErr w:type="gramStart"/>
             <w:r>
               <w:rPr>
                 <w:sz w:val="24"/>
@@ -11595,7 +12792,16 @@
                 <w:szCs w:val="22"/>
                 <w:lang w:val="en-US"/>
               </w:rPr>
-              <w:t>()</w:t>
+              <w:t>(</w:t>
+            </w:r>
+            <w:proofErr w:type="gramEnd"/>
+            <w:r>
+              <w:rPr>
+                <w:sz w:val="24"/>
+                <w:szCs w:val="22"/>
+                <w:lang w:val="en-US"/>
+              </w:rPr>
+              <w:t>)</w:t>
             </w:r>
           </w:p>
         </w:tc>
@@ -11668,6 +12874,7 @@
               <w:t>+</w:t>
             </w:r>
             <w:proofErr w:type="spellStart"/>
+            <w:proofErr w:type="gramStart"/>
             <w:r>
               <w:rPr>
                 <w:sz w:val="24"/>
@@ -11683,7 +12890,16 @@
                 <w:szCs w:val="22"/>
                 <w:lang w:val="en-US"/>
               </w:rPr>
-              <w:t>()</w:t>
+              <w:t>(</w:t>
+            </w:r>
+            <w:proofErr w:type="gramEnd"/>
+            <w:r>
+              <w:rPr>
+                <w:sz w:val="24"/>
+                <w:szCs w:val="22"/>
+                <w:lang w:val="en-US"/>
+              </w:rPr>
+              <w:t>)</w:t>
             </w:r>
           </w:p>
         </w:tc>
@@ -11778,6 +12994,7 @@
               <w:t>+</w:t>
             </w:r>
             <w:proofErr w:type="spellStart"/>
+            <w:proofErr w:type="gramStart"/>
             <w:r>
               <w:rPr>
                 <w:sz w:val="24"/>
@@ -11792,7 +13009,15 @@
                 <w:sz w:val="24"/>
                 <w:szCs w:val="22"/>
               </w:rPr>
-              <w:t>()</w:t>
+              <w:t>(</w:t>
+            </w:r>
+            <w:proofErr w:type="gramEnd"/>
+            <w:r>
+              <w:rPr>
+                <w:sz w:val="24"/>
+                <w:szCs w:val="22"/>
+              </w:rPr>
+              <w:t>)</w:t>
             </w:r>
           </w:p>
         </w:tc>
@@ -12407,6 +13632,7 @@
               <w:t>+</w:t>
             </w:r>
             <w:proofErr w:type="spellStart"/>
+            <w:proofErr w:type="gramStart"/>
             <w:r>
               <w:rPr>
                 <w:sz w:val="24"/>
@@ -12422,7 +13648,16 @@
                 <w:szCs w:val="22"/>
                 <w:lang w:val="en-US"/>
               </w:rPr>
-              <w:t>()</w:t>
+              <w:t>(</w:t>
+            </w:r>
+            <w:proofErr w:type="gramEnd"/>
+            <w:r>
+              <w:rPr>
+                <w:sz w:val="24"/>
+                <w:szCs w:val="22"/>
+                <w:lang w:val="en-US"/>
+              </w:rPr>
+              <w:t>)</w:t>
             </w:r>
           </w:p>
         </w:tc>
@@ -12503,6 +13738,7 @@
               <w:t>+</w:t>
             </w:r>
             <w:proofErr w:type="spellStart"/>
+            <w:proofErr w:type="gramStart"/>
             <w:r>
               <w:rPr>
                 <w:sz w:val="24"/>
@@ -12518,7 +13754,16 @@
                 <w:szCs w:val="22"/>
                 <w:lang w:val="en-US"/>
               </w:rPr>
-              <w:t>()</w:t>
+              <w:t>(</w:t>
+            </w:r>
+            <w:proofErr w:type="gramEnd"/>
+            <w:r>
+              <w:rPr>
+                <w:sz w:val="24"/>
+                <w:szCs w:val="22"/>
+                <w:lang w:val="en-US"/>
+              </w:rPr>
+              <w:t>)</w:t>
             </w:r>
           </w:p>
         </w:tc>
@@ -12598,6 +13843,7 @@
               <w:t>+</w:t>
             </w:r>
             <w:proofErr w:type="spellStart"/>
+            <w:proofErr w:type="gramStart"/>
             <w:r>
               <w:rPr>
                 <w:sz w:val="24"/>
@@ -12613,7 +13859,16 @@
                 <w:szCs w:val="22"/>
                 <w:lang w:val="en-US"/>
               </w:rPr>
-              <w:t>()</w:t>
+              <w:t>(</w:t>
+            </w:r>
+            <w:proofErr w:type="gramEnd"/>
+            <w:r>
+              <w:rPr>
+                <w:sz w:val="24"/>
+                <w:szCs w:val="22"/>
+                <w:lang w:val="en-US"/>
+              </w:rPr>
+              <w:t>)</w:t>
             </w:r>
           </w:p>
         </w:tc>
@@ -12694,6 +13949,7 @@
               <w:t>+</w:t>
             </w:r>
             <w:proofErr w:type="spellStart"/>
+            <w:proofErr w:type="gramStart"/>
             <w:r>
               <w:rPr>
                 <w:sz w:val="24"/>
@@ -12708,7 +13964,15 @@
                 <w:sz w:val="24"/>
                 <w:szCs w:val="22"/>
               </w:rPr>
-              <w:t>()</w:t>
+              <w:t>(</w:t>
+            </w:r>
+            <w:proofErr w:type="gramEnd"/>
+            <w:r>
+              <w:rPr>
+                <w:sz w:val="24"/>
+                <w:szCs w:val="22"/>
+              </w:rPr>
+              <w:t>)</w:t>
             </w:r>
           </w:p>
         </w:tc>
@@ -13240,6 +14504,7 @@
               <w:t>+</w:t>
             </w:r>
             <w:proofErr w:type="spellStart"/>
+            <w:proofErr w:type="gramStart"/>
             <w:r>
               <w:rPr>
                 <w:sz w:val="24"/>
@@ -13255,7 +14520,16 @@
                 <w:szCs w:val="22"/>
                 <w:lang w:val="en-US"/>
               </w:rPr>
-              <w:t>()</w:t>
+              <w:t>(</w:t>
+            </w:r>
+            <w:proofErr w:type="gramEnd"/>
+            <w:r>
+              <w:rPr>
+                <w:sz w:val="24"/>
+                <w:szCs w:val="22"/>
+                <w:lang w:val="en-US"/>
+              </w:rPr>
+              <w:t>)</w:t>
             </w:r>
           </w:p>
         </w:tc>
@@ -13336,6 +14610,7 @@
               <w:t>+</w:t>
             </w:r>
             <w:proofErr w:type="spellStart"/>
+            <w:proofErr w:type="gramStart"/>
             <w:r>
               <w:rPr>
                 <w:sz w:val="24"/>
@@ -13351,7 +14626,16 @@
                 <w:szCs w:val="22"/>
                 <w:lang w:val="en-US"/>
               </w:rPr>
-              <w:t>()</w:t>
+              <w:t>(</w:t>
+            </w:r>
+            <w:proofErr w:type="gramEnd"/>
+            <w:r>
+              <w:rPr>
+                <w:sz w:val="24"/>
+                <w:szCs w:val="22"/>
+                <w:lang w:val="en-US"/>
+              </w:rPr>
+              <w:t>)</w:t>
             </w:r>
           </w:p>
         </w:tc>
@@ -13431,6 +14715,7 @@
               <w:t>+</w:t>
             </w:r>
             <w:proofErr w:type="spellStart"/>
+            <w:proofErr w:type="gramStart"/>
             <w:r>
               <w:rPr>
                 <w:sz w:val="24"/>
@@ -13446,7 +14731,16 @@
                 <w:szCs w:val="22"/>
                 <w:lang w:val="en-US"/>
               </w:rPr>
-              <w:t>()</w:t>
+              <w:t>(</w:t>
+            </w:r>
+            <w:proofErr w:type="gramEnd"/>
+            <w:r>
+              <w:rPr>
+                <w:sz w:val="24"/>
+                <w:szCs w:val="22"/>
+                <w:lang w:val="en-US"/>
+              </w:rPr>
+              <w:t>)</w:t>
             </w:r>
           </w:p>
         </w:tc>
@@ -13527,6 +14821,7 @@
               <w:t>+</w:t>
             </w:r>
             <w:proofErr w:type="spellStart"/>
+            <w:proofErr w:type="gramStart"/>
             <w:r>
               <w:rPr>
                 <w:sz w:val="24"/>
@@ -13541,7 +14836,15 @@
                 <w:sz w:val="24"/>
                 <w:szCs w:val="22"/>
               </w:rPr>
-              <w:t>()</w:t>
+              <w:t>(</w:t>
+            </w:r>
+            <w:proofErr w:type="gramEnd"/>
+            <w:r>
+              <w:rPr>
+                <w:sz w:val="24"/>
+                <w:szCs w:val="22"/>
+              </w:rPr>
+              <w:t>)</w:t>
             </w:r>
           </w:p>
         </w:tc>
@@ -13687,6 +14990,7 @@
           <w:lang w:val="en-US"/>
         </w:rPr>
       </w:pPr>
+      <w:bookmarkStart w:id="4" w:name="_Toc228442528"/>
       <w:r>
         <w:lastRenderedPageBreak/>
         <w:t xml:space="preserve">Дерево ветвлений </w:t>
@@ -13697,6 +15001,7 @@
         </w:rPr>
         <w:t>Git</w:t>
       </w:r>
+      <w:bookmarkEnd w:id="4"/>
     </w:p>
     <w:p>
       <w:pPr>
@@ -13801,9 +15106,11 @@
         </w:numPr>
         <w:spacing w:before="0" w:after="0"/>
       </w:pPr>
+      <w:bookmarkStart w:id="5" w:name="_Toc228442529"/>
       <w:r>
         <w:t>Функциональное тестирование разработанной программы</w:t>
       </w:r>
+      <w:bookmarkEnd w:id="5"/>
     </w:p>
     <w:p>
       <w:pPr>
@@ -13906,9 +15213,11 @@
         </w:numPr>
         <w:spacing w:before="0" w:after="0"/>
       </w:pPr>
+      <w:bookmarkStart w:id="6" w:name="_Toc228442530"/>
       <w:r>
         <w:t>Тестовый случай добавления издания</w:t>
       </w:r>
+      <w:bookmarkEnd w:id="6"/>
     </w:p>
     <w:p>
       <w:pPr>
@@ -14500,6 +15809,7 @@
         <w:pStyle w:val="1"/>
         <w:spacing w:before="0" w:after="0"/>
       </w:pPr>
+      <w:bookmarkStart w:id="7" w:name="_Toc228442531"/>
       <w:r>
         <w:t>1.5.2.</w:t>
       </w:r>
@@ -14507,11 +15817,9 @@
         <w:tab/>
       </w:r>
       <w:r>
-        <w:t xml:space="preserve">Тестовый случай </w:t>
-      </w:r>
-      <w:r>
-        <w:t>удаления изданий</w:t>
-      </w:r>
+        <w:t>Тестовый случай удаления изданий</w:t>
+      </w:r>
+      <w:bookmarkEnd w:id="7"/>
     </w:p>
     <w:p>
       <w:pPr>
@@ -14783,12 +16091,11 @@
         </w:numPr>
         <w:spacing w:before="0" w:after="0"/>
       </w:pPr>
-      <w:r>
-        <w:t xml:space="preserve">Тестовый случай </w:t>
-      </w:r>
-      <w:r>
-        <w:t>поиска изданий</w:t>
-      </w:r>
+      <w:bookmarkStart w:id="8" w:name="_Toc228442532"/>
+      <w:r>
+        <w:t>Тестовый случай поиска изданий</w:t>
+      </w:r>
+      <w:bookmarkEnd w:id="8"/>
     </w:p>
     <w:p>
       <w:pPr>
@@ -15077,12 +16384,14 @@
         </w:numPr>
         <w:spacing w:before="0" w:after="0"/>
       </w:pPr>
+      <w:bookmarkStart w:id="9" w:name="_Toc228442533"/>
       <w:r>
         <w:t xml:space="preserve">Тестовый случай </w:t>
       </w:r>
       <w:r>
         <w:t>сохранения списка изданий в файл</w:t>
       </w:r>
+      <w:bookmarkEnd w:id="9"/>
     </w:p>
     <w:p>
       <w:pPr>
@@ -15376,18 +16685,11 @@
         </w:numPr>
         <w:spacing w:before="0" w:after="0"/>
       </w:pPr>
-      <w:r>
-        <w:t>Тестовый случай</w:t>
-      </w:r>
-      <w:r>
-        <w:t xml:space="preserve"> загрузки</w:t>
-      </w:r>
-      <w:r>
-        <w:t xml:space="preserve"> списка изданий </w:t>
-      </w:r>
-      <w:r>
-        <w:t>из файла</w:t>
-      </w:r>
+      <w:bookmarkStart w:id="10" w:name="_Toc228442534"/>
+      <w:r>
+        <w:t>Тестовый случай загрузки списка изданий из файла</w:t>
+      </w:r>
+      <w:bookmarkEnd w:id="10"/>
     </w:p>
     <w:p>
       <w:pPr>
@@ -15654,7 +16956,7 @@
           <w:iCs/>
         </w:rPr>
       </w:pPr>
-      <w:bookmarkStart w:id="3" w:name="_Toc225423987"/>
+      <w:bookmarkStart w:id="11" w:name="_Toc225423987"/>
       <w:r>
         <w:rPr>
           <w:b/>
@@ -15664,7 +16966,7 @@
         <w:lastRenderedPageBreak/>
         <w:t>Список использованных источников</w:t>
       </w:r>
-      <w:bookmarkEnd w:id="3"/>
+      <w:bookmarkEnd w:id="11"/>
     </w:p>
     <w:p>
       <w:pPr>
@@ -15744,7 +17046,21 @@
         <w:rPr>
           <w:iCs/>
         </w:rPr>
-        <w:t xml:space="preserve">. – Томск : Эль Контент, 2014. – 176 с. – </w:t>
+        <w:t xml:space="preserve">. – </w:t>
+      </w:r>
+      <w:proofErr w:type="gramStart"/>
+      <w:r>
+        <w:rPr>
+          <w:iCs/>
+        </w:rPr>
+        <w:t>Томск :</w:t>
+      </w:r>
+      <w:proofErr w:type="gramEnd"/>
+      <w:r>
+        <w:rPr>
+          <w:iCs/>
+        </w:rPr>
+        <w:t xml:space="preserve"> Эль Контент, 2014. – 176 с. – </w:t>
       </w:r>
       <w:r>
         <w:rPr>
@@ -15994,7 +17310,8 @@
           <w14:ligatures w14:val="none"/>
         </w:rPr>
       </w:pPr>
-      <w:bookmarkStart w:id="4" w:name="_Toc225423988"/>
+      <w:bookmarkStart w:id="12" w:name="_Toc225423988"/>
+      <w:bookmarkStart w:id="13" w:name="_Toc228442535"/>
       <w:r>
         <w:rPr>
           <w:rFonts w:eastAsia="Times New Roman" w:cs="Times New Roman"/>
@@ -16007,7 +17324,8 @@
         </w:rPr>
         <w:t>Приложение А</w:t>
       </w:r>
-      <w:bookmarkEnd w:id="4"/>
+      <w:bookmarkEnd w:id="12"/>
+      <w:bookmarkEnd w:id="13"/>
     </w:p>
     <w:p>
       <w:pPr>
@@ -20057,15 +21375,6 @@
   </w:num>
   <w:num w:numId="24" w16cid:durableId="500776826">
     <w:abstractNumId w:val="10"/>
-    <w:lvlOverride w:ilvl="0"/>
-    <w:lvlOverride w:ilvl="1"/>
-    <w:lvlOverride w:ilvl="2"/>
-    <w:lvlOverride w:ilvl="3"/>
-    <w:lvlOverride w:ilvl="4"/>
-    <w:lvlOverride w:ilvl="5"/>
-    <w:lvlOverride w:ilvl="6"/>
-    <w:lvlOverride w:ilvl="7"/>
-    <w:lvlOverride w:ilvl="8"/>
   </w:num>
   <w:num w:numId="25" w16cid:durableId="1109810988">
     <w:abstractNumId w:val="17"/>
@@ -20685,6 +21994,7 @@
   <w:style w:type="character" w:default="1" w:styleId="a0">
     <w:name w:val="Default Paragraph Font"/>
     <w:uiPriority w:val="1"/>
+    <w:semiHidden/>
     <w:unhideWhenUsed/>
   </w:style>
   <w:style w:type="table" w:default="1" w:styleId="a1">

--- a/LaboratoryFour/Model/ЛБ 5. Доценко. ООП.docx
+++ b/LaboratoryFour/Model/ЛБ 5. Доценко. ООП.docx
@@ -1,6 +1,6 @@
 
 <file path=word/document.xml><?xml version="1.0" encoding="utf-8"?>
-<w:document xmlns:wpc="http://schemas.microsoft.com/office/word/2010/wordprocessingCanvas" xmlns:cx="http://schemas.microsoft.com/office/drawing/2014/chartex" xmlns:cx1="http://schemas.microsoft.com/office/drawing/2015/9/8/chartex" xmlns:cx2="http://schemas.microsoft.com/office/drawing/2015/10/21/chartex" xmlns:cx3="http://schemas.microsoft.com/office/drawing/2016/5/9/chartex" xmlns:cx4="http://schemas.microsoft.com/office/drawing/2016/5/10/chartex" xmlns:cx5="http://schemas.microsoft.com/office/drawing/2016/5/11/chartex" xmlns:cx6="http://schemas.microsoft.com/office/drawing/2016/5/12/chartex" xmlns:cx7="http://schemas.microsoft.com/office/drawing/2016/5/13/chartex" xmlns:cx8="http://schemas.microsoft.com/office/drawing/2016/5/14/chartex" xmlns:mc="http://schemas.openxmlformats.org/markup-compatibility/2006" xmlns:aink="http://schemas.microsoft.com/office/drawing/2016/ink" xmlns:am3d="http://schemas.microsoft.com/office/drawing/2017/model3d" xmlns:o="urn:schemas-microsoft-com:office:office" xmlns:oel="http://schemas.microsoft.com/office/2019/extlst" xmlns:r="http://schemas.openxmlformats.org/officeDocument/2006/relationships" xmlns:m="http://schemas.openxmlformats.org/officeDocument/2006/math" xmlns:v="urn:schemas-microsoft-com:vml" xmlns:wp14="http://schemas.microsoft.com/office/word/2010/wordprocessingDrawing" xmlns:wp="http://schemas.openxmlformats.org/drawingml/2006/wordprocessingDrawing" xmlns:w10="urn:schemas-microsoft-com:office:word" xmlns:w="http://schemas.openxmlformats.org/wordprocessingml/2006/main" xmlns:w14="http://schemas.microsoft.com/office/word/2010/wordml" xmlns:w15="http://schemas.microsoft.com/office/word/2012/wordml" xmlns:w16cex="http://schemas.microsoft.com/office/word/2018/wordml/cex" xmlns:w16cid="http://schemas.microsoft.com/office/word/2016/wordml/cid" xmlns:w16="http://schemas.microsoft.com/office/word/2018/wordml" xmlns:w16du="http://schemas.microsoft.com/office/word/2023/wordml/word16du" xmlns:w16sdtdh="http://schemas.microsoft.com/office/word/2020/wordml/sdtdatahash" xmlns:w16sdtfl="http://schemas.microsoft.com/office/word/2024/wordml/sdtformatlock" xmlns:w16se="http://schemas.microsoft.com/office/word/2015/wordml/symex" xmlns:wpg="http://schemas.microsoft.com/office/word/2010/wordprocessingGroup" xmlns:wpi="http://schemas.microsoft.com/office/word/2010/wordprocessingInk" xmlns:wne="http://schemas.microsoft.com/office/word/2006/wordml" xmlns:wps="http://schemas.microsoft.com/office/word/2010/wordprocessingShape" mc:Ignorable="w14 w15 w16se w16cid w16 w16cex w16sdtdh w16sdtfl w16du wp14">
+<w:document xmlns:wpc="http://schemas.microsoft.com/office/word/2010/wordprocessingCanvas" xmlns:cx="http://schemas.microsoft.com/office/drawing/2014/chartex" xmlns:cx1="http://schemas.microsoft.com/office/drawing/2015/9/8/chartex" xmlns:cx2="http://schemas.microsoft.com/office/drawing/2015/10/21/chartex" xmlns:cx3="http://schemas.microsoft.com/office/drawing/2016/5/9/chartex" xmlns:cx4="http://schemas.microsoft.com/office/drawing/2016/5/10/chartex" xmlns:cx5="http://schemas.microsoft.com/office/drawing/2016/5/11/chartex" xmlns:cx6="http://schemas.microsoft.com/office/drawing/2016/5/12/chartex" xmlns:cx7="http://schemas.microsoft.com/office/drawing/2016/5/13/chartex" xmlns:cx8="http://schemas.microsoft.com/office/drawing/2016/5/14/chartex" xmlns:mc="http://schemas.openxmlformats.org/markup-compatibility/2006" xmlns:aink="http://schemas.microsoft.com/office/drawing/2016/ink" xmlns:am3d="http://schemas.microsoft.com/office/drawing/2017/model3d" xmlns:o="urn:schemas-microsoft-com:office:office" xmlns:r="http://schemas.openxmlformats.org/officeDocument/2006/relationships" xmlns:m="http://schemas.openxmlformats.org/officeDocument/2006/math" xmlns:v="urn:schemas-microsoft-com:vml" xmlns:wp14="http://schemas.microsoft.com/office/word/2010/wordprocessingDrawing" xmlns:wp="http://schemas.openxmlformats.org/drawingml/2006/wordprocessingDrawing" xmlns:w10="urn:schemas-microsoft-com:office:word" xmlns:w="http://schemas.openxmlformats.org/wordprocessingml/2006/main" xmlns:w14="http://schemas.microsoft.com/office/word/2010/wordml" xmlns:w15="http://schemas.microsoft.com/office/word/2012/wordml" xmlns:w16cex="http://schemas.microsoft.com/office/word/2018/wordml/cex" xmlns:w16cid="http://schemas.microsoft.com/office/word/2016/wordml/cid" xmlns:w16="http://schemas.microsoft.com/office/word/2018/wordml" xmlns:w16sdtdh="http://schemas.microsoft.com/office/word/2020/wordml/sdtdatahash" xmlns:w16se="http://schemas.microsoft.com/office/word/2015/wordml/symex" xmlns:wpg="http://schemas.microsoft.com/office/word/2010/wordprocessingGroup" xmlns:wpi="http://schemas.microsoft.com/office/word/2010/wordprocessingInk" xmlns:wne="http://schemas.microsoft.com/office/word/2006/wordml" xmlns:wps="http://schemas.microsoft.com/office/word/2010/wordprocessingShape" mc:Ignorable="w14 w15 w16se w16cid w16 w16cex w16sdtdh wp14">
   <w:body>
     <w:p>
       <w:pPr>
@@ -3245,27 +3245,14 @@
       <w:r>
         <w:t xml:space="preserve">Рисунок </w:t>
       </w:r>
-      <w:r>
-        <w:fldChar w:fldCharType="begin"/>
-      </w:r>
-      <w:r>
-        <w:instrText xml:space="preserve"> SEQ Рисунок \* ARABIC </w:instrText>
-      </w:r>
-      <w:r>
-        <w:fldChar w:fldCharType="separate"/>
-      </w:r>
-      <w:r>
-        <w:rPr>
-          <w:noProof/>
-        </w:rPr>
-        <w:t>1</w:t>
-      </w:r>
-      <w:r>
-        <w:rPr>
-          <w:noProof/>
-        </w:rPr>
-        <w:fldChar w:fldCharType="end"/>
-      </w:r>
+      <w:fldSimple w:instr=" SEQ Рисунок \* ARABIC ">
+        <w:r>
+          <w:rPr>
+            <w:noProof/>
+          </w:rPr>
+          <w:t>1</w:t>
+        </w:r>
+      </w:fldSimple>
       <w:r>
         <w:t xml:space="preserve"> – Диаграмма вариантов использования</w:t>
       </w:r>
@@ -3522,27 +3509,14 @@
       <w:r>
         <w:t xml:space="preserve">Рисунок </w:t>
       </w:r>
-      <w:r>
-        <w:fldChar w:fldCharType="begin"/>
-      </w:r>
-      <w:r>
-        <w:instrText xml:space="preserve"> SEQ Рисунок \* ARABIC </w:instrText>
-      </w:r>
-      <w:r>
-        <w:fldChar w:fldCharType="separate"/>
-      </w:r>
-      <w:r>
-        <w:rPr>
-          <w:noProof/>
-        </w:rPr>
-        <w:t>2</w:t>
-      </w:r>
-      <w:r>
-        <w:rPr>
-          <w:noProof/>
-        </w:rPr>
-        <w:fldChar w:fldCharType="end"/>
-      </w:r>
+      <w:fldSimple w:instr=" SEQ Рисунок \* ARABIC ">
+        <w:r>
+          <w:rPr>
+            <w:noProof/>
+          </w:rPr>
+          <w:t>2</w:t>
+        </w:r>
+      </w:fldSimple>
       <w:r>
         <w:t xml:space="preserve"> – Диаграмма классов</w:t>
       </w:r>
@@ -7417,25 +7391,7 @@
                 <w:szCs w:val="22"/>
                 <w:lang w:val="en-US"/>
               </w:rPr>
-              <w:t xml:space="preserve">params </w:t>
-            </w:r>
-            <w:proofErr w:type="gramStart"/>
-            <w:r>
-              <w:rPr>
-                <w:sz w:val="24"/>
-                <w:szCs w:val="22"/>
-                <w:lang w:val="en-US"/>
-              </w:rPr>
-              <w:t>string[</w:t>
-            </w:r>
-            <w:proofErr w:type="gramEnd"/>
-            <w:r>
-              <w:rPr>
-                <w:sz w:val="24"/>
-                <w:szCs w:val="22"/>
-                <w:lang w:val="en-US"/>
-              </w:rPr>
-              <w:t>] authors)</w:t>
+              <w:t>params string[] authors)</w:t>
             </w:r>
           </w:p>
         </w:tc>
@@ -15559,27 +15515,14 @@
       <w:r>
         <w:t xml:space="preserve">Рисунок </w:t>
       </w:r>
-      <w:r>
-        <w:fldChar w:fldCharType="begin"/>
-      </w:r>
-      <w:r>
-        <w:instrText xml:space="preserve"> SEQ Рисунок \* ARABIC </w:instrText>
-      </w:r>
-      <w:r>
-        <w:fldChar w:fldCharType="separate"/>
-      </w:r>
-      <w:r>
-        <w:rPr>
-          <w:noProof/>
-        </w:rPr>
-        <w:t>3</w:t>
-      </w:r>
-      <w:r>
-        <w:rPr>
-          <w:noProof/>
-        </w:rPr>
-        <w:fldChar w:fldCharType="end"/>
-      </w:r>
+      <w:fldSimple w:instr=" SEQ Рисунок \* ARABIC ">
+        <w:r>
+          <w:rPr>
+            <w:noProof/>
+          </w:rPr>
+          <w:t>3</w:t>
+        </w:r>
+      </w:fldSimple>
       <w:r>
         <w:t xml:space="preserve"> – Дерево ветвлений </w:t>
       </w:r>
@@ -15681,27 +15624,14 @@
       <w:r>
         <w:t xml:space="preserve">Рисунок </w:t>
       </w:r>
-      <w:r>
-        <w:fldChar w:fldCharType="begin"/>
-      </w:r>
-      <w:r>
-        <w:instrText xml:space="preserve"> SEQ Рисунок \* ARABIC </w:instrText>
-      </w:r>
-      <w:r>
-        <w:fldChar w:fldCharType="separate"/>
-      </w:r>
-      <w:r>
-        <w:rPr>
-          <w:noProof/>
-        </w:rPr>
-        <w:t>4</w:t>
-      </w:r>
-      <w:r>
-        <w:rPr>
-          <w:noProof/>
-        </w:rPr>
-        <w:fldChar w:fldCharType="end"/>
-      </w:r>
+      <w:fldSimple w:instr=" SEQ Рисунок \* ARABIC ">
+        <w:r>
+          <w:rPr>
+            <w:noProof/>
+          </w:rPr>
+          <w:t>4</w:t>
+        </w:r>
+      </w:fldSimple>
       <w:r>
         <w:t xml:space="preserve"> – Интерфейс программы «Библиотечный контроль»</w:t>
       </w:r>
@@ -15796,27 +15726,14 @@
       <w:r>
         <w:t xml:space="preserve">Рисунок </w:t>
       </w:r>
-      <w:r>
-        <w:fldChar w:fldCharType="begin"/>
-      </w:r>
-      <w:r>
-        <w:instrText xml:space="preserve"> SEQ Рисунок \* ARABIC </w:instrText>
-      </w:r>
-      <w:r>
-        <w:fldChar w:fldCharType="separate"/>
-      </w:r>
-      <w:r>
-        <w:rPr>
-          <w:noProof/>
-        </w:rPr>
-        <w:t>5</w:t>
-      </w:r>
-      <w:r>
-        <w:rPr>
-          <w:noProof/>
-        </w:rPr>
-        <w:fldChar w:fldCharType="end"/>
-      </w:r>
+      <w:fldSimple w:instr=" SEQ Рисунок \* ARABIC ">
+        <w:r>
+          <w:rPr>
+            <w:noProof/>
+          </w:rPr>
+          <w:t>5</w:t>
+        </w:r>
+      </w:fldSimple>
       <w:r>
         <w:t xml:space="preserve"> – Форма добавления нового издания</w:t>
       </w:r>
@@ -15899,24 +15816,14 @@
       <w:r>
         <w:t xml:space="preserve">Рисунок </w:t>
       </w:r>
-      <w:r>
-        <w:fldChar w:fldCharType="begin"/>
-      </w:r>
-      <w:r>
-        <w:instrText xml:space="preserve"> SEQ Рисунок \* ARABIC </w:instrText>
-      </w:r>
-      <w:r>
-        <w:fldChar w:fldCharType="separate"/>
-      </w:r>
-      <w:r>
-        <w:rPr>
-          <w:noProof/>
-        </w:rPr>
-        <w:t>6</w:t>
-      </w:r>
-      <w:r>
-        <w:fldChar w:fldCharType="end"/>
-      </w:r>
+      <w:fldSimple w:instr=" SEQ Рисунок \* ARABIC ">
+        <w:r>
+          <w:rPr>
+            <w:noProof/>
+          </w:rPr>
+          <w:t>6</w:t>
+        </w:r>
+      </w:fldSimple>
       <w:r>
         <w:t xml:space="preserve"> – Предупреждение о выборе типа издания</w:t>
       </w:r>
@@ -16018,24 +15925,14 @@
       <w:r>
         <w:t xml:space="preserve">Рисунок </w:t>
       </w:r>
-      <w:r>
-        <w:fldChar w:fldCharType="begin"/>
-      </w:r>
-      <w:r>
-        <w:instrText xml:space="preserve"> SEQ Рисунок \* ARABIC </w:instrText>
-      </w:r>
-      <w:r>
-        <w:fldChar w:fldCharType="separate"/>
-      </w:r>
-      <w:r>
-        <w:rPr>
-          <w:noProof/>
-        </w:rPr>
-        <w:t>7</w:t>
-      </w:r>
-      <w:r>
-        <w:fldChar w:fldCharType="end"/>
-      </w:r>
+      <w:fldSimple w:instr=" SEQ Рисунок \* ARABIC ">
+        <w:r>
+          <w:rPr>
+            <w:noProof/>
+          </w:rPr>
+          <w:t>7</w:t>
+        </w:r>
+      </w:fldSimple>
       <w:r>
         <w:t xml:space="preserve"> – </w:t>
       </w:r>
@@ -16104,24 +16001,14 @@
       <w:r>
         <w:t xml:space="preserve">Рисунок </w:t>
       </w:r>
-      <w:r>
-        <w:fldChar w:fldCharType="begin"/>
-      </w:r>
-      <w:r>
-        <w:instrText xml:space="preserve"> SEQ Рисунок \* ARABIC </w:instrText>
-      </w:r>
-      <w:r>
-        <w:fldChar w:fldCharType="separate"/>
-      </w:r>
-      <w:r>
-        <w:rPr>
-          <w:noProof/>
-        </w:rPr>
-        <w:t>8</w:t>
-      </w:r>
-      <w:r>
-        <w:fldChar w:fldCharType="end"/>
-      </w:r>
+      <w:fldSimple w:instr=" SEQ Рисунок \* ARABIC ">
+        <w:r>
+          <w:rPr>
+            <w:noProof/>
+          </w:rPr>
+          <w:t>8</w:t>
+        </w:r>
+      </w:fldSimple>
       <w:r>
         <w:t xml:space="preserve"> – Ошибка при неправильном вводе года издания</w:t>
       </w:r>
@@ -16197,24 +16084,14 @@
       <w:r>
         <w:t xml:space="preserve">Рисунок </w:t>
       </w:r>
-      <w:r>
-        <w:fldChar w:fldCharType="begin"/>
-      </w:r>
-      <w:r>
-        <w:instrText xml:space="preserve"> SEQ Рисунок \* ARABIC </w:instrText>
-      </w:r>
-      <w:r>
-        <w:fldChar w:fldCharType="separate"/>
-      </w:r>
-      <w:r>
-        <w:rPr>
-          <w:noProof/>
-        </w:rPr>
-        <w:t>9</w:t>
-      </w:r>
-      <w:r>
-        <w:fldChar w:fldCharType="end"/>
-      </w:r>
+      <w:fldSimple w:instr=" SEQ Рисунок \* ARABIC ">
+        <w:r>
+          <w:rPr>
+            <w:noProof/>
+          </w:rPr>
+          <w:t>9</w:t>
+        </w:r>
+      </w:fldSimple>
       <w:r>
         <w:t xml:space="preserve"> – Заполнение формы добавления издания</w:t>
       </w:r>
@@ -16284,24 +16161,14 @@
       <w:r>
         <w:t xml:space="preserve">Рисунок </w:t>
       </w:r>
-      <w:r>
-        <w:fldChar w:fldCharType="begin"/>
-      </w:r>
-      <w:r>
-        <w:instrText xml:space="preserve"> SEQ Рисунок \* ARABIC </w:instrText>
-      </w:r>
-      <w:r>
-        <w:fldChar w:fldCharType="separate"/>
-      </w:r>
-      <w:r>
-        <w:rPr>
-          <w:noProof/>
-        </w:rPr>
-        <w:t>10</w:t>
-      </w:r>
-      <w:r>
-        <w:fldChar w:fldCharType="end"/>
-      </w:r>
+      <w:fldSimple w:instr=" SEQ Рисунок \* ARABIC ">
+        <w:r>
+          <w:rPr>
+            <w:noProof/>
+          </w:rPr>
+          <w:t>10</w:t>
+        </w:r>
+      </w:fldSimple>
       <w:r>
         <w:t xml:space="preserve"> – Результат добавления издания</w:t>
       </w:r>
@@ -16390,24 +16257,14 @@
       <w:r>
         <w:t xml:space="preserve">Рисунок </w:t>
       </w:r>
-      <w:r>
-        <w:fldChar w:fldCharType="begin"/>
-      </w:r>
-      <w:r>
-        <w:instrText xml:space="preserve"> SEQ Рисунок \* ARABIC </w:instrText>
-      </w:r>
-      <w:r>
-        <w:fldChar w:fldCharType="separate"/>
-      </w:r>
-      <w:r>
-        <w:rPr>
-          <w:noProof/>
-        </w:rPr>
-        <w:t>11</w:t>
-      </w:r>
-      <w:r>
-        <w:fldChar w:fldCharType="end"/>
-      </w:r>
+      <w:fldSimple w:instr=" SEQ Рисунок \* ARABIC ">
+        <w:r>
+          <w:rPr>
+            <w:noProof/>
+          </w:rPr>
+          <w:t>11</w:t>
+        </w:r>
+      </w:fldSimple>
       <w:r>
         <w:t xml:space="preserve"> – Выбор изданий для удаления</w:t>
       </w:r>
@@ -16475,24 +16332,14 @@
       <w:r>
         <w:t xml:space="preserve">Рисунок </w:t>
       </w:r>
-      <w:r>
-        <w:fldChar w:fldCharType="begin"/>
-      </w:r>
-      <w:r>
-        <w:instrText xml:space="preserve"> SEQ Рисунок \* ARABIC </w:instrText>
-      </w:r>
-      <w:r>
-        <w:fldChar w:fldCharType="separate"/>
-      </w:r>
-      <w:r>
-        <w:rPr>
-          <w:noProof/>
-        </w:rPr>
-        <w:t>12</w:t>
-      </w:r>
-      <w:r>
-        <w:fldChar w:fldCharType="end"/>
-      </w:r>
+      <w:fldSimple w:instr=" SEQ Рисунок \* ARABIC ">
+        <w:r>
+          <w:rPr>
+            <w:noProof/>
+          </w:rPr>
+          <w:t>12</w:t>
+        </w:r>
+      </w:fldSimple>
       <w:r>
         <w:t xml:space="preserve"> – Диалоговое окно подтверждения удаления</w:t>
       </w:r>
@@ -16562,24 +16409,14 @@
       <w:r>
         <w:t xml:space="preserve">Рисунок </w:t>
       </w:r>
-      <w:r>
-        <w:fldChar w:fldCharType="begin"/>
-      </w:r>
-      <w:r>
-        <w:instrText xml:space="preserve"> SEQ Рисунок \* ARABIC </w:instrText>
-      </w:r>
-      <w:r>
-        <w:fldChar w:fldCharType="separate"/>
-      </w:r>
-      <w:r>
-        <w:rPr>
-          <w:noProof/>
-        </w:rPr>
-        <w:t>13</w:t>
-      </w:r>
-      <w:r>
-        <w:fldChar w:fldCharType="end"/>
-      </w:r>
+      <w:fldSimple w:instr=" SEQ Рисунок \* ARABIC ">
+        <w:r>
+          <w:rPr>
+            <w:noProof/>
+          </w:rPr>
+          <w:t>13</w:t>
+        </w:r>
+      </w:fldSimple>
       <w:r>
         <w:t xml:space="preserve"> – Успешное удаление изданий</w:t>
       </w:r>
@@ -16663,24 +16500,14 @@
       <w:r>
         <w:t xml:space="preserve">Рисунок </w:t>
       </w:r>
-      <w:r>
-        <w:fldChar w:fldCharType="begin"/>
-      </w:r>
-      <w:r>
-        <w:instrText xml:space="preserve"> SEQ Рисунок \* ARABIC </w:instrText>
-      </w:r>
-      <w:r>
-        <w:fldChar w:fldCharType="separate"/>
-      </w:r>
-      <w:r>
-        <w:rPr>
-          <w:noProof/>
-        </w:rPr>
-        <w:t>14</w:t>
-      </w:r>
-      <w:r>
-        <w:fldChar w:fldCharType="end"/>
-      </w:r>
+      <w:fldSimple w:instr=" SEQ Рисунок \* ARABIC ">
+        <w:r>
+          <w:rPr>
+            <w:noProof/>
+          </w:rPr>
+          <w:t>14</w:t>
+        </w:r>
+      </w:fldSimple>
       <w:r>
         <w:t xml:space="preserve"> – Форма для поиска изданий</w:t>
       </w:r>
@@ -16750,24 +16577,14 @@
       <w:r>
         <w:t xml:space="preserve">Рисунок </w:t>
       </w:r>
-      <w:r>
-        <w:fldChar w:fldCharType="begin"/>
-      </w:r>
-      <w:r>
-        <w:instrText xml:space="preserve"> SEQ Рисунок \* ARABIC </w:instrText>
-      </w:r>
-      <w:r>
-        <w:fldChar w:fldCharType="separate"/>
-      </w:r>
-      <w:r>
-        <w:rPr>
-          <w:noProof/>
-        </w:rPr>
-        <w:t>15</w:t>
-      </w:r>
-      <w:r>
-        <w:fldChar w:fldCharType="end"/>
-      </w:r>
+      <w:fldSimple w:instr=" SEQ Рисунок \* ARABIC ">
+        <w:r>
+          <w:rPr>
+            <w:noProof/>
+          </w:rPr>
+          <w:t>15</w:t>
+        </w:r>
+      </w:fldSimple>
       <w:r>
         <w:t xml:space="preserve"> – Заполнение формы параметра поиска</w:t>
       </w:r>
@@ -16838,24 +16655,14 @@
       <w:r>
         <w:t xml:space="preserve">Рисунок </w:t>
       </w:r>
-      <w:r>
-        <w:fldChar w:fldCharType="begin"/>
-      </w:r>
-      <w:r>
-        <w:instrText xml:space="preserve"> SEQ Рисунок \* ARABIC </w:instrText>
-      </w:r>
-      <w:r>
-        <w:fldChar w:fldCharType="separate"/>
-      </w:r>
-      <w:r>
-        <w:rPr>
-          <w:noProof/>
-        </w:rPr>
-        <w:t>16</w:t>
-      </w:r>
-      <w:r>
-        <w:fldChar w:fldCharType="end"/>
-      </w:r>
+      <w:fldSimple w:instr=" SEQ Рисунок \* ARABIC ">
+        <w:r>
+          <w:rPr>
+            <w:noProof/>
+          </w:rPr>
+          <w:t>16</w:t>
+        </w:r>
+      </w:fldSimple>
       <w:r>
         <w:t xml:space="preserve"> – Найденное издание</w:t>
       </w:r>
@@ -16982,24 +16789,14 @@
       <w:r>
         <w:t xml:space="preserve">Рисунок </w:t>
       </w:r>
-      <w:r>
-        <w:fldChar w:fldCharType="begin"/>
-      </w:r>
-      <w:r>
-        <w:instrText xml:space="preserve"> SEQ Рисунок \* ARABIC </w:instrText>
-      </w:r>
-      <w:r>
-        <w:fldChar w:fldCharType="separate"/>
-      </w:r>
-      <w:r>
-        <w:rPr>
-          <w:noProof/>
-        </w:rPr>
-        <w:t>17</w:t>
-      </w:r>
-      <w:r>
-        <w:fldChar w:fldCharType="end"/>
-      </w:r>
+      <w:fldSimple w:instr=" SEQ Рисунок \* ARABIC ">
+        <w:r>
+          <w:rPr>
+            <w:noProof/>
+          </w:rPr>
+          <w:t>17</w:t>
+        </w:r>
+      </w:fldSimple>
       <w:r>
         <w:t xml:space="preserve"> – Сохранение изданий в файл</w:t>
       </w:r>
@@ -17069,24 +16866,14 @@
       <w:r>
         <w:t xml:space="preserve">Рисунок </w:t>
       </w:r>
-      <w:r>
-        <w:fldChar w:fldCharType="begin"/>
-      </w:r>
-      <w:r>
-        <w:instrText xml:space="preserve"> SEQ Рисунок \* ARABIC </w:instrText>
-      </w:r>
-      <w:r>
-        <w:fldChar w:fldCharType="separate"/>
-      </w:r>
-      <w:r>
-        <w:rPr>
-          <w:noProof/>
-        </w:rPr>
-        <w:t>18</w:t>
-      </w:r>
-      <w:r>
-        <w:fldChar w:fldCharType="end"/>
-      </w:r>
+      <w:fldSimple w:instr=" SEQ Рисунок \* ARABIC ">
+        <w:r>
+          <w:rPr>
+            <w:noProof/>
+          </w:rPr>
+          <w:t>18</w:t>
+        </w:r>
+      </w:fldSimple>
       <w:r>
         <w:t xml:space="preserve"> – Успешное сохранение</w:t>
       </w:r>
@@ -17156,24 +16943,14 @@
       <w:r>
         <w:t xml:space="preserve">Рисунок </w:t>
       </w:r>
-      <w:r>
-        <w:fldChar w:fldCharType="begin"/>
-      </w:r>
-      <w:r>
-        <w:instrText xml:space="preserve"> SEQ Рисунок \* ARABIC </w:instrText>
-      </w:r>
-      <w:r>
-        <w:fldChar w:fldCharType="separate"/>
-      </w:r>
-      <w:r>
-        <w:rPr>
-          <w:noProof/>
-        </w:rPr>
-        <w:t>19</w:t>
-      </w:r>
-      <w:r>
-        <w:fldChar w:fldCharType="end"/>
-      </w:r>
+      <w:fldSimple w:instr=" SEQ Рисунок \* ARABIC ">
+        <w:r>
+          <w:rPr>
+            <w:noProof/>
+          </w:rPr>
+          <w:t>19</w:t>
+        </w:r>
+      </w:fldSimple>
       <w:r>
         <w:t xml:space="preserve"> – Сохраненный файл изданий</w:t>
       </w:r>
@@ -17254,24 +17031,14 @@
       <w:r>
         <w:t xml:space="preserve">Рисунок </w:t>
       </w:r>
-      <w:r>
-        <w:fldChar w:fldCharType="begin"/>
-      </w:r>
-      <w:r>
-        <w:instrText xml:space="preserve"> SEQ Рисунок \* ARABIC </w:instrText>
-      </w:r>
-      <w:r>
-        <w:fldChar w:fldCharType="separate"/>
-      </w:r>
-      <w:r>
-        <w:rPr>
-          <w:noProof/>
-        </w:rPr>
-        <w:t>20</w:t>
-      </w:r>
-      <w:r>
-        <w:fldChar w:fldCharType="end"/>
-      </w:r>
+      <w:fldSimple w:instr=" SEQ Рисунок \* ARABIC ">
+        <w:r>
+          <w:rPr>
+            <w:noProof/>
+          </w:rPr>
+          <w:t>20</w:t>
+        </w:r>
+      </w:fldSimple>
       <w:r>
         <w:t xml:space="preserve"> – Выбор файла для загрузки изданий</w:t>
       </w:r>
@@ -17339,24 +17106,14 @@
       <w:r>
         <w:t xml:space="preserve">Рисунок </w:t>
       </w:r>
-      <w:r>
-        <w:fldChar w:fldCharType="begin"/>
-      </w:r>
-      <w:r>
-        <w:instrText xml:space="preserve"> SEQ Рисунок \* ARABIC </w:instrText>
-      </w:r>
-      <w:r>
-        <w:fldChar w:fldCharType="separate"/>
-      </w:r>
-      <w:r>
-        <w:rPr>
-          <w:noProof/>
-        </w:rPr>
-        <w:t>21</w:t>
-      </w:r>
-      <w:r>
-        <w:fldChar w:fldCharType="end"/>
-      </w:r>
+      <w:fldSimple w:instr=" SEQ Рисунок \* ARABIC ">
+        <w:r>
+          <w:rPr>
+            <w:noProof/>
+          </w:rPr>
+          <w:t>21</w:t>
+        </w:r>
+      </w:fldSimple>
       <w:r>
         <w:t xml:space="preserve"> </w:t>
       </w:r>
@@ -20083,7 +19840,35 @@
           <w:szCs w:val="28"/>
           <w14:ligatures w14:val="none"/>
         </w:rPr>
-        <w:t xml:space="preserve"> Система должна функционировать под управлением операционных систем Windows 10 (версия 1809 и выше) и Windows 11. Поддержка </w:t>
+        <w:t xml:space="preserve"> Система должна функционировать под управлением операционных систем Windows 10 (версия 1809 и выше) </w:t>
+      </w:r>
+      <w:commentRangeStart w:id="16"/>
+      <w:r>
+        <w:rPr>
+          <w:rFonts w:eastAsia="Calibri" w:cs="Times New Roman"/>
+          <w:iCs/>
+          <w:kern w:val="0"/>
+          <w:szCs w:val="28"/>
+          <w14:ligatures w14:val="none"/>
+        </w:rPr>
+        <w:t>и Windows 11</w:t>
+      </w:r>
+      <w:commentRangeEnd w:id="16"/>
+      <w:r>
+        <w:rPr>
+          <w:rStyle w:val="af4"/>
+        </w:rPr>
+        <w:commentReference w:id="16"/>
+      </w:r>
+      <w:r>
+        <w:rPr>
+          <w:rFonts w:eastAsia="Calibri" w:cs="Times New Roman"/>
+          <w:iCs/>
+          <w:kern w:val="0"/>
+          <w:szCs w:val="28"/>
+          <w14:ligatures w14:val="none"/>
+        </w:rPr>
+        <w:t xml:space="preserve">. Поддержка </w:t>
       </w:r>
       <w:proofErr w:type="spellStart"/>
       <w:r>
@@ -20207,7 +19992,7 @@
           <w:szCs w:val="28"/>
           <w14:ligatures w14:val="none"/>
         </w:rPr>
-        <w:t> Процессор: архитектура x64 или x86 с тактовой частотой 1 ГГц и выше.</w:t>
+        <w:t> Процессор: архитектура x64 с тактовой частотой 1 ГГц и выше.</w:t>
       </w:r>
     </w:p>
     <w:p>
@@ -20554,6 +20339,18 @@
         </w:rPr>
         <w:t>, пустые значения недопустимы</w:t>
       </w:r>
+    </w:p>
+    <w:p>
+      <w:pPr>
+        <w:spacing w:after="0"/>
+        <w:rPr>
+          <w:rFonts w:eastAsia="Calibri" w:cs="Times New Roman"/>
+          <w:iCs/>
+          <w:kern w:val="0"/>
+          <w:szCs w:val="28"/>
+          <w14:ligatures w14:val="none"/>
+        </w:rPr>
+      </w:pPr>
     </w:p>
     <w:p>
       <w:pPr>
@@ -20873,10 +20670,12 @@
           <w:lang w:val="en-US"/>
           <w14:ligatures w14:val="none"/>
         </w:rPr>
-        <w:t>": ["book", "journal", "dissertation", "collection"</w:t>
-      </w:r>
-      <w:proofErr w:type="gramStart"/>
-      <w:r>
+        <w:t>": ["book", "journal", "dissertation", "collection"] },</w:t>
+      </w:r>
+    </w:p>
+    <w:p>
+      <w:pPr>
+        <w:spacing w:after="0"/>
         <w:rPr>
           <w:rFonts w:eastAsia="Calibri" w:cs="Times New Roman"/>
           <w:iCs/>
@@ -20887,9 +20686,7 @@
           <w:lang w:val="en-US"/>
           <w14:ligatures w14:val="none"/>
         </w:rPr>
-        <w:t>] }</w:t>
-      </w:r>
-      <w:proofErr w:type="gramEnd"/>
+      </w:pPr>
       <w:r>
         <w:rPr>
           <w:rFonts w:eastAsia="Calibri" w:cs="Times New Roman"/>
@@ -20901,12 +20698,10 @@
           <w:lang w:val="en-US"/>
           <w14:ligatures w14:val="none"/>
         </w:rPr>
-        <w:t>,</w:t>
-      </w:r>
-    </w:p>
-    <w:p>
-      <w:pPr>
-        <w:spacing w:after="0"/>
+        <w:t xml:space="preserve">      "Title": </w:t>
+      </w:r>
+      <w:proofErr w:type="gramStart"/>
+      <w:r>
         <w:rPr>
           <w:rFonts w:eastAsia="Calibri" w:cs="Times New Roman"/>
           <w:iCs/>
@@ -20917,7 +20712,9 @@
           <w:lang w:val="en-US"/>
           <w14:ligatures w14:val="none"/>
         </w:rPr>
-      </w:pPr>
+        <w:t>{ "</w:t>
+      </w:r>
+      <w:proofErr w:type="gramEnd"/>
       <w:r>
         <w:rPr>
           <w:rFonts w:eastAsia="Calibri" w:cs="Times New Roman"/>
@@ -20929,9 +20726,9 @@
           <w:lang w:val="en-US"/>
           <w14:ligatures w14:val="none"/>
         </w:rPr>
-        <w:t xml:space="preserve">      "Title": </w:t>
-      </w:r>
-      <w:proofErr w:type="gramStart"/>
+        <w:t>type": "string", "</w:t>
+      </w:r>
+      <w:proofErr w:type="spellStart"/>
       <w:r>
         <w:rPr>
           <w:rFonts w:eastAsia="Calibri" w:cs="Times New Roman"/>
@@ -20943,9 +20740,9 @@
           <w:lang w:val="en-US"/>
           <w14:ligatures w14:val="none"/>
         </w:rPr>
-        <w:t>{ "</w:t>
-      </w:r>
-      <w:proofErr w:type="gramEnd"/>
+        <w:t>minLength</w:t>
+      </w:r>
+      <w:proofErr w:type="spellEnd"/>
       <w:r>
         <w:rPr>
           <w:rFonts w:eastAsia="Calibri" w:cs="Times New Roman"/>
@@ -20957,10 +20754,12 @@
           <w:lang w:val="en-US"/>
           <w14:ligatures w14:val="none"/>
         </w:rPr>
-        <w:t>type": "string", "</w:t>
-      </w:r>
-      <w:proofErr w:type="spellStart"/>
-      <w:r>
+        <w:t>": 1 },</w:t>
+      </w:r>
+    </w:p>
+    <w:p>
+      <w:pPr>
+        <w:spacing w:after="0"/>
         <w:rPr>
           <w:rFonts w:eastAsia="Calibri" w:cs="Times New Roman"/>
           <w:iCs/>
@@ -20971,9 +20770,7 @@
           <w:lang w:val="en-US"/>
           <w14:ligatures w14:val="none"/>
         </w:rPr>
-        <w:t>minLength</w:t>
-      </w:r>
-      <w:proofErr w:type="spellEnd"/>
+      </w:pPr>
       <w:r>
         <w:rPr>
           <w:rFonts w:eastAsia="Calibri" w:cs="Times New Roman"/>
@@ -20985,9 +20782,9 @@
           <w:lang w:val="en-US"/>
           <w14:ligatures w14:val="none"/>
         </w:rPr>
-        <w:t xml:space="preserve">": </w:t>
-      </w:r>
-      <w:proofErr w:type="gramStart"/>
+        <w:t xml:space="preserve">      "</w:t>
+      </w:r>
+      <w:proofErr w:type="spellStart"/>
       <w:r>
         <w:rPr>
           <w:rFonts w:eastAsia="Calibri" w:cs="Times New Roman"/>
@@ -20999,9 +20796,9 @@
           <w:lang w:val="en-US"/>
           <w14:ligatures w14:val="none"/>
         </w:rPr>
-        <w:t>1 }</w:t>
-      </w:r>
-      <w:proofErr w:type="gramEnd"/>
+        <w:t>TitleInformation</w:t>
+      </w:r>
+      <w:proofErr w:type="spellEnd"/>
       <w:r>
         <w:rPr>
           <w:rFonts w:eastAsia="Calibri" w:cs="Times New Roman"/>
@@ -21013,12 +20810,10 @@
           <w:lang w:val="en-US"/>
           <w14:ligatures w14:val="none"/>
         </w:rPr>
-        <w:t>,</w:t>
-      </w:r>
-    </w:p>
-    <w:p>
-      <w:pPr>
-        <w:spacing w:after="0"/>
+        <w:t xml:space="preserve">": </w:t>
+      </w:r>
+      <w:proofErr w:type="gramStart"/>
+      <w:r>
         <w:rPr>
           <w:rFonts w:eastAsia="Calibri" w:cs="Times New Roman"/>
           <w:iCs/>
@@ -21029,7 +20824,9 @@
           <w:lang w:val="en-US"/>
           <w14:ligatures w14:val="none"/>
         </w:rPr>
-      </w:pPr>
+        <w:t>{ "</w:t>
+      </w:r>
+      <w:proofErr w:type="gramEnd"/>
       <w:r>
         <w:rPr>
           <w:rFonts w:eastAsia="Calibri" w:cs="Times New Roman"/>
@@ -21041,10 +20838,12 @@
           <w:lang w:val="en-US"/>
           <w14:ligatures w14:val="none"/>
         </w:rPr>
-        <w:t xml:space="preserve">      "</w:t>
-      </w:r>
-      <w:proofErr w:type="spellStart"/>
-      <w:r>
+        <w:t>type": "string" },</w:t>
+      </w:r>
+    </w:p>
+    <w:p>
+      <w:pPr>
+        <w:spacing w:after="0"/>
         <w:rPr>
           <w:rFonts w:eastAsia="Calibri" w:cs="Times New Roman"/>
           <w:iCs/>
@@ -21055,9 +20854,7 @@
           <w:lang w:val="en-US"/>
           <w14:ligatures w14:val="none"/>
         </w:rPr>
-        <w:t>TitleInformation</w:t>
-      </w:r>
-      <w:proofErr w:type="spellEnd"/>
+      </w:pPr>
       <w:r>
         <w:rPr>
           <w:rFonts w:eastAsia="Calibri" w:cs="Times New Roman"/>
@@ -21069,7 +20866,7 @@
           <w:lang w:val="en-US"/>
           <w14:ligatures w14:val="none"/>
         </w:rPr>
-        <w:t xml:space="preserve">": </w:t>
+        <w:t xml:space="preserve">      "Year": </w:t>
       </w:r>
       <w:proofErr w:type="gramStart"/>
       <w:r>
@@ -21097,10 +20894,12 @@
           <w:lang w:val="en-US"/>
           <w14:ligatures w14:val="none"/>
         </w:rPr>
-        <w:t>type": "string</w:t>
-      </w:r>
-      <w:proofErr w:type="gramStart"/>
-      <w:r>
+        <w:t>type": "integer", "minimum": 868, "maximum": 2026 },</w:t>
+      </w:r>
+    </w:p>
+    <w:p>
+      <w:pPr>
+        <w:spacing w:after="0"/>
         <w:rPr>
           <w:rFonts w:eastAsia="Calibri" w:cs="Times New Roman"/>
           <w:iCs/>
@@ -21111,9 +20910,7 @@
           <w:lang w:val="en-US"/>
           <w14:ligatures w14:val="none"/>
         </w:rPr>
-        <w:t>" }</w:t>
-      </w:r>
-      <w:proofErr w:type="gramEnd"/>
+      </w:pPr>
       <w:r>
         <w:rPr>
           <w:rFonts w:eastAsia="Calibri" w:cs="Times New Roman"/>
@@ -21125,12 +20922,10 @@
           <w:lang w:val="en-US"/>
           <w14:ligatures w14:val="none"/>
         </w:rPr>
-        <w:t>,</w:t>
-      </w:r>
-    </w:p>
-    <w:p>
-      <w:pPr>
-        <w:spacing w:after="0"/>
+        <w:t xml:space="preserve">      "Place": </w:t>
+      </w:r>
+      <w:proofErr w:type="gramStart"/>
+      <w:r>
         <w:rPr>
           <w:rFonts w:eastAsia="Calibri" w:cs="Times New Roman"/>
           <w:iCs/>
@@ -21141,7 +20936,9 @@
           <w:lang w:val="en-US"/>
           <w14:ligatures w14:val="none"/>
         </w:rPr>
-      </w:pPr>
+        <w:t>{ "</w:t>
+      </w:r>
+      <w:proofErr w:type="gramEnd"/>
       <w:r>
         <w:rPr>
           <w:rFonts w:eastAsia="Calibri" w:cs="Times New Roman"/>
@@ -21153,9 +20950,9 @@
           <w:lang w:val="en-US"/>
           <w14:ligatures w14:val="none"/>
         </w:rPr>
-        <w:t xml:space="preserve">      "Year": </w:t>
-      </w:r>
-      <w:proofErr w:type="gramStart"/>
+        <w:t>type": "string", "</w:t>
+      </w:r>
+      <w:proofErr w:type="spellStart"/>
       <w:r>
         <w:rPr>
           <w:rFonts w:eastAsia="Calibri" w:cs="Times New Roman"/>
@@ -21167,9 +20964,9 @@
           <w:lang w:val="en-US"/>
           <w14:ligatures w14:val="none"/>
         </w:rPr>
-        <w:t>{ "</w:t>
-      </w:r>
-      <w:proofErr w:type="gramEnd"/>
+        <w:t>minLength</w:t>
+      </w:r>
+      <w:proofErr w:type="spellEnd"/>
       <w:r>
         <w:rPr>
           <w:rFonts w:eastAsia="Calibri" w:cs="Times New Roman"/>
@@ -21181,10 +20978,12 @@
           <w:lang w:val="en-US"/>
           <w14:ligatures w14:val="none"/>
         </w:rPr>
-        <w:t xml:space="preserve">type": "integer", "minimum": 868, "maximum": </w:t>
-      </w:r>
-      <w:proofErr w:type="gramStart"/>
-      <w:r>
+        <w:t>": 1 },</w:t>
+      </w:r>
+    </w:p>
+    <w:p>
+      <w:pPr>
+        <w:spacing w:after="0"/>
         <w:rPr>
           <w:rFonts w:eastAsia="Calibri" w:cs="Times New Roman"/>
           <w:iCs/>
@@ -21195,9 +20994,7 @@
           <w:lang w:val="en-US"/>
           <w14:ligatures w14:val="none"/>
         </w:rPr>
-        <w:t>2026 }</w:t>
-      </w:r>
-      <w:proofErr w:type="gramEnd"/>
+      </w:pPr>
       <w:r>
         <w:rPr>
           <w:rFonts w:eastAsia="Calibri" w:cs="Times New Roman"/>
@@ -21209,12 +21006,10 @@
           <w:lang w:val="en-US"/>
           <w14:ligatures w14:val="none"/>
         </w:rPr>
-        <w:t>,</w:t>
-      </w:r>
-    </w:p>
-    <w:p>
-      <w:pPr>
-        <w:spacing w:after="0"/>
+        <w:t xml:space="preserve">      "Publisher": </w:t>
+      </w:r>
+      <w:proofErr w:type="gramStart"/>
+      <w:r>
         <w:rPr>
           <w:rFonts w:eastAsia="Calibri" w:cs="Times New Roman"/>
           <w:iCs/>
@@ -21225,7 +21020,9 @@
           <w:lang w:val="en-US"/>
           <w14:ligatures w14:val="none"/>
         </w:rPr>
-      </w:pPr>
+        <w:t>{ "</w:t>
+      </w:r>
+      <w:proofErr w:type="gramEnd"/>
       <w:r>
         <w:rPr>
           <w:rFonts w:eastAsia="Calibri" w:cs="Times New Roman"/>
@@ -21237,9 +21034,9 @@
           <w:lang w:val="en-US"/>
           <w14:ligatures w14:val="none"/>
         </w:rPr>
-        <w:t xml:space="preserve">      "Place": </w:t>
-      </w:r>
-      <w:proofErr w:type="gramStart"/>
+        <w:t>type": "string", "</w:t>
+      </w:r>
+      <w:proofErr w:type="spellStart"/>
       <w:r>
         <w:rPr>
           <w:rFonts w:eastAsia="Calibri" w:cs="Times New Roman"/>
@@ -21251,9 +21048,9 @@
           <w:lang w:val="en-US"/>
           <w14:ligatures w14:val="none"/>
         </w:rPr>
-        <w:t>{ "</w:t>
-      </w:r>
-      <w:proofErr w:type="gramEnd"/>
+        <w:t>minLength</w:t>
+      </w:r>
+      <w:proofErr w:type="spellEnd"/>
       <w:r>
         <w:rPr>
           <w:rFonts w:eastAsia="Calibri" w:cs="Times New Roman"/>
@@ -21265,10 +21062,12 @@
           <w:lang w:val="en-US"/>
           <w14:ligatures w14:val="none"/>
         </w:rPr>
-        <w:t>type": "string", "</w:t>
-      </w:r>
-      <w:proofErr w:type="spellStart"/>
-      <w:r>
+        <w:t>": 1 },</w:t>
+      </w:r>
+    </w:p>
+    <w:p>
+      <w:pPr>
+        <w:spacing w:after="0"/>
         <w:rPr>
           <w:rFonts w:eastAsia="Calibri" w:cs="Times New Roman"/>
           <w:iCs/>
@@ -21279,9 +21078,7 @@
           <w:lang w:val="en-US"/>
           <w14:ligatures w14:val="none"/>
         </w:rPr>
-        <w:t>minLength</w:t>
-      </w:r>
-      <w:proofErr w:type="spellEnd"/>
+      </w:pPr>
       <w:r>
         <w:rPr>
           <w:rFonts w:eastAsia="Calibri" w:cs="Times New Roman"/>
@@ -21293,9 +21090,9 @@
           <w:lang w:val="en-US"/>
           <w14:ligatures w14:val="none"/>
         </w:rPr>
-        <w:t xml:space="preserve">": </w:t>
-      </w:r>
-      <w:proofErr w:type="gramStart"/>
+        <w:t xml:space="preserve">      "</w:t>
+      </w:r>
+      <w:proofErr w:type="spellStart"/>
       <w:r>
         <w:rPr>
           <w:rFonts w:eastAsia="Calibri" w:cs="Times New Roman"/>
@@ -21307,9 +21104,9 @@
           <w:lang w:val="en-US"/>
           <w14:ligatures w14:val="none"/>
         </w:rPr>
-        <w:t>1 }</w:t>
-      </w:r>
-      <w:proofErr w:type="gramEnd"/>
+        <w:t>TotalPages</w:t>
+      </w:r>
+      <w:proofErr w:type="spellEnd"/>
       <w:r>
         <w:rPr>
           <w:rFonts w:eastAsia="Calibri" w:cs="Times New Roman"/>
@@ -21321,12 +21118,10 @@
           <w:lang w:val="en-US"/>
           <w14:ligatures w14:val="none"/>
         </w:rPr>
-        <w:t>,</w:t>
-      </w:r>
-    </w:p>
-    <w:p>
-      <w:pPr>
-        <w:spacing w:after="0"/>
+        <w:t xml:space="preserve">": </w:t>
+      </w:r>
+      <w:proofErr w:type="gramStart"/>
+      <w:r>
         <w:rPr>
           <w:rFonts w:eastAsia="Calibri" w:cs="Times New Roman"/>
           <w:iCs/>
@@ -21337,7 +21132,9 @@
           <w:lang w:val="en-US"/>
           <w14:ligatures w14:val="none"/>
         </w:rPr>
-      </w:pPr>
+        <w:t>{ "</w:t>
+      </w:r>
+      <w:proofErr w:type="gramEnd"/>
       <w:r>
         <w:rPr>
           <w:rFonts w:eastAsia="Calibri" w:cs="Times New Roman"/>
@@ -21349,10 +21146,12 @@
           <w:lang w:val="en-US"/>
           <w14:ligatures w14:val="none"/>
         </w:rPr>
-        <w:t xml:space="preserve">      "Publisher": </w:t>
-      </w:r>
-      <w:proofErr w:type="gramStart"/>
-      <w:r>
+        <w:t>type": "integer", "minimum": 1 },</w:t>
+      </w:r>
+    </w:p>
+    <w:p>
+      <w:pPr>
+        <w:spacing w:after="0"/>
         <w:rPr>
           <w:rFonts w:eastAsia="Calibri" w:cs="Times New Roman"/>
           <w:iCs/>
@@ -21363,9 +21162,7 @@
           <w:lang w:val="en-US"/>
           <w14:ligatures w14:val="none"/>
         </w:rPr>
-        <w:t>{ "</w:t>
-      </w:r>
-      <w:proofErr w:type="gramEnd"/>
+      </w:pPr>
       <w:r>
         <w:rPr>
           <w:rFonts w:eastAsia="Calibri" w:cs="Times New Roman"/>
@@ -21377,7 +21174,7 @@
           <w:lang w:val="en-US"/>
           <w14:ligatures w14:val="none"/>
         </w:rPr>
-        <w:t>type": "string", "</w:t>
+        <w:t xml:space="preserve">      "</w:t>
       </w:r>
       <w:proofErr w:type="spellStart"/>
       <w:r>
@@ -21391,7 +21188,7 @@
           <w:lang w:val="en-US"/>
           <w14:ligatures w14:val="none"/>
         </w:rPr>
-        <w:t>minLength</w:t>
+        <w:t>GostInformation</w:t>
       </w:r>
       <w:proofErr w:type="spellEnd"/>
       <w:r>
@@ -21419,7 +21216,7 @@
           <w:lang w:val="en-US"/>
           <w14:ligatures w14:val="none"/>
         </w:rPr>
-        <w:t>1 }</w:t>
+        <w:t>{ "</w:t>
       </w:r>
       <w:proofErr w:type="gramEnd"/>
       <w:r>
@@ -21433,7 +21230,7 @@
           <w:lang w:val="en-US"/>
           <w14:ligatures w14:val="none"/>
         </w:rPr>
-        <w:t>,</w:t>
+        <w:t>type": "string" }</w:t>
       </w:r>
     </w:p>
     <w:p>
@@ -21461,10 +21258,12 @@
           <w:lang w:val="en-US"/>
           <w14:ligatures w14:val="none"/>
         </w:rPr>
-        <w:t xml:space="preserve">      "</w:t>
-      </w:r>
-      <w:proofErr w:type="spellStart"/>
-      <w:r>
+        <w:t xml:space="preserve">    },</w:t>
+      </w:r>
+    </w:p>
+    <w:p>
+      <w:pPr>
+        <w:spacing w:after="0"/>
         <w:rPr>
           <w:rFonts w:eastAsia="Calibri" w:cs="Times New Roman"/>
           <w:iCs/>
@@ -21475,9 +21274,7 @@
           <w:lang w:val="en-US"/>
           <w14:ligatures w14:val="none"/>
         </w:rPr>
-        <w:t>TotalPages</w:t>
-      </w:r>
-      <w:proofErr w:type="spellEnd"/>
+      </w:pPr>
       <w:r>
         <w:rPr>
           <w:rFonts w:eastAsia="Calibri" w:cs="Times New Roman"/>
@@ -21489,9 +21286,9 @@
           <w:lang w:val="en-US"/>
           <w14:ligatures w14:val="none"/>
         </w:rPr>
-        <w:t xml:space="preserve">": </w:t>
-      </w:r>
-      <w:proofErr w:type="gramStart"/>
+        <w:t xml:space="preserve">    "</w:t>
+      </w:r>
+      <w:proofErr w:type="spellStart"/>
       <w:r>
         <w:rPr>
           <w:rFonts w:eastAsia="Calibri" w:cs="Times New Roman"/>
@@ -21503,9 +21300,9 @@
           <w:lang w:val="en-US"/>
           <w14:ligatures w14:val="none"/>
         </w:rPr>
-        <w:t>{ "</w:t>
-      </w:r>
-      <w:proofErr w:type="gramEnd"/>
+        <w:t>allOf</w:t>
+      </w:r>
+      <w:proofErr w:type="spellEnd"/>
       <w:r>
         <w:rPr>
           <w:rFonts w:eastAsia="Calibri" w:cs="Times New Roman"/>
@@ -21517,10 +21314,12 @@
           <w:lang w:val="en-US"/>
           <w14:ligatures w14:val="none"/>
         </w:rPr>
-        <w:t xml:space="preserve">type": "integer", "minimum": </w:t>
-      </w:r>
-      <w:proofErr w:type="gramStart"/>
-      <w:r>
+        <w:t>": [</w:t>
+      </w:r>
+    </w:p>
+    <w:p>
+      <w:pPr>
+        <w:spacing w:after="0"/>
         <w:rPr>
           <w:rFonts w:eastAsia="Calibri" w:cs="Times New Roman"/>
           <w:iCs/>
@@ -21531,9 +21330,7 @@
           <w:lang w:val="en-US"/>
           <w14:ligatures w14:val="none"/>
         </w:rPr>
-        <w:t>1 }</w:t>
-      </w:r>
-      <w:proofErr w:type="gramEnd"/>
+      </w:pPr>
       <w:r>
         <w:rPr>
           <w:rFonts w:eastAsia="Calibri" w:cs="Times New Roman"/>
@@ -21545,7 +21342,7 @@
           <w:lang w:val="en-US"/>
           <w14:ligatures w14:val="none"/>
         </w:rPr>
-        <w:t>,</w:t>
+        <w:t xml:space="preserve">      {</w:t>
       </w:r>
     </w:p>
     <w:p>
@@ -21573,10 +21370,12 @@
           <w:lang w:val="en-US"/>
           <w14:ligatures w14:val="none"/>
         </w:rPr>
-        <w:t xml:space="preserve">      "</w:t>
-      </w:r>
-      <w:proofErr w:type="spellStart"/>
-      <w:r>
+        <w:t xml:space="preserve">        "if": {</w:t>
+      </w:r>
+    </w:p>
+    <w:p>
+      <w:pPr>
+        <w:spacing w:after="0"/>
         <w:rPr>
           <w:rFonts w:eastAsia="Calibri" w:cs="Times New Roman"/>
           <w:iCs/>
@@ -21587,9 +21386,7 @@
           <w:lang w:val="en-US"/>
           <w14:ligatures w14:val="none"/>
         </w:rPr>
-        <w:t>GostInformation</w:t>
-      </w:r>
-      <w:proofErr w:type="spellEnd"/>
+      </w:pPr>
       <w:r>
         <w:rPr>
           <w:rFonts w:eastAsia="Calibri" w:cs="Times New Roman"/>
@@ -21601,7 +21398,7 @@
           <w:lang w:val="en-US"/>
           <w14:ligatures w14:val="none"/>
         </w:rPr>
-        <w:t xml:space="preserve">": </w:t>
+        <w:t xml:space="preserve">          "properties": </w:t>
       </w:r>
       <w:proofErr w:type="gramStart"/>
       <w:r>
@@ -21629,10 +21426,12 @@
           <w:lang w:val="en-US"/>
           <w14:ligatures w14:val="none"/>
         </w:rPr>
-        <w:t>type": "string</w:t>
-      </w:r>
-      <w:proofErr w:type="gramStart"/>
-      <w:r>
+        <w:t>$type": { "const": "book" } }</w:t>
+      </w:r>
+    </w:p>
+    <w:p>
+      <w:pPr>
+        <w:spacing w:after="0"/>
         <w:rPr>
           <w:rFonts w:eastAsia="Calibri" w:cs="Times New Roman"/>
           <w:iCs/>
@@ -21643,13 +21442,8 @@
           <w:lang w:val="en-US"/>
           <w14:ligatures w14:val="none"/>
         </w:rPr>
-        <w:t>" }</w:t>
-      </w:r>
-      <w:proofErr w:type="gramEnd"/>
-    </w:p>
-    <w:p>
-      <w:pPr>
-        <w:spacing w:after="0"/>
+      </w:pPr>
+      <w:r>
         <w:rPr>
           <w:rFonts w:eastAsia="Calibri" w:cs="Times New Roman"/>
           <w:iCs/>
@@ -21660,8 +21454,12 @@
           <w:lang w:val="en-US"/>
           <w14:ligatures w14:val="none"/>
         </w:rPr>
-      </w:pPr>
-      <w:r>
+        <w:t xml:space="preserve">        },</w:t>
+      </w:r>
+    </w:p>
+    <w:p>
+      <w:pPr>
+        <w:spacing w:after="0"/>
         <w:rPr>
           <w:rFonts w:eastAsia="Calibri" w:cs="Times New Roman"/>
           <w:iCs/>
@@ -21672,12 +21470,8 @@
           <w:lang w:val="en-US"/>
           <w14:ligatures w14:val="none"/>
         </w:rPr>
-        <w:t xml:space="preserve">    },</w:t>
-      </w:r>
-    </w:p>
-    <w:p>
-      <w:pPr>
-        <w:spacing w:after="0"/>
+      </w:pPr>
+      <w:r>
         <w:rPr>
           <w:rFonts w:eastAsia="Calibri" w:cs="Times New Roman"/>
           <w:iCs/>
@@ -21688,8 +21482,12 @@
           <w:lang w:val="en-US"/>
           <w14:ligatures w14:val="none"/>
         </w:rPr>
-      </w:pPr>
-      <w:r>
+        <w:t xml:space="preserve">        "then": {</w:t>
+      </w:r>
+    </w:p>
+    <w:p>
+      <w:pPr>
+        <w:spacing w:after="0"/>
         <w:rPr>
           <w:rFonts w:eastAsia="Calibri" w:cs="Times New Roman"/>
           <w:iCs/>
@@ -21700,9 +21498,7 @@
           <w:lang w:val="en-US"/>
           <w14:ligatures w14:val="none"/>
         </w:rPr>
-        <w:t xml:space="preserve">    "</w:t>
-      </w:r>
-      <w:proofErr w:type="spellStart"/>
+      </w:pPr>
       <w:r>
         <w:rPr>
           <w:rFonts w:eastAsia="Calibri" w:cs="Times New Roman"/>
@@ -21714,10 +21510,12 @@
           <w:lang w:val="en-US"/>
           <w14:ligatures w14:val="none"/>
         </w:rPr>
-        <w:t>allOf</w:t>
-      </w:r>
-      <w:proofErr w:type="spellEnd"/>
-      <w:r>
+        <w:t xml:space="preserve">          "required": ["Authors"],</w:t>
+      </w:r>
+    </w:p>
+    <w:p>
+      <w:pPr>
+        <w:spacing w:after="0"/>
         <w:rPr>
           <w:rFonts w:eastAsia="Calibri" w:cs="Times New Roman"/>
           <w:iCs/>
@@ -21728,12 +21526,8 @@
           <w:lang w:val="en-US"/>
           <w14:ligatures w14:val="none"/>
         </w:rPr>
-        <w:t>": [</w:t>
-      </w:r>
-    </w:p>
-    <w:p>
-      <w:pPr>
-        <w:spacing w:after="0"/>
+      </w:pPr>
+      <w:r>
         <w:rPr>
           <w:rFonts w:eastAsia="Calibri" w:cs="Times New Roman"/>
           <w:iCs/>
@@ -21744,8 +21538,12 @@
           <w:lang w:val="en-US"/>
           <w14:ligatures w14:val="none"/>
         </w:rPr>
-      </w:pPr>
-      <w:r>
+        <w:t xml:space="preserve">          "properties": {</w:t>
+      </w:r>
+    </w:p>
+    <w:p>
+      <w:pPr>
+        <w:spacing w:after="0"/>
         <w:rPr>
           <w:rFonts w:eastAsia="Calibri" w:cs="Times New Roman"/>
           <w:iCs/>
@@ -21756,12 +21554,8 @@
           <w:lang w:val="en-US"/>
           <w14:ligatures w14:val="none"/>
         </w:rPr>
-        <w:t xml:space="preserve">      {</w:t>
-      </w:r>
-    </w:p>
-    <w:p>
-      <w:pPr>
-        <w:spacing w:after="0"/>
+      </w:pPr>
+      <w:r>
         <w:rPr>
           <w:rFonts w:eastAsia="Calibri" w:cs="Times New Roman"/>
           <w:iCs/>
@@ -21772,8 +21566,12 @@
           <w:lang w:val="en-US"/>
           <w14:ligatures w14:val="none"/>
         </w:rPr>
-      </w:pPr>
-      <w:r>
+        <w:t xml:space="preserve">            "Authors": {</w:t>
+      </w:r>
+    </w:p>
+    <w:p>
+      <w:pPr>
+        <w:spacing w:after="0"/>
         <w:rPr>
           <w:rFonts w:eastAsia="Calibri" w:cs="Times New Roman"/>
           <w:iCs/>
@@ -21784,12 +21582,8 @@
           <w:lang w:val="en-US"/>
           <w14:ligatures w14:val="none"/>
         </w:rPr>
-        <w:t xml:space="preserve">        "if": {</w:t>
-      </w:r>
-    </w:p>
-    <w:p>
-      <w:pPr>
-        <w:spacing w:after="0"/>
+      </w:pPr>
+      <w:r>
         <w:rPr>
           <w:rFonts w:eastAsia="Calibri" w:cs="Times New Roman"/>
           <w:iCs/>
@@ -21800,8 +21594,12 @@
           <w:lang w:val="en-US"/>
           <w14:ligatures w14:val="none"/>
         </w:rPr>
-      </w:pPr>
-      <w:r>
+        <w:t xml:space="preserve">              "type": "array",</w:t>
+      </w:r>
+    </w:p>
+    <w:p>
+      <w:pPr>
+        <w:spacing w:after="0"/>
         <w:rPr>
           <w:rFonts w:eastAsia="Calibri" w:cs="Times New Roman"/>
           <w:iCs/>
@@ -21812,9 +21610,7 @@
           <w:lang w:val="en-US"/>
           <w14:ligatures w14:val="none"/>
         </w:rPr>
-        <w:t xml:space="preserve">          "properties": </w:t>
-      </w:r>
-      <w:proofErr w:type="gramStart"/>
+      </w:pPr>
       <w:r>
         <w:rPr>
           <w:rFonts w:eastAsia="Calibri" w:cs="Times New Roman"/>
@@ -21826,9 +21622,9 @@
           <w:lang w:val="en-US"/>
           <w14:ligatures w14:val="none"/>
         </w:rPr>
-        <w:t>{ "</w:t>
-      </w:r>
-      <w:proofErr w:type="gramEnd"/>
+        <w:t xml:space="preserve">              "items": </w:t>
+      </w:r>
+      <w:proofErr w:type="gramStart"/>
       <w:r>
         <w:rPr>
           <w:rFonts w:eastAsia="Calibri" w:cs="Times New Roman"/>
@@ -21840,9 +21636,9 @@
           <w:lang w:val="en-US"/>
           <w14:ligatures w14:val="none"/>
         </w:rPr>
-        <w:t xml:space="preserve">$type": </w:t>
-      </w:r>
-      <w:proofErr w:type="gramStart"/>
+        <w:t>{ "</w:t>
+      </w:r>
+      <w:proofErr w:type="gramEnd"/>
       <w:r>
         <w:rPr>
           <w:rFonts w:eastAsia="Calibri" w:cs="Times New Roman"/>
@@ -21854,10 +21650,12 @@
           <w:lang w:val="en-US"/>
           <w14:ligatures w14:val="none"/>
         </w:rPr>
-        <w:t>{ "</w:t>
-      </w:r>
-      <w:proofErr w:type="gramEnd"/>
-      <w:r>
+        <w:t>type": "string" },</w:t>
+      </w:r>
+    </w:p>
+    <w:p>
+      <w:pPr>
+        <w:spacing w:after="0"/>
         <w:rPr>
           <w:rFonts w:eastAsia="Calibri" w:cs="Times New Roman"/>
           <w:iCs/>
@@ -21868,9 +21666,7 @@
           <w:lang w:val="en-US"/>
           <w14:ligatures w14:val="none"/>
         </w:rPr>
-        <w:t>const": "book</w:t>
-      </w:r>
-      <w:proofErr w:type="gramStart"/>
+      </w:pPr>
       <w:r>
         <w:rPr>
           <w:rFonts w:eastAsia="Calibri" w:cs="Times New Roman"/>
@@ -21882,9 +21678,8 @@
           <w:lang w:val="en-US"/>
           <w14:ligatures w14:val="none"/>
         </w:rPr>
-        <w:t>" }</w:t>
-      </w:r>
-      <w:proofErr w:type="gramEnd"/>
+        <w:t xml:space="preserve">              </w:t>
+      </w:r>
       <w:r>
         <w:rPr>
           <w:rFonts w:eastAsia="Calibri" w:cs="Times New Roman"/>
@@ -21896,12 +21691,10 @@
           <w:lang w:val="en-US"/>
           <w14:ligatures w14:val="none"/>
         </w:rPr>
-        <w:t xml:space="preserve"> }</w:t>
-      </w:r>
-    </w:p>
-    <w:p>
-      <w:pPr>
-        <w:spacing w:after="0"/>
+        <w:t>"</w:t>
+      </w:r>
+      <w:proofErr w:type="spellStart"/>
+      <w:r>
         <w:rPr>
           <w:rFonts w:eastAsia="Calibri" w:cs="Times New Roman"/>
           <w:iCs/>
@@ -21912,7 +21705,9 @@
           <w:lang w:val="en-US"/>
           <w14:ligatures w14:val="none"/>
         </w:rPr>
-      </w:pPr>
+        <w:t>minItems</w:t>
+      </w:r>
+      <w:proofErr w:type="spellEnd"/>
       <w:r>
         <w:rPr>
           <w:rFonts w:eastAsia="Calibri" w:cs="Times New Roman"/>
@@ -21924,7 +21719,7 @@
           <w:lang w:val="en-US"/>
           <w14:ligatures w14:val="none"/>
         </w:rPr>
-        <w:t xml:space="preserve">        },</w:t>
+        <w:t>": 1</w:t>
       </w:r>
     </w:p>
     <w:p>
@@ -21952,7 +21747,7 @@
           <w:lang w:val="en-US"/>
           <w14:ligatures w14:val="none"/>
         </w:rPr>
-        <w:t xml:space="preserve">        "then": {</w:t>
+        <w:t xml:space="preserve">            }</w:t>
       </w:r>
     </w:p>
     <w:p>
@@ -21980,7 +21775,7 @@
           <w:lang w:val="en-US"/>
           <w14:ligatures w14:val="none"/>
         </w:rPr>
-        <w:t xml:space="preserve">          "required": ["Authors"],</w:t>
+        <w:t xml:space="preserve">          }</w:t>
       </w:r>
     </w:p>
     <w:p>
@@ -22008,7 +21803,7 @@
           <w:lang w:val="en-US"/>
           <w14:ligatures w14:val="none"/>
         </w:rPr>
-        <w:t xml:space="preserve">          "properties": {</w:t>
+        <w:t xml:space="preserve">        }</w:t>
       </w:r>
     </w:p>
     <w:p>
@@ -22036,7 +21831,7 @@
           <w:lang w:val="en-US"/>
           <w14:ligatures w14:val="none"/>
         </w:rPr>
-        <w:t xml:space="preserve">            "Authors": {</w:t>
+        <w:t xml:space="preserve">      },</w:t>
       </w:r>
     </w:p>
     <w:p>
@@ -22064,12 +21859,9 @@
           <w:lang w:val="en-US"/>
           <w14:ligatures w14:val="none"/>
         </w:rPr>
-        <w:t xml:space="preserve">              "type": "array",</w:t>
-      </w:r>
-    </w:p>
-    <w:p>
-      <w:pPr>
-        <w:spacing w:after="0"/>
+        <w:t xml:space="preserve">      </w:t>
+      </w:r>
+      <w:r>
         <w:rPr>
           <w:rFonts w:eastAsia="Calibri" w:cs="Times New Roman"/>
           <w:iCs/>
@@ -22080,8 +21872,12 @@
           <w:lang w:val="en-US"/>
           <w14:ligatures w14:val="none"/>
         </w:rPr>
-      </w:pPr>
-      <w:r>
+        <w:t>{</w:t>
+      </w:r>
+    </w:p>
+    <w:p>
+      <w:pPr>
+        <w:spacing w:after="0"/>
         <w:rPr>
           <w:rFonts w:eastAsia="Calibri" w:cs="Times New Roman"/>
           <w:iCs/>
@@ -22092,9 +21888,7 @@
           <w:lang w:val="en-US"/>
           <w14:ligatures w14:val="none"/>
         </w:rPr>
-        <w:t xml:space="preserve">              "items": </w:t>
-      </w:r>
-      <w:proofErr w:type="gramStart"/>
+      </w:pPr>
       <w:r>
         <w:rPr>
           <w:rFonts w:eastAsia="Calibri" w:cs="Times New Roman"/>
@@ -22106,10 +21900,12 @@
           <w:lang w:val="en-US"/>
           <w14:ligatures w14:val="none"/>
         </w:rPr>
-        <w:t>{ "</w:t>
-      </w:r>
-      <w:proofErr w:type="gramEnd"/>
-      <w:r>
+        <w:t xml:space="preserve">        "if": {</w:t>
+      </w:r>
+    </w:p>
+    <w:p>
+      <w:pPr>
+        <w:spacing w:after="0"/>
         <w:rPr>
           <w:rFonts w:eastAsia="Calibri" w:cs="Times New Roman"/>
           <w:iCs/>
@@ -22120,9 +21916,7 @@
           <w:lang w:val="en-US"/>
           <w14:ligatures w14:val="none"/>
         </w:rPr>
-        <w:t>type": "string</w:t>
-      </w:r>
-      <w:proofErr w:type="gramStart"/>
+      </w:pPr>
       <w:r>
         <w:rPr>
           <w:rFonts w:eastAsia="Calibri" w:cs="Times New Roman"/>
@@ -22134,9 +21928,9 @@
           <w:lang w:val="en-US"/>
           <w14:ligatures w14:val="none"/>
         </w:rPr>
-        <w:t>" }</w:t>
-      </w:r>
-      <w:proofErr w:type="gramEnd"/>
+        <w:t xml:space="preserve">          "properties": </w:t>
+      </w:r>
+      <w:proofErr w:type="gramStart"/>
       <w:r>
         <w:rPr>
           <w:rFonts w:eastAsia="Calibri" w:cs="Times New Roman"/>
@@ -22148,22 +21942,9 @@
           <w:lang w:val="en-US"/>
           <w14:ligatures w14:val="none"/>
         </w:rPr>
-        <w:t>,</w:t>
-      </w:r>
-    </w:p>
-    <w:p>
-      <w:pPr>
-        <w:spacing w:after="0"/>
-        <w:rPr>
-          <w:rFonts w:eastAsia="Calibri" w:cs="Times New Roman"/>
-          <w:iCs/>
-          <w:color w:val="538135" w:themeColor="accent6" w:themeShade="BF"/>
-          <w:kern w:val="0"/>
-          <w:sz w:val="20"/>
-          <w:szCs w:val="20"/>
-          <w14:ligatures w14:val="none"/>
-        </w:rPr>
-      </w:pPr>
+        <w:t>{ "</w:t>
+      </w:r>
+      <w:proofErr w:type="gramEnd"/>
       <w:r>
         <w:rPr>
           <w:rFonts w:eastAsia="Calibri" w:cs="Times New Roman"/>
@@ -22175,149 +21956,7 @@
           <w:lang w:val="en-US"/>
           <w14:ligatures w14:val="none"/>
         </w:rPr>
-        <w:t xml:space="preserve">              </w:t>
-      </w:r>
-      <w:r>
-        <w:rPr>
-          <w:rFonts w:eastAsia="Calibri" w:cs="Times New Roman"/>
-          <w:iCs/>
-          <w:color w:val="538135" w:themeColor="accent6" w:themeShade="BF"/>
-          <w:kern w:val="0"/>
-          <w:sz w:val="20"/>
-          <w:szCs w:val="20"/>
-          <w14:ligatures w14:val="none"/>
-        </w:rPr>
-        <w:t>"</w:t>
-      </w:r>
-      <w:proofErr w:type="spellStart"/>
-      <w:r>
-        <w:rPr>
-          <w:rFonts w:eastAsia="Calibri" w:cs="Times New Roman"/>
-          <w:iCs/>
-          <w:color w:val="538135" w:themeColor="accent6" w:themeShade="BF"/>
-          <w:kern w:val="0"/>
-          <w:sz w:val="20"/>
-          <w:szCs w:val="20"/>
-          <w14:ligatures w14:val="none"/>
-        </w:rPr>
-        <w:t>minItems</w:t>
-      </w:r>
-      <w:proofErr w:type="spellEnd"/>
-      <w:r>
-        <w:rPr>
-          <w:rFonts w:eastAsia="Calibri" w:cs="Times New Roman"/>
-          <w:iCs/>
-          <w:color w:val="538135" w:themeColor="accent6" w:themeShade="BF"/>
-          <w:kern w:val="0"/>
-          <w:sz w:val="20"/>
-          <w:szCs w:val="20"/>
-          <w14:ligatures w14:val="none"/>
-        </w:rPr>
-        <w:t>": 1</w:t>
-      </w:r>
-    </w:p>
-    <w:p>
-      <w:pPr>
-        <w:spacing w:after="0"/>
-        <w:rPr>
-          <w:rFonts w:eastAsia="Calibri" w:cs="Times New Roman"/>
-          <w:iCs/>
-          <w:color w:val="538135" w:themeColor="accent6" w:themeShade="BF"/>
-          <w:kern w:val="0"/>
-          <w:sz w:val="20"/>
-          <w:szCs w:val="20"/>
-          <w14:ligatures w14:val="none"/>
-        </w:rPr>
-      </w:pPr>
-      <w:r>
-        <w:rPr>
-          <w:rFonts w:eastAsia="Calibri" w:cs="Times New Roman"/>
-          <w:iCs/>
-          <w:color w:val="538135" w:themeColor="accent6" w:themeShade="BF"/>
-          <w:kern w:val="0"/>
-          <w:sz w:val="20"/>
-          <w:szCs w:val="20"/>
-          <w14:ligatures w14:val="none"/>
-        </w:rPr>
-        <w:t xml:space="preserve">            }</w:t>
-      </w:r>
-    </w:p>
-    <w:p>
-      <w:pPr>
-        <w:spacing w:after="0"/>
-        <w:rPr>
-          <w:rFonts w:eastAsia="Calibri" w:cs="Times New Roman"/>
-          <w:iCs/>
-          <w:color w:val="538135" w:themeColor="accent6" w:themeShade="BF"/>
-          <w:kern w:val="0"/>
-          <w:sz w:val="20"/>
-          <w:szCs w:val="20"/>
-          <w14:ligatures w14:val="none"/>
-        </w:rPr>
-      </w:pPr>
-      <w:r>
-        <w:rPr>
-          <w:rFonts w:eastAsia="Calibri" w:cs="Times New Roman"/>
-          <w:iCs/>
-          <w:color w:val="538135" w:themeColor="accent6" w:themeShade="BF"/>
-          <w:kern w:val="0"/>
-          <w:sz w:val="20"/>
-          <w:szCs w:val="20"/>
-          <w14:ligatures w14:val="none"/>
-        </w:rPr>
-        <w:t xml:space="preserve">          }</w:t>
-      </w:r>
-    </w:p>
-    <w:p>
-      <w:pPr>
-        <w:spacing w:after="0"/>
-        <w:rPr>
-          <w:rFonts w:eastAsia="Calibri" w:cs="Times New Roman"/>
-          <w:iCs/>
-          <w:color w:val="538135" w:themeColor="accent6" w:themeShade="BF"/>
-          <w:kern w:val="0"/>
-          <w:sz w:val="20"/>
-          <w:szCs w:val="20"/>
-          <w14:ligatures w14:val="none"/>
-        </w:rPr>
-      </w:pPr>
-      <w:r>
-        <w:rPr>
-          <w:rFonts w:eastAsia="Calibri" w:cs="Times New Roman"/>
-          <w:iCs/>
-          <w:color w:val="538135" w:themeColor="accent6" w:themeShade="BF"/>
-          <w:kern w:val="0"/>
-          <w:sz w:val="20"/>
-          <w:szCs w:val="20"/>
-          <w14:ligatures w14:val="none"/>
-        </w:rPr>
-        <w:t xml:space="preserve">        }</w:t>
-      </w:r>
-    </w:p>
-    <w:p>
-      <w:pPr>
-        <w:spacing w:after="0"/>
-        <w:rPr>
-          <w:rFonts w:eastAsia="Calibri" w:cs="Times New Roman"/>
-          <w:iCs/>
-          <w:color w:val="538135" w:themeColor="accent6" w:themeShade="BF"/>
-          <w:kern w:val="0"/>
-          <w:sz w:val="20"/>
-          <w:szCs w:val="20"/>
-          <w14:ligatures w14:val="none"/>
-        </w:rPr>
-      </w:pPr>
-      <w:r>
-        <w:rPr>
-          <w:rFonts w:eastAsia="Calibri" w:cs="Times New Roman"/>
-          <w:iCs/>
-          <w:color w:val="538135" w:themeColor="accent6" w:themeShade="BF"/>
-          <w:kern w:val="0"/>
-          <w:sz w:val="20"/>
-          <w:szCs w:val="20"/>
-          <w14:ligatures w14:val="none"/>
-        </w:rPr>
-        <w:t xml:space="preserve">      },</w:t>
+        <w:t>$type": { "const": "journal" } }</w:t>
       </w:r>
     </w:p>
     <w:p>
@@ -22342,11 +21981,15 @@
           <w:kern w:val="0"/>
           <w:sz w:val="20"/>
           <w:szCs w:val="20"/>
-          <w14:ligatures w14:val="none"/>
-        </w:rPr>
-        <w:t xml:space="preserve">      </w:t>
-      </w:r>
-      <w:r>
+          <w:lang w:val="en-US"/>
+          <w14:ligatures w14:val="none"/>
+        </w:rPr>
+        <w:t xml:space="preserve">        },</w:t>
+      </w:r>
+    </w:p>
+    <w:p>
+      <w:pPr>
+        <w:spacing w:after="0"/>
         <w:rPr>
           <w:rFonts w:eastAsia="Calibri" w:cs="Times New Roman"/>
           <w:iCs/>
@@ -22357,12 +22000,8 @@
           <w:lang w:val="en-US"/>
           <w14:ligatures w14:val="none"/>
         </w:rPr>
-        <w:t>{</w:t>
-      </w:r>
-    </w:p>
-    <w:p>
-      <w:pPr>
-        <w:spacing w:after="0"/>
+      </w:pPr>
+      <w:r>
         <w:rPr>
           <w:rFonts w:eastAsia="Calibri" w:cs="Times New Roman"/>
           <w:iCs/>
@@ -22373,8 +22012,12 @@
           <w:lang w:val="en-US"/>
           <w14:ligatures w14:val="none"/>
         </w:rPr>
-      </w:pPr>
-      <w:r>
+        <w:t xml:space="preserve">        "then": {</w:t>
+      </w:r>
+    </w:p>
+    <w:p>
+      <w:pPr>
+        <w:spacing w:after="0"/>
         <w:rPr>
           <w:rFonts w:eastAsia="Calibri" w:cs="Times New Roman"/>
           <w:iCs/>
@@ -22385,12 +22028,8 @@
           <w:lang w:val="en-US"/>
           <w14:ligatures w14:val="none"/>
         </w:rPr>
-        <w:t xml:space="preserve">        "if": {</w:t>
-      </w:r>
-    </w:p>
-    <w:p>
-      <w:pPr>
-        <w:spacing w:after="0"/>
+      </w:pPr>
+      <w:r>
         <w:rPr>
           <w:rFonts w:eastAsia="Calibri" w:cs="Times New Roman"/>
           <w:iCs/>
@@ -22401,8 +22040,12 @@
           <w:lang w:val="en-US"/>
           <w14:ligatures w14:val="none"/>
         </w:rPr>
-      </w:pPr>
-      <w:r>
+        <w:t xml:space="preserve">          "required": ["Frequency"],</w:t>
+      </w:r>
+    </w:p>
+    <w:p>
+      <w:pPr>
+        <w:spacing w:after="0"/>
         <w:rPr>
           <w:rFonts w:eastAsia="Calibri" w:cs="Times New Roman"/>
           <w:iCs/>
@@ -22413,9 +22056,7 @@
           <w:lang w:val="en-US"/>
           <w14:ligatures w14:val="none"/>
         </w:rPr>
-        <w:t xml:space="preserve">          "properties": </w:t>
-      </w:r>
-      <w:proofErr w:type="gramStart"/>
+      </w:pPr>
       <w:r>
         <w:rPr>
           <w:rFonts w:eastAsia="Calibri" w:cs="Times New Roman"/>
@@ -22427,10 +22068,12 @@
           <w:lang w:val="en-US"/>
           <w14:ligatures w14:val="none"/>
         </w:rPr>
-        <w:t>{ "</w:t>
-      </w:r>
-      <w:proofErr w:type="gramEnd"/>
-      <w:r>
+        <w:t xml:space="preserve">          "properties": {</w:t>
+      </w:r>
+    </w:p>
+    <w:p>
+      <w:pPr>
+        <w:spacing w:after="0"/>
         <w:rPr>
           <w:rFonts w:eastAsia="Calibri" w:cs="Times New Roman"/>
           <w:iCs/>
@@ -22441,9 +22084,7 @@
           <w:lang w:val="en-US"/>
           <w14:ligatures w14:val="none"/>
         </w:rPr>
-        <w:t xml:space="preserve">$type": </w:t>
-      </w:r>
-      <w:proofErr w:type="gramStart"/>
+      </w:pPr>
       <w:r>
         <w:rPr>
           <w:rFonts w:eastAsia="Calibri" w:cs="Times New Roman"/>
@@ -22455,9 +22096,9 @@
           <w:lang w:val="en-US"/>
           <w14:ligatures w14:val="none"/>
         </w:rPr>
-        <w:t>{ "</w:t>
-      </w:r>
-      <w:proofErr w:type="gramEnd"/>
+        <w:t xml:space="preserve">            "Frequency": </w:t>
+      </w:r>
+      <w:proofErr w:type="gramStart"/>
       <w:r>
         <w:rPr>
           <w:rFonts w:eastAsia="Calibri" w:cs="Times New Roman"/>
@@ -22469,9 +22110,9 @@
           <w:lang w:val="en-US"/>
           <w14:ligatures w14:val="none"/>
         </w:rPr>
-        <w:t>const": "journal</w:t>
-      </w:r>
-      <w:proofErr w:type="gramStart"/>
+        <w:t>{ "</w:t>
+      </w:r>
+      <w:proofErr w:type="gramEnd"/>
       <w:r>
         <w:rPr>
           <w:rFonts w:eastAsia="Calibri" w:cs="Times New Roman"/>
@@ -22483,9 +22124,9 @@
           <w:lang w:val="en-US"/>
           <w14:ligatures w14:val="none"/>
         </w:rPr>
-        <w:t>" }</w:t>
-      </w:r>
-      <w:proofErr w:type="gramEnd"/>
+        <w:t>type": "string", "</w:t>
+      </w:r>
+      <w:proofErr w:type="spellStart"/>
       <w:r>
         <w:rPr>
           <w:rFonts w:eastAsia="Calibri" w:cs="Times New Roman"/>
@@ -22497,12 +22138,10 @@
           <w:lang w:val="en-US"/>
           <w14:ligatures w14:val="none"/>
         </w:rPr>
-        <w:t xml:space="preserve"> }</w:t>
-      </w:r>
-    </w:p>
-    <w:p>
-      <w:pPr>
-        <w:spacing w:after="0"/>
+        <w:t>minLength</w:t>
+      </w:r>
+      <w:proofErr w:type="spellEnd"/>
+      <w:r>
         <w:rPr>
           <w:rFonts w:eastAsia="Calibri" w:cs="Times New Roman"/>
           <w:iCs/>
@@ -22513,8 +22152,12 @@
           <w:lang w:val="en-US"/>
           <w14:ligatures w14:val="none"/>
         </w:rPr>
-      </w:pPr>
-      <w:r>
+        <w:t>": 1 }</w:t>
+      </w:r>
+    </w:p>
+    <w:p>
+      <w:pPr>
+        <w:spacing w:after="0"/>
         <w:rPr>
           <w:rFonts w:eastAsia="Calibri" w:cs="Times New Roman"/>
           <w:iCs/>
@@ -22525,12 +22168,8 @@
           <w:lang w:val="en-US"/>
           <w14:ligatures w14:val="none"/>
         </w:rPr>
-        <w:t xml:space="preserve">        },</w:t>
-      </w:r>
-    </w:p>
-    <w:p>
-      <w:pPr>
-        <w:spacing w:after="0"/>
+      </w:pPr>
+      <w:r>
         <w:rPr>
           <w:rFonts w:eastAsia="Calibri" w:cs="Times New Roman"/>
           <w:iCs/>
@@ -22541,8 +22180,12 @@
           <w:lang w:val="en-US"/>
           <w14:ligatures w14:val="none"/>
         </w:rPr>
-      </w:pPr>
-      <w:r>
+        <w:t xml:space="preserve">          }</w:t>
+      </w:r>
+    </w:p>
+    <w:p>
+      <w:pPr>
+        <w:spacing w:after="0"/>
         <w:rPr>
           <w:rFonts w:eastAsia="Calibri" w:cs="Times New Roman"/>
           <w:iCs/>
@@ -22553,12 +22196,8 @@
           <w:lang w:val="en-US"/>
           <w14:ligatures w14:val="none"/>
         </w:rPr>
-        <w:t xml:space="preserve">        "then": {</w:t>
-      </w:r>
-    </w:p>
-    <w:p>
-      <w:pPr>
-        <w:spacing w:after="0"/>
+      </w:pPr>
+      <w:r>
         <w:rPr>
           <w:rFonts w:eastAsia="Calibri" w:cs="Times New Roman"/>
           <w:iCs/>
@@ -22569,8 +22208,13 @@
           <w:lang w:val="en-US"/>
           <w14:ligatures w14:val="none"/>
         </w:rPr>
-      </w:pPr>
-      <w:r>
+        <w:lastRenderedPageBreak/>
+        <w:t xml:space="preserve">        }</w:t>
+      </w:r>
+    </w:p>
+    <w:p>
+      <w:pPr>
+        <w:spacing w:after="0"/>
         <w:rPr>
           <w:rFonts w:eastAsia="Calibri" w:cs="Times New Roman"/>
           <w:iCs/>
@@ -22581,12 +22225,8 @@
           <w:lang w:val="en-US"/>
           <w14:ligatures w14:val="none"/>
         </w:rPr>
-        <w:t xml:space="preserve">          "required": ["Frequency"],</w:t>
-      </w:r>
-    </w:p>
-    <w:p>
-      <w:pPr>
-        <w:spacing w:after="0"/>
+      </w:pPr>
+      <w:r>
         <w:rPr>
           <w:rFonts w:eastAsia="Calibri" w:cs="Times New Roman"/>
           <w:iCs/>
@@ -22597,8 +22237,12 @@
           <w:lang w:val="en-US"/>
           <w14:ligatures w14:val="none"/>
         </w:rPr>
-      </w:pPr>
-      <w:r>
+        <w:t xml:space="preserve">      },</w:t>
+      </w:r>
+    </w:p>
+    <w:p>
+      <w:pPr>
+        <w:spacing w:after="0"/>
         <w:rPr>
           <w:rFonts w:eastAsia="Calibri" w:cs="Times New Roman"/>
           <w:iCs/>
@@ -22609,12 +22253,8 @@
           <w:lang w:val="en-US"/>
           <w14:ligatures w14:val="none"/>
         </w:rPr>
-        <w:t xml:space="preserve">          "properties": {</w:t>
-      </w:r>
-    </w:p>
-    <w:p>
-      <w:pPr>
-        <w:spacing w:after="0"/>
+      </w:pPr>
+      <w:r>
         <w:rPr>
           <w:rFonts w:eastAsia="Calibri" w:cs="Times New Roman"/>
           <w:iCs/>
@@ -22625,8 +22265,12 @@
           <w:lang w:val="en-US"/>
           <w14:ligatures w14:val="none"/>
         </w:rPr>
-      </w:pPr>
-      <w:r>
+        <w:t xml:space="preserve">      {</w:t>
+      </w:r>
+    </w:p>
+    <w:p>
+      <w:pPr>
+        <w:spacing w:after="0"/>
         <w:rPr>
           <w:rFonts w:eastAsia="Calibri" w:cs="Times New Roman"/>
           <w:iCs/>
@@ -22637,9 +22281,7 @@
           <w:lang w:val="en-US"/>
           <w14:ligatures w14:val="none"/>
         </w:rPr>
-        <w:t xml:space="preserve">            "Frequency": </w:t>
-      </w:r>
-      <w:proofErr w:type="gramStart"/>
+      </w:pPr>
       <w:r>
         <w:rPr>
           <w:rFonts w:eastAsia="Calibri" w:cs="Times New Roman"/>
@@ -22651,10 +22293,12 @@
           <w:lang w:val="en-US"/>
           <w14:ligatures w14:val="none"/>
         </w:rPr>
-        <w:t>{ "</w:t>
-      </w:r>
-      <w:proofErr w:type="gramEnd"/>
-      <w:r>
+        <w:t xml:space="preserve">        "if": {</w:t>
+      </w:r>
+    </w:p>
+    <w:p>
+      <w:pPr>
+        <w:spacing w:after="0"/>
         <w:rPr>
           <w:rFonts w:eastAsia="Calibri" w:cs="Times New Roman"/>
           <w:iCs/>
@@ -22665,9 +22309,7 @@
           <w:lang w:val="en-US"/>
           <w14:ligatures w14:val="none"/>
         </w:rPr>
-        <w:t>type": "string", "</w:t>
-      </w:r>
-      <w:proofErr w:type="spellStart"/>
+      </w:pPr>
       <w:r>
         <w:rPr>
           <w:rFonts w:eastAsia="Calibri" w:cs="Times New Roman"/>
@@ -22679,9 +22321,9 @@
           <w:lang w:val="en-US"/>
           <w14:ligatures w14:val="none"/>
         </w:rPr>
-        <w:t>minLength</w:t>
-      </w:r>
-      <w:proofErr w:type="spellEnd"/>
+        <w:t xml:space="preserve">          "properties": </w:t>
+      </w:r>
+      <w:proofErr w:type="gramStart"/>
       <w:r>
         <w:rPr>
           <w:rFonts w:eastAsia="Calibri" w:cs="Times New Roman"/>
@@ -22693,9 +22335,9 @@
           <w:lang w:val="en-US"/>
           <w14:ligatures w14:val="none"/>
         </w:rPr>
-        <w:t xml:space="preserve">": </w:t>
-      </w:r>
-      <w:proofErr w:type="gramStart"/>
+        <w:t>{ "</w:t>
+      </w:r>
+      <w:proofErr w:type="gramEnd"/>
       <w:r>
         <w:rPr>
           <w:rFonts w:eastAsia="Calibri" w:cs="Times New Roman"/>
@@ -22707,9 +22349,8 @@
           <w:lang w:val="en-US"/>
           <w14:ligatures w14:val="none"/>
         </w:rPr>
-        <w:t>1 }</w:t>
-      </w:r>
-      <w:proofErr w:type="gramEnd"/>
+        <w:t>$type": { "const": "dissertation" } }</w:t>
+      </w:r>
     </w:p>
     <w:p>
       <w:pPr>
@@ -22736,7 +22377,7 @@
           <w:lang w:val="en-US"/>
           <w14:ligatures w14:val="none"/>
         </w:rPr>
-        <w:t xml:space="preserve">          }</w:t>
+        <w:t xml:space="preserve">        },</w:t>
       </w:r>
     </w:p>
     <w:p>
@@ -22764,8 +22405,7 @@
           <w:lang w:val="en-US"/>
           <w14:ligatures w14:val="none"/>
         </w:rPr>
-        <w:lastRenderedPageBreak/>
-        <w:t xml:space="preserve">        }</w:t>
+        <w:t xml:space="preserve">        "then": {</w:t>
       </w:r>
     </w:p>
     <w:p>
@@ -22793,12 +22433,10 @@
           <w:lang w:val="en-US"/>
           <w14:ligatures w14:val="none"/>
         </w:rPr>
-        <w:t xml:space="preserve">      },</w:t>
-      </w:r>
-    </w:p>
-    <w:p>
-      <w:pPr>
-        <w:spacing w:after="0"/>
+        <w:t xml:space="preserve">          "required": ["</w:t>
+      </w:r>
+      <w:proofErr w:type="spellStart"/>
+      <w:r>
         <w:rPr>
           <w:rFonts w:eastAsia="Calibri" w:cs="Times New Roman"/>
           <w:iCs/>
@@ -22809,7 +22447,9 @@
           <w:lang w:val="en-US"/>
           <w14:ligatures w14:val="none"/>
         </w:rPr>
-      </w:pPr>
+        <w:t>AuthorFull</w:t>
+      </w:r>
+      <w:proofErr w:type="spellEnd"/>
       <w:r>
         <w:rPr>
           <w:rFonts w:eastAsia="Calibri" w:cs="Times New Roman"/>
@@ -22821,12 +22461,10 @@
           <w:lang w:val="en-US"/>
           <w14:ligatures w14:val="none"/>
         </w:rPr>
-        <w:t xml:space="preserve">      {</w:t>
-      </w:r>
-    </w:p>
-    <w:p>
-      <w:pPr>
-        <w:spacing w:after="0"/>
+        <w:t>", "</w:t>
+      </w:r>
+      <w:proofErr w:type="spellStart"/>
+      <w:r>
         <w:rPr>
           <w:rFonts w:eastAsia="Calibri" w:cs="Times New Roman"/>
           <w:iCs/>
@@ -22837,7 +22475,9 @@
           <w:lang w:val="en-US"/>
           <w14:ligatures w14:val="none"/>
         </w:rPr>
-      </w:pPr>
+        <w:t>Speciality</w:t>
+      </w:r>
+      <w:proofErr w:type="spellEnd"/>
       <w:r>
         <w:rPr>
           <w:rFonts w:eastAsia="Calibri" w:cs="Times New Roman"/>
@@ -22849,7 +22489,7 @@
           <w:lang w:val="en-US"/>
           <w14:ligatures w14:val="none"/>
         </w:rPr>
-        <w:t xml:space="preserve">        "if": {</w:t>
+        <w:t>", "Degree"],</w:t>
       </w:r>
     </w:p>
     <w:p>
@@ -22877,10 +22517,12 @@
           <w:lang w:val="en-US"/>
           <w14:ligatures w14:val="none"/>
         </w:rPr>
-        <w:t xml:space="preserve">          "properties": </w:t>
-      </w:r>
-      <w:proofErr w:type="gramStart"/>
-      <w:r>
+        <w:t xml:space="preserve">          "properties": {</w:t>
+      </w:r>
+    </w:p>
+    <w:p>
+      <w:pPr>
+        <w:spacing w:after="0"/>
         <w:rPr>
           <w:rFonts w:eastAsia="Calibri" w:cs="Times New Roman"/>
           <w:iCs/>
@@ -22891,9 +22533,7 @@
           <w:lang w:val="en-US"/>
           <w14:ligatures w14:val="none"/>
         </w:rPr>
-        <w:t>{ "</w:t>
-      </w:r>
-      <w:proofErr w:type="gramEnd"/>
+      </w:pPr>
       <w:r>
         <w:rPr>
           <w:rFonts w:eastAsia="Calibri" w:cs="Times New Roman"/>
@@ -22905,9 +22545,9 @@
           <w:lang w:val="en-US"/>
           <w14:ligatures w14:val="none"/>
         </w:rPr>
-        <w:t xml:space="preserve">$type": </w:t>
-      </w:r>
-      <w:proofErr w:type="gramStart"/>
+        <w:t xml:space="preserve">            "</w:t>
+      </w:r>
+      <w:proofErr w:type="spellStart"/>
       <w:r>
         <w:rPr>
           <w:rFonts w:eastAsia="Calibri" w:cs="Times New Roman"/>
@@ -22919,9 +22559,9 @@
           <w:lang w:val="en-US"/>
           <w14:ligatures w14:val="none"/>
         </w:rPr>
-        <w:t>{ "</w:t>
-      </w:r>
-      <w:proofErr w:type="gramEnd"/>
+        <w:t>AuthorFull</w:t>
+      </w:r>
+      <w:proofErr w:type="spellEnd"/>
       <w:r>
         <w:rPr>
           <w:rFonts w:eastAsia="Calibri" w:cs="Times New Roman"/>
@@ -22933,7 +22573,7 @@
           <w:lang w:val="en-US"/>
           <w14:ligatures w14:val="none"/>
         </w:rPr>
-        <w:t>const": "dissertation</w:t>
+        <w:t xml:space="preserve">": </w:t>
       </w:r>
       <w:proofErr w:type="gramStart"/>
       <w:r>
@@ -22947,7 +22587,7 @@
           <w:lang w:val="en-US"/>
           <w14:ligatures w14:val="none"/>
         </w:rPr>
-        <w:t>" }</w:t>
+        <w:t>{ "</w:t>
       </w:r>
       <w:proofErr w:type="gramEnd"/>
       <w:r>
@@ -22961,12 +22601,10 @@
           <w:lang w:val="en-US"/>
           <w14:ligatures w14:val="none"/>
         </w:rPr>
-        <w:t xml:space="preserve"> }</w:t>
-      </w:r>
-    </w:p>
-    <w:p>
-      <w:pPr>
-        <w:spacing w:after="0"/>
+        <w:t>type": "string", "</w:t>
+      </w:r>
+      <w:proofErr w:type="spellStart"/>
+      <w:r>
         <w:rPr>
           <w:rFonts w:eastAsia="Calibri" w:cs="Times New Roman"/>
           <w:iCs/>
@@ -22977,7 +22615,9 @@
           <w:lang w:val="en-US"/>
           <w14:ligatures w14:val="none"/>
         </w:rPr>
-      </w:pPr>
+        <w:t>minLength</w:t>
+      </w:r>
+      <w:proofErr w:type="spellEnd"/>
       <w:r>
         <w:rPr>
           <w:rFonts w:eastAsia="Calibri" w:cs="Times New Roman"/>
@@ -22989,7 +22629,7 @@
           <w:lang w:val="en-US"/>
           <w14:ligatures w14:val="none"/>
         </w:rPr>
-        <w:t xml:space="preserve">        },</w:t>
+        <w:t>": 1 },</w:t>
       </w:r>
     </w:p>
     <w:p>
@@ -23017,12 +22657,10 @@
           <w:lang w:val="en-US"/>
           <w14:ligatures w14:val="none"/>
         </w:rPr>
-        <w:t xml:space="preserve">        "then": {</w:t>
-      </w:r>
-    </w:p>
-    <w:p>
-      <w:pPr>
-        <w:spacing w:after="0"/>
+        <w:t xml:space="preserve">            "</w:t>
+      </w:r>
+      <w:proofErr w:type="spellStart"/>
+      <w:r>
         <w:rPr>
           <w:rFonts w:eastAsia="Calibri" w:cs="Times New Roman"/>
           <w:iCs/>
@@ -23033,7 +22671,9 @@
           <w:lang w:val="en-US"/>
           <w14:ligatures w14:val="none"/>
         </w:rPr>
-      </w:pPr>
+        <w:t>Speciality</w:t>
+      </w:r>
+      <w:proofErr w:type="spellEnd"/>
       <w:r>
         <w:rPr>
           <w:rFonts w:eastAsia="Calibri" w:cs="Times New Roman"/>
@@ -23045,9 +22685,9 @@
           <w:lang w:val="en-US"/>
           <w14:ligatures w14:val="none"/>
         </w:rPr>
-        <w:t xml:space="preserve">          "required": ["</w:t>
-      </w:r>
-      <w:proofErr w:type="spellStart"/>
+        <w:t xml:space="preserve">": </w:t>
+      </w:r>
+      <w:proofErr w:type="gramStart"/>
       <w:r>
         <w:rPr>
           <w:rFonts w:eastAsia="Calibri" w:cs="Times New Roman"/>
@@ -23059,9 +22699,9 @@
           <w:lang w:val="en-US"/>
           <w14:ligatures w14:val="none"/>
         </w:rPr>
-        <w:t>AuthorFull</w:t>
-      </w:r>
-      <w:proofErr w:type="spellEnd"/>
+        <w:t>{ "</w:t>
+      </w:r>
+      <w:proofErr w:type="gramEnd"/>
       <w:r>
         <w:rPr>
           <w:rFonts w:eastAsia="Calibri" w:cs="Times New Roman"/>
@@ -23073,7 +22713,7 @@
           <w:lang w:val="en-US"/>
           <w14:ligatures w14:val="none"/>
         </w:rPr>
-        <w:t>", "</w:t>
+        <w:t>type": "string", "</w:t>
       </w:r>
       <w:proofErr w:type="spellStart"/>
       <w:r>
@@ -23087,7 +22727,7 @@
           <w:lang w:val="en-US"/>
           <w14:ligatures w14:val="none"/>
         </w:rPr>
-        <w:t>Speciality</w:t>
+        <w:t>minLength</w:t>
       </w:r>
       <w:proofErr w:type="spellEnd"/>
       <w:r>
@@ -23101,7 +22741,7 @@
           <w:lang w:val="en-US"/>
           <w14:ligatures w14:val="none"/>
         </w:rPr>
-        <w:t>", "Degree"],</w:t>
+        <w:t>": 1 },</w:t>
       </w:r>
     </w:p>
     <w:p>
@@ -23129,12 +22769,10 @@
           <w:lang w:val="en-US"/>
           <w14:ligatures w14:val="none"/>
         </w:rPr>
-        <w:t xml:space="preserve">          "properties": {</w:t>
-      </w:r>
-    </w:p>
-    <w:p>
-      <w:pPr>
-        <w:spacing w:after="0"/>
+        <w:t xml:space="preserve">            "Degree": </w:t>
+      </w:r>
+      <w:proofErr w:type="gramStart"/>
+      <w:r>
         <w:rPr>
           <w:rFonts w:eastAsia="Calibri" w:cs="Times New Roman"/>
           <w:iCs/>
@@ -23145,7 +22783,9 @@
           <w:lang w:val="en-US"/>
           <w14:ligatures w14:val="none"/>
         </w:rPr>
-      </w:pPr>
+        <w:t>{ "</w:t>
+      </w:r>
+      <w:proofErr w:type="gramEnd"/>
       <w:r>
         <w:rPr>
           <w:rFonts w:eastAsia="Calibri" w:cs="Times New Roman"/>
@@ -23157,7 +22797,7 @@
           <w:lang w:val="en-US"/>
           <w14:ligatures w14:val="none"/>
         </w:rPr>
-        <w:t xml:space="preserve">            "</w:t>
+        <w:t>type": "string", "</w:t>
       </w:r>
       <w:proofErr w:type="spellStart"/>
       <w:r>
@@ -23171,7 +22811,7 @@
           <w:lang w:val="en-US"/>
           <w14:ligatures w14:val="none"/>
         </w:rPr>
-        <w:t>AuthorFull</w:t>
+        <w:t>minLength</w:t>
       </w:r>
       <w:proofErr w:type="spellEnd"/>
       <w:r>
@@ -23185,10 +22825,12 @@
           <w:lang w:val="en-US"/>
           <w14:ligatures w14:val="none"/>
         </w:rPr>
-        <w:t xml:space="preserve">": </w:t>
-      </w:r>
-      <w:proofErr w:type="gramStart"/>
-      <w:r>
+        <w:t>": 1 }</w:t>
+      </w:r>
+    </w:p>
+    <w:p>
+      <w:pPr>
+        <w:spacing w:after="0"/>
         <w:rPr>
           <w:rFonts w:eastAsia="Calibri" w:cs="Times New Roman"/>
           <w:iCs/>
@@ -23199,9 +22841,7 @@
           <w:lang w:val="en-US"/>
           <w14:ligatures w14:val="none"/>
         </w:rPr>
-        <w:t>{ "</w:t>
-      </w:r>
-      <w:proofErr w:type="gramEnd"/>
+      </w:pPr>
       <w:r>
         <w:rPr>
           <w:rFonts w:eastAsia="Calibri" w:cs="Times New Roman"/>
@@ -23213,10 +22853,12 @@
           <w:lang w:val="en-US"/>
           <w14:ligatures w14:val="none"/>
         </w:rPr>
-        <w:t>type": "string", "</w:t>
-      </w:r>
-      <w:proofErr w:type="spellStart"/>
-      <w:r>
+        <w:t xml:space="preserve">          }</w:t>
+      </w:r>
+    </w:p>
+    <w:p>
+      <w:pPr>
+        <w:spacing w:after="0"/>
         <w:rPr>
           <w:rFonts w:eastAsia="Calibri" w:cs="Times New Roman"/>
           <w:iCs/>
@@ -23227,9 +22869,7 @@
           <w:lang w:val="en-US"/>
           <w14:ligatures w14:val="none"/>
         </w:rPr>
-        <w:t>minLength</w:t>
-      </w:r>
-      <w:proofErr w:type="spellEnd"/>
+      </w:pPr>
       <w:r>
         <w:rPr>
           <w:rFonts w:eastAsia="Calibri" w:cs="Times New Roman"/>
@@ -23241,10 +22881,12 @@
           <w:lang w:val="en-US"/>
           <w14:ligatures w14:val="none"/>
         </w:rPr>
-        <w:t xml:space="preserve">": </w:t>
-      </w:r>
-      <w:proofErr w:type="gramStart"/>
-      <w:r>
+        <w:t xml:space="preserve">        }</w:t>
+      </w:r>
+    </w:p>
+    <w:p>
+      <w:pPr>
+        <w:spacing w:after="0"/>
         <w:rPr>
           <w:rFonts w:eastAsia="Calibri" w:cs="Times New Roman"/>
           <w:iCs/>
@@ -23255,9 +22897,7 @@
           <w:lang w:val="en-US"/>
           <w14:ligatures w14:val="none"/>
         </w:rPr>
-        <w:t>1 }</w:t>
-      </w:r>
-      <w:proofErr w:type="gramEnd"/>
+      </w:pPr>
       <w:r>
         <w:rPr>
           <w:rFonts w:eastAsia="Calibri" w:cs="Times New Roman"/>
@@ -23269,7 +22909,7 @@
           <w:lang w:val="en-US"/>
           <w14:ligatures w14:val="none"/>
         </w:rPr>
-        <w:t>,</w:t>
+        <w:t xml:space="preserve">      },</w:t>
       </w:r>
     </w:p>
     <w:p>
@@ -23297,10 +22937,12 @@
           <w:lang w:val="en-US"/>
           <w14:ligatures w14:val="none"/>
         </w:rPr>
-        <w:t xml:space="preserve">            "</w:t>
-      </w:r>
-      <w:proofErr w:type="spellStart"/>
-      <w:r>
+        <w:t xml:space="preserve">      {</w:t>
+      </w:r>
+    </w:p>
+    <w:p>
+      <w:pPr>
+        <w:spacing w:after="0"/>
         <w:rPr>
           <w:rFonts w:eastAsia="Calibri" w:cs="Times New Roman"/>
           <w:iCs/>
@@ -23311,9 +22953,7 @@
           <w:lang w:val="en-US"/>
           <w14:ligatures w14:val="none"/>
         </w:rPr>
-        <w:t>Speciality</w:t>
-      </w:r>
-      <w:proofErr w:type="spellEnd"/>
+      </w:pPr>
       <w:r>
         <w:rPr>
           <w:rFonts w:eastAsia="Calibri" w:cs="Times New Roman"/>
@@ -23325,10 +22965,12 @@
           <w:lang w:val="en-US"/>
           <w14:ligatures w14:val="none"/>
         </w:rPr>
-        <w:t xml:space="preserve">": </w:t>
-      </w:r>
-      <w:proofErr w:type="gramStart"/>
-      <w:r>
+        <w:t xml:space="preserve">        "if": {</w:t>
+      </w:r>
+    </w:p>
+    <w:p>
+      <w:pPr>
+        <w:spacing w:after="0"/>
         <w:rPr>
           <w:rFonts w:eastAsia="Calibri" w:cs="Times New Roman"/>
           <w:iCs/>
@@ -23339,9 +22981,7 @@
           <w:lang w:val="en-US"/>
           <w14:ligatures w14:val="none"/>
         </w:rPr>
-        <w:t>{ "</w:t>
-      </w:r>
-      <w:proofErr w:type="gramEnd"/>
+      </w:pPr>
       <w:r>
         <w:rPr>
           <w:rFonts w:eastAsia="Calibri" w:cs="Times New Roman"/>
@@ -23353,9 +22993,9 @@
           <w:lang w:val="en-US"/>
           <w14:ligatures w14:val="none"/>
         </w:rPr>
-        <w:t>type": "string", "</w:t>
-      </w:r>
-      <w:proofErr w:type="spellStart"/>
+        <w:t xml:space="preserve">          "properties": </w:t>
+      </w:r>
+      <w:proofErr w:type="gramStart"/>
       <w:r>
         <w:rPr>
           <w:rFonts w:eastAsia="Calibri" w:cs="Times New Roman"/>
@@ -23367,9 +23007,9 @@
           <w:lang w:val="en-US"/>
           <w14:ligatures w14:val="none"/>
         </w:rPr>
-        <w:t>minLength</w:t>
-      </w:r>
-      <w:proofErr w:type="spellEnd"/>
+        <w:t>{ "</w:t>
+      </w:r>
+      <w:proofErr w:type="gramEnd"/>
       <w:r>
         <w:rPr>
           <w:rFonts w:eastAsia="Calibri" w:cs="Times New Roman"/>
@@ -23381,10 +23021,12 @@
           <w:lang w:val="en-US"/>
           <w14:ligatures w14:val="none"/>
         </w:rPr>
-        <w:t xml:space="preserve">": </w:t>
-      </w:r>
-      <w:proofErr w:type="gramStart"/>
-      <w:r>
+        <w:t>$type": { "const": "collection" } }</w:t>
+      </w:r>
+    </w:p>
+    <w:p>
+      <w:pPr>
+        <w:spacing w:after="0"/>
         <w:rPr>
           <w:rFonts w:eastAsia="Calibri" w:cs="Times New Roman"/>
           <w:iCs/>
@@ -23395,9 +23037,7 @@
           <w:lang w:val="en-US"/>
           <w14:ligatures w14:val="none"/>
         </w:rPr>
-        <w:t>1 }</w:t>
-      </w:r>
-      <w:proofErr w:type="gramEnd"/>
+      </w:pPr>
       <w:r>
         <w:rPr>
           <w:rFonts w:eastAsia="Calibri" w:cs="Times New Roman"/>
@@ -23409,7 +23049,7 @@
           <w:lang w:val="en-US"/>
           <w14:ligatures w14:val="none"/>
         </w:rPr>
-        <w:t>,</w:t>
+        <w:t xml:space="preserve">        },</w:t>
       </w:r>
     </w:p>
     <w:p>
@@ -23437,10 +23077,12 @@
           <w:lang w:val="en-US"/>
           <w14:ligatures w14:val="none"/>
         </w:rPr>
-        <w:t xml:space="preserve">            "Degree": </w:t>
-      </w:r>
-      <w:proofErr w:type="gramStart"/>
-      <w:r>
+        <w:t xml:space="preserve">        "then": {</w:t>
+      </w:r>
+    </w:p>
+    <w:p>
+      <w:pPr>
+        <w:spacing w:after="0"/>
         <w:rPr>
           <w:rFonts w:eastAsia="Calibri" w:cs="Times New Roman"/>
           <w:iCs/>
@@ -23451,9 +23093,7 @@
           <w:lang w:val="en-US"/>
           <w14:ligatures w14:val="none"/>
         </w:rPr>
-        <w:t>{ "</w:t>
-      </w:r>
-      <w:proofErr w:type="gramEnd"/>
+      </w:pPr>
       <w:r>
         <w:rPr>
           <w:rFonts w:eastAsia="Calibri" w:cs="Times New Roman"/>
@@ -23465,10 +23105,12 @@
           <w:lang w:val="en-US"/>
           <w14:ligatures w14:val="none"/>
         </w:rPr>
-        <w:t>type": "string", "</w:t>
-      </w:r>
-      <w:proofErr w:type="spellStart"/>
-      <w:r>
+        <w:t xml:space="preserve">          "properties": {</w:t>
+      </w:r>
+    </w:p>
+    <w:p>
+      <w:pPr>
+        <w:spacing w:after="0"/>
         <w:rPr>
           <w:rFonts w:eastAsia="Calibri" w:cs="Times New Roman"/>
           <w:iCs/>
@@ -23479,9 +23121,7 @@
           <w:lang w:val="en-US"/>
           <w14:ligatures w14:val="none"/>
         </w:rPr>
-        <w:t>minLength</w:t>
-      </w:r>
-      <w:proofErr w:type="spellEnd"/>
+      </w:pPr>
       <w:r>
         <w:rPr>
           <w:rFonts w:eastAsia="Calibri" w:cs="Times New Roman"/>
@@ -23493,9 +23133,9 @@
           <w:lang w:val="en-US"/>
           <w14:ligatures w14:val="none"/>
         </w:rPr>
-        <w:t xml:space="preserve">": </w:t>
-      </w:r>
-      <w:proofErr w:type="gramStart"/>
+        <w:t xml:space="preserve">            "</w:t>
+      </w:r>
+      <w:proofErr w:type="spellStart"/>
       <w:r>
         <w:rPr>
           <w:rFonts w:eastAsia="Calibri" w:cs="Times New Roman"/>
@@ -23507,13 +23147,10 @@
           <w:lang w:val="en-US"/>
           <w14:ligatures w14:val="none"/>
         </w:rPr>
-        <w:t>1 }</w:t>
-      </w:r>
-      <w:proofErr w:type="gramEnd"/>
-    </w:p>
-    <w:p>
-      <w:pPr>
-        <w:spacing w:after="0"/>
+        <w:t>EditorialBoard</w:t>
+      </w:r>
+      <w:proofErr w:type="spellEnd"/>
+      <w:r>
         <w:rPr>
           <w:rFonts w:eastAsia="Calibri" w:cs="Times New Roman"/>
           <w:iCs/>
@@ -23524,7 +23161,9 @@
           <w:lang w:val="en-US"/>
           <w14:ligatures w14:val="none"/>
         </w:rPr>
-      </w:pPr>
+        <w:t xml:space="preserve">": </w:t>
+      </w:r>
+      <w:proofErr w:type="gramStart"/>
       <w:r>
         <w:rPr>
           <w:rFonts w:eastAsia="Calibri" w:cs="Times New Roman"/>
@@ -23536,12 +23175,10 @@
           <w:lang w:val="en-US"/>
           <w14:ligatures w14:val="none"/>
         </w:rPr>
-        <w:t xml:space="preserve">          }</w:t>
-      </w:r>
-    </w:p>
-    <w:p>
-      <w:pPr>
-        <w:spacing w:after="0"/>
+        <w:t>{ "</w:t>
+      </w:r>
+      <w:proofErr w:type="gramEnd"/>
+      <w:r>
         <w:rPr>
           <w:rFonts w:eastAsia="Calibri" w:cs="Times New Roman"/>
           <w:iCs/>
@@ -23552,8 +23189,12 @@
           <w:lang w:val="en-US"/>
           <w14:ligatures w14:val="none"/>
         </w:rPr>
-      </w:pPr>
-      <w:r>
+        <w:t>type": "string" },</w:t>
+      </w:r>
+    </w:p>
+    <w:p>
+      <w:pPr>
+        <w:spacing w:after="0"/>
         <w:rPr>
           <w:rFonts w:eastAsia="Calibri" w:cs="Times New Roman"/>
           <w:iCs/>
@@ -23564,12 +23205,8 @@
           <w:lang w:val="en-US"/>
           <w14:ligatures w14:val="none"/>
         </w:rPr>
-        <w:t xml:space="preserve">        }</w:t>
-      </w:r>
-    </w:p>
-    <w:p>
-      <w:pPr>
-        <w:spacing w:after="0"/>
+      </w:pPr>
+      <w:r>
         <w:rPr>
           <w:rFonts w:eastAsia="Calibri" w:cs="Times New Roman"/>
           <w:iCs/>
@@ -23580,7 +23217,9 @@
           <w:lang w:val="en-US"/>
           <w14:ligatures w14:val="none"/>
         </w:rPr>
-      </w:pPr>
+        <w:t xml:space="preserve">            "</w:t>
+      </w:r>
+      <w:proofErr w:type="spellStart"/>
       <w:r>
         <w:rPr>
           <w:rFonts w:eastAsia="Calibri" w:cs="Times New Roman"/>
@@ -23592,12 +23231,10 @@
           <w:lang w:val="en-US"/>
           <w14:ligatures w14:val="none"/>
         </w:rPr>
-        <w:t xml:space="preserve">      },</w:t>
-      </w:r>
-    </w:p>
-    <w:p>
-      <w:pPr>
-        <w:spacing w:after="0"/>
+        <w:t>ResponsibleEditors</w:t>
+      </w:r>
+      <w:proofErr w:type="spellEnd"/>
+      <w:r>
         <w:rPr>
           <w:rFonts w:eastAsia="Calibri" w:cs="Times New Roman"/>
           <w:iCs/>
@@ -23608,7 +23245,9 @@
           <w:lang w:val="en-US"/>
           <w14:ligatures w14:val="none"/>
         </w:rPr>
-      </w:pPr>
+        <w:t xml:space="preserve">": </w:t>
+      </w:r>
+      <w:proofErr w:type="gramStart"/>
       <w:r>
         <w:rPr>
           <w:rFonts w:eastAsia="Calibri" w:cs="Times New Roman"/>
@@ -23620,12 +23259,10 @@
           <w:lang w:val="en-US"/>
           <w14:ligatures w14:val="none"/>
         </w:rPr>
-        <w:t xml:space="preserve">      {</w:t>
-      </w:r>
-    </w:p>
-    <w:p>
-      <w:pPr>
-        <w:spacing w:after="0"/>
+        <w:t>{ "</w:t>
+      </w:r>
+      <w:proofErr w:type="gramEnd"/>
+      <w:r>
         <w:rPr>
           <w:rFonts w:eastAsia="Calibri" w:cs="Times New Roman"/>
           <w:iCs/>
@@ -23636,6 +23273,21 @@
           <w:lang w:val="en-US"/>
           <w14:ligatures w14:val="none"/>
         </w:rPr>
+        <w:t>type": "string" }</w:t>
+      </w:r>
+    </w:p>
+    <w:p>
+      <w:pPr>
+        <w:spacing w:after="0"/>
+        <w:rPr>
+          <w:rFonts w:eastAsia="Calibri" w:cs="Times New Roman"/>
+          <w:iCs/>
+          <w:color w:val="538135" w:themeColor="accent6" w:themeShade="BF"/>
+          <w:kern w:val="0"/>
+          <w:sz w:val="20"/>
+          <w:szCs w:val="20"/>
+          <w14:ligatures w14:val="none"/>
+        </w:rPr>
       </w:pPr>
       <w:r>
         <w:rPr>
@@ -23648,12 +23300,9 @@
           <w:lang w:val="en-US"/>
           <w14:ligatures w14:val="none"/>
         </w:rPr>
-        <w:t xml:space="preserve">        "if": {</w:t>
-      </w:r>
-    </w:p>
-    <w:p>
-      <w:pPr>
-        <w:spacing w:after="0"/>
+        <w:t xml:space="preserve">          </w:t>
+      </w:r>
+      <w:r>
         <w:rPr>
           <w:rFonts w:eastAsia="Calibri" w:cs="Times New Roman"/>
           <w:iCs/>
@@ -23661,11 +23310,14 @@
           <w:kern w:val="0"/>
           <w:sz w:val="20"/>
           <w:szCs w:val="20"/>
-          <w:lang w:val="en-US"/>
-          <w14:ligatures w14:val="none"/>
-        </w:rPr>
-      </w:pPr>
-      <w:r>
+          <w14:ligatures w14:val="none"/>
+        </w:rPr>
+        <w:t>}</w:t>
+      </w:r>
+    </w:p>
+    <w:p>
+      <w:pPr>
+        <w:spacing w:after="0"/>
         <w:rPr>
           <w:rFonts w:eastAsia="Calibri" w:cs="Times New Roman"/>
           <w:iCs/>
@@ -23673,12 +23325,9 @@
           <w:kern w:val="0"/>
           <w:sz w:val="20"/>
           <w:szCs w:val="20"/>
-          <w:lang w:val="en-US"/>
-          <w14:ligatures w14:val="none"/>
-        </w:rPr>
-        <w:t xml:space="preserve">          "properties": </w:t>
-      </w:r>
-      <w:proofErr w:type="gramStart"/>
+          <w14:ligatures w14:val="none"/>
+        </w:rPr>
+      </w:pPr>
       <w:r>
         <w:rPr>
           <w:rFonts w:eastAsia="Calibri" w:cs="Times New Roman"/>
@@ -23687,13 +23336,14 @@
           <w:kern w:val="0"/>
           <w:sz w:val="20"/>
           <w:szCs w:val="20"/>
-          <w:lang w:val="en-US"/>
-          <w14:ligatures w14:val="none"/>
-        </w:rPr>
-        <w:t>{ "</w:t>
-      </w:r>
-      <w:proofErr w:type="gramEnd"/>
-      <w:r>
+          <w14:ligatures w14:val="none"/>
+        </w:rPr>
+        <w:t xml:space="preserve">        }</w:t>
+      </w:r>
+    </w:p>
+    <w:p>
+      <w:pPr>
+        <w:spacing w:after="0"/>
         <w:rPr>
           <w:rFonts w:eastAsia="Calibri" w:cs="Times New Roman"/>
           <w:iCs/>
@@ -23701,12 +23351,9 @@
           <w:kern w:val="0"/>
           <w:sz w:val="20"/>
           <w:szCs w:val="20"/>
-          <w:lang w:val="en-US"/>
-          <w14:ligatures w14:val="none"/>
-        </w:rPr>
-        <w:t xml:space="preserve">$type": </w:t>
-      </w:r>
-      <w:proofErr w:type="gramStart"/>
+          <w14:ligatures w14:val="none"/>
+        </w:rPr>
+      </w:pPr>
       <w:r>
         <w:rPr>
           <w:rFonts w:eastAsia="Calibri" w:cs="Times New Roman"/>
@@ -23715,13 +23362,14 @@
           <w:kern w:val="0"/>
           <w:sz w:val="20"/>
           <w:szCs w:val="20"/>
-          <w:lang w:val="en-US"/>
-          <w14:ligatures w14:val="none"/>
-        </w:rPr>
-        <w:t>{ "</w:t>
-      </w:r>
-      <w:proofErr w:type="gramEnd"/>
-      <w:r>
+          <w14:ligatures w14:val="none"/>
+        </w:rPr>
+        <w:t xml:space="preserve">      }</w:t>
+      </w:r>
+    </w:p>
+    <w:p>
+      <w:pPr>
+        <w:spacing w:after="0"/>
         <w:rPr>
           <w:rFonts w:eastAsia="Calibri" w:cs="Times New Roman"/>
           <w:iCs/>
@@ -23729,12 +23377,9 @@
           <w:kern w:val="0"/>
           <w:sz w:val="20"/>
           <w:szCs w:val="20"/>
-          <w:lang w:val="en-US"/>
-          <w14:ligatures w14:val="none"/>
-        </w:rPr>
-        <w:t>const": "collection</w:t>
-      </w:r>
-      <w:proofErr w:type="gramStart"/>
+          <w14:ligatures w14:val="none"/>
+        </w:rPr>
+      </w:pPr>
       <w:r>
         <w:rPr>
           <w:rFonts w:eastAsia="Calibri" w:cs="Times New Roman"/>
@@ -23743,13 +23388,14 @@
           <w:kern w:val="0"/>
           <w:sz w:val="20"/>
           <w:szCs w:val="20"/>
-          <w:lang w:val="en-US"/>
-          <w14:ligatures w14:val="none"/>
-        </w:rPr>
-        <w:t>" }</w:t>
-      </w:r>
-      <w:proofErr w:type="gramEnd"/>
-      <w:r>
+          <w14:ligatures w14:val="none"/>
+        </w:rPr>
+        <w:t xml:space="preserve">    ]</w:t>
+      </w:r>
+    </w:p>
+    <w:p>
+      <w:pPr>
+        <w:spacing w:after="0"/>
         <w:rPr>
           <w:rFonts w:eastAsia="Calibri" w:cs="Times New Roman"/>
           <w:iCs/>
@@ -23757,15 +23403,10 @@
           <w:kern w:val="0"/>
           <w:sz w:val="20"/>
           <w:szCs w:val="20"/>
-          <w:lang w:val="en-US"/>
-          <w14:ligatures w14:val="none"/>
-        </w:rPr>
-        <w:t xml:space="preserve"> }</w:t>
-      </w:r>
-    </w:p>
-    <w:p>
-      <w:pPr>
-        <w:spacing w:after="0"/>
+          <w14:ligatures w14:val="none"/>
+        </w:rPr>
+      </w:pPr>
+      <w:r>
         <w:rPr>
           <w:rFonts w:eastAsia="Calibri" w:cs="Times New Roman"/>
           <w:iCs/>
@@ -23773,11 +23414,14 @@
           <w:kern w:val="0"/>
           <w:sz w:val="20"/>
           <w:szCs w:val="20"/>
-          <w:lang w:val="en-US"/>
-          <w14:ligatures w14:val="none"/>
-        </w:rPr>
-      </w:pPr>
-      <w:r>
+          <w14:ligatures w14:val="none"/>
+        </w:rPr>
+        <w:t xml:space="preserve">  }</w:t>
+      </w:r>
+    </w:p>
+    <w:p>
+      <w:pPr>
+        <w:spacing w:after="0"/>
         <w:rPr>
           <w:rFonts w:eastAsia="Calibri" w:cs="Times New Roman"/>
           <w:iCs/>
@@ -23785,15 +23429,10 @@
           <w:kern w:val="0"/>
           <w:sz w:val="20"/>
           <w:szCs w:val="20"/>
-          <w:lang w:val="en-US"/>
-          <w14:ligatures w14:val="none"/>
-        </w:rPr>
-        <w:t xml:space="preserve">        },</w:t>
-      </w:r>
-    </w:p>
-    <w:p>
-      <w:pPr>
-        <w:spacing w:after="0"/>
+          <w14:ligatures w14:val="none"/>
+        </w:rPr>
+      </w:pPr>
+      <w:r>
         <w:rPr>
           <w:rFonts w:eastAsia="Calibri" w:cs="Times New Roman"/>
           <w:iCs/>
@@ -23801,426 +23440,6 @@
           <w:kern w:val="0"/>
           <w:sz w:val="20"/>
           <w:szCs w:val="20"/>
-          <w:lang w:val="en-US"/>
-          <w14:ligatures w14:val="none"/>
-        </w:rPr>
-      </w:pPr>
-      <w:r>
-        <w:rPr>
-          <w:rFonts w:eastAsia="Calibri" w:cs="Times New Roman"/>
-          <w:iCs/>
-          <w:color w:val="538135" w:themeColor="accent6" w:themeShade="BF"/>
-          <w:kern w:val="0"/>
-          <w:sz w:val="20"/>
-          <w:szCs w:val="20"/>
-          <w:lang w:val="en-US"/>
-          <w14:ligatures w14:val="none"/>
-        </w:rPr>
-        <w:t xml:space="preserve">        "then": {</w:t>
-      </w:r>
-    </w:p>
-    <w:p>
-      <w:pPr>
-        <w:spacing w:after="0"/>
-        <w:rPr>
-          <w:rFonts w:eastAsia="Calibri" w:cs="Times New Roman"/>
-          <w:iCs/>
-          <w:color w:val="538135" w:themeColor="accent6" w:themeShade="BF"/>
-          <w:kern w:val="0"/>
-          <w:sz w:val="20"/>
-          <w:szCs w:val="20"/>
-          <w:lang w:val="en-US"/>
-          <w14:ligatures w14:val="none"/>
-        </w:rPr>
-      </w:pPr>
-      <w:r>
-        <w:rPr>
-          <w:rFonts w:eastAsia="Calibri" w:cs="Times New Roman"/>
-          <w:iCs/>
-          <w:color w:val="538135" w:themeColor="accent6" w:themeShade="BF"/>
-          <w:kern w:val="0"/>
-          <w:sz w:val="20"/>
-          <w:szCs w:val="20"/>
-          <w:lang w:val="en-US"/>
-          <w14:ligatures w14:val="none"/>
-        </w:rPr>
-        <w:t xml:space="preserve">          "properties": {</w:t>
-      </w:r>
-    </w:p>
-    <w:p>
-      <w:pPr>
-        <w:spacing w:after="0"/>
-        <w:rPr>
-          <w:rFonts w:eastAsia="Calibri" w:cs="Times New Roman"/>
-          <w:iCs/>
-          <w:color w:val="538135" w:themeColor="accent6" w:themeShade="BF"/>
-          <w:kern w:val="0"/>
-          <w:sz w:val="20"/>
-          <w:szCs w:val="20"/>
-          <w:lang w:val="en-US"/>
-          <w14:ligatures w14:val="none"/>
-        </w:rPr>
-      </w:pPr>
-      <w:r>
-        <w:rPr>
-          <w:rFonts w:eastAsia="Calibri" w:cs="Times New Roman"/>
-          <w:iCs/>
-          <w:color w:val="538135" w:themeColor="accent6" w:themeShade="BF"/>
-          <w:kern w:val="0"/>
-          <w:sz w:val="20"/>
-          <w:szCs w:val="20"/>
-          <w:lang w:val="en-US"/>
-          <w14:ligatures w14:val="none"/>
-        </w:rPr>
-        <w:t xml:space="preserve">            "</w:t>
-      </w:r>
-      <w:proofErr w:type="spellStart"/>
-      <w:r>
-        <w:rPr>
-          <w:rFonts w:eastAsia="Calibri" w:cs="Times New Roman"/>
-          <w:iCs/>
-          <w:color w:val="538135" w:themeColor="accent6" w:themeShade="BF"/>
-          <w:kern w:val="0"/>
-          <w:sz w:val="20"/>
-          <w:szCs w:val="20"/>
-          <w:lang w:val="en-US"/>
-          <w14:ligatures w14:val="none"/>
-        </w:rPr>
-        <w:t>EditorialBoard</w:t>
-      </w:r>
-      <w:proofErr w:type="spellEnd"/>
-      <w:r>
-        <w:rPr>
-          <w:rFonts w:eastAsia="Calibri" w:cs="Times New Roman"/>
-          <w:iCs/>
-          <w:color w:val="538135" w:themeColor="accent6" w:themeShade="BF"/>
-          <w:kern w:val="0"/>
-          <w:sz w:val="20"/>
-          <w:szCs w:val="20"/>
-          <w:lang w:val="en-US"/>
-          <w14:ligatures w14:val="none"/>
-        </w:rPr>
-        <w:t xml:space="preserve">": </w:t>
-      </w:r>
-      <w:proofErr w:type="gramStart"/>
-      <w:r>
-        <w:rPr>
-          <w:rFonts w:eastAsia="Calibri" w:cs="Times New Roman"/>
-          <w:iCs/>
-          <w:color w:val="538135" w:themeColor="accent6" w:themeShade="BF"/>
-          <w:kern w:val="0"/>
-          <w:sz w:val="20"/>
-          <w:szCs w:val="20"/>
-          <w:lang w:val="en-US"/>
-          <w14:ligatures w14:val="none"/>
-        </w:rPr>
-        <w:t>{ "</w:t>
-      </w:r>
-      <w:proofErr w:type="gramEnd"/>
-      <w:r>
-        <w:rPr>
-          <w:rFonts w:eastAsia="Calibri" w:cs="Times New Roman"/>
-          <w:iCs/>
-          <w:color w:val="538135" w:themeColor="accent6" w:themeShade="BF"/>
-          <w:kern w:val="0"/>
-          <w:sz w:val="20"/>
-          <w:szCs w:val="20"/>
-          <w:lang w:val="en-US"/>
-          <w14:ligatures w14:val="none"/>
-        </w:rPr>
-        <w:t>type": "string</w:t>
-      </w:r>
-      <w:proofErr w:type="gramStart"/>
-      <w:r>
-        <w:rPr>
-          <w:rFonts w:eastAsia="Calibri" w:cs="Times New Roman"/>
-          <w:iCs/>
-          <w:color w:val="538135" w:themeColor="accent6" w:themeShade="BF"/>
-          <w:kern w:val="0"/>
-          <w:sz w:val="20"/>
-          <w:szCs w:val="20"/>
-          <w:lang w:val="en-US"/>
-          <w14:ligatures w14:val="none"/>
-        </w:rPr>
-        <w:t>" }</w:t>
-      </w:r>
-      <w:proofErr w:type="gramEnd"/>
-      <w:r>
-        <w:rPr>
-          <w:rFonts w:eastAsia="Calibri" w:cs="Times New Roman"/>
-          <w:iCs/>
-          <w:color w:val="538135" w:themeColor="accent6" w:themeShade="BF"/>
-          <w:kern w:val="0"/>
-          <w:sz w:val="20"/>
-          <w:szCs w:val="20"/>
-          <w:lang w:val="en-US"/>
-          <w14:ligatures w14:val="none"/>
-        </w:rPr>
-        <w:t>,</w:t>
-      </w:r>
-    </w:p>
-    <w:p>
-      <w:pPr>
-        <w:spacing w:after="0"/>
-        <w:rPr>
-          <w:rFonts w:eastAsia="Calibri" w:cs="Times New Roman"/>
-          <w:iCs/>
-          <w:color w:val="538135" w:themeColor="accent6" w:themeShade="BF"/>
-          <w:kern w:val="0"/>
-          <w:sz w:val="20"/>
-          <w:szCs w:val="20"/>
-          <w:lang w:val="en-US"/>
-          <w14:ligatures w14:val="none"/>
-        </w:rPr>
-      </w:pPr>
-      <w:r>
-        <w:rPr>
-          <w:rFonts w:eastAsia="Calibri" w:cs="Times New Roman"/>
-          <w:iCs/>
-          <w:color w:val="538135" w:themeColor="accent6" w:themeShade="BF"/>
-          <w:kern w:val="0"/>
-          <w:sz w:val="20"/>
-          <w:szCs w:val="20"/>
-          <w:lang w:val="en-US"/>
-          <w14:ligatures w14:val="none"/>
-        </w:rPr>
-        <w:t xml:space="preserve">            "</w:t>
-      </w:r>
-      <w:proofErr w:type="spellStart"/>
-      <w:r>
-        <w:rPr>
-          <w:rFonts w:eastAsia="Calibri" w:cs="Times New Roman"/>
-          <w:iCs/>
-          <w:color w:val="538135" w:themeColor="accent6" w:themeShade="BF"/>
-          <w:kern w:val="0"/>
-          <w:sz w:val="20"/>
-          <w:szCs w:val="20"/>
-          <w:lang w:val="en-US"/>
-          <w14:ligatures w14:val="none"/>
-        </w:rPr>
-        <w:t>ResponsibleEditors</w:t>
-      </w:r>
-      <w:proofErr w:type="spellEnd"/>
-      <w:r>
-        <w:rPr>
-          <w:rFonts w:eastAsia="Calibri" w:cs="Times New Roman"/>
-          <w:iCs/>
-          <w:color w:val="538135" w:themeColor="accent6" w:themeShade="BF"/>
-          <w:kern w:val="0"/>
-          <w:sz w:val="20"/>
-          <w:szCs w:val="20"/>
-          <w:lang w:val="en-US"/>
-          <w14:ligatures w14:val="none"/>
-        </w:rPr>
-        <w:t xml:space="preserve">": </w:t>
-      </w:r>
-      <w:proofErr w:type="gramStart"/>
-      <w:r>
-        <w:rPr>
-          <w:rFonts w:eastAsia="Calibri" w:cs="Times New Roman"/>
-          <w:iCs/>
-          <w:color w:val="538135" w:themeColor="accent6" w:themeShade="BF"/>
-          <w:kern w:val="0"/>
-          <w:sz w:val="20"/>
-          <w:szCs w:val="20"/>
-          <w:lang w:val="en-US"/>
-          <w14:ligatures w14:val="none"/>
-        </w:rPr>
-        <w:t>{ "</w:t>
-      </w:r>
-      <w:proofErr w:type="gramEnd"/>
-      <w:r>
-        <w:rPr>
-          <w:rFonts w:eastAsia="Calibri" w:cs="Times New Roman"/>
-          <w:iCs/>
-          <w:color w:val="538135" w:themeColor="accent6" w:themeShade="BF"/>
-          <w:kern w:val="0"/>
-          <w:sz w:val="20"/>
-          <w:szCs w:val="20"/>
-          <w:lang w:val="en-US"/>
-          <w14:ligatures w14:val="none"/>
-        </w:rPr>
-        <w:t>type": "string</w:t>
-      </w:r>
-      <w:proofErr w:type="gramStart"/>
-      <w:r>
-        <w:rPr>
-          <w:rFonts w:eastAsia="Calibri" w:cs="Times New Roman"/>
-          <w:iCs/>
-          <w:color w:val="538135" w:themeColor="accent6" w:themeShade="BF"/>
-          <w:kern w:val="0"/>
-          <w:sz w:val="20"/>
-          <w:szCs w:val="20"/>
-          <w:lang w:val="en-US"/>
-          <w14:ligatures w14:val="none"/>
-        </w:rPr>
-        <w:t>" }</w:t>
-      </w:r>
-      <w:proofErr w:type="gramEnd"/>
-    </w:p>
-    <w:p>
-      <w:pPr>
-        <w:spacing w:after="0"/>
-        <w:rPr>
-          <w:rFonts w:eastAsia="Calibri" w:cs="Times New Roman"/>
-          <w:iCs/>
-          <w:color w:val="538135" w:themeColor="accent6" w:themeShade="BF"/>
-          <w:kern w:val="0"/>
-          <w:sz w:val="20"/>
-          <w:szCs w:val="20"/>
-          <w:lang w:val="en-US"/>
-          <w14:ligatures w14:val="none"/>
-        </w:rPr>
-      </w:pPr>
-      <w:r>
-        <w:rPr>
-          <w:rFonts w:eastAsia="Calibri" w:cs="Times New Roman"/>
-          <w:iCs/>
-          <w:color w:val="538135" w:themeColor="accent6" w:themeShade="BF"/>
-          <w:kern w:val="0"/>
-          <w:sz w:val="20"/>
-          <w:szCs w:val="20"/>
-          <w:lang w:val="en-US"/>
-          <w14:ligatures w14:val="none"/>
-        </w:rPr>
-        <w:t xml:space="preserve">          }</w:t>
-      </w:r>
-    </w:p>
-    <w:p>
-      <w:pPr>
-        <w:spacing w:after="0"/>
-        <w:rPr>
-          <w:rFonts w:eastAsia="Calibri" w:cs="Times New Roman"/>
-          <w:iCs/>
-          <w:color w:val="538135" w:themeColor="accent6" w:themeShade="BF"/>
-          <w:kern w:val="0"/>
-          <w:sz w:val="20"/>
-          <w:szCs w:val="20"/>
-          <w:lang w:val="en-US"/>
-          <w14:ligatures w14:val="none"/>
-        </w:rPr>
-      </w:pPr>
-      <w:r>
-        <w:rPr>
-          <w:rFonts w:eastAsia="Calibri" w:cs="Times New Roman"/>
-          <w:iCs/>
-          <w:color w:val="538135" w:themeColor="accent6" w:themeShade="BF"/>
-          <w:kern w:val="0"/>
-          <w:sz w:val="20"/>
-          <w:szCs w:val="20"/>
-          <w:lang w:val="en-US"/>
-          <w14:ligatures w14:val="none"/>
-        </w:rPr>
-        <w:t xml:space="preserve">        }</w:t>
-      </w:r>
-    </w:p>
-    <w:p>
-      <w:pPr>
-        <w:spacing w:after="0"/>
-        <w:rPr>
-          <w:rFonts w:eastAsia="Calibri" w:cs="Times New Roman"/>
-          <w:iCs/>
-          <w:color w:val="538135" w:themeColor="accent6" w:themeShade="BF"/>
-          <w:kern w:val="0"/>
-          <w:sz w:val="20"/>
-          <w:szCs w:val="20"/>
-          <w:lang w:val="en-US"/>
-          <w14:ligatures w14:val="none"/>
-        </w:rPr>
-      </w:pPr>
-      <w:r>
-        <w:rPr>
-          <w:rFonts w:eastAsia="Calibri" w:cs="Times New Roman"/>
-          <w:iCs/>
-          <w:color w:val="538135" w:themeColor="accent6" w:themeShade="BF"/>
-          <w:kern w:val="0"/>
-          <w:sz w:val="20"/>
-          <w:szCs w:val="20"/>
-          <w:lang w:val="en-US"/>
-          <w14:ligatures w14:val="none"/>
-        </w:rPr>
-        <w:t xml:space="preserve">      }</w:t>
-      </w:r>
-    </w:p>
-    <w:p>
-      <w:pPr>
-        <w:spacing w:after="0"/>
-        <w:rPr>
-          <w:rFonts w:eastAsia="Calibri" w:cs="Times New Roman"/>
-          <w:iCs/>
-          <w:color w:val="538135" w:themeColor="accent6" w:themeShade="BF"/>
-          <w:kern w:val="0"/>
-          <w:sz w:val="20"/>
-          <w:szCs w:val="20"/>
-          <w:lang w:val="en-US"/>
-          <w14:ligatures w14:val="none"/>
-        </w:rPr>
-      </w:pPr>
-      <w:r>
-        <w:rPr>
-          <w:rFonts w:eastAsia="Calibri" w:cs="Times New Roman"/>
-          <w:iCs/>
-          <w:color w:val="538135" w:themeColor="accent6" w:themeShade="BF"/>
-          <w:kern w:val="0"/>
-          <w:sz w:val="20"/>
-          <w:szCs w:val="20"/>
-          <w:lang w:val="en-US"/>
-          <w14:ligatures w14:val="none"/>
-        </w:rPr>
-        <w:t xml:space="preserve">    ]</w:t>
-      </w:r>
-    </w:p>
-    <w:p>
-      <w:pPr>
-        <w:spacing w:after="0"/>
-        <w:rPr>
-          <w:rFonts w:eastAsia="Calibri" w:cs="Times New Roman"/>
-          <w:iCs/>
-          <w:color w:val="538135" w:themeColor="accent6" w:themeShade="BF"/>
-          <w:kern w:val="0"/>
-          <w:sz w:val="20"/>
-          <w:szCs w:val="20"/>
-          <w:lang w:val="en-US"/>
-          <w14:ligatures w14:val="none"/>
-        </w:rPr>
-      </w:pPr>
-      <w:r>
-        <w:rPr>
-          <w:rFonts w:eastAsia="Calibri" w:cs="Times New Roman"/>
-          <w:iCs/>
-          <w:color w:val="538135" w:themeColor="accent6" w:themeShade="BF"/>
-          <w:kern w:val="0"/>
-          <w:sz w:val="20"/>
-          <w:szCs w:val="20"/>
-          <w:lang w:val="en-US"/>
-          <w14:ligatures w14:val="none"/>
-        </w:rPr>
-        <w:t xml:space="preserve">  }</w:t>
-      </w:r>
-    </w:p>
-    <w:p>
-      <w:pPr>
-        <w:spacing w:after="0"/>
-        <w:rPr>
-          <w:rFonts w:eastAsia="Calibri" w:cs="Times New Roman"/>
-          <w:iCs/>
-          <w:color w:val="538135" w:themeColor="accent6" w:themeShade="BF"/>
-          <w:kern w:val="0"/>
-          <w:sz w:val="20"/>
-          <w:szCs w:val="20"/>
-          <w:lang w:val="en-US"/>
-          <w14:ligatures w14:val="none"/>
-        </w:rPr>
-      </w:pPr>
-      <w:r>
-        <w:rPr>
-          <w:rFonts w:eastAsia="Calibri" w:cs="Times New Roman"/>
-          <w:iCs/>
-          <w:color w:val="538135" w:themeColor="accent6" w:themeShade="BF"/>
-          <w:kern w:val="0"/>
-          <w:sz w:val="20"/>
-          <w:szCs w:val="20"/>
-          <w:lang w:val="en-US"/>
           <w14:ligatures w14:val="none"/>
         </w:rPr>
         <w:t>}</w:t>
@@ -26519,8 +25738,44 @@
 </w:document>
 </file>
 
+<file path=word/comments.xml><?xml version="1.0" encoding="utf-8"?>
+<w:comments xmlns:wpc="http://schemas.microsoft.com/office/word/2010/wordprocessingCanvas" xmlns:cx="http://schemas.microsoft.com/office/drawing/2014/chartex" xmlns:cx1="http://schemas.microsoft.com/office/drawing/2015/9/8/chartex" xmlns:cx2="http://schemas.microsoft.com/office/drawing/2015/10/21/chartex" xmlns:cx3="http://schemas.microsoft.com/office/drawing/2016/5/9/chartex" xmlns:cx4="http://schemas.microsoft.com/office/drawing/2016/5/10/chartex" xmlns:cx5="http://schemas.microsoft.com/office/drawing/2016/5/11/chartex" xmlns:cx6="http://schemas.microsoft.com/office/drawing/2016/5/12/chartex" xmlns:cx7="http://schemas.microsoft.com/office/drawing/2016/5/13/chartex" xmlns:cx8="http://schemas.microsoft.com/office/drawing/2016/5/14/chartex" xmlns:mc="http://schemas.openxmlformats.org/markup-compatibility/2006" xmlns:aink="http://schemas.microsoft.com/office/drawing/2016/ink" xmlns:am3d="http://schemas.microsoft.com/office/drawing/2017/model3d" xmlns:o="urn:schemas-microsoft-com:office:office" xmlns:r="http://schemas.openxmlformats.org/officeDocument/2006/relationships" xmlns:m="http://schemas.openxmlformats.org/officeDocument/2006/math" xmlns:v="urn:schemas-microsoft-com:vml" xmlns:wp14="http://schemas.microsoft.com/office/word/2010/wordprocessingDrawing" xmlns:wp="http://schemas.openxmlformats.org/drawingml/2006/wordprocessingDrawing" xmlns:w10="urn:schemas-microsoft-com:office:word" xmlns:w="http://schemas.openxmlformats.org/wordprocessingml/2006/main" xmlns:w14="http://schemas.microsoft.com/office/word/2010/wordml" xmlns:w15="http://schemas.microsoft.com/office/word/2012/wordml" xmlns:w16cex="http://schemas.microsoft.com/office/word/2018/wordml/cex" xmlns:w16cid="http://schemas.microsoft.com/office/word/2016/wordml/cid" xmlns:w16="http://schemas.microsoft.com/office/word/2018/wordml" xmlns:w16sdtdh="http://schemas.microsoft.com/office/word/2020/wordml/sdtdatahash" xmlns:w16se="http://schemas.microsoft.com/office/word/2015/wordml/symex" xmlns:wpg="http://schemas.microsoft.com/office/word/2010/wordprocessingGroup" xmlns:wpi="http://schemas.microsoft.com/office/word/2010/wordprocessingInk" xmlns:wne="http://schemas.microsoft.com/office/word/2006/wordml" xmlns:wps="http://schemas.microsoft.com/office/word/2010/wordprocessingShape" mc:Ignorable="w14 w15 w16se w16cid w16 w16cex w16sdtdh wp14">
+  <w:comment w:id="16" w:author="Aleksey A. Kalentev" w:date="2026-04-30T12:55:00Z" w:initials="AAK">
+    <w:p>
+      <w:pPr>
+        <w:pStyle w:val="af5"/>
+      </w:pPr>
+      <w:r>
+        <w:rPr>
+          <w:rStyle w:val="af4"/>
+        </w:rPr>
+        <w:annotationRef/>
+      </w:r>
+    </w:p>
+  </w:comment>
+</w:comments>
+</file>
+
+<file path=word/commentsExtended.xml><?xml version="1.0" encoding="utf-8"?>
+<w15:commentsEx xmlns:wpc="http://schemas.microsoft.com/office/word/2010/wordprocessingCanvas" xmlns:cx="http://schemas.microsoft.com/office/drawing/2014/chartex" xmlns:cx1="http://schemas.microsoft.com/office/drawing/2015/9/8/chartex" xmlns:cx2="http://schemas.microsoft.com/office/drawing/2015/10/21/chartex" xmlns:cx3="http://schemas.microsoft.com/office/drawing/2016/5/9/chartex" xmlns:cx4="http://schemas.microsoft.com/office/drawing/2016/5/10/chartex" xmlns:cx5="http://schemas.microsoft.com/office/drawing/2016/5/11/chartex" xmlns:cx6="http://schemas.microsoft.com/office/drawing/2016/5/12/chartex" xmlns:cx7="http://schemas.microsoft.com/office/drawing/2016/5/13/chartex" xmlns:cx8="http://schemas.microsoft.com/office/drawing/2016/5/14/chartex" xmlns:mc="http://schemas.openxmlformats.org/markup-compatibility/2006" xmlns:aink="http://schemas.microsoft.com/office/drawing/2016/ink" xmlns:am3d="http://schemas.microsoft.com/office/drawing/2017/model3d" xmlns:o="urn:schemas-microsoft-com:office:office" xmlns:r="http://schemas.openxmlformats.org/officeDocument/2006/relationships" xmlns:m="http://schemas.openxmlformats.org/officeDocument/2006/math" xmlns:v="urn:schemas-microsoft-com:vml" xmlns:wp14="http://schemas.microsoft.com/office/word/2010/wordprocessingDrawing" xmlns:wp="http://schemas.openxmlformats.org/drawingml/2006/wordprocessingDrawing" xmlns:w10="urn:schemas-microsoft-com:office:word" xmlns:w="http://schemas.openxmlformats.org/wordprocessingml/2006/main" xmlns:w14="http://schemas.microsoft.com/office/word/2010/wordml" xmlns:w15="http://schemas.microsoft.com/office/word/2012/wordml" xmlns:w16cex="http://schemas.microsoft.com/office/word/2018/wordml/cex" xmlns:w16cid="http://schemas.microsoft.com/office/word/2016/wordml/cid" xmlns:w16="http://schemas.microsoft.com/office/word/2018/wordml" xmlns:w16sdtdh="http://schemas.microsoft.com/office/word/2020/wordml/sdtdatahash" xmlns:w16se="http://schemas.microsoft.com/office/word/2015/wordml/symex" xmlns:wpg="http://schemas.microsoft.com/office/word/2010/wordprocessingGroup" xmlns:wpi="http://schemas.microsoft.com/office/word/2010/wordprocessingInk" xmlns:wne="http://schemas.microsoft.com/office/word/2006/wordml" xmlns:wps="http://schemas.microsoft.com/office/word/2010/wordprocessingShape" mc:Ignorable="w14 w15 w16se w16cid w16 w16cex w16sdtdh wp14">
+  <w15:commentEx w15:paraId="7D4CE2D5" w15:done="0"/>
+</w15:commentsEx>
+</file>
+
+<file path=word/commentsExtensible.xml><?xml version="1.0" encoding="utf-8"?>
+<w16cex:commentsExtensible xmlns:wpc="http://schemas.microsoft.com/office/word/2010/wordprocessingCanvas" xmlns:cx="http://schemas.microsoft.com/office/drawing/2014/chartex" xmlns:cx1="http://schemas.microsoft.com/office/drawing/2015/9/8/chartex" xmlns:cx2="http://schemas.microsoft.com/office/drawing/2015/10/21/chartex" xmlns:cx3="http://schemas.microsoft.com/office/drawing/2016/5/9/chartex" xmlns:cx4="http://schemas.microsoft.com/office/drawing/2016/5/10/chartex" xmlns:cx5="http://schemas.microsoft.com/office/drawing/2016/5/11/chartex" xmlns:cx6="http://schemas.microsoft.com/office/drawing/2016/5/12/chartex" xmlns:cx7="http://schemas.microsoft.com/office/drawing/2016/5/13/chartex" xmlns:cx8="http://schemas.microsoft.com/office/drawing/2016/5/14/chartex" xmlns:mc="http://schemas.openxmlformats.org/markup-compatibility/2006" xmlns:aink="http://schemas.microsoft.com/office/drawing/2016/ink" xmlns:am3d="http://schemas.microsoft.com/office/drawing/2017/model3d" xmlns:o="urn:schemas-microsoft-com:office:office" xmlns:r="http://schemas.openxmlformats.org/officeDocument/2006/relationships" xmlns:m="http://schemas.openxmlformats.org/officeDocument/2006/math" xmlns:v="urn:schemas-microsoft-com:vml" xmlns:wp14="http://schemas.microsoft.com/office/word/2010/wordprocessingDrawing" xmlns:wp="http://schemas.openxmlformats.org/drawingml/2006/wordprocessingDrawing" xmlns:w10="urn:schemas-microsoft-com:office:word" xmlns:w="http://schemas.openxmlformats.org/wordprocessingml/2006/main" xmlns:w14="http://schemas.microsoft.com/office/word/2010/wordml" xmlns:w15="http://schemas.microsoft.com/office/word/2012/wordml" xmlns:w16cex="http://schemas.microsoft.com/office/word/2018/wordml/cex" xmlns:w16cid="http://schemas.microsoft.com/office/word/2016/wordml/cid" xmlns:w16="http://schemas.microsoft.com/office/word/2018/wordml" xmlns:w16sdtdh="http://schemas.microsoft.com/office/word/2020/wordml/sdtdatahash" xmlns:w16se="http://schemas.microsoft.com/office/word/2015/wordml/symex" xmlns:wpg="http://schemas.microsoft.com/office/word/2010/wordprocessingGroup" xmlns:wpi="http://schemas.microsoft.com/office/word/2010/wordprocessingInk" xmlns:wne="http://schemas.microsoft.com/office/word/2006/wordml" xmlns:wps="http://schemas.microsoft.com/office/word/2010/wordprocessingShape" mc:Ignorable="w14 w15 w16se w16cid w16 w16cex w16sdtdh wp14">
+  <w16cex:commentExtensible w16cex:durableId="2D9DCFC8" w16cex:dateUtc="2026-04-30T05:55:00Z"/>
+</w16cex:commentsExtensible>
+</file>
+
+<file path=word/commentsIds.xml><?xml version="1.0" encoding="utf-8"?>
+<w16cid:commentsIds xmlns:wpc="http://schemas.microsoft.com/office/word/2010/wordprocessingCanvas" xmlns:cx="http://schemas.microsoft.com/office/drawing/2014/chartex" xmlns:cx1="http://schemas.microsoft.com/office/drawing/2015/9/8/chartex" xmlns:cx2="http://schemas.microsoft.com/office/drawing/2015/10/21/chartex" xmlns:cx3="http://schemas.microsoft.com/office/drawing/2016/5/9/chartex" xmlns:cx4="http://schemas.microsoft.com/office/drawing/2016/5/10/chartex" xmlns:cx5="http://schemas.microsoft.com/office/drawing/2016/5/11/chartex" xmlns:cx6="http://schemas.microsoft.com/office/drawing/2016/5/12/chartex" xmlns:cx7="http://schemas.microsoft.com/office/drawing/2016/5/13/chartex" xmlns:cx8="http://schemas.microsoft.com/office/drawing/2016/5/14/chartex" xmlns:mc="http://schemas.openxmlformats.org/markup-compatibility/2006" xmlns:aink="http://schemas.microsoft.com/office/drawing/2016/ink" xmlns:am3d="http://schemas.microsoft.com/office/drawing/2017/model3d" xmlns:o="urn:schemas-microsoft-com:office:office" xmlns:r="http://schemas.openxmlformats.org/officeDocument/2006/relationships" xmlns:m="http://schemas.openxmlformats.org/officeDocument/2006/math" xmlns:v="urn:schemas-microsoft-com:vml" xmlns:wp14="http://schemas.microsoft.com/office/word/2010/wordprocessingDrawing" xmlns:wp="http://schemas.openxmlformats.org/drawingml/2006/wordprocessingDrawing" xmlns:w10="urn:schemas-microsoft-com:office:word" xmlns:w="http://schemas.openxmlformats.org/wordprocessingml/2006/main" xmlns:w14="http://schemas.microsoft.com/office/word/2010/wordml" xmlns:w15="http://schemas.microsoft.com/office/word/2012/wordml" xmlns:w16cex="http://schemas.microsoft.com/office/word/2018/wordml/cex" xmlns:w16cid="http://schemas.microsoft.com/office/word/2016/wordml/cid" xmlns:w16="http://schemas.microsoft.com/office/word/2018/wordml" xmlns:w16sdtdh="http://schemas.microsoft.com/office/word/2020/wordml/sdtdatahash" xmlns:w16se="http://schemas.microsoft.com/office/word/2015/wordml/symex" xmlns:wpg="http://schemas.microsoft.com/office/word/2010/wordprocessingGroup" xmlns:wpi="http://schemas.microsoft.com/office/word/2010/wordprocessingInk" xmlns:wne="http://schemas.microsoft.com/office/word/2006/wordml" xmlns:wps="http://schemas.microsoft.com/office/word/2010/wordprocessingShape" mc:Ignorable="w14 w15 w16se w16cid w16 w16cex w16sdtdh wp14">
+  <w16cid:commentId w16cid:paraId="7D4CE2D5" w16cid:durableId="2D9DCFC8"/>
+</w16cid:commentsIds>
+</file>
+
 <file path=word/endnotes.xml><?xml version="1.0" encoding="utf-8"?>
-<w:endnotes xmlns:wpc="http://schemas.microsoft.com/office/word/2010/wordprocessingCanvas" xmlns:cx="http://schemas.microsoft.com/office/drawing/2014/chartex" xmlns:cx1="http://schemas.microsoft.com/office/drawing/2015/9/8/chartex" xmlns:cx2="http://schemas.microsoft.com/office/drawing/2015/10/21/chartex" xmlns:cx3="http://schemas.microsoft.com/office/drawing/2016/5/9/chartex" xmlns:cx4="http://schemas.microsoft.com/office/drawing/2016/5/10/chartex" xmlns:cx5="http://schemas.microsoft.com/office/drawing/2016/5/11/chartex" xmlns:cx6="http://schemas.microsoft.com/office/drawing/2016/5/12/chartex" xmlns:cx7="http://schemas.microsoft.com/office/drawing/2016/5/13/chartex" xmlns:cx8="http://schemas.microsoft.com/office/drawing/2016/5/14/chartex" xmlns:mc="http://schemas.openxmlformats.org/markup-compatibility/2006" xmlns:aink="http://schemas.microsoft.com/office/drawing/2016/ink" xmlns:am3d="http://schemas.microsoft.com/office/drawing/2017/model3d" xmlns:o="urn:schemas-microsoft-com:office:office" xmlns:oel="http://schemas.microsoft.com/office/2019/extlst" xmlns:r="http://schemas.openxmlformats.org/officeDocument/2006/relationships" xmlns:m="http://schemas.openxmlformats.org/officeDocument/2006/math" xmlns:v="urn:schemas-microsoft-com:vml" xmlns:wp14="http://schemas.microsoft.com/office/word/2010/wordprocessingDrawing" xmlns:wp="http://schemas.openxmlformats.org/drawingml/2006/wordprocessingDrawing" xmlns:w10="urn:schemas-microsoft-com:office:word" xmlns:w="http://schemas.openxmlformats.org/wordprocessingml/2006/main" xmlns:w14="http://schemas.microsoft.com/office/word/2010/wordml" xmlns:w15="http://schemas.microsoft.com/office/word/2012/wordml" xmlns:w16cex="http://schemas.microsoft.com/office/word/2018/wordml/cex" xmlns:w16cid="http://schemas.microsoft.com/office/word/2016/wordml/cid" xmlns:w16="http://schemas.microsoft.com/office/word/2018/wordml" xmlns:w16du="http://schemas.microsoft.com/office/word/2023/wordml/word16du" xmlns:w16sdtdh="http://schemas.microsoft.com/office/word/2020/wordml/sdtdatahash" xmlns:w16sdtfl="http://schemas.microsoft.com/office/word/2024/wordml/sdtformatlock" xmlns:w16se="http://schemas.microsoft.com/office/word/2015/wordml/symex" xmlns:wpg="http://schemas.microsoft.com/office/word/2010/wordprocessingGroup" xmlns:wpi="http://schemas.microsoft.com/office/word/2010/wordprocessingInk" xmlns:wne="http://schemas.microsoft.com/office/word/2006/wordml" xmlns:wps="http://schemas.microsoft.com/office/word/2010/wordprocessingShape" mc:Ignorable="w14 w15 w16se w16cid w16 w16cex w16sdtdh w16sdtfl w16du wp14">
+<w:endnotes xmlns:wpc="http://schemas.microsoft.com/office/word/2010/wordprocessingCanvas" xmlns:cx="http://schemas.microsoft.com/office/drawing/2014/chartex" xmlns:cx1="http://schemas.microsoft.com/office/drawing/2015/9/8/chartex" xmlns:cx2="http://schemas.microsoft.com/office/drawing/2015/10/21/chartex" xmlns:cx3="http://schemas.microsoft.com/office/drawing/2016/5/9/chartex" xmlns:cx4="http://schemas.microsoft.com/office/drawing/2016/5/10/chartex" xmlns:cx5="http://schemas.microsoft.com/office/drawing/2016/5/11/chartex" xmlns:cx6="http://schemas.microsoft.com/office/drawing/2016/5/12/chartex" xmlns:cx7="http://schemas.microsoft.com/office/drawing/2016/5/13/chartex" xmlns:cx8="http://schemas.microsoft.com/office/drawing/2016/5/14/chartex" xmlns:mc="http://schemas.openxmlformats.org/markup-compatibility/2006" xmlns:aink="http://schemas.microsoft.com/office/drawing/2016/ink" xmlns:am3d="http://schemas.microsoft.com/office/drawing/2017/model3d" xmlns:o="urn:schemas-microsoft-com:office:office" xmlns:r="http://schemas.openxmlformats.org/officeDocument/2006/relationships" xmlns:m="http://schemas.openxmlformats.org/officeDocument/2006/math" xmlns:v="urn:schemas-microsoft-com:vml" xmlns:wp14="http://schemas.microsoft.com/office/word/2010/wordprocessingDrawing" xmlns:wp="http://schemas.openxmlformats.org/drawingml/2006/wordprocessingDrawing" xmlns:w10="urn:schemas-microsoft-com:office:word" xmlns:w="http://schemas.openxmlformats.org/wordprocessingml/2006/main" xmlns:w14="http://schemas.microsoft.com/office/word/2010/wordml" xmlns:w15="http://schemas.microsoft.com/office/word/2012/wordml" xmlns:w16cex="http://schemas.microsoft.com/office/word/2018/wordml/cex" xmlns:w16cid="http://schemas.microsoft.com/office/word/2016/wordml/cid" xmlns:w16="http://schemas.microsoft.com/office/word/2018/wordml" xmlns:w16sdtdh="http://schemas.microsoft.com/office/word/2020/wordml/sdtdatahash" xmlns:w16se="http://schemas.microsoft.com/office/word/2015/wordml/symex" xmlns:wpg="http://schemas.microsoft.com/office/word/2010/wordprocessingGroup" xmlns:wpi="http://schemas.microsoft.com/office/word/2010/wordprocessingInk" xmlns:wne="http://schemas.microsoft.com/office/word/2006/wordml" xmlns:wps="http://schemas.microsoft.com/office/word/2010/wordprocessingShape" mc:Ignorable="w14 w15 w16se w16cid w16 w16cex w16sdtdh wp14">
   <w:endnote w:type="separator" w:id="-1">
     <w:p>
       <w:pPr>
@@ -26545,7 +25800,7 @@
 </file>
 
 <file path=word/footer1.xml><?xml version="1.0" encoding="utf-8"?>
-<w:ftr xmlns:wpc="http://schemas.microsoft.com/office/word/2010/wordprocessingCanvas" xmlns:cx="http://schemas.microsoft.com/office/drawing/2014/chartex" xmlns:cx1="http://schemas.microsoft.com/office/drawing/2015/9/8/chartex" xmlns:cx2="http://schemas.microsoft.com/office/drawing/2015/10/21/chartex" xmlns:cx3="http://schemas.microsoft.com/office/drawing/2016/5/9/chartex" xmlns:cx4="http://schemas.microsoft.com/office/drawing/2016/5/10/chartex" xmlns:cx5="http://schemas.microsoft.com/office/drawing/2016/5/11/chartex" xmlns:cx6="http://schemas.microsoft.com/office/drawing/2016/5/12/chartex" xmlns:cx7="http://schemas.microsoft.com/office/drawing/2016/5/13/chartex" xmlns:cx8="http://schemas.microsoft.com/office/drawing/2016/5/14/chartex" xmlns:mc="http://schemas.openxmlformats.org/markup-compatibility/2006" xmlns:aink="http://schemas.microsoft.com/office/drawing/2016/ink" xmlns:am3d="http://schemas.microsoft.com/office/drawing/2017/model3d" xmlns:o="urn:schemas-microsoft-com:office:office" xmlns:oel="http://schemas.microsoft.com/office/2019/extlst" xmlns:r="http://schemas.openxmlformats.org/officeDocument/2006/relationships" xmlns:m="http://schemas.openxmlformats.org/officeDocument/2006/math" xmlns:v="urn:schemas-microsoft-com:vml" xmlns:wp14="http://schemas.microsoft.com/office/word/2010/wordprocessingDrawing" xmlns:wp="http://schemas.openxmlformats.org/drawingml/2006/wordprocessingDrawing" xmlns:w10="urn:schemas-microsoft-com:office:word" xmlns:w="http://schemas.openxmlformats.org/wordprocessingml/2006/main" xmlns:w14="http://schemas.microsoft.com/office/word/2010/wordml" xmlns:w15="http://schemas.microsoft.com/office/word/2012/wordml" xmlns:w16cex="http://schemas.microsoft.com/office/word/2018/wordml/cex" xmlns:w16cid="http://schemas.microsoft.com/office/word/2016/wordml/cid" xmlns:w16="http://schemas.microsoft.com/office/word/2018/wordml" xmlns:w16du="http://schemas.microsoft.com/office/word/2023/wordml/word16du" xmlns:w16sdtdh="http://schemas.microsoft.com/office/word/2020/wordml/sdtdatahash" xmlns:w16sdtfl="http://schemas.microsoft.com/office/word/2024/wordml/sdtformatlock" xmlns:w16se="http://schemas.microsoft.com/office/word/2015/wordml/symex" xmlns:wpg="http://schemas.microsoft.com/office/word/2010/wordprocessingGroup" xmlns:wpi="http://schemas.microsoft.com/office/word/2010/wordprocessingInk" xmlns:wne="http://schemas.microsoft.com/office/word/2006/wordml" xmlns:wps="http://schemas.microsoft.com/office/word/2010/wordprocessingShape" mc:Ignorable="w14 w15 w16se w16cid w16 w16cex w16sdtdh w16sdtfl w16du wp14">
+<w:ftr xmlns:wpc="http://schemas.microsoft.com/office/word/2010/wordprocessingCanvas" xmlns:cx="http://schemas.microsoft.com/office/drawing/2014/chartex" xmlns:cx1="http://schemas.microsoft.com/office/drawing/2015/9/8/chartex" xmlns:cx2="http://schemas.microsoft.com/office/drawing/2015/10/21/chartex" xmlns:cx3="http://schemas.microsoft.com/office/drawing/2016/5/9/chartex" xmlns:cx4="http://schemas.microsoft.com/office/drawing/2016/5/10/chartex" xmlns:cx5="http://schemas.microsoft.com/office/drawing/2016/5/11/chartex" xmlns:cx6="http://schemas.microsoft.com/office/drawing/2016/5/12/chartex" xmlns:cx7="http://schemas.microsoft.com/office/drawing/2016/5/13/chartex" xmlns:cx8="http://schemas.microsoft.com/office/drawing/2016/5/14/chartex" xmlns:mc="http://schemas.openxmlformats.org/markup-compatibility/2006" xmlns:aink="http://schemas.microsoft.com/office/drawing/2016/ink" xmlns:am3d="http://schemas.microsoft.com/office/drawing/2017/model3d" xmlns:o="urn:schemas-microsoft-com:office:office" xmlns:r="http://schemas.openxmlformats.org/officeDocument/2006/relationships" xmlns:m="http://schemas.openxmlformats.org/officeDocument/2006/math" xmlns:v="urn:schemas-microsoft-com:vml" xmlns:wp14="http://schemas.microsoft.com/office/word/2010/wordprocessingDrawing" xmlns:wp="http://schemas.openxmlformats.org/drawingml/2006/wordprocessingDrawing" xmlns:w10="urn:schemas-microsoft-com:office:word" xmlns:w="http://schemas.openxmlformats.org/wordprocessingml/2006/main" xmlns:w14="http://schemas.microsoft.com/office/word/2010/wordml" xmlns:w15="http://schemas.microsoft.com/office/word/2012/wordml" xmlns:w16cex="http://schemas.microsoft.com/office/word/2018/wordml/cex" xmlns:w16cid="http://schemas.microsoft.com/office/word/2016/wordml/cid" xmlns:w16="http://schemas.microsoft.com/office/word/2018/wordml" xmlns:w16sdtdh="http://schemas.microsoft.com/office/word/2020/wordml/sdtdatahash" xmlns:w16se="http://schemas.microsoft.com/office/word/2015/wordml/symex" xmlns:wpg="http://schemas.microsoft.com/office/word/2010/wordprocessingGroup" xmlns:wpi="http://schemas.microsoft.com/office/word/2010/wordprocessingInk" xmlns:wne="http://schemas.microsoft.com/office/word/2006/wordml" xmlns:wps="http://schemas.microsoft.com/office/word/2010/wordprocessingShape" mc:Ignorable="w14 w15 w16se w16cid w16 w16cex w16sdtdh wp14">
   <w:sdt>
     <w:sdtPr>
       <w:id w:val="704986940"/>
@@ -26554,6 +25809,7 @@
         <w:docPartUnique/>
       </w:docPartObj>
     </w:sdtPr>
+    <w:sdtEndPr/>
     <w:sdtContent>
       <w:p>
         <w:pPr>
@@ -26587,7 +25843,7 @@
 </file>
 
 <file path=word/footnotes.xml><?xml version="1.0" encoding="utf-8"?>
-<w:footnotes xmlns:wpc="http://schemas.microsoft.com/office/word/2010/wordprocessingCanvas" xmlns:cx="http://schemas.microsoft.com/office/drawing/2014/chartex" xmlns:cx1="http://schemas.microsoft.com/office/drawing/2015/9/8/chartex" xmlns:cx2="http://schemas.microsoft.com/office/drawing/2015/10/21/chartex" xmlns:cx3="http://schemas.microsoft.com/office/drawing/2016/5/9/chartex" xmlns:cx4="http://schemas.microsoft.com/office/drawing/2016/5/10/chartex" xmlns:cx5="http://schemas.microsoft.com/office/drawing/2016/5/11/chartex" xmlns:cx6="http://schemas.microsoft.com/office/drawing/2016/5/12/chartex" xmlns:cx7="http://schemas.microsoft.com/office/drawing/2016/5/13/chartex" xmlns:cx8="http://schemas.microsoft.com/office/drawing/2016/5/14/chartex" xmlns:mc="http://schemas.openxmlformats.org/markup-compatibility/2006" xmlns:aink="http://schemas.microsoft.com/office/drawing/2016/ink" xmlns:am3d="http://schemas.microsoft.com/office/drawing/2017/model3d" xmlns:o="urn:schemas-microsoft-com:office:office" xmlns:oel="http://schemas.microsoft.com/office/2019/extlst" xmlns:r="http://schemas.openxmlformats.org/officeDocument/2006/relationships" xmlns:m="http://schemas.openxmlformats.org/officeDocument/2006/math" xmlns:v="urn:schemas-microsoft-com:vml" xmlns:wp14="http://schemas.microsoft.com/office/word/2010/wordprocessingDrawing" xmlns:wp="http://schemas.openxmlformats.org/drawingml/2006/wordprocessingDrawing" xmlns:w10="urn:schemas-microsoft-com:office:word" xmlns:w="http://schemas.openxmlformats.org/wordprocessingml/2006/main" xmlns:w14="http://schemas.microsoft.com/office/word/2010/wordml" xmlns:w15="http://schemas.microsoft.com/office/word/2012/wordml" xmlns:w16cex="http://schemas.microsoft.com/office/word/2018/wordml/cex" xmlns:w16cid="http://schemas.microsoft.com/office/word/2016/wordml/cid" xmlns:w16="http://schemas.microsoft.com/office/word/2018/wordml" xmlns:w16du="http://schemas.microsoft.com/office/word/2023/wordml/word16du" xmlns:w16sdtdh="http://schemas.microsoft.com/office/word/2020/wordml/sdtdatahash" xmlns:w16sdtfl="http://schemas.microsoft.com/office/word/2024/wordml/sdtformatlock" xmlns:w16se="http://schemas.microsoft.com/office/word/2015/wordml/symex" xmlns:wpg="http://schemas.microsoft.com/office/word/2010/wordprocessingGroup" xmlns:wpi="http://schemas.microsoft.com/office/word/2010/wordprocessingInk" xmlns:wne="http://schemas.microsoft.com/office/word/2006/wordml" xmlns:wps="http://schemas.microsoft.com/office/word/2010/wordprocessingShape" mc:Ignorable="w14 w15 w16se w16cid w16 w16cex w16sdtdh w16sdtfl w16du wp14">
+<w:footnotes xmlns:wpc="http://schemas.microsoft.com/office/word/2010/wordprocessingCanvas" xmlns:cx="http://schemas.microsoft.com/office/drawing/2014/chartex" xmlns:cx1="http://schemas.microsoft.com/office/drawing/2015/9/8/chartex" xmlns:cx2="http://schemas.microsoft.com/office/drawing/2015/10/21/chartex" xmlns:cx3="http://schemas.microsoft.com/office/drawing/2016/5/9/chartex" xmlns:cx4="http://schemas.microsoft.com/office/drawing/2016/5/10/chartex" xmlns:cx5="http://schemas.microsoft.com/office/drawing/2016/5/11/chartex" xmlns:cx6="http://schemas.microsoft.com/office/drawing/2016/5/12/chartex" xmlns:cx7="http://schemas.microsoft.com/office/drawing/2016/5/13/chartex" xmlns:cx8="http://schemas.microsoft.com/office/drawing/2016/5/14/chartex" xmlns:mc="http://schemas.openxmlformats.org/markup-compatibility/2006" xmlns:aink="http://schemas.microsoft.com/office/drawing/2016/ink" xmlns:am3d="http://schemas.microsoft.com/office/drawing/2017/model3d" xmlns:o="urn:schemas-microsoft-com:office:office" xmlns:r="http://schemas.openxmlformats.org/officeDocument/2006/relationships" xmlns:m="http://schemas.openxmlformats.org/officeDocument/2006/math" xmlns:v="urn:schemas-microsoft-com:vml" xmlns:wp14="http://schemas.microsoft.com/office/word/2010/wordprocessingDrawing" xmlns:wp="http://schemas.openxmlformats.org/drawingml/2006/wordprocessingDrawing" xmlns:w10="urn:schemas-microsoft-com:office:word" xmlns:w="http://schemas.openxmlformats.org/wordprocessingml/2006/main" xmlns:w14="http://schemas.microsoft.com/office/word/2010/wordml" xmlns:w15="http://schemas.microsoft.com/office/word/2012/wordml" xmlns:w16cex="http://schemas.microsoft.com/office/word/2018/wordml/cex" xmlns:w16cid="http://schemas.microsoft.com/office/word/2016/wordml/cid" xmlns:w16="http://schemas.microsoft.com/office/word/2018/wordml" xmlns:w16sdtdh="http://schemas.microsoft.com/office/word/2020/wordml/sdtdatahash" xmlns:w16se="http://schemas.microsoft.com/office/word/2015/wordml/symex" xmlns:wpg="http://schemas.microsoft.com/office/word/2010/wordprocessingGroup" xmlns:wpi="http://schemas.microsoft.com/office/word/2010/wordprocessingInk" xmlns:wne="http://schemas.microsoft.com/office/word/2006/wordml" xmlns:wps="http://schemas.microsoft.com/office/word/2010/wordprocessingShape" mc:Ignorable="w14 w15 w16se w16cid w16 w16cex w16sdtdh wp14">
   <w:footnote w:type="separator" w:id="-1">
     <w:p>
       <w:pPr>
@@ -26612,7 +25868,7 @@
 </file>
 
 <file path=word/numbering.xml><?xml version="1.0" encoding="utf-8"?>
-<w:numbering xmlns:wpc="http://schemas.microsoft.com/office/word/2010/wordprocessingCanvas" xmlns:cx="http://schemas.microsoft.com/office/drawing/2014/chartex" xmlns:cx1="http://schemas.microsoft.com/office/drawing/2015/9/8/chartex" xmlns:cx2="http://schemas.microsoft.com/office/drawing/2015/10/21/chartex" xmlns:cx3="http://schemas.microsoft.com/office/drawing/2016/5/9/chartex" xmlns:cx4="http://schemas.microsoft.com/office/drawing/2016/5/10/chartex" xmlns:cx5="http://schemas.microsoft.com/office/drawing/2016/5/11/chartex" xmlns:cx6="http://schemas.microsoft.com/office/drawing/2016/5/12/chartex" xmlns:cx7="http://schemas.microsoft.com/office/drawing/2016/5/13/chartex" xmlns:cx8="http://schemas.microsoft.com/office/drawing/2016/5/14/chartex" xmlns:mc="http://schemas.openxmlformats.org/markup-compatibility/2006" xmlns:aink="http://schemas.microsoft.com/office/drawing/2016/ink" xmlns:am3d="http://schemas.microsoft.com/office/drawing/2017/model3d" xmlns:o="urn:schemas-microsoft-com:office:office" xmlns:oel="http://schemas.microsoft.com/office/2019/extlst" xmlns:r="http://schemas.openxmlformats.org/officeDocument/2006/relationships" xmlns:m="http://schemas.openxmlformats.org/officeDocument/2006/math" xmlns:v="urn:schemas-microsoft-com:vml" xmlns:wp14="http://schemas.microsoft.com/office/word/2010/wordprocessingDrawing" xmlns:wp="http://schemas.openxmlformats.org/drawingml/2006/wordprocessingDrawing" xmlns:w10="urn:schemas-microsoft-com:office:word" xmlns:w="http://schemas.openxmlformats.org/wordprocessingml/2006/main" xmlns:w14="http://schemas.microsoft.com/office/word/2010/wordml" xmlns:w15="http://schemas.microsoft.com/office/word/2012/wordml" xmlns:w16cex="http://schemas.microsoft.com/office/word/2018/wordml/cex" xmlns:w16cid="http://schemas.microsoft.com/office/word/2016/wordml/cid" xmlns:w16="http://schemas.microsoft.com/office/word/2018/wordml" xmlns:w16du="http://schemas.microsoft.com/office/word/2023/wordml/word16du" xmlns:w16sdtdh="http://schemas.microsoft.com/office/word/2020/wordml/sdtdatahash" xmlns:w16sdtfl="http://schemas.microsoft.com/office/word/2024/wordml/sdtformatlock" xmlns:w16se="http://schemas.microsoft.com/office/word/2015/wordml/symex" xmlns:wpg="http://schemas.microsoft.com/office/word/2010/wordprocessingGroup" xmlns:wpi="http://schemas.microsoft.com/office/word/2010/wordprocessingInk" xmlns:wne="http://schemas.microsoft.com/office/word/2006/wordml" xmlns:wps="http://schemas.microsoft.com/office/word/2010/wordprocessingShape" mc:Ignorable="w14 w15 w16se w16cid w16 w16cex w16sdtdh w16sdtfl w16du wp14">
+<w:numbering xmlns:wpc="http://schemas.microsoft.com/office/word/2010/wordprocessingCanvas" xmlns:cx="http://schemas.microsoft.com/office/drawing/2014/chartex" xmlns:cx1="http://schemas.microsoft.com/office/drawing/2015/9/8/chartex" xmlns:cx2="http://schemas.microsoft.com/office/drawing/2015/10/21/chartex" xmlns:cx3="http://schemas.microsoft.com/office/drawing/2016/5/9/chartex" xmlns:cx4="http://schemas.microsoft.com/office/drawing/2016/5/10/chartex" xmlns:cx5="http://schemas.microsoft.com/office/drawing/2016/5/11/chartex" xmlns:cx6="http://schemas.microsoft.com/office/drawing/2016/5/12/chartex" xmlns:cx7="http://schemas.microsoft.com/office/drawing/2016/5/13/chartex" xmlns:cx8="http://schemas.microsoft.com/office/drawing/2016/5/14/chartex" xmlns:mc="http://schemas.openxmlformats.org/markup-compatibility/2006" xmlns:aink="http://schemas.microsoft.com/office/drawing/2016/ink" xmlns:am3d="http://schemas.microsoft.com/office/drawing/2017/model3d" xmlns:o="urn:schemas-microsoft-com:office:office" xmlns:r="http://schemas.openxmlformats.org/officeDocument/2006/relationships" xmlns:m="http://schemas.openxmlformats.org/officeDocument/2006/math" xmlns:v="urn:schemas-microsoft-com:vml" xmlns:wp14="http://schemas.microsoft.com/office/word/2010/wordprocessingDrawing" xmlns:wp="http://schemas.openxmlformats.org/drawingml/2006/wordprocessingDrawing" xmlns:w10="urn:schemas-microsoft-com:office:word" xmlns:w="http://schemas.openxmlformats.org/wordprocessingml/2006/main" xmlns:w14="http://schemas.microsoft.com/office/word/2010/wordml" xmlns:w15="http://schemas.microsoft.com/office/word/2012/wordml" xmlns:w16cex="http://schemas.microsoft.com/office/word/2018/wordml/cex" xmlns:w16cid="http://schemas.microsoft.com/office/word/2016/wordml/cid" xmlns:w16="http://schemas.microsoft.com/office/word/2018/wordml" xmlns:w16sdtdh="http://schemas.microsoft.com/office/word/2020/wordml/sdtdatahash" xmlns:w16se="http://schemas.microsoft.com/office/word/2015/wordml/symex" xmlns:wpg="http://schemas.microsoft.com/office/word/2010/wordprocessingGroup" xmlns:wpi="http://schemas.microsoft.com/office/word/2010/wordprocessingInk" xmlns:wne="http://schemas.microsoft.com/office/word/2006/wordml" xmlns:wps="http://schemas.microsoft.com/office/word/2010/wordprocessingShape" mc:Ignorable="w14 w15 w16se w16cid w16 w16cex w16sdtdh wp14">
   <w:abstractNum w:abstractNumId="0" w15:restartNumberingAfterBreak="0">
     <w:nsid w:val="02202A01"/>
     <w:multiLevelType w:val="hybridMultilevel"/>
@@ -30215,67 +29471,67 @@
       </w:rPr>
     </w:lvl>
   </w:abstractNum>
-  <w:num w:numId="1" w16cid:durableId="1259480988">
+  <w:num w:numId="1">
     <w:abstractNumId w:val="22"/>
   </w:num>
-  <w:num w:numId="2" w16cid:durableId="514198784">
+  <w:num w:numId="2">
     <w:abstractNumId w:val="9"/>
   </w:num>
-  <w:num w:numId="3" w16cid:durableId="100146421">
+  <w:num w:numId="3">
     <w:abstractNumId w:val="2"/>
   </w:num>
-  <w:num w:numId="4" w16cid:durableId="1816331876">
+  <w:num w:numId="4">
     <w:abstractNumId w:val="20"/>
   </w:num>
-  <w:num w:numId="5" w16cid:durableId="1564482381">
+  <w:num w:numId="5">
     <w:abstractNumId w:val="25"/>
   </w:num>
-  <w:num w:numId="6" w16cid:durableId="1573855015">
+  <w:num w:numId="6">
     <w:abstractNumId w:val="14"/>
   </w:num>
-  <w:num w:numId="7" w16cid:durableId="148981861">
+  <w:num w:numId="7">
     <w:abstractNumId w:val="0"/>
   </w:num>
-  <w:num w:numId="8" w16cid:durableId="589850387">
+  <w:num w:numId="8">
     <w:abstractNumId w:val="4"/>
   </w:num>
-  <w:num w:numId="9" w16cid:durableId="792477786">
+  <w:num w:numId="9">
     <w:abstractNumId w:val="6"/>
   </w:num>
-  <w:num w:numId="10" w16cid:durableId="774132830">
+  <w:num w:numId="10">
     <w:abstractNumId w:val="27"/>
   </w:num>
-  <w:num w:numId="11" w16cid:durableId="315303257">
+  <w:num w:numId="11">
     <w:abstractNumId w:val="17"/>
   </w:num>
-  <w:num w:numId="12" w16cid:durableId="270281378">
+  <w:num w:numId="12">
     <w:abstractNumId w:val="8"/>
   </w:num>
-  <w:num w:numId="13" w16cid:durableId="610089568">
+  <w:num w:numId="13">
     <w:abstractNumId w:val="12"/>
   </w:num>
-  <w:num w:numId="14" w16cid:durableId="307054974">
+  <w:num w:numId="14">
     <w:abstractNumId w:val="15"/>
   </w:num>
-  <w:num w:numId="15" w16cid:durableId="1014723679">
+  <w:num w:numId="15">
     <w:abstractNumId w:val="29"/>
   </w:num>
-  <w:num w:numId="16" w16cid:durableId="1820924599">
+  <w:num w:numId="16">
     <w:abstractNumId w:val="13"/>
   </w:num>
-  <w:num w:numId="17" w16cid:durableId="527766282">
+  <w:num w:numId="17">
     <w:abstractNumId w:val="10"/>
   </w:num>
-  <w:num w:numId="18" w16cid:durableId="21051168">
+  <w:num w:numId="18">
     <w:abstractNumId w:val="16"/>
   </w:num>
-  <w:num w:numId="19" w16cid:durableId="748696523">
+  <w:num w:numId="19">
     <w:abstractNumId w:val="30"/>
   </w:num>
-  <w:num w:numId="20" w16cid:durableId="291398584">
+  <w:num w:numId="20">
     <w:abstractNumId w:val="7"/>
   </w:num>
-  <w:num w:numId="21" w16cid:durableId="1550918353">
+  <w:num w:numId="21">
     <w:abstractNumId w:val="5"/>
     <w:lvlOverride w:ilvl="0">
       <w:startOverride w:val="1"/>
@@ -30305,10 +29561,10 @@
       <w:startOverride w:val="1"/>
     </w:lvlOverride>
   </w:num>
-  <w:num w:numId="22" w16cid:durableId="2068648014">
+  <w:num w:numId="22">
     <w:abstractNumId w:val="3"/>
   </w:num>
-  <w:num w:numId="23" w16cid:durableId="1677146970">
+  <w:num w:numId="23">
     <w:abstractNumId w:val="24"/>
     <w:lvlOverride w:ilvl="0">
       <w:startOverride w:val="1"/>
@@ -30338,38 +29594,46 @@
       <w:startOverride w:val="1"/>
     </w:lvlOverride>
   </w:num>
-  <w:num w:numId="24" w16cid:durableId="500776826">
+  <w:num w:numId="24">
     <w:abstractNumId w:val="11"/>
   </w:num>
-  <w:num w:numId="25" w16cid:durableId="1109810988">
+  <w:num w:numId="25">
     <w:abstractNumId w:val="18"/>
   </w:num>
-  <w:num w:numId="26" w16cid:durableId="703403287">
+  <w:num w:numId="26">
     <w:abstractNumId w:val="31"/>
   </w:num>
-  <w:num w:numId="27" w16cid:durableId="1266041177">
+  <w:num w:numId="27">
     <w:abstractNumId w:val="26"/>
   </w:num>
-  <w:num w:numId="28" w16cid:durableId="690256570">
+  <w:num w:numId="28">
     <w:abstractNumId w:val="19"/>
   </w:num>
-  <w:num w:numId="29" w16cid:durableId="607739625">
+  <w:num w:numId="29">
     <w:abstractNumId w:val="1"/>
   </w:num>
-  <w:num w:numId="30" w16cid:durableId="1129863159">
+  <w:num w:numId="30">
     <w:abstractNumId w:val="21"/>
   </w:num>
-  <w:num w:numId="31" w16cid:durableId="1073429239">
+  <w:num w:numId="31">
     <w:abstractNumId w:val="23"/>
   </w:num>
-  <w:num w:numId="32" w16cid:durableId="112403820">
+  <w:num w:numId="32">
     <w:abstractNumId w:val="28"/>
   </w:num>
 </w:numbering>
 </file>
 
+<file path=word/people.xml><?xml version="1.0" encoding="utf-8"?>
+<w15:people xmlns:wpc="http://schemas.microsoft.com/office/word/2010/wordprocessingCanvas" xmlns:cx="http://schemas.microsoft.com/office/drawing/2014/chartex" xmlns:cx1="http://schemas.microsoft.com/office/drawing/2015/9/8/chartex" xmlns:cx2="http://schemas.microsoft.com/office/drawing/2015/10/21/chartex" xmlns:cx3="http://schemas.microsoft.com/office/drawing/2016/5/9/chartex" xmlns:cx4="http://schemas.microsoft.com/office/drawing/2016/5/10/chartex" xmlns:cx5="http://schemas.microsoft.com/office/drawing/2016/5/11/chartex" xmlns:cx6="http://schemas.microsoft.com/office/drawing/2016/5/12/chartex" xmlns:cx7="http://schemas.microsoft.com/office/drawing/2016/5/13/chartex" xmlns:cx8="http://schemas.microsoft.com/office/drawing/2016/5/14/chartex" xmlns:mc="http://schemas.openxmlformats.org/markup-compatibility/2006" xmlns:aink="http://schemas.microsoft.com/office/drawing/2016/ink" xmlns:am3d="http://schemas.microsoft.com/office/drawing/2017/model3d" xmlns:o="urn:schemas-microsoft-com:office:office" xmlns:r="http://schemas.openxmlformats.org/officeDocument/2006/relationships" xmlns:m="http://schemas.openxmlformats.org/officeDocument/2006/math" xmlns:v="urn:schemas-microsoft-com:vml" xmlns:wp14="http://schemas.microsoft.com/office/word/2010/wordprocessingDrawing" xmlns:wp="http://schemas.openxmlformats.org/drawingml/2006/wordprocessingDrawing" xmlns:w10="urn:schemas-microsoft-com:office:word" xmlns:w="http://schemas.openxmlformats.org/wordprocessingml/2006/main" xmlns:w14="http://schemas.microsoft.com/office/word/2010/wordml" xmlns:w15="http://schemas.microsoft.com/office/word/2012/wordml" xmlns:w16cex="http://schemas.microsoft.com/office/word/2018/wordml/cex" xmlns:w16cid="http://schemas.microsoft.com/office/word/2016/wordml/cid" xmlns:w16="http://schemas.microsoft.com/office/word/2018/wordml" xmlns:w16sdtdh="http://schemas.microsoft.com/office/word/2020/wordml/sdtdatahash" xmlns:w16se="http://schemas.microsoft.com/office/word/2015/wordml/symex" xmlns:wpg="http://schemas.microsoft.com/office/word/2010/wordprocessingGroup" xmlns:wpi="http://schemas.microsoft.com/office/word/2010/wordprocessingInk" xmlns:wne="http://schemas.microsoft.com/office/word/2006/wordml" xmlns:wps="http://schemas.microsoft.com/office/word/2010/wordprocessingShape" mc:Ignorable="w14 w15 w16se w16cid w16 w16cex w16sdtdh wp14">
+  <w15:person w15:author="Aleksey A. Kalentev">
+    <w15:presenceInfo w15:providerId="AD" w15:userId="S-1-5-21-507921405-1993962763-1957994488-151096"/>
+  </w15:person>
+</w15:people>
+</file>
+
 <file path=word/styles.xml><?xml version="1.0" encoding="utf-8"?>
-<w:styles xmlns:mc="http://schemas.openxmlformats.org/markup-compatibility/2006" xmlns:r="http://schemas.openxmlformats.org/officeDocument/2006/relationships" xmlns:w="http://schemas.openxmlformats.org/wordprocessingml/2006/main" xmlns:w14="http://schemas.microsoft.com/office/word/2010/wordml" xmlns:w15="http://schemas.microsoft.com/office/word/2012/wordml" xmlns:w16cex="http://schemas.microsoft.com/office/word/2018/wordml/cex" xmlns:w16cid="http://schemas.microsoft.com/office/word/2016/wordml/cid" xmlns:w16="http://schemas.microsoft.com/office/word/2018/wordml" xmlns:w16du="http://schemas.microsoft.com/office/word/2023/wordml/word16du" xmlns:w16sdtdh="http://schemas.microsoft.com/office/word/2020/wordml/sdtdatahash" xmlns:w16sdtfl="http://schemas.microsoft.com/office/word/2024/wordml/sdtformatlock" xmlns:w16se="http://schemas.microsoft.com/office/word/2015/wordml/symex" mc:Ignorable="w14 w15 w16se w16cid w16 w16cex w16sdtdh w16sdtfl w16du">
+<w:styles xmlns:mc="http://schemas.openxmlformats.org/markup-compatibility/2006" xmlns:r="http://schemas.openxmlformats.org/officeDocument/2006/relationships" xmlns:w="http://schemas.openxmlformats.org/wordprocessingml/2006/main" xmlns:w14="http://schemas.microsoft.com/office/word/2010/wordml" xmlns:w15="http://schemas.microsoft.com/office/word/2012/wordml" xmlns:w16cex="http://schemas.microsoft.com/office/word/2018/wordml/cex" xmlns:w16cid="http://schemas.microsoft.com/office/word/2016/wordml/cid" xmlns:w16="http://schemas.microsoft.com/office/word/2018/wordml" xmlns:w16sdtdh="http://schemas.microsoft.com/office/word/2020/wordml/sdtdatahash" xmlns:w16se="http://schemas.microsoft.com/office/word/2015/wordml/symex" mc:Ignorable="w14 w15 w16se w16cid w16 w16cex w16sdtdh">
   <w:docDefaults>
     <w:rPrDefault>
       <w:rPr>
@@ -30980,6 +30244,7 @@
   <w:style w:type="character" w:default="1" w:styleId="a0">
     <w:name w:val="Default Paragraph Font"/>
     <w:uiPriority w:val="1"/>
+    <w:semiHidden/>
     <w:unhideWhenUsed/>
   </w:style>
   <w:style w:type="table" w:default="1" w:styleId="a1">
@@ -31426,6 +30691,76 @@
       </w:tblBorders>
     </w:tblPr>
   </w:style>
+  <w:style w:type="character" w:styleId="af4">
+    <w:name w:val="annotation reference"/>
+    <w:basedOn w:val="a0"/>
+    <w:uiPriority w:val="99"/>
+    <w:semiHidden/>
+    <w:unhideWhenUsed/>
+    <w:rsid w:val="000650B7"/>
+    <w:rPr>
+      <w:sz w:val="16"/>
+      <w:szCs w:val="16"/>
+    </w:rPr>
+  </w:style>
+  <w:style w:type="paragraph" w:styleId="af5">
+    <w:name w:val="annotation text"/>
+    <w:basedOn w:val="a"/>
+    <w:link w:val="af6"/>
+    <w:uiPriority w:val="99"/>
+    <w:semiHidden/>
+    <w:unhideWhenUsed/>
+    <w:rsid w:val="000650B7"/>
+    <w:pPr>
+      <w:spacing w:line="240" w:lineRule="auto"/>
+    </w:pPr>
+    <w:rPr>
+      <w:sz w:val="20"/>
+      <w:szCs w:val="20"/>
+    </w:rPr>
+  </w:style>
+  <w:style w:type="character" w:customStyle="1" w:styleId="af6">
+    <w:name w:val="Текст примечания Знак"/>
+    <w:basedOn w:val="a0"/>
+    <w:link w:val="af5"/>
+    <w:uiPriority w:val="99"/>
+    <w:semiHidden/>
+    <w:rsid w:val="000650B7"/>
+    <w:rPr>
+      <w:rFonts w:ascii="Times New Roman" w:hAnsi="Times New Roman"/>
+      <w:sz w:val="20"/>
+      <w:szCs w:val="20"/>
+    </w:rPr>
+  </w:style>
+  <w:style w:type="paragraph" w:styleId="af7">
+    <w:name w:val="annotation subject"/>
+    <w:basedOn w:val="af5"/>
+    <w:next w:val="af5"/>
+    <w:link w:val="af8"/>
+    <w:uiPriority w:val="99"/>
+    <w:semiHidden/>
+    <w:unhideWhenUsed/>
+    <w:rsid w:val="000650B7"/>
+    <w:rPr>
+      <w:b/>
+      <w:bCs/>
+    </w:rPr>
+  </w:style>
+  <w:style w:type="character" w:customStyle="1" w:styleId="af8">
+    <w:name w:val="Тема примечания Знак"/>
+    <w:basedOn w:val="af6"/>
+    <w:link w:val="af7"/>
+    <w:uiPriority w:val="99"/>
+    <w:semiHidden/>
+    <w:rsid w:val="000650B7"/>
+    <w:rPr>
+      <w:rFonts w:ascii="Times New Roman" w:hAnsi="Times New Roman"/>
+      <w:b/>
+      <w:bCs/>
+      <w:sz w:val="20"/>
+      <w:szCs w:val="20"/>
+    </w:rPr>
+  </w:style>
 </w:styles>
 </file>
 

--- a/LaboratoryFour/Model/ЛБ 5. Доценко. ООП.docx
+++ b/LaboratoryFour/Model/ЛБ 5. Доценко. ООП.docx
@@ -1,6 +1,6 @@
 
 <file path=word/document.xml><?xml version="1.0" encoding="utf-8"?>
-<w:document xmlns:wpc="http://schemas.microsoft.com/office/word/2010/wordprocessingCanvas" xmlns:cx="http://schemas.microsoft.com/office/drawing/2014/chartex" xmlns:cx1="http://schemas.microsoft.com/office/drawing/2015/9/8/chartex" xmlns:cx2="http://schemas.microsoft.com/office/drawing/2015/10/21/chartex" xmlns:cx3="http://schemas.microsoft.com/office/drawing/2016/5/9/chartex" xmlns:cx4="http://schemas.microsoft.com/office/drawing/2016/5/10/chartex" xmlns:cx5="http://schemas.microsoft.com/office/drawing/2016/5/11/chartex" xmlns:cx6="http://schemas.microsoft.com/office/drawing/2016/5/12/chartex" xmlns:cx7="http://schemas.microsoft.com/office/drawing/2016/5/13/chartex" xmlns:cx8="http://schemas.microsoft.com/office/drawing/2016/5/14/chartex" xmlns:mc="http://schemas.openxmlformats.org/markup-compatibility/2006" xmlns:aink="http://schemas.microsoft.com/office/drawing/2016/ink" xmlns:am3d="http://schemas.microsoft.com/office/drawing/2017/model3d" xmlns:o="urn:schemas-microsoft-com:office:office" xmlns:r="http://schemas.openxmlformats.org/officeDocument/2006/relationships" xmlns:m="http://schemas.openxmlformats.org/officeDocument/2006/math" xmlns:v="urn:schemas-microsoft-com:vml" xmlns:wp14="http://schemas.microsoft.com/office/word/2010/wordprocessingDrawing" xmlns:wp="http://schemas.openxmlformats.org/drawingml/2006/wordprocessingDrawing" xmlns:w10="urn:schemas-microsoft-com:office:word" xmlns:w="http://schemas.openxmlformats.org/wordprocessingml/2006/main" xmlns:w14="http://schemas.microsoft.com/office/word/2010/wordml" xmlns:w15="http://schemas.microsoft.com/office/word/2012/wordml" xmlns:w16cex="http://schemas.microsoft.com/office/word/2018/wordml/cex" xmlns:w16cid="http://schemas.microsoft.com/office/word/2016/wordml/cid" xmlns:w16="http://schemas.microsoft.com/office/word/2018/wordml" xmlns:w16sdtdh="http://schemas.microsoft.com/office/word/2020/wordml/sdtdatahash" xmlns:w16se="http://schemas.microsoft.com/office/word/2015/wordml/symex" xmlns:wpg="http://schemas.microsoft.com/office/word/2010/wordprocessingGroup" xmlns:wpi="http://schemas.microsoft.com/office/word/2010/wordprocessingInk" xmlns:wne="http://schemas.microsoft.com/office/word/2006/wordml" xmlns:wps="http://schemas.microsoft.com/office/word/2010/wordprocessingShape" mc:Ignorable="w14 w15 w16se w16cid w16 w16cex w16sdtdh wp14">
+<w:document xmlns:wpc="http://schemas.microsoft.com/office/word/2010/wordprocessingCanvas" xmlns:cx="http://schemas.microsoft.com/office/drawing/2014/chartex" xmlns:cx1="http://schemas.microsoft.com/office/drawing/2015/9/8/chartex" xmlns:cx2="http://schemas.microsoft.com/office/drawing/2015/10/21/chartex" xmlns:cx3="http://schemas.microsoft.com/office/drawing/2016/5/9/chartex" xmlns:cx4="http://schemas.microsoft.com/office/drawing/2016/5/10/chartex" xmlns:cx5="http://schemas.microsoft.com/office/drawing/2016/5/11/chartex" xmlns:cx6="http://schemas.microsoft.com/office/drawing/2016/5/12/chartex" xmlns:cx7="http://schemas.microsoft.com/office/drawing/2016/5/13/chartex" xmlns:cx8="http://schemas.microsoft.com/office/drawing/2016/5/14/chartex" xmlns:mc="http://schemas.openxmlformats.org/markup-compatibility/2006" xmlns:aink="http://schemas.microsoft.com/office/drawing/2016/ink" xmlns:am3d="http://schemas.microsoft.com/office/drawing/2017/model3d" xmlns:o="urn:schemas-microsoft-com:office:office" xmlns:oel="http://schemas.microsoft.com/office/2019/extlst" xmlns:r="http://schemas.openxmlformats.org/officeDocument/2006/relationships" xmlns:m="http://schemas.openxmlformats.org/officeDocument/2006/math" xmlns:v="urn:schemas-microsoft-com:vml" xmlns:wp14="http://schemas.microsoft.com/office/word/2010/wordprocessingDrawing" xmlns:wp="http://schemas.openxmlformats.org/drawingml/2006/wordprocessingDrawing" xmlns:w10="urn:schemas-microsoft-com:office:word" xmlns:w="http://schemas.openxmlformats.org/wordprocessingml/2006/main" xmlns:w14="http://schemas.microsoft.com/office/word/2010/wordml" xmlns:w15="http://schemas.microsoft.com/office/word/2012/wordml" xmlns:w16cex="http://schemas.microsoft.com/office/word/2018/wordml/cex" xmlns:w16cid="http://schemas.microsoft.com/office/word/2016/wordml/cid" xmlns:w16="http://schemas.microsoft.com/office/word/2018/wordml" xmlns:w16du="http://schemas.microsoft.com/office/word/2023/wordml/word16du" xmlns:w16sdtdh="http://schemas.microsoft.com/office/word/2020/wordml/sdtdatahash" xmlns:w16sdtfl="http://schemas.microsoft.com/office/word/2024/wordml/sdtformatlock" xmlns:w16se="http://schemas.microsoft.com/office/word/2015/wordml/symex" xmlns:wpg="http://schemas.microsoft.com/office/word/2010/wordprocessingGroup" xmlns:wpi="http://schemas.microsoft.com/office/word/2010/wordprocessingInk" xmlns:wne="http://schemas.microsoft.com/office/word/2006/wordml" xmlns:wps="http://schemas.microsoft.com/office/word/2010/wordprocessingShape" mc:Ignorable="w14 w15 w16se w16cid w16 w16cex w16sdtdh w16sdtfl w16du wp14">
   <w:body>
     <w:p>
       <w:pPr>
@@ -1065,7 +1065,6 @@
               </w:rPr>
               <w:t xml:space="preserve">доцент </w:t>
             </w:r>
-            <w:proofErr w:type="spellStart"/>
             <w:r>
               <w:rPr>
                 <w:rFonts w:eastAsia="Times New Roman" w:cs="Times New Roman"/>
@@ -1075,10 +1074,19 @@
                 <w:lang w:eastAsia="ru-RU"/>
                 <w14:ligatures w14:val="none"/>
               </w:rPr>
-              <w:t>к.</w:t>
-            </w:r>
-            <w:proofErr w:type="gramStart"/>
-            <w:r>
+              <w:t>к.т.н</w:t>
+            </w:r>
+          </w:p>
+        </w:tc>
+        <w:tc>
+          <w:tcPr>
+            <w:tcW w:w="240" w:type="dxa"/>
+            <w:vAlign w:val="center"/>
+          </w:tcPr>
+          <w:p>
+            <w:pPr>
+              <w:spacing w:after="0" w:line="240" w:lineRule="auto"/>
+              <w:jc w:val="center"/>
               <w:rPr>
                 <w:rFonts w:eastAsia="Times New Roman" w:cs="Times New Roman"/>
                 <w:color w:val="000000"/>
@@ -1087,15 +1095,12 @@
                 <w:lang w:eastAsia="ru-RU"/>
                 <w14:ligatures w14:val="none"/>
               </w:rPr>
-              <w:t>т.н</w:t>
-            </w:r>
-            <w:proofErr w:type="spellEnd"/>
-            <w:proofErr w:type="gramEnd"/>
-          </w:p>
-        </w:tc>
-        <w:tc>
-          <w:tcPr>
-            <w:tcW w:w="240" w:type="dxa"/>
+            </w:pPr>
+          </w:p>
+        </w:tc>
+        <w:tc>
+          <w:tcPr>
+            <w:tcW w:w="282" w:type="dxa"/>
             <w:vAlign w:val="center"/>
           </w:tcPr>
           <w:p>
@@ -1115,8 +1120,9 @@
         </w:tc>
         <w:tc>
           <w:tcPr>
-            <w:tcW w:w="282" w:type="dxa"/>
+            <w:tcW w:w="4153" w:type="dxa"/>
             <w:vAlign w:val="center"/>
+            <w:hideMark/>
           </w:tcPr>
           <w:p>
             <w:pPr>
@@ -1131,18 +1137,7 @@
                 <w14:ligatures w14:val="none"/>
               </w:rPr>
             </w:pPr>
-          </w:p>
-        </w:tc>
-        <w:tc>
-          <w:tcPr>
-            <w:tcW w:w="4153" w:type="dxa"/>
-            <w:vAlign w:val="center"/>
-            <w:hideMark/>
-          </w:tcPr>
-          <w:p>
-            <w:pPr>
-              <w:spacing w:after="0" w:line="240" w:lineRule="auto"/>
-              <w:jc w:val="center"/>
+            <w:r>
               <w:rPr>
                 <w:rFonts w:eastAsia="Times New Roman" w:cs="Times New Roman"/>
                 <w:color w:val="000000"/>
@@ -1151,30 +1146,7 @@
                 <w:lang w:eastAsia="ru-RU"/>
                 <w14:ligatures w14:val="none"/>
               </w:rPr>
-            </w:pPr>
-            <w:proofErr w:type="spellStart"/>
-            <w:r>
-              <w:rPr>
-                <w:rFonts w:eastAsia="Times New Roman" w:cs="Times New Roman"/>
-                <w:color w:val="000000"/>
-                <w:kern w:val="0"/>
-                <w:szCs w:val="28"/>
-                <w:lang w:eastAsia="ru-RU"/>
-                <w14:ligatures w14:val="none"/>
-              </w:rPr>
-              <w:t>Калентьев</w:t>
-            </w:r>
-            <w:proofErr w:type="spellEnd"/>
-            <w:r>
-              <w:rPr>
-                <w:rFonts w:eastAsia="Times New Roman" w:cs="Times New Roman"/>
-                <w:color w:val="000000"/>
-                <w:kern w:val="0"/>
-                <w:szCs w:val="28"/>
-                <w:lang w:eastAsia="ru-RU"/>
-                <w14:ligatures w14:val="none"/>
-              </w:rPr>
-              <w:t xml:space="preserve"> А.А.</w:t>
+              <w:t>Калентьев А.А.</w:t>
             </w:r>
           </w:p>
         </w:tc>
@@ -2952,15 +2924,7 @@
         <w:t>Р</w:t>
       </w:r>
       <w:r>
-        <w:t xml:space="preserve">азработка программного обеспечения представляет собой сложный </w:t>
-      </w:r>
-      <w:proofErr w:type="spellStart"/>
-      <w:r>
-        <w:t>многоитерационный</w:t>
-      </w:r>
-      <w:proofErr w:type="spellEnd"/>
-      <w:r>
-        <w:t xml:space="preserve"> процесс, который не может обойтись без этапа документирования. Согласно учебному пособию [1], корректная и полная документация сопровождает разработку ПО от появления идеи до выпуска конечного продукта. Написание документации является обязательным критерием разработки и последующей поддержки проекта, так как позволяет формализовать требования и архитектуру системы.</w:t>
+        <w:t>азработка программного обеспечения представляет собой сложный многоитерационный процесс, который не может обойтись без этапа документирования. Согласно учебному пособию [1], корректная и полная документация сопровождает разработку ПО от появления идеи до выпуска конечного продукта. Написание документации является обязательным критерием разработки и последующей поддержки проекта, так как позволяет формализовать требования и архитектуру системы.</w:t>
       </w:r>
     </w:p>
     <w:p>
@@ -3050,15 +3014,7 @@
         <w:spacing w:after="0"/>
       </w:pPr>
       <w:r>
-        <w:t xml:space="preserve">приведение дерева ветвлений </w:t>
-      </w:r>
-      <w:proofErr w:type="spellStart"/>
-      <w:r>
-        <w:t>Git</w:t>
-      </w:r>
-      <w:proofErr w:type="spellEnd"/>
-      <w:r>
-        <w:t>;</w:t>
+        <w:t>приведение дерева ветвлений Git;</w:t>
       </w:r>
     </w:p>
     <w:p>
@@ -3408,11 +3364,9 @@
     <w:p>
       <w:pPr>
         <w:spacing w:after="0"/>
-      </w:pPr>
-    </w:p>
-    <w:p>
-      <w:pPr>
-        <w:spacing w:after="0"/>
+        <w:rPr>
+          <w:lang w:val="en-US"/>
+        </w:rPr>
       </w:pPr>
     </w:p>
     <w:p>
@@ -3460,8 +3414,8 @@
         </w:rPr>
         <w:lastRenderedPageBreak/>
         <w:drawing>
-          <wp:inline distT="0" distB="0" distL="0" distR="0" wp14:anchorId="73A67DB3" wp14:editId="57F22A20">
-            <wp:extent cx="7649850" cy="5508823"/>
+          <wp:inline distT="0" distB="0" distL="0" distR="0" wp14:anchorId="73A67DB3" wp14:editId="62B89176">
+            <wp:extent cx="7631427" cy="5508823"/>
             <wp:effectExtent l="0" t="0" r="8255" b="0"/>
             <wp:docPr id="1390047869" name="Рисунок 1"/>
             <wp:cNvGraphicFramePr>
@@ -3489,7 +3443,7 @@
                   <pic:spPr>
                     <a:xfrm>
                       <a:off x="0" y="0"/>
-                      <a:ext cx="7649850" cy="5508823"/>
+                      <a:ext cx="7631427" cy="5508823"/>
                     </a:xfrm>
                     <a:prstGeom prst="rect">
                       <a:avLst/>
@@ -3587,7 +3541,6 @@
         </w:rPr>
         <w:t xml:space="preserve"> </w:t>
       </w:r>
-      <w:proofErr w:type="spellStart"/>
       <w:r>
         <w:rPr>
           <w:sz w:val="24"/>
@@ -3596,7 +3549,6 @@
         </w:rPr>
         <w:t>IPublication</w:t>
       </w:r>
-      <w:proofErr w:type="spellEnd"/>
     </w:p>
     <w:tbl>
       <w:tblPr>
@@ -3740,7 +3692,6 @@
               </w:rPr>
               <w:t xml:space="preserve">Интерфейс </w:t>
             </w:r>
-            <w:proofErr w:type="spellStart"/>
             <w:r>
               <w:rPr>
                 <w:b/>
@@ -3751,7 +3702,6 @@
               </w:rPr>
               <w:t>IPublication</w:t>
             </w:r>
-            <w:proofErr w:type="spellEnd"/>
             <w:r>
               <w:rPr>
                 <w:sz w:val="24"/>
@@ -3807,7 +3757,7 @@
                 <w:sz w:val="24"/>
                 <w:szCs w:val="22"/>
               </w:rPr>
-              <w:t>Свойства</w:t>
+              <w:t>Поля</w:t>
             </w:r>
           </w:p>
         </w:tc>
@@ -3822,16 +3772,16 @@
               <w:spacing w:line="240" w:lineRule="auto"/>
               <w:jc w:val="center"/>
               <w:rPr>
-                <w:sz w:val="24"/>
-                <w:szCs w:val="22"/>
-                <w:lang w:val="en-US"/>
-              </w:rPr>
-            </w:pPr>
-            <w:r>
-              <w:rPr>
-                <w:sz w:val="24"/>
-                <w:szCs w:val="22"/>
-                <w:lang w:val="en-US"/>
+                <w:b/>
+                <w:bCs/>
+                <w:sz w:val="24"/>
+                <w:szCs w:val="22"/>
+              </w:rPr>
+            </w:pPr>
+            <w:r>
+              <w:rPr>
+                <w:sz w:val="24"/>
+                <w:szCs w:val="22"/>
               </w:rPr>
               <w:t>+</w:t>
             </w:r>
@@ -3841,7 +3791,7 @@
                 <w:szCs w:val="22"/>
                 <w:lang w:val="en-US"/>
               </w:rPr>
-              <w:t>Title</w:t>
+              <w:t>MinYear</w:t>
             </w:r>
           </w:p>
         </w:tc>
@@ -3854,18 +3804,19 @@
               <w:spacing w:line="240" w:lineRule="auto"/>
               <w:jc w:val="center"/>
               <w:rPr>
-                <w:sz w:val="24"/>
-                <w:szCs w:val="22"/>
-                <w:lang w:val="en-US"/>
-              </w:rPr>
-            </w:pPr>
-            <w:r>
-              <w:rPr>
-                <w:sz w:val="24"/>
-                <w:szCs w:val="22"/>
-                <w:lang w:val="en-US"/>
-              </w:rPr>
-              <w:t>string</w:t>
+                <w:b/>
+                <w:bCs/>
+                <w:sz w:val="24"/>
+                <w:szCs w:val="22"/>
+              </w:rPr>
+            </w:pPr>
+            <w:r>
+              <w:rPr>
+                <w:sz w:val="24"/>
+                <w:szCs w:val="22"/>
+                <w:lang w:val="en-US"/>
+              </w:rPr>
+              <w:t>int</w:t>
             </w:r>
           </w:p>
         </w:tc>
@@ -3878,16 +3829,18 @@
               <w:spacing w:line="240" w:lineRule="auto"/>
               <w:jc w:val="center"/>
               <w:rPr>
-                <w:sz w:val="24"/>
-                <w:szCs w:val="22"/>
-              </w:rPr>
-            </w:pPr>
-            <w:r>
-              <w:rPr>
-                <w:sz w:val="24"/>
-                <w:szCs w:val="22"/>
-              </w:rPr>
-              <w:t>Заглавие</w:t>
+                <w:b/>
+                <w:bCs/>
+                <w:sz w:val="24"/>
+                <w:szCs w:val="22"/>
+              </w:rPr>
+            </w:pPr>
+            <w:r>
+              <w:rPr>
+                <w:sz w:val="24"/>
+                <w:szCs w:val="22"/>
+              </w:rPr>
+              <w:t>Минимально возможный год издания (868)</w:t>
             </w:r>
           </w:p>
         </w:tc>
@@ -3895,81 +3848,28 @@
       <w:tr>
         <w:tc>
           <w:tcPr>
-            <w:tcW w:w="3114" w:type="dxa"/>
+            <w:tcW w:w="9344" w:type="dxa"/>
+            <w:gridSpan w:val="3"/>
           </w:tcPr>
           <w:p>
             <w:pPr>
               <w:spacing w:line="240" w:lineRule="auto"/>
               <w:jc w:val="center"/>
               <w:rPr>
-                <w:sz w:val="24"/>
-                <w:szCs w:val="22"/>
-                <w:lang w:val="en-US"/>
-              </w:rPr>
-            </w:pPr>
-            <w:r>
-              <w:rPr>
-                <w:sz w:val="24"/>
-                <w:szCs w:val="22"/>
-                <w:lang w:val="en-US"/>
-              </w:rPr>
-              <w:t>+</w:t>
-            </w:r>
-            <w:proofErr w:type="spellStart"/>
-            <w:r>
-              <w:rPr>
-                <w:sz w:val="24"/>
-                <w:szCs w:val="22"/>
-                <w:lang w:val="en-US"/>
-              </w:rPr>
-              <w:t>TitleInformation</w:t>
-            </w:r>
-            <w:proofErr w:type="spellEnd"/>
-          </w:p>
-        </w:tc>
-        <w:tc>
-          <w:tcPr>
-            <w:tcW w:w="1276" w:type="dxa"/>
-          </w:tcPr>
-          <w:p>
-            <w:pPr>
-              <w:spacing w:line="240" w:lineRule="auto"/>
-              <w:jc w:val="center"/>
-              <w:rPr>
-                <w:sz w:val="24"/>
-                <w:szCs w:val="22"/>
-                <w:lang w:val="en-US"/>
-              </w:rPr>
-            </w:pPr>
-            <w:r>
-              <w:rPr>
-                <w:sz w:val="24"/>
-                <w:szCs w:val="22"/>
-                <w:lang w:val="en-US"/>
-              </w:rPr>
-              <w:t>string</w:t>
-            </w:r>
-          </w:p>
-        </w:tc>
-        <w:tc>
-          <w:tcPr>
-            <w:tcW w:w="4954" w:type="dxa"/>
-          </w:tcPr>
-          <w:p>
-            <w:pPr>
-              <w:spacing w:line="240" w:lineRule="auto"/>
-              <w:jc w:val="center"/>
-              <w:rPr>
-                <w:sz w:val="24"/>
-                <w:szCs w:val="22"/>
-              </w:rPr>
-            </w:pPr>
-            <w:r>
-              <w:rPr>
-                <w:sz w:val="24"/>
-                <w:szCs w:val="22"/>
-              </w:rPr>
-              <w:t>Сведения о заглавии</w:t>
+                <w:b/>
+                <w:bCs/>
+                <w:sz w:val="24"/>
+                <w:szCs w:val="22"/>
+              </w:rPr>
+            </w:pPr>
+            <w:r>
+              <w:rPr>
+                <w:b/>
+                <w:bCs/>
+                <w:sz w:val="24"/>
+                <w:szCs w:val="22"/>
+              </w:rPr>
+              <w:t>Свойства</w:t>
             </w:r>
           </w:p>
         </w:tc>
@@ -4003,7 +3903,7 @@
                 <w:szCs w:val="22"/>
                 <w:lang w:val="en-US"/>
               </w:rPr>
-              <w:t>Year</w:t>
+              <w:t>Title</w:t>
             </w:r>
           </w:p>
         </w:tc>
@@ -4027,7 +3927,7 @@
                 <w:szCs w:val="22"/>
                 <w:lang w:val="en-US"/>
               </w:rPr>
-              <w:t>int</w:t>
+              <w:t>string</w:t>
             </w:r>
           </w:p>
         </w:tc>
@@ -4049,7 +3949,7 @@
                 <w:sz w:val="24"/>
                 <w:szCs w:val="22"/>
               </w:rPr>
-              <w:t>Год издания</w:t>
+              <w:t>Заглавие</w:t>
             </w:r>
           </w:p>
         </w:tc>
@@ -4083,7 +3983,7 @@
                 <w:szCs w:val="22"/>
                 <w:lang w:val="en-US"/>
               </w:rPr>
-              <w:t>Place</w:t>
+              <w:t>TitleInformation</w:t>
             </w:r>
           </w:p>
         </w:tc>
@@ -4129,7 +4029,7 @@
                 <w:sz w:val="24"/>
                 <w:szCs w:val="22"/>
               </w:rPr>
-              <w:t>Место издания</w:t>
+              <w:t>Сведения о заглавии</w:t>
             </w:r>
           </w:p>
         </w:tc>
@@ -4163,7 +4063,7 @@
                 <w:szCs w:val="22"/>
                 <w:lang w:val="en-US"/>
               </w:rPr>
-              <w:t>Publisher</w:t>
+              <w:t>Year</w:t>
             </w:r>
           </w:p>
         </w:tc>
@@ -4187,7 +4087,7 @@
                 <w:szCs w:val="22"/>
                 <w:lang w:val="en-US"/>
               </w:rPr>
-              <w:t>string</w:t>
+              <w:t>int</w:t>
             </w:r>
           </w:p>
         </w:tc>
@@ -4209,7 +4109,7 @@
                 <w:sz w:val="24"/>
                 <w:szCs w:val="22"/>
               </w:rPr>
-              <w:t>Издательство</w:t>
+              <w:t>Год издания</w:t>
             </w:r>
           </w:p>
         </w:tc>
@@ -4237,16 +4137,14 @@
               </w:rPr>
               <w:t>+</w:t>
             </w:r>
-            <w:proofErr w:type="spellStart"/>
-            <w:r>
-              <w:rPr>
-                <w:sz w:val="24"/>
-                <w:szCs w:val="22"/>
-                <w:lang w:val="en-US"/>
-              </w:rPr>
-              <w:t>TotalPage</w:t>
-            </w:r>
-            <w:proofErr w:type="spellEnd"/>
+            <w:r>
+              <w:rPr>
+                <w:sz w:val="24"/>
+                <w:szCs w:val="22"/>
+                <w:lang w:val="en-US"/>
+              </w:rPr>
+              <w:t>Place</w:t>
+            </w:r>
           </w:p>
         </w:tc>
         <w:tc>
@@ -4269,7 +4167,7 @@
                 <w:szCs w:val="22"/>
                 <w:lang w:val="en-US"/>
               </w:rPr>
-              <w:t>int</w:t>
+              <w:t>string</w:t>
             </w:r>
           </w:p>
         </w:tc>
@@ -4291,7 +4189,7 @@
                 <w:sz w:val="24"/>
                 <w:szCs w:val="22"/>
               </w:rPr>
-              <w:t>Количество страниц</w:t>
+              <w:t>Место издания</w:t>
             </w:r>
           </w:p>
         </w:tc>
@@ -4299,6 +4197,166 @@
       <w:tr>
         <w:tc>
           <w:tcPr>
+            <w:tcW w:w="3114" w:type="dxa"/>
+          </w:tcPr>
+          <w:p>
+            <w:pPr>
+              <w:spacing w:line="240" w:lineRule="auto"/>
+              <w:jc w:val="center"/>
+              <w:rPr>
+                <w:sz w:val="24"/>
+                <w:szCs w:val="22"/>
+                <w:lang w:val="en-US"/>
+              </w:rPr>
+            </w:pPr>
+            <w:r>
+              <w:rPr>
+                <w:sz w:val="24"/>
+                <w:szCs w:val="22"/>
+                <w:lang w:val="en-US"/>
+              </w:rPr>
+              <w:t>+</w:t>
+            </w:r>
+            <w:r>
+              <w:rPr>
+                <w:sz w:val="24"/>
+                <w:szCs w:val="22"/>
+                <w:lang w:val="en-US"/>
+              </w:rPr>
+              <w:t>Publisher</w:t>
+            </w:r>
+          </w:p>
+        </w:tc>
+        <w:tc>
+          <w:tcPr>
+            <w:tcW w:w="1276" w:type="dxa"/>
+          </w:tcPr>
+          <w:p>
+            <w:pPr>
+              <w:spacing w:line="240" w:lineRule="auto"/>
+              <w:jc w:val="center"/>
+              <w:rPr>
+                <w:sz w:val="24"/>
+                <w:szCs w:val="22"/>
+                <w:lang w:val="en-US"/>
+              </w:rPr>
+            </w:pPr>
+            <w:r>
+              <w:rPr>
+                <w:sz w:val="24"/>
+                <w:szCs w:val="22"/>
+                <w:lang w:val="en-US"/>
+              </w:rPr>
+              <w:t>string</w:t>
+            </w:r>
+          </w:p>
+        </w:tc>
+        <w:tc>
+          <w:tcPr>
+            <w:tcW w:w="4954" w:type="dxa"/>
+          </w:tcPr>
+          <w:p>
+            <w:pPr>
+              <w:spacing w:line="240" w:lineRule="auto"/>
+              <w:jc w:val="center"/>
+              <w:rPr>
+                <w:sz w:val="24"/>
+                <w:szCs w:val="22"/>
+              </w:rPr>
+            </w:pPr>
+            <w:r>
+              <w:rPr>
+                <w:sz w:val="24"/>
+                <w:szCs w:val="22"/>
+              </w:rPr>
+              <w:t>Издательство</w:t>
+            </w:r>
+          </w:p>
+        </w:tc>
+      </w:tr>
+      <w:tr>
+        <w:tc>
+          <w:tcPr>
+            <w:tcW w:w="3114" w:type="dxa"/>
+          </w:tcPr>
+          <w:p>
+            <w:pPr>
+              <w:spacing w:line="240" w:lineRule="auto"/>
+              <w:jc w:val="center"/>
+              <w:rPr>
+                <w:sz w:val="24"/>
+                <w:szCs w:val="22"/>
+                <w:lang w:val="en-US"/>
+              </w:rPr>
+            </w:pPr>
+            <w:r>
+              <w:rPr>
+                <w:sz w:val="24"/>
+                <w:szCs w:val="22"/>
+                <w:lang w:val="en-US"/>
+              </w:rPr>
+              <w:t>+</w:t>
+            </w:r>
+            <w:r>
+              <w:rPr>
+                <w:sz w:val="24"/>
+                <w:szCs w:val="22"/>
+                <w:lang w:val="en-US"/>
+              </w:rPr>
+              <w:t>TotalPage</w:t>
+            </w:r>
+          </w:p>
+        </w:tc>
+        <w:tc>
+          <w:tcPr>
+            <w:tcW w:w="1276" w:type="dxa"/>
+          </w:tcPr>
+          <w:p>
+            <w:pPr>
+              <w:spacing w:line="240" w:lineRule="auto"/>
+              <w:jc w:val="center"/>
+              <w:rPr>
+                <w:sz w:val="24"/>
+                <w:szCs w:val="22"/>
+                <w:lang w:val="en-US"/>
+              </w:rPr>
+            </w:pPr>
+            <w:r>
+              <w:rPr>
+                <w:sz w:val="24"/>
+                <w:szCs w:val="22"/>
+                <w:lang w:val="en-US"/>
+              </w:rPr>
+              <w:t>int</w:t>
+            </w:r>
+          </w:p>
+        </w:tc>
+        <w:tc>
+          <w:tcPr>
+            <w:tcW w:w="4954" w:type="dxa"/>
+          </w:tcPr>
+          <w:p>
+            <w:pPr>
+              <w:spacing w:line="240" w:lineRule="auto"/>
+              <w:jc w:val="center"/>
+              <w:rPr>
+                <w:sz w:val="24"/>
+                <w:szCs w:val="22"/>
+              </w:rPr>
+            </w:pPr>
+            <w:r>
+              <w:rPr>
+                <w:sz w:val="24"/>
+                <w:szCs w:val="22"/>
+              </w:rPr>
+              <w:t>Количество страниц</w:t>
+            </w:r>
+          </w:p>
+        </w:tc>
+      </w:tr>
+      <w:tr>
+        <w:tc>
+          <w:tcPr>
             <w:tcW w:w="9344" w:type="dxa"/>
             <w:gridSpan w:val="3"/>
           </w:tcPr>
@@ -4346,33 +4404,13 @@
               </w:rPr>
               <w:t>+</w:t>
             </w:r>
-            <w:proofErr w:type="spellStart"/>
-            <w:proofErr w:type="gramStart"/>
-            <w:r>
-              <w:rPr>
-                <w:sz w:val="24"/>
-                <w:szCs w:val="22"/>
-                <w:lang w:val="en-US"/>
-              </w:rPr>
-              <w:t>GetGOSTInformation</w:t>
-            </w:r>
-            <w:proofErr w:type="spellEnd"/>
-            <w:r>
-              <w:rPr>
-                <w:sz w:val="24"/>
-                <w:szCs w:val="22"/>
-                <w:lang w:val="en-US"/>
-              </w:rPr>
-              <w:t>(</w:t>
-            </w:r>
-            <w:proofErr w:type="gramEnd"/>
-            <w:r>
-              <w:rPr>
-                <w:sz w:val="24"/>
-                <w:szCs w:val="22"/>
-                <w:lang w:val="en-US"/>
-              </w:rPr>
-              <w:t>)</w:t>
+            <w:r>
+              <w:rPr>
+                <w:sz w:val="24"/>
+                <w:szCs w:val="22"/>
+                <w:lang w:val="en-US"/>
+              </w:rPr>
+              <w:t>GetGOSTInformation()</w:t>
             </w:r>
           </w:p>
         </w:tc>
@@ -4462,7 +4500,6 @@
         </w:rPr>
         <w:t xml:space="preserve"> – Описание класса </w:t>
       </w:r>
-      <w:proofErr w:type="spellStart"/>
       <w:r>
         <w:rPr>
           <w:sz w:val="24"/>
@@ -4471,7 +4508,6 @@
         </w:rPr>
         <w:t>PublicationBase</w:t>
       </w:r>
-      <w:proofErr w:type="spellEnd"/>
     </w:p>
     <w:tbl>
       <w:tblPr>
@@ -4481,8 +4517,8 @@
       </w:tblPr>
       <w:tblGrid>
         <w:gridCol w:w="3114"/>
-        <w:gridCol w:w="1276"/>
-        <w:gridCol w:w="4954"/>
+        <w:gridCol w:w="763"/>
+        <w:gridCol w:w="5467"/>
       </w:tblGrid>
       <w:tr>
         <w:tc>
@@ -4513,7 +4549,7 @@
         </w:tc>
         <w:tc>
           <w:tcPr>
-            <w:tcW w:w="1276" w:type="dxa"/>
+            <w:tcW w:w="760" w:type="dxa"/>
           </w:tcPr>
           <w:p>
             <w:pPr>
@@ -4539,7 +4575,7 @@
         </w:tc>
         <w:tc>
           <w:tcPr>
-            <w:tcW w:w="4954" w:type="dxa"/>
+            <w:tcW w:w="5470" w:type="dxa"/>
           </w:tcPr>
           <w:p>
             <w:pPr>
@@ -4615,7 +4651,6 @@
               </w:rPr>
               <w:t xml:space="preserve">Класс </w:t>
             </w:r>
-            <w:proofErr w:type="spellStart"/>
             <w:r>
               <w:rPr>
                 <w:b/>
@@ -4625,7 +4660,6 @@
               </w:rPr>
               <w:t>PublicationBase</w:t>
             </w:r>
-            <w:proofErr w:type="spellEnd"/>
             <w:r>
               <w:rPr>
                 <w:sz w:val="24"/>
@@ -4728,7 +4762,7 @@
         </w:tc>
         <w:tc>
           <w:tcPr>
-            <w:tcW w:w="1276" w:type="dxa"/>
+            <w:tcW w:w="760" w:type="dxa"/>
           </w:tcPr>
           <w:p>
             <w:pPr>
@@ -4752,7 +4786,7 @@
         </w:tc>
         <w:tc>
           <w:tcPr>
-            <w:tcW w:w="4954" w:type="dxa"/>
+            <w:tcW w:w="5470" w:type="dxa"/>
           </w:tcPr>
           <w:p>
             <w:pPr>
@@ -4800,7 +4834,7 @@
         </w:tc>
         <w:tc>
           <w:tcPr>
-            <w:tcW w:w="1276" w:type="dxa"/>
+            <w:tcW w:w="760" w:type="dxa"/>
           </w:tcPr>
           <w:p>
             <w:pPr>
@@ -4824,7 +4858,7 @@
         </w:tc>
         <w:tc>
           <w:tcPr>
-            <w:tcW w:w="4954" w:type="dxa"/>
+            <w:tcW w:w="5470" w:type="dxa"/>
           </w:tcPr>
           <w:p>
             <w:pPr>
@@ -4880,7 +4914,7 @@
         </w:tc>
         <w:tc>
           <w:tcPr>
-            <w:tcW w:w="1276" w:type="dxa"/>
+            <w:tcW w:w="760" w:type="dxa"/>
           </w:tcPr>
           <w:p>
             <w:pPr>
@@ -4904,7 +4938,7 @@
         </w:tc>
         <w:tc>
           <w:tcPr>
-            <w:tcW w:w="4954" w:type="dxa"/>
+            <w:tcW w:w="5470" w:type="dxa"/>
           </w:tcPr>
           <w:p>
             <w:pPr>
@@ -4946,23 +4980,13 @@
                 <w:szCs w:val="22"/>
                 <w:lang w:val="en-US"/>
               </w:rPr>
-              <w:t>-_</w:t>
-            </w:r>
-            <w:proofErr w:type="spellStart"/>
-            <w:r>
-              <w:rPr>
-                <w:sz w:val="24"/>
-                <w:szCs w:val="22"/>
-                <w:lang w:val="en-US"/>
-              </w:rPr>
-              <w:t>titleInformation</w:t>
-            </w:r>
-            <w:proofErr w:type="spellEnd"/>
-          </w:p>
-        </w:tc>
-        <w:tc>
-          <w:tcPr>
-            <w:tcW w:w="1276" w:type="dxa"/>
+              <w:t>-_titleInformation</w:t>
+            </w:r>
+          </w:p>
+        </w:tc>
+        <w:tc>
+          <w:tcPr>
+            <w:tcW w:w="760" w:type="dxa"/>
           </w:tcPr>
           <w:p>
             <w:pPr>
@@ -4986,7 +5010,7 @@
         </w:tc>
         <w:tc>
           <w:tcPr>
-            <w:tcW w:w="4954" w:type="dxa"/>
+            <w:tcW w:w="5470" w:type="dxa"/>
           </w:tcPr>
           <w:p>
             <w:pPr>
@@ -5031,23 +5055,13 @@
                 <w:szCs w:val="22"/>
                 <w:lang w:val="en-US"/>
               </w:rPr>
-              <w:t>-_</w:t>
-            </w:r>
-            <w:proofErr w:type="spellStart"/>
-            <w:r>
-              <w:rPr>
-                <w:sz w:val="24"/>
-                <w:szCs w:val="22"/>
-                <w:lang w:val="en-US"/>
-              </w:rPr>
-              <w:t>totalPage</w:t>
-            </w:r>
-            <w:proofErr w:type="spellEnd"/>
-          </w:p>
-        </w:tc>
-        <w:tc>
-          <w:tcPr>
-            <w:tcW w:w="1276" w:type="dxa"/>
+              <w:t>-_totalPage</w:t>
+            </w:r>
+          </w:p>
+        </w:tc>
+        <w:tc>
+          <w:tcPr>
+            <w:tcW w:w="760" w:type="dxa"/>
           </w:tcPr>
           <w:p>
             <w:pPr>
@@ -5071,7 +5085,7 @@
         </w:tc>
         <w:tc>
           <w:tcPr>
-            <w:tcW w:w="4954" w:type="dxa"/>
+            <w:tcW w:w="5470" w:type="dxa"/>
           </w:tcPr>
           <w:p>
             <w:pPr>
@@ -5127,7 +5141,7 @@
         </w:tc>
         <w:tc>
           <w:tcPr>
-            <w:tcW w:w="1276" w:type="dxa"/>
+            <w:tcW w:w="760" w:type="dxa"/>
           </w:tcPr>
           <w:p>
             <w:pPr>
@@ -5151,7 +5165,7 @@
         </w:tc>
         <w:tc>
           <w:tcPr>
-            <w:tcW w:w="4954" w:type="dxa"/>
+            <w:tcW w:w="5470" w:type="dxa"/>
           </w:tcPr>
           <w:p>
             <w:pPr>
@@ -5175,79 +5189,28 @@
       <w:tr>
         <w:tc>
           <w:tcPr>
-            <w:tcW w:w="3114" w:type="dxa"/>
-          </w:tcPr>
-          <w:p>
-            <w:pPr>
-              <w:spacing w:line="276" w:lineRule="auto"/>
-              <w:jc w:val="center"/>
-              <w:rPr>
-                <w:sz w:val="24"/>
-                <w:szCs w:val="22"/>
-              </w:rPr>
-            </w:pPr>
-            <w:proofErr w:type="spellStart"/>
-            <w:r>
-              <w:rPr>
-                <w:sz w:val="24"/>
-                <w:szCs w:val="22"/>
-                <w:lang w:val="en-US"/>
-              </w:rPr>
-              <w:t>MinYear</w:t>
-            </w:r>
-            <w:proofErr w:type="spellEnd"/>
-          </w:p>
-        </w:tc>
-        <w:tc>
-          <w:tcPr>
-            <w:tcW w:w="1276" w:type="dxa"/>
-          </w:tcPr>
-          <w:p>
-            <w:pPr>
-              <w:spacing w:line="276" w:lineRule="auto"/>
-              <w:jc w:val="center"/>
-              <w:rPr>
-                <w:sz w:val="24"/>
-                <w:szCs w:val="22"/>
-                <w:lang w:val="en-US"/>
-              </w:rPr>
-            </w:pPr>
-            <w:r>
-              <w:rPr>
-                <w:sz w:val="24"/>
-                <w:szCs w:val="22"/>
-                <w:lang w:val="en-US"/>
-              </w:rPr>
-              <w:t>int</w:t>
-            </w:r>
-          </w:p>
-        </w:tc>
-        <w:tc>
-          <w:tcPr>
-            <w:tcW w:w="4954" w:type="dxa"/>
-          </w:tcPr>
-          <w:p>
-            <w:pPr>
-              <w:spacing w:line="276" w:lineRule="auto"/>
-              <w:jc w:val="center"/>
-              <w:rPr>
-                <w:sz w:val="24"/>
-                <w:szCs w:val="22"/>
-              </w:rPr>
-            </w:pPr>
-            <w:r>
-              <w:rPr>
-                <w:sz w:val="24"/>
-                <w:szCs w:val="22"/>
-              </w:rPr>
-              <w:t>Минимально возможный год издания</w:t>
-            </w:r>
-            <w:r>
-              <w:rPr>
-                <w:sz w:val="24"/>
-                <w:szCs w:val="22"/>
-              </w:rPr>
-              <w:t xml:space="preserve"> (868)</w:t>
+            <w:tcW w:w="9344" w:type="dxa"/>
+            <w:gridSpan w:val="3"/>
+          </w:tcPr>
+          <w:p>
+            <w:pPr>
+              <w:spacing w:line="240" w:lineRule="auto"/>
+              <w:jc w:val="center"/>
+              <w:rPr>
+                <w:b/>
+                <w:bCs/>
+                <w:sz w:val="24"/>
+                <w:szCs w:val="22"/>
+              </w:rPr>
+            </w:pPr>
+            <w:r>
+              <w:rPr>
+                <w:b/>
+                <w:bCs/>
+                <w:sz w:val="24"/>
+                <w:szCs w:val="22"/>
+              </w:rPr>
+              <w:t>Свойства</w:t>
             </w:r>
           </w:p>
         </w:tc>
@@ -5255,6 +5218,486 @@
       <w:tr>
         <w:tc>
           <w:tcPr>
+            <w:tcW w:w="3114" w:type="dxa"/>
+          </w:tcPr>
+          <w:p>
+            <w:pPr>
+              <w:spacing w:line="240" w:lineRule="auto"/>
+              <w:jc w:val="center"/>
+              <w:rPr>
+                <w:sz w:val="24"/>
+                <w:szCs w:val="22"/>
+                <w:lang w:val="en-US"/>
+              </w:rPr>
+            </w:pPr>
+            <w:r>
+              <w:rPr>
+                <w:sz w:val="24"/>
+                <w:szCs w:val="22"/>
+                <w:lang w:val="en-US"/>
+              </w:rPr>
+              <w:t>+</w:t>
+            </w:r>
+            <w:r>
+              <w:rPr>
+                <w:sz w:val="24"/>
+                <w:szCs w:val="22"/>
+                <w:lang w:val="en-US"/>
+              </w:rPr>
+              <w:t>Title</w:t>
+            </w:r>
+          </w:p>
+        </w:tc>
+        <w:tc>
+          <w:tcPr>
+            <w:tcW w:w="760" w:type="dxa"/>
+          </w:tcPr>
+          <w:p>
+            <w:pPr>
+              <w:spacing w:line="240" w:lineRule="auto"/>
+              <w:jc w:val="center"/>
+              <w:rPr>
+                <w:sz w:val="24"/>
+                <w:szCs w:val="22"/>
+                <w:lang w:val="en-US"/>
+              </w:rPr>
+            </w:pPr>
+            <w:r>
+              <w:rPr>
+                <w:sz w:val="24"/>
+                <w:szCs w:val="22"/>
+                <w:lang w:val="en-US"/>
+              </w:rPr>
+              <w:t>string</w:t>
+            </w:r>
+          </w:p>
+        </w:tc>
+        <w:tc>
+          <w:tcPr>
+            <w:tcW w:w="5470" w:type="dxa"/>
+          </w:tcPr>
+          <w:p>
+            <w:pPr>
+              <w:spacing w:line="240" w:lineRule="auto"/>
+              <w:jc w:val="center"/>
+              <w:rPr>
+                <w:sz w:val="24"/>
+                <w:szCs w:val="22"/>
+              </w:rPr>
+            </w:pPr>
+            <w:r>
+              <w:rPr>
+                <w:sz w:val="24"/>
+                <w:szCs w:val="22"/>
+              </w:rPr>
+              <w:t>Заглавие</w:t>
+            </w:r>
+          </w:p>
+        </w:tc>
+      </w:tr>
+      <w:tr>
+        <w:tc>
+          <w:tcPr>
+            <w:tcW w:w="3114" w:type="dxa"/>
+          </w:tcPr>
+          <w:p>
+            <w:pPr>
+              <w:spacing w:line="240" w:lineRule="auto"/>
+              <w:jc w:val="center"/>
+              <w:rPr>
+                <w:sz w:val="24"/>
+                <w:szCs w:val="22"/>
+                <w:lang w:val="en-US"/>
+              </w:rPr>
+            </w:pPr>
+            <w:r>
+              <w:rPr>
+                <w:sz w:val="24"/>
+                <w:szCs w:val="22"/>
+                <w:lang w:val="en-US"/>
+              </w:rPr>
+              <w:t>+</w:t>
+            </w:r>
+            <w:r>
+              <w:rPr>
+                <w:sz w:val="24"/>
+                <w:szCs w:val="22"/>
+                <w:lang w:val="en-US"/>
+              </w:rPr>
+              <w:t>TitleInformation</w:t>
+            </w:r>
+          </w:p>
+        </w:tc>
+        <w:tc>
+          <w:tcPr>
+            <w:tcW w:w="760" w:type="dxa"/>
+          </w:tcPr>
+          <w:p>
+            <w:pPr>
+              <w:spacing w:line="240" w:lineRule="auto"/>
+              <w:jc w:val="center"/>
+              <w:rPr>
+                <w:sz w:val="24"/>
+                <w:szCs w:val="22"/>
+                <w:lang w:val="en-US"/>
+              </w:rPr>
+            </w:pPr>
+            <w:r>
+              <w:rPr>
+                <w:sz w:val="24"/>
+                <w:szCs w:val="22"/>
+                <w:lang w:val="en-US"/>
+              </w:rPr>
+              <w:t>string</w:t>
+            </w:r>
+          </w:p>
+        </w:tc>
+        <w:tc>
+          <w:tcPr>
+            <w:tcW w:w="5470" w:type="dxa"/>
+          </w:tcPr>
+          <w:p>
+            <w:pPr>
+              <w:spacing w:line="240" w:lineRule="auto"/>
+              <w:jc w:val="center"/>
+              <w:rPr>
+                <w:sz w:val="24"/>
+                <w:szCs w:val="22"/>
+              </w:rPr>
+            </w:pPr>
+            <w:r>
+              <w:rPr>
+                <w:sz w:val="24"/>
+                <w:szCs w:val="22"/>
+              </w:rPr>
+              <w:t>Сведения о заглавии</w:t>
+            </w:r>
+          </w:p>
+        </w:tc>
+      </w:tr>
+      <w:tr>
+        <w:tc>
+          <w:tcPr>
+            <w:tcW w:w="3114" w:type="dxa"/>
+          </w:tcPr>
+          <w:p>
+            <w:pPr>
+              <w:spacing w:line="240" w:lineRule="auto"/>
+              <w:jc w:val="center"/>
+              <w:rPr>
+                <w:sz w:val="24"/>
+                <w:szCs w:val="22"/>
+                <w:lang w:val="en-US"/>
+              </w:rPr>
+            </w:pPr>
+            <w:r>
+              <w:rPr>
+                <w:sz w:val="24"/>
+                <w:szCs w:val="22"/>
+                <w:lang w:val="en-US"/>
+              </w:rPr>
+              <w:t>+</w:t>
+            </w:r>
+            <w:r>
+              <w:rPr>
+                <w:sz w:val="24"/>
+                <w:szCs w:val="22"/>
+                <w:lang w:val="en-US"/>
+              </w:rPr>
+              <w:t>Year</w:t>
+            </w:r>
+          </w:p>
+        </w:tc>
+        <w:tc>
+          <w:tcPr>
+            <w:tcW w:w="760" w:type="dxa"/>
+          </w:tcPr>
+          <w:p>
+            <w:pPr>
+              <w:spacing w:line="240" w:lineRule="auto"/>
+              <w:jc w:val="center"/>
+              <w:rPr>
+                <w:sz w:val="24"/>
+                <w:szCs w:val="22"/>
+                <w:lang w:val="en-US"/>
+              </w:rPr>
+            </w:pPr>
+            <w:r>
+              <w:rPr>
+                <w:sz w:val="24"/>
+                <w:szCs w:val="22"/>
+                <w:lang w:val="en-US"/>
+              </w:rPr>
+              <w:t>int</w:t>
+            </w:r>
+          </w:p>
+        </w:tc>
+        <w:tc>
+          <w:tcPr>
+            <w:tcW w:w="5470" w:type="dxa"/>
+          </w:tcPr>
+          <w:p>
+            <w:pPr>
+              <w:spacing w:line="240" w:lineRule="auto"/>
+              <w:jc w:val="center"/>
+              <w:rPr>
+                <w:sz w:val="24"/>
+                <w:szCs w:val="22"/>
+              </w:rPr>
+            </w:pPr>
+            <w:r>
+              <w:rPr>
+                <w:sz w:val="24"/>
+                <w:szCs w:val="22"/>
+              </w:rPr>
+              <w:t>Год издания</w:t>
+            </w:r>
+          </w:p>
+        </w:tc>
+      </w:tr>
+      <w:tr>
+        <w:tc>
+          <w:tcPr>
+            <w:tcW w:w="3114" w:type="dxa"/>
+          </w:tcPr>
+          <w:p>
+            <w:pPr>
+              <w:spacing w:line="240" w:lineRule="auto"/>
+              <w:jc w:val="center"/>
+              <w:rPr>
+                <w:sz w:val="24"/>
+                <w:szCs w:val="22"/>
+                <w:lang w:val="en-US"/>
+              </w:rPr>
+            </w:pPr>
+            <w:r>
+              <w:rPr>
+                <w:sz w:val="24"/>
+                <w:szCs w:val="22"/>
+                <w:lang w:val="en-US"/>
+              </w:rPr>
+              <w:t>+</w:t>
+            </w:r>
+            <w:r>
+              <w:rPr>
+                <w:sz w:val="24"/>
+                <w:szCs w:val="22"/>
+                <w:lang w:val="en-US"/>
+              </w:rPr>
+              <w:t>Place</w:t>
+            </w:r>
+          </w:p>
+        </w:tc>
+        <w:tc>
+          <w:tcPr>
+            <w:tcW w:w="760" w:type="dxa"/>
+          </w:tcPr>
+          <w:p>
+            <w:pPr>
+              <w:spacing w:line="240" w:lineRule="auto"/>
+              <w:jc w:val="center"/>
+              <w:rPr>
+                <w:sz w:val="24"/>
+                <w:szCs w:val="22"/>
+                <w:lang w:val="en-US"/>
+              </w:rPr>
+            </w:pPr>
+            <w:r>
+              <w:rPr>
+                <w:sz w:val="24"/>
+                <w:szCs w:val="22"/>
+                <w:lang w:val="en-US"/>
+              </w:rPr>
+              <w:t>string</w:t>
+            </w:r>
+          </w:p>
+        </w:tc>
+        <w:tc>
+          <w:tcPr>
+            <w:tcW w:w="5470" w:type="dxa"/>
+          </w:tcPr>
+          <w:p>
+            <w:pPr>
+              <w:spacing w:line="240" w:lineRule="auto"/>
+              <w:jc w:val="center"/>
+              <w:rPr>
+                <w:sz w:val="24"/>
+                <w:szCs w:val="22"/>
+              </w:rPr>
+            </w:pPr>
+            <w:r>
+              <w:rPr>
+                <w:sz w:val="24"/>
+                <w:szCs w:val="22"/>
+              </w:rPr>
+              <w:t>Место издания</w:t>
+            </w:r>
+          </w:p>
+        </w:tc>
+      </w:tr>
+      <w:tr>
+        <w:tc>
+          <w:tcPr>
+            <w:tcW w:w="3114" w:type="dxa"/>
+          </w:tcPr>
+          <w:p>
+            <w:pPr>
+              <w:spacing w:line="240" w:lineRule="auto"/>
+              <w:jc w:val="center"/>
+              <w:rPr>
+                <w:sz w:val="24"/>
+                <w:szCs w:val="22"/>
+                <w:lang w:val="en-US"/>
+              </w:rPr>
+            </w:pPr>
+            <w:r>
+              <w:rPr>
+                <w:sz w:val="24"/>
+                <w:szCs w:val="22"/>
+                <w:lang w:val="en-US"/>
+              </w:rPr>
+              <w:t>+</w:t>
+            </w:r>
+            <w:r>
+              <w:rPr>
+                <w:sz w:val="24"/>
+                <w:szCs w:val="22"/>
+                <w:lang w:val="en-US"/>
+              </w:rPr>
+              <w:t>Publisher</w:t>
+            </w:r>
+          </w:p>
+        </w:tc>
+        <w:tc>
+          <w:tcPr>
+            <w:tcW w:w="760" w:type="dxa"/>
+          </w:tcPr>
+          <w:p>
+            <w:pPr>
+              <w:spacing w:line="240" w:lineRule="auto"/>
+              <w:jc w:val="center"/>
+              <w:rPr>
+                <w:sz w:val="24"/>
+                <w:szCs w:val="22"/>
+                <w:lang w:val="en-US"/>
+              </w:rPr>
+            </w:pPr>
+            <w:r>
+              <w:rPr>
+                <w:sz w:val="24"/>
+                <w:szCs w:val="22"/>
+                <w:lang w:val="en-US"/>
+              </w:rPr>
+              <w:t>string</w:t>
+            </w:r>
+          </w:p>
+        </w:tc>
+        <w:tc>
+          <w:tcPr>
+            <w:tcW w:w="5470" w:type="dxa"/>
+          </w:tcPr>
+          <w:p>
+            <w:pPr>
+              <w:spacing w:line="240" w:lineRule="auto"/>
+              <w:jc w:val="center"/>
+              <w:rPr>
+                <w:sz w:val="24"/>
+                <w:szCs w:val="22"/>
+              </w:rPr>
+            </w:pPr>
+            <w:r>
+              <w:rPr>
+                <w:sz w:val="24"/>
+                <w:szCs w:val="22"/>
+              </w:rPr>
+              <w:t>Издательство</w:t>
+            </w:r>
+          </w:p>
+        </w:tc>
+      </w:tr>
+      <w:tr>
+        <w:tc>
+          <w:tcPr>
+            <w:tcW w:w="3114" w:type="dxa"/>
+          </w:tcPr>
+          <w:p>
+            <w:pPr>
+              <w:spacing w:line="240" w:lineRule="auto"/>
+              <w:jc w:val="center"/>
+              <w:rPr>
+                <w:sz w:val="24"/>
+                <w:szCs w:val="22"/>
+                <w:lang w:val="en-US"/>
+              </w:rPr>
+            </w:pPr>
+            <w:r>
+              <w:rPr>
+                <w:sz w:val="24"/>
+                <w:szCs w:val="22"/>
+                <w:lang w:val="en-US"/>
+              </w:rPr>
+              <w:t>+</w:t>
+            </w:r>
+            <w:r>
+              <w:rPr>
+                <w:sz w:val="24"/>
+                <w:szCs w:val="22"/>
+                <w:lang w:val="en-US"/>
+              </w:rPr>
+              <w:t>TotalPage</w:t>
+            </w:r>
+          </w:p>
+        </w:tc>
+        <w:tc>
+          <w:tcPr>
+            <w:tcW w:w="760" w:type="dxa"/>
+          </w:tcPr>
+          <w:p>
+            <w:pPr>
+              <w:spacing w:line="240" w:lineRule="auto"/>
+              <w:jc w:val="center"/>
+              <w:rPr>
+                <w:sz w:val="24"/>
+                <w:szCs w:val="22"/>
+                <w:lang w:val="en-US"/>
+              </w:rPr>
+            </w:pPr>
+            <w:r>
+              <w:rPr>
+                <w:sz w:val="24"/>
+                <w:szCs w:val="22"/>
+                <w:lang w:val="en-US"/>
+              </w:rPr>
+              <w:t>int</w:t>
+            </w:r>
+          </w:p>
+        </w:tc>
+        <w:tc>
+          <w:tcPr>
+            <w:tcW w:w="5470" w:type="dxa"/>
+          </w:tcPr>
+          <w:p>
+            <w:pPr>
+              <w:spacing w:line="240" w:lineRule="auto"/>
+              <w:jc w:val="center"/>
+              <w:rPr>
+                <w:sz w:val="24"/>
+                <w:szCs w:val="22"/>
+              </w:rPr>
+            </w:pPr>
+            <w:r>
+              <w:rPr>
+                <w:sz w:val="24"/>
+                <w:szCs w:val="22"/>
+              </w:rPr>
+              <w:t>Количество страниц</w:t>
+            </w:r>
+          </w:p>
+        </w:tc>
+      </w:tr>
+      <w:tr>
+        <w:tc>
+          <w:tcPr>
             <w:tcW w:w="9344" w:type="dxa"/>
             <w:gridSpan w:val="3"/>
           </w:tcPr>
@@ -5276,7 +5719,7 @@
                 <w:sz w:val="24"/>
                 <w:szCs w:val="22"/>
               </w:rPr>
-              <w:t>Свойства</w:t>
+              <w:t>Методы</w:t>
             </w:r>
           </w:p>
         </w:tc>
@@ -5293,14 +5736,12 @@
               <w:rPr>
                 <w:sz w:val="24"/>
                 <w:szCs w:val="22"/>
-                <w:lang w:val="en-US"/>
-              </w:rPr>
-            </w:pPr>
-            <w:r>
-              <w:rPr>
-                <w:sz w:val="24"/>
-                <w:szCs w:val="22"/>
-                <w:lang w:val="en-US"/>
+              </w:rPr>
+            </w:pPr>
+            <w:r>
+              <w:rPr>
+                <w:sz w:val="24"/>
+                <w:szCs w:val="22"/>
               </w:rPr>
               <w:t>+</w:t>
             </w:r>
@@ -5310,13 +5751,13 @@
                 <w:szCs w:val="22"/>
                 <w:lang w:val="en-US"/>
               </w:rPr>
-              <w:t>Title</w:t>
-            </w:r>
-          </w:p>
-        </w:tc>
-        <w:tc>
-          <w:tcPr>
-            <w:tcW w:w="1276" w:type="dxa"/>
+              <w:t>GetGOSTInformation()</w:t>
+            </w:r>
+          </w:p>
+        </w:tc>
+        <w:tc>
+          <w:tcPr>
+            <w:tcW w:w="760" w:type="dxa"/>
           </w:tcPr>
           <w:p>
             <w:pPr>
@@ -5340,7 +5781,7 @@
         </w:tc>
         <w:tc>
           <w:tcPr>
-            <w:tcW w:w="4954" w:type="dxa"/>
+            <w:tcW w:w="5470" w:type="dxa"/>
           </w:tcPr>
           <w:p>
             <w:pPr>
@@ -5356,7 +5797,14 @@
                 <w:sz w:val="24"/>
                 <w:szCs w:val="22"/>
               </w:rPr>
-              <w:t>Заглавие</w:t>
+              <w:t>Получение информации о издании по ГОСТ</w:t>
+            </w:r>
+            <w:r>
+              <w:rPr>
+                <w:sz w:val="24"/>
+                <w:szCs w:val="22"/>
+              </w:rPr>
+              <w:t>у</w:t>
             </w:r>
           </w:p>
         </w:tc>
@@ -5382,23 +5830,21 @@
                 <w:szCs w:val="22"/>
                 <w:lang w:val="en-US"/>
               </w:rPr>
-              <w:t>+</w:t>
-            </w:r>
-            <w:proofErr w:type="spellStart"/>
-            <w:r>
-              <w:rPr>
-                <w:sz w:val="24"/>
-                <w:szCs w:val="22"/>
-                <w:lang w:val="en-US"/>
-              </w:rPr>
-              <w:t>TitleInformation</w:t>
-            </w:r>
-            <w:proofErr w:type="spellEnd"/>
-          </w:p>
-        </w:tc>
-        <w:tc>
-          <w:tcPr>
-            <w:tcW w:w="1276" w:type="dxa"/>
+              <w:t>#</w:t>
+            </w:r>
+            <w:r>
+              <w:rPr>
+                <w:sz w:val="24"/>
+                <w:szCs w:val="22"/>
+                <w:lang w:val="en-US"/>
+              </w:rPr>
+              <w:t>ValidateString()</w:t>
+            </w:r>
+          </w:p>
+        </w:tc>
+        <w:tc>
+          <w:tcPr>
+            <w:tcW w:w="760" w:type="dxa"/>
           </w:tcPr>
           <w:p>
             <w:pPr>
@@ -5416,13 +5862,13 @@
                 <w:szCs w:val="22"/>
                 <w:lang w:val="en-US"/>
               </w:rPr>
-              <w:t>string</w:t>
-            </w:r>
-          </w:p>
-        </w:tc>
-        <w:tc>
-          <w:tcPr>
-            <w:tcW w:w="4954" w:type="dxa"/>
+              <w:t>void</w:t>
+            </w:r>
+          </w:p>
+        </w:tc>
+        <w:tc>
+          <w:tcPr>
+            <w:tcW w:w="5470" w:type="dxa"/>
           </w:tcPr>
           <w:p>
             <w:pPr>
@@ -5438,7 +5884,7 @@
                 <w:sz w:val="24"/>
                 <w:szCs w:val="22"/>
               </w:rPr>
-              <w:t>Сведения о заглавии</w:t>
+              <w:t>Метод валидации строк</w:t>
             </w:r>
           </w:p>
         </w:tc>
@@ -5464,21 +5910,21 @@
                 <w:szCs w:val="22"/>
                 <w:lang w:val="en-US"/>
               </w:rPr>
-              <w:t>+</w:t>
-            </w:r>
-            <w:r>
-              <w:rPr>
-                <w:sz w:val="24"/>
-                <w:szCs w:val="22"/>
-                <w:lang w:val="en-US"/>
-              </w:rPr>
-              <w:t>Year</w:t>
-            </w:r>
-          </w:p>
-        </w:tc>
-        <w:tc>
-          <w:tcPr>
-            <w:tcW w:w="1276" w:type="dxa"/>
+              <w:t>#</w:t>
+            </w:r>
+            <w:r>
+              <w:rPr>
+                <w:sz w:val="24"/>
+                <w:szCs w:val="22"/>
+                <w:lang w:val="en-US"/>
+              </w:rPr>
+              <w:t>ValidateYear()</w:t>
+            </w:r>
+          </w:p>
+        </w:tc>
+        <w:tc>
+          <w:tcPr>
+            <w:tcW w:w="760" w:type="dxa"/>
           </w:tcPr>
           <w:p>
             <w:pPr>
@@ -5496,13 +5942,13 @@
                 <w:szCs w:val="22"/>
                 <w:lang w:val="en-US"/>
               </w:rPr>
-              <w:t>int</w:t>
-            </w:r>
-          </w:p>
-        </w:tc>
-        <w:tc>
-          <w:tcPr>
-            <w:tcW w:w="4954" w:type="dxa"/>
+              <w:t>void</w:t>
+            </w:r>
+          </w:p>
+        </w:tc>
+        <w:tc>
+          <w:tcPr>
+            <w:tcW w:w="5470" w:type="dxa"/>
           </w:tcPr>
           <w:p>
             <w:pPr>
@@ -5518,7 +5964,14 @@
                 <w:sz w:val="24"/>
                 <w:szCs w:val="22"/>
               </w:rPr>
-              <w:t>Год издания</w:t>
+              <w:t>Метод валидации года издания</w:t>
+            </w:r>
+            <w:r>
+              <w:rPr>
+                <w:sz w:val="24"/>
+                <w:szCs w:val="22"/>
+              </w:rPr>
+              <w:t xml:space="preserve"> (от 868 до н.в)</w:t>
             </w:r>
           </w:p>
         </w:tc>
@@ -5544,21 +5997,21 @@
                 <w:szCs w:val="22"/>
                 <w:lang w:val="en-US"/>
               </w:rPr>
-              <w:t>+</w:t>
-            </w:r>
-            <w:r>
-              <w:rPr>
-                <w:sz w:val="24"/>
-                <w:szCs w:val="22"/>
-                <w:lang w:val="en-US"/>
-              </w:rPr>
-              <w:t>Place</w:t>
-            </w:r>
-          </w:p>
-        </w:tc>
-        <w:tc>
-          <w:tcPr>
-            <w:tcW w:w="1276" w:type="dxa"/>
+              <w:t>#</w:t>
+            </w:r>
+            <w:r>
+              <w:rPr>
+                <w:sz w:val="24"/>
+                <w:szCs w:val="22"/>
+                <w:lang w:val="en-US"/>
+              </w:rPr>
+              <w:t>ValidateTotalPages()</w:t>
+            </w:r>
+          </w:p>
+        </w:tc>
+        <w:tc>
+          <w:tcPr>
+            <w:tcW w:w="760" w:type="dxa"/>
           </w:tcPr>
           <w:p>
             <w:pPr>
@@ -5576,13 +6029,13 @@
                 <w:szCs w:val="22"/>
                 <w:lang w:val="en-US"/>
               </w:rPr>
-              <w:t>string</w:t>
-            </w:r>
-          </w:p>
-        </w:tc>
-        <w:tc>
-          <w:tcPr>
-            <w:tcW w:w="4954" w:type="dxa"/>
+              <w:t>void</w:t>
+            </w:r>
+          </w:p>
+        </w:tc>
+        <w:tc>
+          <w:tcPr>
+            <w:tcW w:w="5470" w:type="dxa"/>
           </w:tcPr>
           <w:p>
             <w:pPr>
@@ -5591,14 +6044,30 @@
               <w:rPr>
                 <w:sz w:val="24"/>
                 <w:szCs w:val="22"/>
-              </w:rPr>
-            </w:pPr>
-            <w:r>
-              <w:rPr>
-                <w:sz w:val="24"/>
-                <w:szCs w:val="22"/>
-              </w:rPr>
-              <w:t>Место издания</w:t>
+                <w:lang w:val="en-US"/>
+              </w:rPr>
+            </w:pPr>
+            <w:r>
+              <w:rPr>
+                <w:sz w:val="24"/>
+                <w:szCs w:val="22"/>
+              </w:rPr>
+              <w:t>Метод валидации количества страниц</w:t>
+            </w:r>
+            <w:r>
+              <w:rPr>
+                <w:sz w:val="24"/>
+                <w:szCs w:val="22"/>
+              </w:rPr>
+              <w:t xml:space="preserve"> (</w:t>
+            </w:r>
+            <w:r>
+              <w:rPr>
+                <w:sz w:val="24"/>
+                <w:szCs w:val="22"/>
+                <w:lang w:val="en-US"/>
+              </w:rPr>
+              <w:t>&gt; 0)</w:t>
             </w:r>
           </w:p>
         </w:tc>
@@ -5624,21 +6093,21 @@
                 <w:szCs w:val="22"/>
                 <w:lang w:val="en-US"/>
               </w:rPr>
-              <w:t>+</w:t>
-            </w:r>
-            <w:r>
-              <w:rPr>
-                <w:sz w:val="24"/>
-                <w:szCs w:val="22"/>
-                <w:lang w:val="en-US"/>
-              </w:rPr>
-              <w:t>Publisher</w:t>
-            </w:r>
-          </w:p>
-        </w:tc>
-        <w:tc>
-          <w:tcPr>
-            <w:tcW w:w="1276" w:type="dxa"/>
+              <w:t>#</w:t>
+            </w:r>
+            <w:r>
+              <w:rPr>
+                <w:sz w:val="24"/>
+                <w:szCs w:val="22"/>
+                <w:lang w:val="en-US"/>
+              </w:rPr>
+              <w:t>AppendIfNotEmpty()</w:t>
+            </w:r>
+          </w:p>
+        </w:tc>
+        <w:tc>
+          <w:tcPr>
+            <w:tcW w:w="760" w:type="dxa"/>
           </w:tcPr>
           <w:p>
             <w:pPr>
@@ -5656,13 +6125,13 @@
                 <w:szCs w:val="22"/>
                 <w:lang w:val="en-US"/>
               </w:rPr>
-              <w:t>string</w:t>
-            </w:r>
-          </w:p>
-        </w:tc>
-        <w:tc>
-          <w:tcPr>
-            <w:tcW w:w="4954" w:type="dxa"/>
+              <w:t>void</w:t>
+            </w:r>
+          </w:p>
+        </w:tc>
+        <w:tc>
+          <w:tcPr>
+            <w:tcW w:w="5470" w:type="dxa"/>
           </w:tcPr>
           <w:p>
             <w:pPr>
@@ -5678,621 +6147,6 @@
                 <w:sz w:val="24"/>
                 <w:szCs w:val="22"/>
               </w:rPr>
-              <w:t>Издательство</w:t>
-            </w:r>
-          </w:p>
-        </w:tc>
-      </w:tr>
-      <w:tr>
-        <w:tc>
-          <w:tcPr>
-            <w:tcW w:w="3114" w:type="dxa"/>
-          </w:tcPr>
-          <w:p>
-            <w:pPr>
-              <w:spacing w:line="240" w:lineRule="auto"/>
-              <w:jc w:val="center"/>
-              <w:rPr>
-                <w:sz w:val="24"/>
-                <w:szCs w:val="22"/>
-                <w:lang w:val="en-US"/>
-              </w:rPr>
-            </w:pPr>
-            <w:r>
-              <w:rPr>
-                <w:sz w:val="24"/>
-                <w:szCs w:val="22"/>
-                <w:lang w:val="en-US"/>
-              </w:rPr>
-              <w:t>+</w:t>
-            </w:r>
-            <w:proofErr w:type="spellStart"/>
-            <w:r>
-              <w:rPr>
-                <w:sz w:val="24"/>
-                <w:szCs w:val="22"/>
-                <w:lang w:val="en-US"/>
-              </w:rPr>
-              <w:t>TotalPage</w:t>
-            </w:r>
-            <w:proofErr w:type="spellEnd"/>
-          </w:p>
-        </w:tc>
-        <w:tc>
-          <w:tcPr>
-            <w:tcW w:w="1276" w:type="dxa"/>
-          </w:tcPr>
-          <w:p>
-            <w:pPr>
-              <w:spacing w:line="240" w:lineRule="auto"/>
-              <w:jc w:val="center"/>
-              <w:rPr>
-                <w:sz w:val="24"/>
-                <w:szCs w:val="22"/>
-                <w:lang w:val="en-US"/>
-              </w:rPr>
-            </w:pPr>
-            <w:r>
-              <w:rPr>
-                <w:sz w:val="24"/>
-                <w:szCs w:val="22"/>
-                <w:lang w:val="en-US"/>
-              </w:rPr>
-              <w:t>int</w:t>
-            </w:r>
-          </w:p>
-        </w:tc>
-        <w:tc>
-          <w:tcPr>
-            <w:tcW w:w="4954" w:type="dxa"/>
-          </w:tcPr>
-          <w:p>
-            <w:pPr>
-              <w:spacing w:line="240" w:lineRule="auto"/>
-              <w:jc w:val="center"/>
-              <w:rPr>
-                <w:sz w:val="24"/>
-                <w:szCs w:val="22"/>
-              </w:rPr>
-            </w:pPr>
-            <w:r>
-              <w:rPr>
-                <w:sz w:val="24"/>
-                <w:szCs w:val="22"/>
-              </w:rPr>
-              <w:t>Количество страниц</w:t>
-            </w:r>
-          </w:p>
-        </w:tc>
-      </w:tr>
-      <w:tr>
-        <w:tc>
-          <w:tcPr>
-            <w:tcW w:w="9344" w:type="dxa"/>
-            <w:gridSpan w:val="3"/>
-          </w:tcPr>
-          <w:p>
-            <w:pPr>
-              <w:spacing w:line="240" w:lineRule="auto"/>
-              <w:jc w:val="center"/>
-              <w:rPr>
-                <w:b/>
-                <w:bCs/>
-                <w:sz w:val="24"/>
-                <w:szCs w:val="22"/>
-              </w:rPr>
-            </w:pPr>
-            <w:r>
-              <w:rPr>
-                <w:b/>
-                <w:bCs/>
-                <w:sz w:val="24"/>
-                <w:szCs w:val="22"/>
-              </w:rPr>
-              <w:t>Методы</w:t>
-            </w:r>
-          </w:p>
-        </w:tc>
-      </w:tr>
-      <w:tr>
-        <w:tc>
-          <w:tcPr>
-            <w:tcW w:w="3114" w:type="dxa"/>
-          </w:tcPr>
-          <w:p>
-            <w:pPr>
-              <w:spacing w:line="240" w:lineRule="auto"/>
-              <w:jc w:val="center"/>
-              <w:rPr>
-                <w:sz w:val="24"/>
-                <w:szCs w:val="22"/>
-              </w:rPr>
-            </w:pPr>
-            <w:r>
-              <w:rPr>
-                <w:sz w:val="24"/>
-                <w:szCs w:val="22"/>
-              </w:rPr>
-              <w:t>+</w:t>
-            </w:r>
-            <w:proofErr w:type="spellStart"/>
-            <w:proofErr w:type="gramStart"/>
-            <w:r>
-              <w:rPr>
-                <w:sz w:val="24"/>
-                <w:szCs w:val="22"/>
-                <w:lang w:val="en-US"/>
-              </w:rPr>
-              <w:t>GetGOSTInformation</w:t>
-            </w:r>
-            <w:proofErr w:type="spellEnd"/>
-            <w:r>
-              <w:rPr>
-                <w:sz w:val="24"/>
-                <w:szCs w:val="22"/>
-                <w:lang w:val="en-US"/>
-              </w:rPr>
-              <w:t>(</w:t>
-            </w:r>
-            <w:proofErr w:type="gramEnd"/>
-            <w:r>
-              <w:rPr>
-                <w:sz w:val="24"/>
-                <w:szCs w:val="22"/>
-                <w:lang w:val="en-US"/>
-              </w:rPr>
-              <w:t>)</w:t>
-            </w:r>
-          </w:p>
-        </w:tc>
-        <w:tc>
-          <w:tcPr>
-            <w:tcW w:w="1276" w:type="dxa"/>
-          </w:tcPr>
-          <w:p>
-            <w:pPr>
-              <w:spacing w:line="240" w:lineRule="auto"/>
-              <w:jc w:val="center"/>
-              <w:rPr>
-                <w:sz w:val="24"/>
-                <w:szCs w:val="22"/>
-                <w:lang w:val="en-US"/>
-              </w:rPr>
-            </w:pPr>
-            <w:r>
-              <w:rPr>
-                <w:sz w:val="24"/>
-                <w:szCs w:val="22"/>
-                <w:lang w:val="en-US"/>
-              </w:rPr>
-              <w:t>string</w:t>
-            </w:r>
-          </w:p>
-        </w:tc>
-        <w:tc>
-          <w:tcPr>
-            <w:tcW w:w="4954" w:type="dxa"/>
-          </w:tcPr>
-          <w:p>
-            <w:pPr>
-              <w:spacing w:line="240" w:lineRule="auto"/>
-              <w:jc w:val="center"/>
-              <w:rPr>
-                <w:sz w:val="24"/>
-                <w:szCs w:val="22"/>
-              </w:rPr>
-            </w:pPr>
-            <w:r>
-              <w:rPr>
-                <w:sz w:val="24"/>
-                <w:szCs w:val="22"/>
-              </w:rPr>
-              <w:t>Получение информации о издании по ГОСТ</w:t>
-            </w:r>
-            <w:r>
-              <w:rPr>
-                <w:sz w:val="24"/>
-                <w:szCs w:val="22"/>
-              </w:rPr>
-              <w:t>у</w:t>
-            </w:r>
-          </w:p>
-        </w:tc>
-      </w:tr>
-      <w:tr>
-        <w:tc>
-          <w:tcPr>
-            <w:tcW w:w="3114" w:type="dxa"/>
-          </w:tcPr>
-          <w:p>
-            <w:pPr>
-              <w:spacing w:line="240" w:lineRule="auto"/>
-              <w:jc w:val="center"/>
-              <w:rPr>
-                <w:sz w:val="24"/>
-                <w:szCs w:val="22"/>
-                <w:lang w:val="en-US"/>
-              </w:rPr>
-            </w:pPr>
-            <w:r>
-              <w:rPr>
-                <w:sz w:val="24"/>
-                <w:szCs w:val="22"/>
-                <w:lang w:val="en-US"/>
-              </w:rPr>
-              <w:t>#</w:t>
-            </w:r>
-            <w:proofErr w:type="gramStart"/>
-            <w:r>
-              <w:rPr>
-                <w:sz w:val="24"/>
-                <w:szCs w:val="22"/>
-                <w:lang w:val="en-US"/>
-              </w:rPr>
-              <w:t>ValidateString(</w:t>
-            </w:r>
-            <w:proofErr w:type="gramEnd"/>
-            <w:r>
-              <w:rPr>
-                <w:sz w:val="24"/>
-                <w:szCs w:val="22"/>
-                <w:lang w:val="en-US"/>
-              </w:rPr>
-              <w:t>)</w:t>
-            </w:r>
-          </w:p>
-        </w:tc>
-        <w:tc>
-          <w:tcPr>
-            <w:tcW w:w="1276" w:type="dxa"/>
-          </w:tcPr>
-          <w:p>
-            <w:pPr>
-              <w:spacing w:line="240" w:lineRule="auto"/>
-              <w:jc w:val="center"/>
-              <w:rPr>
-                <w:sz w:val="24"/>
-                <w:szCs w:val="22"/>
-                <w:lang w:val="en-US"/>
-              </w:rPr>
-            </w:pPr>
-            <w:r>
-              <w:rPr>
-                <w:sz w:val="24"/>
-                <w:szCs w:val="22"/>
-                <w:lang w:val="en-US"/>
-              </w:rPr>
-              <w:t>void</w:t>
-            </w:r>
-          </w:p>
-        </w:tc>
-        <w:tc>
-          <w:tcPr>
-            <w:tcW w:w="4954" w:type="dxa"/>
-          </w:tcPr>
-          <w:p>
-            <w:pPr>
-              <w:spacing w:line="240" w:lineRule="auto"/>
-              <w:jc w:val="center"/>
-              <w:rPr>
-                <w:sz w:val="24"/>
-                <w:szCs w:val="22"/>
-              </w:rPr>
-            </w:pPr>
-            <w:r>
-              <w:rPr>
-                <w:sz w:val="24"/>
-                <w:szCs w:val="22"/>
-              </w:rPr>
-              <w:t>Метод валидации строк</w:t>
-            </w:r>
-          </w:p>
-        </w:tc>
-      </w:tr>
-      <w:tr>
-        <w:tc>
-          <w:tcPr>
-            <w:tcW w:w="3114" w:type="dxa"/>
-          </w:tcPr>
-          <w:p>
-            <w:pPr>
-              <w:spacing w:line="240" w:lineRule="auto"/>
-              <w:jc w:val="center"/>
-              <w:rPr>
-                <w:sz w:val="24"/>
-                <w:szCs w:val="22"/>
-                <w:lang w:val="en-US"/>
-              </w:rPr>
-            </w:pPr>
-            <w:r>
-              <w:rPr>
-                <w:sz w:val="24"/>
-                <w:szCs w:val="22"/>
-                <w:lang w:val="en-US"/>
-              </w:rPr>
-              <w:t>#</w:t>
-            </w:r>
-            <w:proofErr w:type="gramStart"/>
-            <w:r>
-              <w:rPr>
-                <w:sz w:val="24"/>
-                <w:szCs w:val="22"/>
-                <w:lang w:val="en-US"/>
-              </w:rPr>
-              <w:t>ValidateYear(</w:t>
-            </w:r>
-            <w:proofErr w:type="gramEnd"/>
-            <w:r>
-              <w:rPr>
-                <w:sz w:val="24"/>
-                <w:szCs w:val="22"/>
-                <w:lang w:val="en-US"/>
-              </w:rPr>
-              <w:t>)</w:t>
-            </w:r>
-          </w:p>
-        </w:tc>
-        <w:tc>
-          <w:tcPr>
-            <w:tcW w:w="1276" w:type="dxa"/>
-          </w:tcPr>
-          <w:p>
-            <w:pPr>
-              <w:spacing w:line="240" w:lineRule="auto"/>
-              <w:jc w:val="center"/>
-              <w:rPr>
-                <w:sz w:val="24"/>
-                <w:szCs w:val="22"/>
-                <w:lang w:val="en-US"/>
-              </w:rPr>
-            </w:pPr>
-            <w:r>
-              <w:rPr>
-                <w:sz w:val="24"/>
-                <w:szCs w:val="22"/>
-                <w:lang w:val="en-US"/>
-              </w:rPr>
-              <w:t>void</w:t>
-            </w:r>
-          </w:p>
-        </w:tc>
-        <w:tc>
-          <w:tcPr>
-            <w:tcW w:w="4954" w:type="dxa"/>
-          </w:tcPr>
-          <w:p>
-            <w:pPr>
-              <w:spacing w:line="240" w:lineRule="auto"/>
-              <w:jc w:val="center"/>
-              <w:rPr>
-                <w:sz w:val="24"/>
-                <w:szCs w:val="22"/>
-              </w:rPr>
-            </w:pPr>
-            <w:r>
-              <w:rPr>
-                <w:sz w:val="24"/>
-                <w:szCs w:val="22"/>
-              </w:rPr>
-              <w:t>Метод валидации года издания</w:t>
-            </w:r>
-            <w:r>
-              <w:rPr>
-                <w:sz w:val="24"/>
-                <w:szCs w:val="22"/>
-              </w:rPr>
-              <w:t xml:space="preserve"> (от 868 до </w:t>
-            </w:r>
-            <w:proofErr w:type="spellStart"/>
-            <w:r>
-              <w:rPr>
-                <w:sz w:val="24"/>
-                <w:szCs w:val="22"/>
-              </w:rPr>
-              <w:t>н.в</w:t>
-            </w:r>
-            <w:proofErr w:type="spellEnd"/>
-            <w:r>
-              <w:rPr>
-                <w:sz w:val="24"/>
-                <w:szCs w:val="22"/>
-              </w:rPr>
-              <w:t>)</w:t>
-            </w:r>
-          </w:p>
-        </w:tc>
-      </w:tr>
-      <w:tr>
-        <w:tc>
-          <w:tcPr>
-            <w:tcW w:w="3114" w:type="dxa"/>
-          </w:tcPr>
-          <w:p>
-            <w:pPr>
-              <w:spacing w:line="240" w:lineRule="auto"/>
-              <w:jc w:val="center"/>
-              <w:rPr>
-                <w:sz w:val="24"/>
-                <w:szCs w:val="22"/>
-                <w:lang w:val="en-US"/>
-              </w:rPr>
-            </w:pPr>
-            <w:r>
-              <w:rPr>
-                <w:sz w:val="24"/>
-                <w:szCs w:val="22"/>
-                <w:lang w:val="en-US"/>
-              </w:rPr>
-              <w:t>#</w:t>
-            </w:r>
-            <w:proofErr w:type="gramStart"/>
-            <w:r>
-              <w:rPr>
-                <w:sz w:val="24"/>
-                <w:szCs w:val="22"/>
-                <w:lang w:val="en-US"/>
-              </w:rPr>
-              <w:t>ValidateTotalPages(</w:t>
-            </w:r>
-            <w:proofErr w:type="gramEnd"/>
-            <w:r>
-              <w:rPr>
-                <w:sz w:val="24"/>
-                <w:szCs w:val="22"/>
-                <w:lang w:val="en-US"/>
-              </w:rPr>
-              <w:t>)</w:t>
-            </w:r>
-          </w:p>
-        </w:tc>
-        <w:tc>
-          <w:tcPr>
-            <w:tcW w:w="1276" w:type="dxa"/>
-          </w:tcPr>
-          <w:p>
-            <w:pPr>
-              <w:spacing w:line="240" w:lineRule="auto"/>
-              <w:jc w:val="center"/>
-              <w:rPr>
-                <w:sz w:val="24"/>
-                <w:szCs w:val="22"/>
-                <w:lang w:val="en-US"/>
-              </w:rPr>
-            </w:pPr>
-            <w:r>
-              <w:rPr>
-                <w:sz w:val="24"/>
-                <w:szCs w:val="22"/>
-                <w:lang w:val="en-US"/>
-              </w:rPr>
-              <w:t>void</w:t>
-            </w:r>
-          </w:p>
-        </w:tc>
-        <w:tc>
-          <w:tcPr>
-            <w:tcW w:w="4954" w:type="dxa"/>
-          </w:tcPr>
-          <w:p>
-            <w:pPr>
-              <w:spacing w:line="240" w:lineRule="auto"/>
-              <w:jc w:val="center"/>
-              <w:rPr>
-                <w:sz w:val="24"/>
-                <w:szCs w:val="22"/>
-                <w:lang w:val="en-US"/>
-              </w:rPr>
-            </w:pPr>
-            <w:r>
-              <w:rPr>
-                <w:sz w:val="24"/>
-                <w:szCs w:val="22"/>
-              </w:rPr>
-              <w:t>Метод валидации количества страниц</w:t>
-            </w:r>
-            <w:r>
-              <w:rPr>
-                <w:sz w:val="24"/>
-                <w:szCs w:val="22"/>
-              </w:rPr>
-              <w:t xml:space="preserve"> (</w:t>
-            </w:r>
-            <w:r>
-              <w:rPr>
-                <w:sz w:val="24"/>
-                <w:szCs w:val="22"/>
-                <w:lang w:val="en-US"/>
-              </w:rPr>
-              <w:t>&gt; 0)</w:t>
-            </w:r>
-          </w:p>
-        </w:tc>
-      </w:tr>
-      <w:tr>
-        <w:tc>
-          <w:tcPr>
-            <w:tcW w:w="3114" w:type="dxa"/>
-          </w:tcPr>
-          <w:p>
-            <w:pPr>
-              <w:spacing w:line="240" w:lineRule="auto"/>
-              <w:jc w:val="center"/>
-              <w:rPr>
-                <w:sz w:val="24"/>
-                <w:szCs w:val="22"/>
-                <w:lang w:val="en-US"/>
-              </w:rPr>
-            </w:pPr>
-            <w:r>
-              <w:rPr>
-                <w:sz w:val="24"/>
-                <w:szCs w:val="22"/>
-                <w:lang w:val="en-US"/>
-              </w:rPr>
-              <w:t>#</w:t>
-            </w:r>
-            <w:proofErr w:type="gramStart"/>
-            <w:r>
-              <w:rPr>
-                <w:sz w:val="24"/>
-                <w:szCs w:val="22"/>
-                <w:lang w:val="en-US"/>
-              </w:rPr>
-              <w:t>AppendIfNotEmpty(</w:t>
-            </w:r>
-            <w:proofErr w:type="gramEnd"/>
-            <w:r>
-              <w:rPr>
-                <w:sz w:val="24"/>
-                <w:szCs w:val="22"/>
-                <w:lang w:val="en-US"/>
-              </w:rPr>
-              <w:t>)</w:t>
-            </w:r>
-          </w:p>
-        </w:tc>
-        <w:tc>
-          <w:tcPr>
-            <w:tcW w:w="1276" w:type="dxa"/>
-          </w:tcPr>
-          <w:p>
-            <w:pPr>
-              <w:spacing w:line="240" w:lineRule="auto"/>
-              <w:jc w:val="center"/>
-              <w:rPr>
-                <w:sz w:val="24"/>
-                <w:szCs w:val="22"/>
-                <w:lang w:val="en-US"/>
-              </w:rPr>
-            </w:pPr>
-            <w:r>
-              <w:rPr>
-                <w:sz w:val="24"/>
-                <w:szCs w:val="22"/>
-                <w:lang w:val="en-US"/>
-              </w:rPr>
-              <w:t>void</w:t>
-            </w:r>
-          </w:p>
-        </w:tc>
-        <w:tc>
-          <w:tcPr>
-            <w:tcW w:w="4954" w:type="dxa"/>
-          </w:tcPr>
-          <w:p>
-            <w:pPr>
-              <w:spacing w:line="240" w:lineRule="auto"/>
-              <w:jc w:val="center"/>
-              <w:rPr>
-                <w:sz w:val="24"/>
-                <w:szCs w:val="22"/>
-              </w:rPr>
-            </w:pPr>
-            <w:r>
-              <w:rPr>
-                <w:sz w:val="24"/>
-                <w:szCs w:val="22"/>
-              </w:rPr>
               <w:t xml:space="preserve">Метод проверки на наличие </w:t>
             </w:r>
             <w:r>
@@ -6314,16 +6168,7 @@
                 <w:sz w:val="24"/>
                 <w:szCs w:val="22"/>
               </w:rPr>
-              <w:t xml:space="preserve"> перед передачей в </w:t>
-            </w:r>
-            <w:proofErr w:type="spellStart"/>
-            <w:proofErr w:type="gramStart"/>
-            <w:r>
-              <w:rPr>
-                <w:sz w:val="24"/>
-                <w:szCs w:val="22"/>
-              </w:rPr>
-              <w:t>Ge</w:t>
+              <w:t xml:space="preserve"> перед передачей в Ge</w:t>
             </w:r>
             <w:r>
               <w:rPr>
@@ -6333,21 +6178,12 @@
               </w:rPr>
               <w:t>tGOSTInformation</w:t>
             </w:r>
-            <w:proofErr w:type="spellEnd"/>
-            <w:r>
-              <w:rPr>
-                <w:sz w:val="24"/>
-                <w:szCs w:val="22"/>
-              </w:rPr>
-              <w:t>(</w:t>
-            </w:r>
-            <w:proofErr w:type="gramEnd"/>
-            <w:r>
-              <w:rPr>
-                <w:sz w:val="24"/>
-                <w:szCs w:val="22"/>
-              </w:rPr>
-              <w:t>)</w:t>
+            <w:r>
+              <w:rPr>
+                <w:sz w:val="24"/>
+                <w:szCs w:val="22"/>
+              </w:rPr>
+              <w:t>()</w:t>
             </w:r>
           </w:p>
         </w:tc>
@@ -6754,18 +6590,8 @@
                 <w:szCs w:val="22"/>
                 <w:lang w:val="en-US"/>
               </w:rPr>
-              <w:t>-</w:t>
-            </w:r>
-            <w:proofErr w:type="spellStart"/>
-            <w:r>
-              <w:rPr>
-                <w:sz w:val="24"/>
-                <w:szCs w:val="22"/>
-                <w:lang w:val="en-US"/>
-              </w:rPr>
-              <w:t>MaxAuthorsForFullList</w:t>
-            </w:r>
-            <w:proofErr w:type="spellEnd"/>
+              <w:t>-MaxAuthorsForFullList</w:t>
+            </w:r>
           </w:p>
         </w:tc>
         <w:tc>
@@ -6843,18 +6669,8 @@
                 <w:szCs w:val="22"/>
                 <w:lang w:val="en-US"/>
               </w:rPr>
-              <w:t>-</w:t>
-            </w:r>
-            <w:proofErr w:type="spellStart"/>
-            <w:r>
-              <w:rPr>
-                <w:sz w:val="24"/>
-                <w:szCs w:val="22"/>
-                <w:lang w:val="en-US"/>
-              </w:rPr>
-              <w:t>MaxAuthorsForTitle</w:t>
-            </w:r>
-            <w:proofErr w:type="spellEnd"/>
+              <w:t>-MaxAuthorsForTitle</w:t>
+            </w:r>
           </w:p>
         </w:tc>
         <w:tc>
@@ -6932,18 +6748,8 @@
                 <w:szCs w:val="22"/>
                 <w:lang w:val="en-US"/>
               </w:rPr>
-              <w:t>-</w:t>
-            </w:r>
-            <w:proofErr w:type="spellStart"/>
-            <w:r>
-              <w:rPr>
-                <w:sz w:val="24"/>
-                <w:szCs w:val="22"/>
-                <w:lang w:val="en-US"/>
-              </w:rPr>
-              <w:t>MinAuthorsForTitle</w:t>
-            </w:r>
-            <w:proofErr w:type="spellEnd"/>
+              <w:t>-MinAuthorsForTitle</w:t>
+            </w:r>
           </w:p>
         </w:tc>
         <w:tc>
@@ -7021,18 +6827,8 @@
                 <w:szCs w:val="22"/>
                 <w:lang w:val="en-US"/>
               </w:rPr>
-              <w:t>-</w:t>
-            </w:r>
-            <w:proofErr w:type="spellStart"/>
-            <w:r>
-              <w:rPr>
-                <w:sz w:val="24"/>
-                <w:szCs w:val="22"/>
-                <w:lang w:val="en-US"/>
-              </w:rPr>
-              <w:t>SingleAuthor</w:t>
-            </w:r>
-            <w:proofErr w:type="spellEnd"/>
+              <w:t>-SingleAuthor</w:t>
+            </w:r>
           </w:p>
         </w:tc>
         <w:tc>
@@ -7164,23 +6960,13 @@
                 <w:lang w:val="en-US"/>
               </w:rPr>
             </w:pPr>
-            <w:proofErr w:type="spellStart"/>
-            <w:r>
-              <w:rPr>
-                <w:sz w:val="24"/>
-                <w:szCs w:val="22"/>
-                <w:lang w:val="en-US"/>
-              </w:rPr>
-              <w:t>IReadOnlyList</w:t>
-            </w:r>
-            <w:proofErr w:type="spellEnd"/>
-            <w:r>
-              <w:rPr>
-                <w:sz w:val="24"/>
-                <w:szCs w:val="22"/>
-                <w:lang w:val="en-US"/>
-              </w:rPr>
-              <w:t>&lt;string&gt;</w:t>
+            <w:r>
+              <w:rPr>
+                <w:sz w:val="24"/>
+                <w:szCs w:val="22"/>
+                <w:lang w:val="en-US"/>
+              </w:rPr>
+              <w:t>IReadOnlyList&lt;string&gt;</w:t>
             </w:r>
           </w:p>
         </w:tc>
@@ -7257,35 +7043,7 @@
                 <w:szCs w:val="22"/>
                 <w:lang w:val="en-US"/>
               </w:rPr>
-              <w:t>+</w:t>
-            </w:r>
-            <w:proofErr w:type="spellStart"/>
-            <w:proofErr w:type="gramStart"/>
-            <w:r>
-              <w:rPr>
-                <w:sz w:val="24"/>
-                <w:szCs w:val="22"/>
-                <w:lang w:val="en-US"/>
-              </w:rPr>
-              <w:t>GetGOSTInformation</w:t>
-            </w:r>
-            <w:proofErr w:type="spellEnd"/>
-            <w:r>
-              <w:rPr>
-                <w:sz w:val="24"/>
-                <w:szCs w:val="22"/>
-                <w:lang w:val="en-US"/>
-              </w:rPr>
-              <w:t>(</w:t>
-            </w:r>
-            <w:proofErr w:type="gramEnd"/>
-            <w:r>
-              <w:rPr>
-                <w:sz w:val="24"/>
-                <w:szCs w:val="22"/>
-                <w:lang w:val="en-US"/>
-              </w:rPr>
-              <w:t>)</w:t>
+              <w:t>+GetGOSTInformation()</w:t>
             </w:r>
           </w:p>
         </w:tc>
@@ -7365,33 +7123,13 @@
               </w:rPr>
               <w:t>+</w:t>
             </w:r>
-            <w:proofErr w:type="spellStart"/>
-            <w:proofErr w:type="gramStart"/>
-            <w:r>
-              <w:rPr>
-                <w:sz w:val="24"/>
-                <w:szCs w:val="22"/>
-                <w:lang w:val="en-US"/>
-              </w:rPr>
-              <w:t>AddAuthors</w:t>
-            </w:r>
-            <w:proofErr w:type="spellEnd"/>
-            <w:r>
-              <w:rPr>
-                <w:sz w:val="24"/>
-                <w:szCs w:val="22"/>
-                <w:lang w:val="en-US"/>
-              </w:rPr>
-              <w:t>(</w:t>
-            </w:r>
-            <w:proofErr w:type="gramEnd"/>
-            <w:r>
-              <w:rPr>
-                <w:sz w:val="24"/>
-                <w:szCs w:val="22"/>
-                <w:lang w:val="en-US"/>
-              </w:rPr>
-              <w:t>params string[] authors)</w:t>
+            <w:r>
+              <w:rPr>
+                <w:sz w:val="24"/>
+                <w:szCs w:val="22"/>
+                <w:lang w:val="en-US"/>
+              </w:rPr>
+              <w:t>AddAuthors(params string[] authors)</w:t>
             </w:r>
           </w:p>
         </w:tc>
@@ -7462,16 +7200,7 @@
                 <w:szCs w:val="22"/>
                 <w:lang w:val="en-US"/>
               </w:rPr>
-              <w:t>#</w:t>
-            </w:r>
-            <w:proofErr w:type="gramStart"/>
-            <w:r>
-              <w:rPr>
-                <w:sz w:val="24"/>
-                <w:szCs w:val="22"/>
-                <w:lang w:val="en-US"/>
-              </w:rPr>
-              <w:t>SwapAuthorFormat</w:t>
+              <w:t>#SwapAuthorFormat</w:t>
             </w:r>
             <w:r>
               <w:rPr>
@@ -7480,7 +7209,6 @@
               </w:rPr>
               <w:t>(</w:t>
             </w:r>
-            <w:proofErr w:type="gramEnd"/>
             <w:r>
               <w:rPr>
                 <w:sz w:val="24"/>
@@ -7877,18 +7605,8 @@
                 <w:szCs w:val="22"/>
                 <w:lang w:val="en-US"/>
               </w:rPr>
-              <w:t>-_</w:t>
-            </w:r>
-            <w:proofErr w:type="spellStart"/>
-            <w:r>
-              <w:rPr>
-                <w:sz w:val="24"/>
-                <w:szCs w:val="22"/>
-                <w:lang w:val="en-US"/>
-              </w:rPr>
-              <w:t>editorialBoard</w:t>
-            </w:r>
-            <w:proofErr w:type="spellEnd"/>
+              <w:t>-_editorialBoard</w:t>
+            </w:r>
           </w:p>
         </w:tc>
         <w:tc>
@@ -7959,18 +7677,8 @@
                 <w:szCs w:val="22"/>
                 <w:lang w:val="en-US"/>
               </w:rPr>
-              <w:t>-_</w:t>
-            </w:r>
-            <w:proofErr w:type="spellStart"/>
-            <w:r>
-              <w:rPr>
-                <w:sz w:val="24"/>
-                <w:szCs w:val="22"/>
-                <w:lang w:val="en-US"/>
-              </w:rPr>
-              <w:t>responsibleEditors</w:t>
-            </w:r>
-            <w:proofErr w:type="spellEnd"/>
+              <w:t>-_responsibleEditors</w:t>
+            </w:r>
           </w:p>
         </w:tc>
         <w:tc>
@@ -8071,7 +7779,6 @@
               </w:rPr>
               <w:t>+</w:t>
             </w:r>
-            <w:proofErr w:type="spellStart"/>
             <w:r>
               <w:rPr>
                 <w:sz w:val="24"/>
@@ -8080,7 +7787,6 @@
               </w:rPr>
               <w:t>EditorialBoard</w:t>
             </w:r>
-            <w:proofErr w:type="spellEnd"/>
           </w:p>
         </w:tc>
         <w:tc>
@@ -8151,18 +7857,8 @@
                 <w:szCs w:val="22"/>
                 <w:lang w:val="en-US"/>
               </w:rPr>
-              <w:t>+</w:t>
-            </w:r>
-            <w:proofErr w:type="spellStart"/>
-            <w:r>
-              <w:rPr>
-                <w:sz w:val="24"/>
-                <w:szCs w:val="22"/>
-                <w:lang w:val="en-US"/>
-              </w:rPr>
-              <w:t>ResponsibleEditors</w:t>
-            </w:r>
-            <w:proofErr w:type="spellEnd"/>
+              <w:t>+ResponsibleEditors</w:t>
+            </w:r>
           </w:p>
         </w:tc>
         <w:tc>
@@ -8262,35 +7958,7 @@
                 <w:szCs w:val="22"/>
                 <w:lang w:val="en-US"/>
               </w:rPr>
-              <w:t>+</w:t>
-            </w:r>
-            <w:proofErr w:type="spellStart"/>
-            <w:proofErr w:type="gramStart"/>
-            <w:r>
-              <w:rPr>
-                <w:sz w:val="24"/>
-                <w:szCs w:val="22"/>
-                <w:lang w:val="en-US"/>
-              </w:rPr>
-              <w:t>GetGOSTInformation</w:t>
-            </w:r>
-            <w:proofErr w:type="spellEnd"/>
-            <w:r>
-              <w:rPr>
-                <w:sz w:val="24"/>
-                <w:szCs w:val="22"/>
-                <w:lang w:val="en-US"/>
-              </w:rPr>
-              <w:t>(</w:t>
-            </w:r>
-            <w:proofErr w:type="gramEnd"/>
-            <w:r>
-              <w:rPr>
-                <w:sz w:val="24"/>
-                <w:szCs w:val="22"/>
-                <w:lang w:val="en-US"/>
-              </w:rPr>
-              <w:t>)</w:t>
+              <w:t>+GetGOSTInformation()</w:t>
             </w:r>
           </w:p>
         </w:tc>
@@ -8665,18 +8333,8 @@
                 <w:szCs w:val="22"/>
                 <w:lang w:val="en-US"/>
               </w:rPr>
-              <w:t>-_</w:t>
-            </w:r>
-            <w:proofErr w:type="spellStart"/>
-            <w:r>
-              <w:rPr>
-                <w:sz w:val="24"/>
-                <w:szCs w:val="22"/>
-                <w:lang w:val="en-US"/>
-              </w:rPr>
-              <w:t>authorFull</w:t>
-            </w:r>
-            <w:proofErr w:type="spellEnd"/>
+              <w:t>-_authorFull</w:t>
+            </w:r>
           </w:p>
         </w:tc>
         <w:tc>
@@ -8819,18 +8477,8 @@
                 <w:szCs w:val="22"/>
                 <w:lang w:val="en-US"/>
               </w:rPr>
-              <w:t>-_</w:t>
-            </w:r>
-            <w:proofErr w:type="spellStart"/>
-            <w:r>
-              <w:rPr>
-                <w:sz w:val="24"/>
-                <w:szCs w:val="22"/>
-                <w:lang w:val="en-US"/>
-              </w:rPr>
-              <w:t>speciality</w:t>
-            </w:r>
-            <w:proofErr w:type="spellEnd"/>
+              <w:t>-_speciality</w:t>
+            </w:r>
           </w:p>
         </w:tc>
         <w:tc>
@@ -8901,18 +8549,8 @@
                 <w:szCs w:val="22"/>
                 <w:lang w:val="en-US"/>
               </w:rPr>
-              <w:t>-</w:t>
-            </w:r>
-            <w:proofErr w:type="spellStart"/>
-            <w:r>
-              <w:rPr>
-                <w:sz w:val="24"/>
-                <w:szCs w:val="22"/>
-                <w:lang w:val="en-US"/>
-              </w:rPr>
-              <w:t>FirstInitialIndex</w:t>
-            </w:r>
-            <w:proofErr w:type="spellEnd"/>
+              <w:t>-FirstInitialIndex</w:t>
+            </w:r>
           </w:p>
         </w:tc>
         <w:tc>
@@ -8998,18 +8636,8 @@
                 <w:szCs w:val="22"/>
                 <w:lang w:val="en-US"/>
               </w:rPr>
-              <w:t>-</w:t>
-            </w:r>
-            <w:proofErr w:type="spellStart"/>
-            <w:r>
-              <w:rPr>
-                <w:sz w:val="24"/>
-                <w:szCs w:val="22"/>
-                <w:lang w:val="en-US"/>
-              </w:rPr>
-              <w:t>LastNameIndex</w:t>
-            </w:r>
-            <w:proofErr w:type="spellEnd"/>
+              <w:t>-LastNameIndex</w:t>
+            </w:r>
           </w:p>
         </w:tc>
         <w:tc>
@@ -9095,18 +8723,8 @@
                 <w:szCs w:val="22"/>
                 <w:lang w:val="en-US"/>
               </w:rPr>
-              <w:t>-</w:t>
-            </w:r>
-            <w:proofErr w:type="spellStart"/>
-            <w:r>
-              <w:rPr>
-                <w:sz w:val="24"/>
-                <w:szCs w:val="22"/>
-                <w:lang w:val="en-US"/>
-              </w:rPr>
-              <w:t>MinNameParts</w:t>
-            </w:r>
-            <w:proofErr w:type="spellEnd"/>
+              <w:t>-MinNameParts</w:t>
+            </w:r>
           </w:p>
         </w:tc>
         <w:tc>
@@ -9184,18 +8802,8 @@
                 <w:szCs w:val="22"/>
                 <w:lang w:val="en-US"/>
               </w:rPr>
-              <w:t>+</w:t>
-            </w:r>
-            <w:proofErr w:type="spellStart"/>
-            <w:r>
-              <w:rPr>
-                <w:sz w:val="24"/>
-                <w:szCs w:val="22"/>
-                <w:lang w:val="en-US"/>
-              </w:rPr>
-              <w:t>PossibleDegree</w:t>
-            </w:r>
-            <w:proofErr w:type="spellEnd"/>
+              <w:t>+PossibleDegree</w:t>
+            </w:r>
           </w:p>
         </w:tc>
         <w:tc>
@@ -9212,23 +8820,13 @@
                 <w:lang w:val="en-US"/>
               </w:rPr>
             </w:pPr>
-            <w:proofErr w:type="gramStart"/>
-            <w:r>
-              <w:rPr>
-                <w:sz w:val="24"/>
-                <w:szCs w:val="22"/>
-                <w:lang w:val="en-US"/>
-              </w:rPr>
-              <w:t>string[</w:t>
-            </w:r>
-            <w:proofErr w:type="gramEnd"/>
-            <w:r>
-              <w:rPr>
-                <w:sz w:val="24"/>
-                <w:szCs w:val="22"/>
-                <w:lang w:val="en-US"/>
-              </w:rPr>
-              <w:t>]</w:t>
+            <w:r>
+              <w:rPr>
+                <w:sz w:val="24"/>
+                <w:szCs w:val="22"/>
+                <w:lang w:val="en-US"/>
+              </w:rPr>
+              <w:t>string[]</w:t>
             </w:r>
           </w:p>
         </w:tc>
@@ -9307,7 +8905,6 @@
               </w:rPr>
               <w:t>+</w:t>
             </w:r>
-            <w:proofErr w:type="spellStart"/>
             <w:r>
               <w:rPr>
                 <w:sz w:val="24"/>
@@ -9316,7 +8913,6 @@
               </w:rPr>
               <w:t>AuthorFull</w:t>
             </w:r>
-            <w:proofErr w:type="spellEnd"/>
           </w:p>
         </w:tc>
         <w:tc>
@@ -9389,7 +8985,6 @@
               </w:rPr>
               <w:t>+</w:t>
             </w:r>
-            <w:proofErr w:type="spellStart"/>
             <w:r>
               <w:rPr>
                 <w:sz w:val="24"/>
@@ -9398,7 +8993,6 @@
               </w:rPr>
               <w:t>Speciality</w:t>
             </w:r>
-            <w:proofErr w:type="spellEnd"/>
           </w:p>
         </w:tc>
         <w:tc>
@@ -9578,35 +9172,7 @@
                 <w:szCs w:val="22"/>
                 <w:lang w:val="en-US"/>
               </w:rPr>
-              <w:t>+</w:t>
-            </w:r>
-            <w:proofErr w:type="spellStart"/>
-            <w:proofErr w:type="gramStart"/>
-            <w:r>
-              <w:rPr>
-                <w:sz w:val="24"/>
-                <w:szCs w:val="22"/>
-                <w:lang w:val="en-US"/>
-              </w:rPr>
-              <w:t>GetGOSTInformation</w:t>
-            </w:r>
-            <w:proofErr w:type="spellEnd"/>
-            <w:r>
-              <w:rPr>
-                <w:sz w:val="24"/>
-                <w:szCs w:val="22"/>
-                <w:lang w:val="en-US"/>
-              </w:rPr>
-              <w:t>(</w:t>
-            </w:r>
-            <w:proofErr w:type="gramEnd"/>
-            <w:r>
-              <w:rPr>
-                <w:sz w:val="24"/>
-                <w:szCs w:val="22"/>
-                <w:lang w:val="en-US"/>
-              </w:rPr>
-              <w:t>)</w:t>
+              <w:t>+GetGOSTInformation()</w:t>
             </w:r>
           </w:p>
         </w:tc>
@@ -9692,35 +9258,7 @@
                 <w:szCs w:val="22"/>
                 <w:lang w:val="en-US"/>
               </w:rPr>
-              <w:t>-</w:t>
-            </w:r>
-            <w:proofErr w:type="spellStart"/>
-            <w:proofErr w:type="gramStart"/>
-            <w:r>
-              <w:rPr>
-                <w:sz w:val="24"/>
-                <w:szCs w:val="22"/>
-                <w:lang w:val="en-US"/>
-              </w:rPr>
-              <w:t>GetAuthorForHeader</w:t>
-            </w:r>
-            <w:proofErr w:type="spellEnd"/>
-            <w:r>
-              <w:rPr>
-                <w:sz w:val="24"/>
-                <w:szCs w:val="22"/>
-                <w:lang w:val="en-US"/>
-              </w:rPr>
-              <w:t>(</w:t>
-            </w:r>
-            <w:proofErr w:type="gramEnd"/>
-            <w:r>
-              <w:rPr>
-                <w:sz w:val="24"/>
-                <w:szCs w:val="22"/>
-                <w:lang w:val="en-US"/>
-              </w:rPr>
-              <w:t>)</w:t>
+              <w:t>-GetAuthorForHeader()</w:t>
             </w:r>
           </w:p>
         </w:tc>
@@ -10127,18 +9665,8 @@
                 <w:szCs w:val="22"/>
                 <w:lang w:val="en-US"/>
               </w:rPr>
-              <w:t>+</w:t>
-            </w:r>
-            <w:proofErr w:type="spellStart"/>
-            <w:r>
-              <w:rPr>
-                <w:sz w:val="24"/>
-                <w:szCs w:val="22"/>
-                <w:lang w:val="en-US"/>
-              </w:rPr>
-              <w:t>PossibleFrequencies</w:t>
-            </w:r>
-            <w:proofErr w:type="spellEnd"/>
+              <w:t>+PossibleFrequencies</w:t>
+            </w:r>
           </w:p>
         </w:tc>
         <w:tc>
@@ -10155,23 +9683,13 @@
                 <w:lang w:val="en-US"/>
               </w:rPr>
             </w:pPr>
-            <w:proofErr w:type="gramStart"/>
-            <w:r>
-              <w:rPr>
-                <w:sz w:val="24"/>
-                <w:szCs w:val="22"/>
-                <w:lang w:val="en-US"/>
-              </w:rPr>
-              <w:t>string[</w:t>
-            </w:r>
-            <w:proofErr w:type="gramEnd"/>
-            <w:r>
-              <w:rPr>
-                <w:sz w:val="24"/>
-                <w:szCs w:val="22"/>
-                <w:lang w:val="en-US"/>
-              </w:rPr>
-              <w:t>]</w:t>
+            <w:r>
+              <w:rPr>
+                <w:sz w:val="24"/>
+                <w:szCs w:val="22"/>
+                <w:lang w:val="en-US"/>
+              </w:rPr>
+              <w:t>string[]</w:t>
             </w:r>
           </w:p>
         </w:tc>
@@ -10349,35 +9867,7 @@
                 <w:szCs w:val="22"/>
                 <w:lang w:val="en-US"/>
               </w:rPr>
-              <w:t>+</w:t>
-            </w:r>
-            <w:proofErr w:type="spellStart"/>
-            <w:proofErr w:type="gramStart"/>
-            <w:r>
-              <w:rPr>
-                <w:sz w:val="24"/>
-                <w:szCs w:val="22"/>
-                <w:lang w:val="en-US"/>
-              </w:rPr>
-              <w:t>GetGOSTInformation</w:t>
-            </w:r>
-            <w:proofErr w:type="spellEnd"/>
-            <w:r>
-              <w:rPr>
-                <w:sz w:val="24"/>
-                <w:szCs w:val="22"/>
-                <w:lang w:val="en-US"/>
-              </w:rPr>
-              <w:t>(</w:t>
-            </w:r>
-            <w:proofErr w:type="gramEnd"/>
-            <w:r>
-              <w:rPr>
-                <w:sz w:val="24"/>
-                <w:szCs w:val="22"/>
-                <w:lang w:val="en-US"/>
-              </w:rPr>
-              <w:t>)</w:t>
+              <w:t>+GetGOSTInformation()</w:t>
             </w:r>
           </w:p>
         </w:tc>
@@ -10509,7 +9999,6 @@
         </w:rPr>
         <w:t xml:space="preserve"> </w:t>
       </w:r>
-      <w:proofErr w:type="spellStart"/>
       <w:r>
         <w:rPr>
           <w:sz w:val="24"/>
@@ -10518,7 +10007,6 @@
         </w:rPr>
         <w:t>PublicationParameterPanelBase</w:t>
       </w:r>
-      <w:proofErr w:type="spellEnd"/>
     </w:p>
     <w:tbl>
       <w:tblPr>
@@ -10671,7 +10159,6 @@
               </w:rPr>
               <w:t xml:space="preserve"> </w:t>
             </w:r>
-            <w:proofErr w:type="spellStart"/>
             <w:r>
               <w:rPr>
                 <w:b/>
@@ -10682,7 +10169,6 @@
               </w:rPr>
               <w:t>PublicationParameterPanelBase</w:t>
             </w:r>
-            <w:proofErr w:type="spellEnd"/>
             <w:r>
               <w:rPr>
                 <w:b/>
@@ -10727,7 +10213,6 @@
               </w:rPr>
               <w:t xml:space="preserve"> </w:t>
             </w:r>
-            <w:proofErr w:type="spellStart"/>
             <w:r>
               <w:rPr>
                 <w:sz w:val="24"/>
@@ -10736,7 +10221,6 @@
               </w:rPr>
               <w:t>UserControl</w:t>
             </w:r>
-            <w:proofErr w:type="spellEnd"/>
             <w:r>
               <w:rPr>
                 <w:sz w:val="24"/>
@@ -10812,33 +10296,13 @@
               </w:rPr>
               <w:t>+</w:t>
             </w:r>
-            <w:proofErr w:type="spellStart"/>
-            <w:proofErr w:type="gramStart"/>
-            <w:r>
-              <w:rPr>
-                <w:sz w:val="24"/>
-                <w:szCs w:val="22"/>
-                <w:lang w:val="en-US"/>
-              </w:rPr>
-              <w:t>ClearValues</w:t>
-            </w:r>
-            <w:proofErr w:type="spellEnd"/>
-            <w:r>
-              <w:rPr>
-                <w:sz w:val="24"/>
-                <w:szCs w:val="22"/>
-                <w:lang w:val="en-US"/>
-              </w:rPr>
-              <w:t>(</w:t>
-            </w:r>
-            <w:proofErr w:type="gramEnd"/>
-            <w:r>
-              <w:rPr>
-                <w:sz w:val="24"/>
-                <w:szCs w:val="22"/>
-                <w:lang w:val="en-US"/>
-              </w:rPr>
-              <w:t>)</w:t>
+            <w:r>
+              <w:rPr>
+                <w:sz w:val="24"/>
+                <w:szCs w:val="22"/>
+                <w:lang w:val="en-US"/>
+              </w:rPr>
+              <w:t>ClearValues()</w:t>
             </w:r>
           </w:p>
         </w:tc>
@@ -10911,7 +10375,6 @@
               </w:rPr>
               <w:t>+</w:t>
             </w:r>
-            <w:proofErr w:type="spellStart"/>
             <w:r>
               <w:rPr>
                 <w:sz w:val="24"/>
@@ -10920,7 +10383,6 @@
               </w:rPr>
               <w:t>FillRandomValue</w:t>
             </w:r>
-            <w:proofErr w:type="spellEnd"/>
           </w:p>
         </w:tc>
         <w:tc>
@@ -10992,33 +10454,13 @@
               </w:rPr>
               <w:t>+</w:t>
             </w:r>
-            <w:proofErr w:type="spellStart"/>
-            <w:proofErr w:type="gramStart"/>
-            <w:r>
-              <w:rPr>
-                <w:sz w:val="24"/>
-                <w:szCs w:val="22"/>
-                <w:lang w:val="en-US"/>
-              </w:rPr>
-              <w:t>CreatePublication</w:t>
-            </w:r>
-            <w:proofErr w:type="spellEnd"/>
-            <w:r>
-              <w:rPr>
-                <w:sz w:val="24"/>
-                <w:szCs w:val="22"/>
-                <w:lang w:val="en-US"/>
-              </w:rPr>
-              <w:t>(</w:t>
-            </w:r>
-            <w:proofErr w:type="gramEnd"/>
-            <w:r>
-              <w:rPr>
-                <w:sz w:val="24"/>
-                <w:szCs w:val="22"/>
-                <w:lang w:val="en-US"/>
-              </w:rPr>
-              <w:t>)</w:t>
+            <w:r>
+              <w:rPr>
+                <w:sz w:val="24"/>
+                <w:szCs w:val="22"/>
+                <w:lang w:val="en-US"/>
+              </w:rPr>
+              <w:t>CreatePublication()</w:t>
             </w:r>
           </w:p>
         </w:tc>
@@ -11036,16 +10478,14 @@
                 <w:lang w:val="en-US"/>
               </w:rPr>
             </w:pPr>
-            <w:proofErr w:type="spellStart"/>
-            <w:r>
-              <w:rPr>
-                <w:sz w:val="24"/>
-                <w:szCs w:val="22"/>
-                <w:lang w:val="en-US"/>
-              </w:rPr>
-              <w:t>PublicationBase</w:t>
-            </w:r>
-            <w:proofErr w:type="spellEnd"/>
+            <w:r>
+              <w:rPr>
+                <w:sz w:val="24"/>
+                <w:szCs w:val="22"/>
+                <w:lang w:val="en-US"/>
+              </w:rPr>
+              <w:t>IPublication</w:t>
+            </w:r>
           </w:p>
         </w:tc>
         <w:tc>
@@ -11100,33 +10540,13 @@
               </w:rPr>
               <w:t>+</w:t>
             </w:r>
-            <w:proofErr w:type="spellStart"/>
-            <w:proofErr w:type="gramStart"/>
-            <w:r>
-              <w:rPr>
-                <w:sz w:val="24"/>
-                <w:szCs w:val="22"/>
-                <w:lang w:val="en-US"/>
-              </w:rPr>
-              <w:t>ValidateFields</w:t>
-            </w:r>
-            <w:proofErr w:type="spellEnd"/>
-            <w:r>
-              <w:rPr>
-                <w:sz w:val="24"/>
-                <w:szCs w:val="22"/>
-                <w:lang w:val="en-US"/>
-              </w:rPr>
-              <w:t>(</w:t>
-            </w:r>
-            <w:proofErr w:type="gramEnd"/>
-            <w:r>
-              <w:rPr>
-                <w:sz w:val="24"/>
-                <w:szCs w:val="22"/>
-                <w:lang w:val="en-US"/>
-              </w:rPr>
-              <w:t>)</w:t>
+            <w:r>
+              <w:rPr>
+                <w:sz w:val="24"/>
+                <w:szCs w:val="22"/>
+                <w:lang w:val="en-US"/>
+              </w:rPr>
+              <w:t>ValidateFields()</w:t>
             </w:r>
           </w:p>
         </w:tc>
@@ -11200,59 +10620,13 @@
               </w:rPr>
               <w:t>#</w:t>
             </w:r>
-            <w:proofErr w:type="gramStart"/>
-            <w:r>
-              <w:rPr>
-                <w:sz w:val="24"/>
-                <w:szCs w:val="22"/>
-                <w:lang w:val="en-US"/>
-              </w:rPr>
-              <w:t>ValidateTextBox(</w:t>
-            </w:r>
-            <w:proofErr w:type="gramEnd"/>
-            <w:r>
-              <w:rPr>
-                <w:sz w:val="24"/>
-                <w:szCs w:val="22"/>
-                <w:lang w:val="en-US"/>
-              </w:rPr>
-              <w:t xml:space="preserve">TextBox </w:t>
-            </w:r>
-            <w:proofErr w:type="spellStart"/>
-            <w:r>
-              <w:rPr>
-                <w:sz w:val="24"/>
-                <w:szCs w:val="22"/>
-                <w:lang w:val="en-US"/>
-              </w:rPr>
-              <w:t>textBox</w:t>
-            </w:r>
-            <w:proofErr w:type="spellEnd"/>
-            <w:r>
-              <w:rPr>
-                <w:sz w:val="24"/>
-                <w:szCs w:val="22"/>
-                <w:lang w:val="en-US"/>
-              </w:rPr>
-              <w:t xml:space="preserve">, string </w:t>
-            </w:r>
-            <w:proofErr w:type="spellStart"/>
-            <w:r>
-              <w:rPr>
-                <w:sz w:val="24"/>
-                <w:szCs w:val="22"/>
-                <w:lang w:val="en-US"/>
-              </w:rPr>
-              <w:t>propertyName</w:t>
-            </w:r>
-            <w:proofErr w:type="spellEnd"/>
-            <w:r>
-              <w:rPr>
-                <w:sz w:val="24"/>
-                <w:szCs w:val="22"/>
-                <w:lang w:val="en-US"/>
-              </w:rPr>
-              <w:t>)</w:t>
+            <w:r>
+              <w:rPr>
+                <w:sz w:val="24"/>
+                <w:szCs w:val="22"/>
+                <w:lang w:val="en-US"/>
+              </w:rPr>
+              <w:t>ValidateTextBox(TextBox textBox, string propertyName)</w:t>
             </w:r>
           </w:p>
         </w:tc>
@@ -11300,7 +10674,6 @@
               </w:rPr>
               <w:t xml:space="preserve">Метод проверки </w:t>
             </w:r>
-            <w:proofErr w:type="spellStart"/>
             <w:r>
               <w:rPr>
                 <w:sz w:val="24"/>
@@ -11309,7 +10682,6 @@
               </w:rPr>
               <w:t>TextBox</w:t>
             </w:r>
-            <w:proofErr w:type="spellEnd"/>
             <w:r>
               <w:rPr>
                 <w:sz w:val="24"/>
@@ -11350,59 +10722,13 @@
               </w:rPr>
               <w:t>#</w:t>
             </w:r>
-            <w:proofErr w:type="gramStart"/>
-            <w:r>
-              <w:rPr>
-                <w:sz w:val="24"/>
-                <w:szCs w:val="22"/>
-                <w:lang w:val="en-US"/>
-              </w:rPr>
-              <w:t>ValidateComboBox(</w:t>
-            </w:r>
-            <w:proofErr w:type="gramEnd"/>
-            <w:r>
-              <w:rPr>
-                <w:sz w:val="24"/>
-                <w:szCs w:val="22"/>
-                <w:lang w:val="en-US"/>
-              </w:rPr>
-              <w:t xml:space="preserve">ComboBox </w:t>
-            </w:r>
-            <w:proofErr w:type="spellStart"/>
-            <w:r>
-              <w:rPr>
-                <w:sz w:val="24"/>
-                <w:szCs w:val="22"/>
-                <w:lang w:val="en-US"/>
-              </w:rPr>
-              <w:t>comboBox</w:t>
-            </w:r>
-            <w:proofErr w:type="spellEnd"/>
-            <w:r>
-              <w:rPr>
-                <w:sz w:val="24"/>
-                <w:szCs w:val="22"/>
-                <w:lang w:val="en-US"/>
-              </w:rPr>
-              <w:t xml:space="preserve">, string </w:t>
-            </w:r>
-            <w:proofErr w:type="spellStart"/>
-            <w:r>
-              <w:rPr>
-                <w:sz w:val="24"/>
-                <w:szCs w:val="22"/>
-                <w:lang w:val="en-US"/>
-              </w:rPr>
-              <w:t>propertyName</w:t>
-            </w:r>
-            <w:proofErr w:type="spellEnd"/>
-            <w:r>
-              <w:rPr>
-                <w:sz w:val="24"/>
-                <w:szCs w:val="22"/>
-                <w:lang w:val="en-US"/>
-              </w:rPr>
-              <w:t>)</w:t>
+            <w:r>
+              <w:rPr>
+                <w:sz w:val="24"/>
+                <w:szCs w:val="22"/>
+                <w:lang w:val="en-US"/>
+              </w:rPr>
+              <w:t>ValidateComboBox(ComboBox comboBox, string propertyName)</w:t>
             </w:r>
           </w:p>
         </w:tc>
@@ -11448,23 +10774,7 @@
                 <w:sz w:val="24"/>
                 <w:szCs w:val="22"/>
               </w:rPr>
-              <w:t xml:space="preserve">Метод проверки </w:t>
-            </w:r>
-            <w:proofErr w:type="spellStart"/>
-            <w:r>
-              <w:rPr>
-                <w:sz w:val="24"/>
-                <w:szCs w:val="22"/>
-              </w:rPr>
-              <w:t>ComboBox</w:t>
-            </w:r>
-            <w:proofErr w:type="spellEnd"/>
-            <w:r>
-              <w:rPr>
-                <w:sz w:val="24"/>
-                <w:szCs w:val="22"/>
-              </w:rPr>
-              <w:t xml:space="preserve"> на пустоту</w:t>
+              <w:t>Метод проверки ComboBox на пустоту</w:t>
             </w:r>
           </w:p>
         </w:tc>
@@ -11492,59 +10802,13 @@
               </w:rPr>
               <w:t>#</w:t>
             </w:r>
-            <w:proofErr w:type="gramStart"/>
-            <w:r>
-              <w:rPr>
-                <w:sz w:val="24"/>
-                <w:szCs w:val="22"/>
-                <w:lang w:val="en-US"/>
-              </w:rPr>
-              <w:t>ValidateListBox(</w:t>
-            </w:r>
-            <w:proofErr w:type="gramEnd"/>
-            <w:r>
-              <w:rPr>
-                <w:sz w:val="24"/>
-                <w:szCs w:val="22"/>
-                <w:lang w:val="en-US"/>
-              </w:rPr>
-              <w:t xml:space="preserve">ListBox </w:t>
-            </w:r>
-            <w:proofErr w:type="spellStart"/>
-            <w:r>
-              <w:rPr>
-                <w:sz w:val="24"/>
-                <w:szCs w:val="22"/>
-                <w:lang w:val="en-US"/>
-              </w:rPr>
-              <w:t>listBox</w:t>
-            </w:r>
-            <w:proofErr w:type="spellEnd"/>
-            <w:r>
-              <w:rPr>
-                <w:sz w:val="24"/>
-                <w:szCs w:val="22"/>
-                <w:lang w:val="en-US"/>
-              </w:rPr>
-              <w:t xml:space="preserve">, string </w:t>
-            </w:r>
-            <w:proofErr w:type="spellStart"/>
-            <w:r>
-              <w:rPr>
-                <w:sz w:val="24"/>
-                <w:szCs w:val="22"/>
-                <w:lang w:val="en-US"/>
-              </w:rPr>
-              <w:t>propertyName</w:t>
-            </w:r>
-            <w:proofErr w:type="spellEnd"/>
-            <w:r>
-              <w:rPr>
-                <w:sz w:val="24"/>
-                <w:szCs w:val="22"/>
-                <w:lang w:val="en-US"/>
-              </w:rPr>
-              <w:t>)</w:t>
+            <w:r>
+              <w:rPr>
+                <w:sz w:val="24"/>
+                <w:szCs w:val="22"/>
+                <w:lang w:val="en-US"/>
+              </w:rPr>
+              <w:t>ValidateListBox(ListBox listBox, string propertyName)</w:t>
             </w:r>
           </w:p>
         </w:tc>
@@ -11592,7 +10856,6 @@
               </w:rPr>
               <w:t xml:space="preserve">Метод проверки </w:t>
             </w:r>
-            <w:proofErr w:type="spellStart"/>
             <w:r>
               <w:rPr>
                 <w:sz w:val="24"/>
@@ -11601,7 +10864,6 @@
               </w:rPr>
               <w:t>ListBox</w:t>
             </w:r>
-            <w:proofErr w:type="spellEnd"/>
             <w:r>
               <w:rPr>
                 <w:sz w:val="24"/>
@@ -11642,23 +10904,13 @@
               </w:rPr>
               <w:t>#</w:t>
             </w:r>
-            <w:proofErr w:type="gramStart"/>
-            <w:r>
-              <w:rPr>
-                <w:sz w:val="24"/>
-                <w:szCs w:val="22"/>
-                <w:lang w:val="en-US"/>
-              </w:rPr>
-              <w:t>ShowWarning(</w:t>
-            </w:r>
-            <w:proofErr w:type="gramEnd"/>
-            <w:r>
-              <w:rPr>
-                <w:sz w:val="24"/>
-                <w:szCs w:val="22"/>
-                <w:lang w:val="en-US"/>
-              </w:rPr>
-              <w:t>string message)</w:t>
+            <w:r>
+              <w:rPr>
+                <w:sz w:val="24"/>
+                <w:szCs w:val="22"/>
+                <w:lang w:val="en-US"/>
+              </w:rPr>
+              <w:t>ShowWarning(string message)</w:t>
             </w:r>
           </w:p>
         </w:tc>
@@ -11753,7 +11005,6 @@
         </w:rPr>
         <w:t xml:space="preserve">– Описание класса </w:t>
       </w:r>
-      <w:proofErr w:type="spellStart"/>
       <w:r>
         <w:rPr>
           <w:sz w:val="24"/>
@@ -11762,7 +11013,6 @@
         </w:rPr>
         <w:t>BookParameterPanel</w:t>
       </w:r>
-      <w:proofErr w:type="spellEnd"/>
     </w:p>
     <w:tbl>
       <w:tblPr>
@@ -11913,7 +11163,6 @@
               </w:rPr>
               <w:t xml:space="preserve"> </w:t>
             </w:r>
-            <w:proofErr w:type="spellStart"/>
             <w:r>
               <w:rPr>
                 <w:b/>
@@ -11924,7 +11173,6 @@
               </w:rPr>
               <w:t>BookParameterPanel</w:t>
             </w:r>
-            <w:proofErr w:type="spellEnd"/>
             <w:r>
               <w:rPr>
                 <w:sz w:val="24"/>
@@ -12014,33 +11262,13 @@
               </w:rPr>
               <w:t>+</w:t>
             </w:r>
-            <w:proofErr w:type="spellStart"/>
-            <w:proofErr w:type="gramStart"/>
-            <w:r>
-              <w:rPr>
-                <w:sz w:val="24"/>
-                <w:szCs w:val="22"/>
-                <w:lang w:val="en-US"/>
-              </w:rPr>
-              <w:t>ClearValues</w:t>
-            </w:r>
-            <w:proofErr w:type="spellEnd"/>
-            <w:r>
-              <w:rPr>
-                <w:sz w:val="24"/>
-                <w:szCs w:val="22"/>
-                <w:lang w:val="en-US"/>
-              </w:rPr>
-              <w:t>(</w:t>
-            </w:r>
-            <w:proofErr w:type="gramEnd"/>
-            <w:r>
-              <w:rPr>
-                <w:sz w:val="24"/>
-                <w:szCs w:val="22"/>
-                <w:lang w:val="en-US"/>
-              </w:rPr>
-              <w:t>)</w:t>
+            <w:r>
+              <w:rPr>
+                <w:sz w:val="24"/>
+                <w:szCs w:val="22"/>
+                <w:lang w:val="en-US"/>
+              </w:rPr>
+              <w:t>ClearValues()</w:t>
             </w:r>
           </w:p>
         </w:tc>
@@ -12086,39 +11314,7 @@
                 <w:sz w:val="24"/>
                 <w:szCs w:val="22"/>
               </w:rPr>
-              <w:t xml:space="preserve">Метод очистки </w:t>
-            </w:r>
-            <w:proofErr w:type="spellStart"/>
-            <w:r>
-              <w:rPr>
-                <w:sz w:val="24"/>
-                <w:szCs w:val="22"/>
-              </w:rPr>
-              <w:t>текстбокса</w:t>
-            </w:r>
-            <w:proofErr w:type="spellEnd"/>
-            <w:r>
-              <w:rPr>
-                <w:sz w:val="24"/>
-                <w:szCs w:val="22"/>
-              </w:rPr>
-              <w:t xml:space="preserve"> и </w:t>
-            </w:r>
-            <w:proofErr w:type="spellStart"/>
-            <w:r>
-              <w:rPr>
-                <w:sz w:val="24"/>
-                <w:szCs w:val="22"/>
-              </w:rPr>
-              <w:t>листбокса</w:t>
-            </w:r>
-            <w:proofErr w:type="spellEnd"/>
-            <w:r>
-              <w:rPr>
-                <w:sz w:val="24"/>
-                <w:szCs w:val="22"/>
-              </w:rPr>
-              <w:t xml:space="preserve"> авторов</w:t>
+              <w:t>Метод очистки текстбокса и листбокса авторов</w:t>
             </w:r>
           </w:p>
         </w:tc>
@@ -12145,33 +11341,13 @@
               </w:rPr>
               <w:t>+</w:t>
             </w:r>
-            <w:proofErr w:type="spellStart"/>
-            <w:proofErr w:type="gramStart"/>
-            <w:r>
-              <w:rPr>
-                <w:sz w:val="24"/>
-                <w:szCs w:val="22"/>
-                <w:lang w:val="en-US"/>
-              </w:rPr>
-              <w:t>ValidateFields</w:t>
-            </w:r>
-            <w:proofErr w:type="spellEnd"/>
-            <w:r>
-              <w:rPr>
-                <w:sz w:val="24"/>
-                <w:szCs w:val="22"/>
-                <w:lang w:val="en-US"/>
-              </w:rPr>
-              <w:t>(</w:t>
-            </w:r>
-            <w:proofErr w:type="gramEnd"/>
-            <w:r>
-              <w:rPr>
-                <w:sz w:val="24"/>
-                <w:szCs w:val="22"/>
-                <w:lang w:val="en-US"/>
-              </w:rPr>
-              <w:t>)</w:t>
+            <w:r>
+              <w:rPr>
+                <w:sz w:val="24"/>
+                <w:szCs w:val="22"/>
+                <w:lang w:val="en-US"/>
+              </w:rPr>
+              <w:t>ValidateFields()</w:t>
             </w:r>
           </w:p>
         </w:tc>
@@ -12217,17 +11393,8 @@
                 <w:sz w:val="24"/>
                 <w:szCs w:val="22"/>
               </w:rPr>
-              <w:t xml:space="preserve">Метод валидации авторов из </w:t>
-            </w:r>
-            <w:proofErr w:type="spellStart"/>
-            <w:r>
-              <w:rPr>
-                <w:sz w:val="24"/>
-                <w:szCs w:val="22"/>
-              </w:rPr>
-              <w:t>листбокса</w:t>
-            </w:r>
-            <w:proofErr w:type="spellEnd"/>
+              <w:t>Метод валидации авторов из листбокса</w:t>
+            </w:r>
           </w:p>
         </w:tc>
       </w:tr>
@@ -12252,33 +11419,13 @@
               </w:rPr>
               <w:t>+</w:t>
             </w:r>
-            <w:proofErr w:type="spellStart"/>
-            <w:proofErr w:type="gramStart"/>
-            <w:r>
-              <w:rPr>
-                <w:sz w:val="24"/>
-                <w:szCs w:val="22"/>
-                <w:lang w:val="en-US"/>
-              </w:rPr>
-              <w:t>CreatePublication</w:t>
-            </w:r>
-            <w:proofErr w:type="spellEnd"/>
-            <w:r>
-              <w:rPr>
-                <w:sz w:val="24"/>
-                <w:szCs w:val="22"/>
-                <w:lang w:val="en-US"/>
-              </w:rPr>
-              <w:t>(</w:t>
-            </w:r>
-            <w:proofErr w:type="gramEnd"/>
-            <w:r>
-              <w:rPr>
-                <w:sz w:val="24"/>
-                <w:szCs w:val="22"/>
-                <w:lang w:val="en-US"/>
-              </w:rPr>
-              <w:t>)</w:t>
+            <w:r>
+              <w:rPr>
+                <w:sz w:val="24"/>
+                <w:szCs w:val="22"/>
+                <w:lang w:val="en-US"/>
+              </w:rPr>
+              <w:t>CreatePublication()</w:t>
             </w:r>
           </w:p>
         </w:tc>
@@ -12367,59 +11514,13 @@
               </w:rPr>
               <w:t>-</w:t>
             </w:r>
-            <w:proofErr w:type="spellStart"/>
-            <w:r>
-              <w:rPr>
-                <w:sz w:val="24"/>
-                <w:szCs w:val="22"/>
-                <w:lang w:val="en-US"/>
-              </w:rPr>
-              <w:t>AuthorTextBox_</w:t>
-            </w:r>
-            <w:proofErr w:type="gramStart"/>
-            <w:r>
-              <w:rPr>
-                <w:sz w:val="24"/>
-                <w:szCs w:val="22"/>
-                <w:lang w:val="en-US"/>
-              </w:rPr>
-              <w:t>KeyPress</w:t>
-            </w:r>
-            <w:proofErr w:type="spellEnd"/>
-            <w:r>
-              <w:rPr>
-                <w:sz w:val="24"/>
-                <w:szCs w:val="22"/>
-                <w:lang w:val="en-US"/>
-              </w:rPr>
-              <w:t>(</w:t>
-            </w:r>
-            <w:proofErr w:type="gramEnd"/>
-            <w:r>
-              <w:rPr>
-                <w:sz w:val="24"/>
-                <w:szCs w:val="22"/>
-                <w:lang w:val="en-US"/>
-              </w:rPr>
-              <w:t xml:space="preserve">object sender, </w:t>
-            </w:r>
-            <w:proofErr w:type="spellStart"/>
-            <w:r>
-              <w:rPr>
-                <w:sz w:val="24"/>
-                <w:szCs w:val="22"/>
-                <w:lang w:val="en-US"/>
-              </w:rPr>
-              <w:t>KeyPressEventArgs</w:t>
-            </w:r>
-            <w:proofErr w:type="spellEnd"/>
-            <w:r>
-              <w:rPr>
-                <w:sz w:val="24"/>
-                <w:szCs w:val="22"/>
-                <w:lang w:val="en-US"/>
-              </w:rPr>
-              <w:t xml:space="preserve"> e)</w:t>
+            <w:r>
+              <w:rPr>
+                <w:sz w:val="24"/>
+                <w:szCs w:val="22"/>
+                <w:lang w:val="en-US"/>
+              </w:rPr>
+              <w:t>AuthorTextBox_KeyPress(object sender, KeyPressEventArgs e)</w:t>
             </w:r>
           </w:p>
         </w:tc>
@@ -12508,59 +11609,13 @@
               </w:rPr>
               <w:t>-</w:t>
             </w:r>
-            <w:proofErr w:type="spellStart"/>
-            <w:r>
-              <w:rPr>
-                <w:sz w:val="24"/>
-                <w:szCs w:val="22"/>
-                <w:lang w:val="en-US"/>
-              </w:rPr>
-              <w:t>AuthorListBox_</w:t>
-            </w:r>
-            <w:proofErr w:type="gramStart"/>
-            <w:r>
-              <w:rPr>
-                <w:sz w:val="24"/>
-                <w:szCs w:val="22"/>
-                <w:lang w:val="en-US"/>
-              </w:rPr>
-              <w:t>DoubleClick</w:t>
-            </w:r>
-            <w:proofErr w:type="spellEnd"/>
-            <w:r>
-              <w:rPr>
-                <w:sz w:val="24"/>
-                <w:szCs w:val="22"/>
-                <w:lang w:val="en-US"/>
-              </w:rPr>
-              <w:t>(</w:t>
-            </w:r>
-            <w:proofErr w:type="gramEnd"/>
-            <w:r>
-              <w:rPr>
-                <w:sz w:val="24"/>
-                <w:szCs w:val="22"/>
-                <w:lang w:val="en-US"/>
-              </w:rPr>
-              <w:t xml:space="preserve">object sender, </w:t>
-            </w:r>
-            <w:proofErr w:type="spellStart"/>
-            <w:r>
-              <w:rPr>
-                <w:sz w:val="24"/>
-                <w:szCs w:val="22"/>
-                <w:lang w:val="en-US"/>
-              </w:rPr>
-              <w:t>EventArgs</w:t>
-            </w:r>
-            <w:proofErr w:type="spellEnd"/>
-            <w:r>
-              <w:rPr>
-                <w:sz w:val="24"/>
-                <w:szCs w:val="22"/>
-                <w:lang w:val="en-US"/>
-              </w:rPr>
-              <w:t xml:space="preserve"> e)</w:t>
+            <w:r>
+              <w:rPr>
+                <w:sz w:val="24"/>
+                <w:szCs w:val="22"/>
+                <w:lang w:val="en-US"/>
+              </w:rPr>
+              <w:t>AuthorListBox_DoubleClick(object sender, EventArgs e)</w:t>
             </w:r>
           </w:p>
         </w:tc>
@@ -12632,8 +11687,6 @@
               </w:rPr>
               <w:t>+</w:t>
             </w:r>
-            <w:proofErr w:type="spellStart"/>
-            <w:proofErr w:type="gramStart"/>
             <w:r>
               <w:rPr>
                 <w:sz w:val="24"/>
@@ -12642,21 +11695,12 @@
               </w:rPr>
               <w:t>FillRandomValue</w:t>
             </w:r>
-            <w:proofErr w:type="spellEnd"/>
-            <w:r>
-              <w:rPr>
-                <w:sz w:val="24"/>
-                <w:szCs w:val="22"/>
-              </w:rPr>
-              <w:t>(</w:t>
-            </w:r>
-            <w:proofErr w:type="gramEnd"/>
-            <w:r>
-              <w:rPr>
-                <w:sz w:val="24"/>
-                <w:szCs w:val="22"/>
-              </w:rPr>
-              <w:t>)</w:t>
+            <w:r>
+              <w:rPr>
+                <w:sz w:val="24"/>
+                <w:szCs w:val="22"/>
+              </w:rPr>
+              <w:t>()</w:t>
             </w:r>
           </w:p>
         </w:tc>
@@ -12752,33 +11796,13 @@
               </w:rPr>
               <w:t>-</w:t>
             </w:r>
-            <w:proofErr w:type="spellStart"/>
-            <w:proofErr w:type="gramStart"/>
-            <w:r>
-              <w:rPr>
-                <w:sz w:val="24"/>
-                <w:szCs w:val="22"/>
-                <w:lang w:val="en-US"/>
-              </w:rPr>
-              <w:t>IsValidAuthor</w:t>
-            </w:r>
-            <w:proofErr w:type="spellEnd"/>
-            <w:r>
-              <w:rPr>
-                <w:sz w:val="24"/>
-                <w:szCs w:val="22"/>
-                <w:lang w:val="en-US"/>
-              </w:rPr>
-              <w:t>(</w:t>
-            </w:r>
-            <w:proofErr w:type="gramEnd"/>
-            <w:r>
-              <w:rPr>
-                <w:sz w:val="24"/>
-                <w:szCs w:val="22"/>
-                <w:lang w:val="en-US"/>
-              </w:rPr>
-              <w:t>string author)</w:t>
+            <w:r>
+              <w:rPr>
+                <w:sz w:val="24"/>
+                <w:szCs w:val="22"/>
+                <w:lang w:val="en-US"/>
+              </w:rPr>
+              <w:t>IsValidAuthor(string author)</w:t>
             </w:r>
           </w:p>
         </w:tc>
@@ -12848,12 +11872,6 @@
       <w:pPr>
         <w:spacing w:after="0"/>
         <w:jc w:val="right"/>
-      </w:pPr>
-    </w:p>
-    <w:p>
-      <w:pPr>
-        <w:spacing w:after="0"/>
-        <w:jc w:val="right"/>
         <w:rPr>
           <w:sz w:val="24"/>
           <w:szCs w:val="22"/>
@@ -12880,7 +11898,6 @@
         </w:rPr>
         <w:t xml:space="preserve">– Описание класса </w:t>
       </w:r>
-      <w:proofErr w:type="spellStart"/>
       <w:r>
         <w:rPr>
           <w:sz w:val="24"/>
@@ -12889,7 +11906,6 @@
         </w:rPr>
         <w:t>CollectionParameterPanel</w:t>
       </w:r>
-      <w:proofErr w:type="spellEnd"/>
     </w:p>
     <w:tbl>
       <w:tblPr>
@@ -12925,6 +11941,7 @@
                 <w:sz w:val="24"/>
                 <w:szCs w:val="22"/>
               </w:rPr>
+              <w:lastRenderedPageBreak/>
               <w:t>Название</w:t>
             </w:r>
           </w:p>
@@ -13040,7 +12057,6 @@
               </w:rPr>
               <w:t xml:space="preserve"> </w:t>
             </w:r>
-            <w:proofErr w:type="spellStart"/>
             <w:r>
               <w:rPr>
                 <w:b/>
@@ -13051,7 +12067,6 @@
               </w:rPr>
               <w:t>CollectionParameterPanel</w:t>
             </w:r>
-            <w:proofErr w:type="spellEnd"/>
             <w:r>
               <w:rPr>
                 <w:sz w:val="24"/>
@@ -13127,33 +12142,13 @@
               </w:rPr>
               <w:t>+</w:t>
             </w:r>
-            <w:proofErr w:type="spellStart"/>
-            <w:proofErr w:type="gramStart"/>
-            <w:r>
-              <w:rPr>
-                <w:sz w:val="24"/>
-                <w:szCs w:val="22"/>
-                <w:lang w:val="en-US"/>
-              </w:rPr>
-              <w:t>ClearValues</w:t>
-            </w:r>
-            <w:proofErr w:type="spellEnd"/>
-            <w:r>
-              <w:rPr>
-                <w:sz w:val="24"/>
-                <w:szCs w:val="22"/>
-                <w:lang w:val="en-US"/>
-              </w:rPr>
-              <w:t>(</w:t>
-            </w:r>
-            <w:proofErr w:type="gramEnd"/>
-            <w:r>
-              <w:rPr>
-                <w:sz w:val="24"/>
-                <w:szCs w:val="22"/>
-                <w:lang w:val="en-US"/>
-              </w:rPr>
-              <w:t>)</w:t>
+            <w:r>
+              <w:rPr>
+                <w:sz w:val="24"/>
+                <w:szCs w:val="22"/>
+                <w:lang w:val="en-US"/>
+              </w:rPr>
+              <w:t>ClearValues()</w:t>
             </w:r>
           </w:p>
         </w:tc>
@@ -13233,33 +12228,13 @@
               </w:rPr>
               <w:t>+</w:t>
             </w:r>
-            <w:proofErr w:type="spellStart"/>
-            <w:proofErr w:type="gramStart"/>
-            <w:r>
-              <w:rPr>
-                <w:sz w:val="24"/>
-                <w:szCs w:val="22"/>
-                <w:lang w:val="en-US"/>
-              </w:rPr>
-              <w:t>ValidateFields</w:t>
-            </w:r>
-            <w:proofErr w:type="spellEnd"/>
-            <w:r>
-              <w:rPr>
-                <w:sz w:val="24"/>
-                <w:szCs w:val="22"/>
-                <w:lang w:val="en-US"/>
-              </w:rPr>
-              <w:t>(</w:t>
-            </w:r>
-            <w:proofErr w:type="gramEnd"/>
-            <w:r>
-              <w:rPr>
-                <w:sz w:val="24"/>
-                <w:szCs w:val="22"/>
-                <w:lang w:val="en-US"/>
-              </w:rPr>
-              <w:t>)</w:t>
+            <w:r>
+              <w:rPr>
+                <w:sz w:val="24"/>
+                <w:szCs w:val="22"/>
+                <w:lang w:val="en-US"/>
+              </w:rPr>
+              <w:t>ValidateFields()</w:t>
             </w:r>
           </w:p>
         </w:tc>
@@ -13331,33 +12306,13 @@
               </w:rPr>
               <w:t>+</w:t>
             </w:r>
-            <w:proofErr w:type="spellStart"/>
-            <w:proofErr w:type="gramStart"/>
-            <w:r>
-              <w:rPr>
-                <w:sz w:val="24"/>
-                <w:szCs w:val="22"/>
-                <w:lang w:val="en-US"/>
-              </w:rPr>
-              <w:t>CreatePublication</w:t>
-            </w:r>
-            <w:proofErr w:type="spellEnd"/>
-            <w:r>
-              <w:rPr>
-                <w:sz w:val="24"/>
-                <w:szCs w:val="22"/>
-                <w:lang w:val="en-US"/>
-              </w:rPr>
-              <w:t>(</w:t>
-            </w:r>
-            <w:proofErr w:type="gramEnd"/>
-            <w:r>
-              <w:rPr>
-                <w:sz w:val="24"/>
-                <w:szCs w:val="22"/>
-                <w:lang w:val="en-US"/>
-              </w:rPr>
-              <w:t>)</w:t>
+            <w:r>
+              <w:rPr>
+                <w:sz w:val="24"/>
+                <w:szCs w:val="22"/>
+                <w:lang w:val="en-US"/>
+              </w:rPr>
+              <w:t>CreatePublication()</w:t>
             </w:r>
           </w:p>
         </w:tc>
@@ -13451,8 +12406,6 @@
               </w:rPr>
               <w:t>+</w:t>
             </w:r>
-            <w:proofErr w:type="spellStart"/>
-            <w:proofErr w:type="gramStart"/>
             <w:r>
               <w:rPr>
                 <w:sz w:val="24"/>
@@ -13461,21 +12414,12 @@
               </w:rPr>
               <w:t>FillRandomValue</w:t>
             </w:r>
-            <w:proofErr w:type="spellEnd"/>
-            <w:r>
-              <w:rPr>
-                <w:sz w:val="24"/>
-                <w:szCs w:val="22"/>
-              </w:rPr>
-              <w:t>(</w:t>
-            </w:r>
-            <w:proofErr w:type="gramEnd"/>
-            <w:r>
-              <w:rPr>
-                <w:sz w:val="24"/>
-                <w:szCs w:val="22"/>
-              </w:rPr>
-              <w:t>)</w:t>
+            <w:r>
+              <w:rPr>
+                <w:sz w:val="24"/>
+                <w:szCs w:val="22"/>
+              </w:rPr>
+              <w:t>()</w:t>
             </w:r>
           </w:p>
         </w:tc>
@@ -13743,7 +12687,6 @@
         </w:rPr>
         <w:t xml:space="preserve">– Описание класса </w:t>
       </w:r>
-      <w:proofErr w:type="spellStart"/>
       <w:r>
         <w:rPr>
           <w:sz w:val="24"/>
@@ -13752,7 +12695,6 @@
         </w:rPr>
         <w:t>DissertationParameterPanel</w:t>
       </w:r>
-      <w:proofErr w:type="spellEnd"/>
     </w:p>
     <w:tbl>
       <w:tblPr>
@@ -13903,7 +12845,6 @@
               </w:rPr>
               <w:t xml:space="preserve"> </w:t>
             </w:r>
-            <w:proofErr w:type="spellStart"/>
             <w:r>
               <w:rPr>
                 <w:b/>
@@ -13924,7 +12865,6 @@
               </w:rPr>
               <w:t>ParameterPanel</w:t>
             </w:r>
-            <w:proofErr w:type="spellEnd"/>
             <w:r>
               <w:rPr>
                 <w:sz w:val="24"/>
@@ -14006,18 +12946,8 @@
                 <w:szCs w:val="22"/>
                 <w:lang w:val="en-US"/>
               </w:rPr>
-              <w:t>-</w:t>
-            </w:r>
-            <w:proofErr w:type="spellStart"/>
-            <w:r>
-              <w:rPr>
-                <w:sz w:val="24"/>
-                <w:szCs w:val="22"/>
-                <w:lang w:val="en-US"/>
-              </w:rPr>
-              <w:t>FillComboBox</w:t>
-            </w:r>
-            <w:proofErr w:type="spellEnd"/>
+              <w:t>-FillComboBox</w:t>
+            </w:r>
           </w:p>
         </w:tc>
         <w:tc>
@@ -14089,33 +13019,13 @@
               </w:rPr>
               <w:t>+</w:t>
             </w:r>
-            <w:proofErr w:type="spellStart"/>
-            <w:proofErr w:type="gramStart"/>
-            <w:r>
-              <w:rPr>
-                <w:sz w:val="24"/>
-                <w:szCs w:val="22"/>
-                <w:lang w:val="en-US"/>
-              </w:rPr>
-              <w:t>ClearValues</w:t>
-            </w:r>
-            <w:proofErr w:type="spellEnd"/>
-            <w:r>
-              <w:rPr>
-                <w:sz w:val="24"/>
-                <w:szCs w:val="22"/>
-                <w:lang w:val="en-US"/>
-              </w:rPr>
-              <w:t>(</w:t>
-            </w:r>
-            <w:proofErr w:type="gramEnd"/>
-            <w:r>
-              <w:rPr>
-                <w:sz w:val="24"/>
-                <w:szCs w:val="22"/>
-                <w:lang w:val="en-US"/>
-              </w:rPr>
-              <w:t>)</w:t>
+            <w:r>
+              <w:rPr>
+                <w:sz w:val="24"/>
+                <w:szCs w:val="22"/>
+                <w:lang w:val="en-US"/>
+              </w:rPr>
+              <w:t>ClearValues()</w:t>
             </w:r>
           </w:p>
         </w:tc>
@@ -14195,33 +13105,13 @@
               </w:rPr>
               <w:t>+</w:t>
             </w:r>
-            <w:proofErr w:type="spellStart"/>
-            <w:proofErr w:type="gramStart"/>
-            <w:r>
-              <w:rPr>
-                <w:sz w:val="24"/>
-                <w:szCs w:val="22"/>
-                <w:lang w:val="en-US"/>
-              </w:rPr>
-              <w:t>ValidateFields</w:t>
-            </w:r>
-            <w:proofErr w:type="spellEnd"/>
-            <w:r>
-              <w:rPr>
-                <w:sz w:val="24"/>
-                <w:szCs w:val="22"/>
-                <w:lang w:val="en-US"/>
-              </w:rPr>
-              <w:t>(</w:t>
-            </w:r>
-            <w:proofErr w:type="gramEnd"/>
-            <w:r>
-              <w:rPr>
-                <w:sz w:val="24"/>
-                <w:szCs w:val="22"/>
-                <w:lang w:val="en-US"/>
-              </w:rPr>
-              <w:t>)</w:t>
+            <w:r>
+              <w:rPr>
+                <w:sz w:val="24"/>
+                <w:szCs w:val="22"/>
+                <w:lang w:val="en-US"/>
+              </w:rPr>
+              <w:t>ValidateFields()</w:t>
             </w:r>
           </w:p>
         </w:tc>
@@ -14300,33 +13190,13 @@
               </w:rPr>
               <w:t>+</w:t>
             </w:r>
-            <w:proofErr w:type="spellStart"/>
-            <w:proofErr w:type="gramStart"/>
-            <w:r>
-              <w:rPr>
-                <w:sz w:val="24"/>
-                <w:szCs w:val="22"/>
-                <w:lang w:val="en-US"/>
-              </w:rPr>
-              <w:t>CreatePublication</w:t>
-            </w:r>
-            <w:proofErr w:type="spellEnd"/>
-            <w:r>
-              <w:rPr>
-                <w:sz w:val="24"/>
-                <w:szCs w:val="22"/>
-                <w:lang w:val="en-US"/>
-              </w:rPr>
-              <w:t>(</w:t>
-            </w:r>
-            <w:proofErr w:type="gramEnd"/>
-            <w:r>
-              <w:rPr>
-                <w:sz w:val="24"/>
-                <w:szCs w:val="22"/>
-                <w:lang w:val="en-US"/>
-              </w:rPr>
-              <w:t>)</w:t>
+            <w:r>
+              <w:rPr>
+                <w:sz w:val="24"/>
+                <w:szCs w:val="22"/>
+                <w:lang w:val="en-US"/>
+              </w:rPr>
+              <w:t>CreatePublication()</w:t>
             </w:r>
           </w:p>
         </w:tc>
@@ -14406,8 +13276,6 @@
               </w:rPr>
               <w:t>+</w:t>
             </w:r>
-            <w:proofErr w:type="spellStart"/>
-            <w:proofErr w:type="gramStart"/>
             <w:r>
               <w:rPr>
                 <w:sz w:val="24"/>
@@ -14416,21 +13284,12 @@
               </w:rPr>
               <w:t>FillRandomValue</w:t>
             </w:r>
-            <w:proofErr w:type="spellEnd"/>
-            <w:r>
-              <w:rPr>
-                <w:sz w:val="24"/>
-                <w:szCs w:val="22"/>
-              </w:rPr>
-              <w:t>(</w:t>
-            </w:r>
-            <w:proofErr w:type="gramEnd"/>
-            <w:r>
-              <w:rPr>
-                <w:sz w:val="24"/>
-                <w:szCs w:val="22"/>
-              </w:rPr>
-              <w:t>)</w:t>
+            <w:r>
+              <w:rPr>
+                <w:sz w:val="24"/>
+                <w:szCs w:val="22"/>
+              </w:rPr>
+              <w:t>()</w:t>
             </w:r>
           </w:p>
         </w:tc>
@@ -14584,7 +13443,6 @@
               </w:rPr>
               <w:t>_</w:t>
             </w:r>
-            <w:proofErr w:type="spellStart"/>
             <w:r>
               <w:rPr>
                 <w:sz w:val="24"/>
@@ -14593,7 +13451,6 @@
               </w:rPr>
               <w:t>disseration</w:t>
             </w:r>
-            <w:proofErr w:type="spellEnd"/>
             <w:r>
               <w:rPr>
                 <w:sz w:val="24"/>
@@ -14630,7 +13487,6 @@
               </w:rPr>
               <w:t xml:space="preserve"> </w:t>
             </w:r>
-            <w:proofErr w:type="spellStart"/>
             <w:r>
               <w:rPr>
                 <w:sz w:val="24"/>
@@ -14647,7 +13503,6 @@
               </w:rPr>
               <w:t>pecialities</w:t>
             </w:r>
-            <w:proofErr w:type="spellEnd"/>
             <w:r>
               <w:rPr>
                 <w:sz w:val="24"/>
@@ -14697,7 +13552,6 @@
         </w:rPr>
         <w:t xml:space="preserve">– Описание класса </w:t>
       </w:r>
-      <w:proofErr w:type="spellStart"/>
       <w:r>
         <w:rPr>
           <w:sz w:val="24"/>
@@ -14706,7 +13560,6 @@
         </w:rPr>
         <w:t>JournalParameterPanel</w:t>
       </w:r>
-      <w:proofErr w:type="spellEnd"/>
     </w:p>
     <w:tbl>
       <w:tblPr>
@@ -14857,7 +13710,6 @@
               </w:rPr>
               <w:t xml:space="preserve"> </w:t>
             </w:r>
-            <w:proofErr w:type="spellStart"/>
             <w:r>
               <w:rPr>
                 <w:b/>
@@ -14878,7 +13730,6 @@
               </w:rPr>
               <w:t>ParameterPanel</w:t>
             </w:r>
-            <w:proofErr w:type="spellEnd"/>
             <w:r>
               <w:rPr>
                 <w:sz w:val="24"/>
@@ -14961,33 +13812,13 @@
               </w:rPr>
               <w:t>+</w:t>
             </w:r>
-            <w:proofErr w:type="spellStart"/>
-            <w:proofErr w:type="gramStart"/>
-            <w:r>
-              <w:rPr>
-                <w:sz w:val="24"/>
-                <w:szCs w:val="22"/>
-                <w:lang w:val="en-US"/>
-              </w:rPr>
-              <w:t>ClearValues</w:t>
-            </w:r>
-            <w:proofErr w:type="spellEnd"/>
-            <w:r>
-              <w:rPr>
-                <w:sz w:val="24"/>
-                <w:szCs w:val="22"/>
-                <w:lang w:val="en-US"/>
-              </w:rPr>
-              <w:t>(</w:t>
-            </w:r>
-            <w:proofErr w:type="gramEnd"/>
-            <w:r>
-              <w:rPr>
-                <w:sz w:val="24"/>
-                <w:szCs w:val="22"/>
-                <w:lang w:val="en-US"/>
-              </w:rPr>
-              <w:t>)</w:t>
+            <w:r>
+              <w:rPr>
+                <w:sz w:val="24"/>
+                <w:szCs w:val="22"/>
+                <w:lang w:val="en-US"/>
+              </w:rPr>
+              <w:t>ClearValues()</w:t>
             </w:r>
           </w:p>
         </w:tc>
@@ -15067,33 +13898,13 @@
               </w:rPr>
               <w:t>+</w:t>
             </w:r>
-            <w:proofErr w:type="spellStart"/>
-            <w:proofErr w:type="gramStart"/>
-            <w:r>
-              <w:rPr>
-                <w:sz w:val="24"/>
-                <w:szCs w:val="22"/>
-                <w:lang w:val="en-US"/>
-              </w:rPr>
-              <w:t>ValidateFields</w:t>
-            </w:r>
-            <w:proofErr w:type="spellEnd"/>
-            <w:r>
-              <w:rPr>
-                <w:sz w:val="24"/>
-                <w:szCs w:val="22"/>
-                <w:lang w:val="en-US"/>
-              </w:rPr>
-              <w:t>(</w:t>
-            </w:r>
-            <w:proofErr w:type="gramEnd"/>
-            <w:r>
-              <w:rPr>
-                <w:sz w:val="24"/>
-                <w:szCs w:val="22"/>
-                <w:lang w:val="en-US"/>
-              </w:rPr>
-              <w:t>)</w:t>
+            <w:r>
+              <w:rPr>
+                <w:sz w:val="24"/>
+                <w:szCs w:val="22"/>
+                <w:lang w:val="en-US"/>
+              </w:rPr>
+              <w:t>ValidateFields()</w:t>
             </w:r>
           </w:p>
         </w:tc>
@@ -15172,33 +13983,13 @@
               </w:rPr>
               <w:t>+</w:t>
             </w:r>
-            <w:proofErr w:type="spellStart"/>
-            <w:proofErr w:type="gramStart"/>
-            <w:r>
-              <w:rPr>
-                <w:sz w:val="24"/>
-                <w:szCs w:val="22"/>
-                <w:lang w:val="en-US"/>
-              </w:rPr>
-              <w:t>CreatePublication</w:t>
-            </w:r>
-            <w:proofErr w:type="spellEnd"/>
-            <w:r>
-              <w:rPr>
-                <w:sz w:val="24"/>
-                <w:szCs w:val="22"/>
-                <w:lang w:val="en-US"/>
-              </w:rPr>
-              <w:t>(</w:t>
-            </w:r>
-            <w:proofErr w:type="gramEnd"/>
-            <w:r>
-              <w:rPr>
-                <w:sz w:val="24"/>
-                <w:szCs w:val="22"/>
-                <w:lang w:val="en-US"/>
-              </w:rPr>
-              <w:t>)</w:t>
+            <w:r>
+              <w:rPr>
+                <w:sz w:val="24"/>
+                <w:szCs w:val="22"/>
+                <w:lang w:val="en-US"/>
+              </w:rPr>
+              <w:t>CreatePublication()</w:t>
             </w:r>
           </w:p>
         </w:tc>
@@ -15278,8 +14069,6 @@
               </w:rPr>
               <w:t>+</w:t>
             </w:r>
-            <w:proofErr w:type="spellStart"/>
-            <w:proofErr w:type="gramStart"/>
             <w:r>
               <w:rPr>
                 <w:sz w:val="24"/>
@@ -15288,21 +14077,12 @@
               </w:rPr>
               <w:t>FillRandomValue</w:t>
             </w:r>
-            <w:proofErr w:type="spellEnd"/>
-            <w:r>
-              <w:rPr>
-                <w:sz w:val="24"/>
-                <w:szCs w:val="22"/>
-              </w:rPr>
-              <w:t>(</w:t>
-            </w:r>
-            <w:proofErr w:type="gramEnd"/>
-            <w:r>
-              <w:rPr>
-                <w:sz w:val="24"/>
-                <w:szCs w:val="22"/>
-              </w:rPr>
-              <w:t>)</w:t>
+            <w:r>
+              <w:rPr>
+                <w:sz w:val="24"/>
+                <w:szCs w:val="22"/>
+              </w:rPr>
+              <w:t>()</w:t>
             </w:r>
           </w:p>
         </w:tc>
@@ -17230,19 +16010,11 @@
           <w:iCs/>
         </w:rPr>
       </w:pPr>
-      <w:proofErr w:type="spellStart"/>
-      <w:r>
-        <w:rPr>
-          <w:iCs/>
-        </w:rPr>
-        <w:t>Калентьев</w:t>
-      </w:r>
-      <w:proofErr w:type="spellEnd"/>
-      <w:r>
-        <w:rPr>
-          <w:iCs/>
-        </w:rPr>
-        <w:t xml:space="preserve">, А. А. Новые технологии в </w:t>
+      <w:r>
+        <w:rPr>
+          <w:iCs/>
+        </w:rPr>
+        <w:t xml:space="preserve">Калентьев, А. А. Новые технологии в </w:t>
       </w:r>
       <w:r>
         <w:rPr>
@@ -17254,63 +16026,7 @@
         <w:rPr>
           <w:iCs/>
         </w:rPr>
-        <w:t xml:space="preserve"> учебное пособие / А. А. </w:t>
-      </w:r>
-      <w:proofErr w:type="spellStart"/>
-      <w:r>
-        <w:rPr>
-          <w:iCs/>
-        </w:rPr>
-        <w:t>Калентьев</w:t>
-      </w:r>
-      <w:proofErr w:type="spellEnd"/>
-      <w:r>
-        <w:rPr>
-          <w:iCs/>
-        </w:rPr>
-        <w:t xml:space="preserve">, Д. В. </w:t>
-      </w:r>
-      <w:proofErr w:type="spellStart"/>
-      <w:r>
-        <w:rPr>
-          <w:iCs/>
-        </w:rPr>
-        <w:t>Гарайс</w:t>
-      </w:r>
-      <w:proofErr w:type="spellEnd"/>
-      <w:r>
-        <w:rPr>
-          <w:iCs/>
-        </w:rPr>
-        <w:t xml:space="preserve">, А. Е. </w:t>
-      </w:r>
-      <w:proofErr w:type="spellStart"/>
-      <w:r>
-        <w:rPr>
-          <w:iCs/>
-        </w:rPr>
-        <w:t>Гориянов</w:t>
-      </w:r>
-      <w:proofErr w:type="spellEnd"/>
-      <w:r>
-        <w:rPr>
-          <w:iCs/>
-        </w:rPr>
-        <w:t xml:space="preserve">. – </w:t>
-      </w:r>
-      <w:proofErr w:type="gramStart"/>
-      <w:r>
-        <w:rPr>
-          <w:iCs/>
-        </w:rPr>
-        <w:t>Томск :</w:t>
-      </w:r>
-      <w:proofErr w:type="gramEnd"/>
-      <w:r>
-        <w:rPr>
-          <w:iCs/>
-        </w:rPr>
-        <w:t xml:space="preserve"> Эль Контент, 2014. – 176 с. – </w:t>
+        <w:t xml:space="preserve"> учебное пособие / А. А. Калентьев, Д. В. Гарайс, А. Е. Гориянов. – Томск : Эль Контент, 2014. – 176 с. – </w:t>
       </w:r>
       <w:r>
         <w:rPr>
@@ -17697,29 +16413,7 @@
           <w:szCs w:val="28"/>
           <w14:ligatures w14:val="none"/>
         </w:rPr>
-        <w:t xml:space="preserve">Заказчик: к.т.н., доцент </w:t>
-      </w:r>
-      <w:proofErr w:type="spellStart"/>
-      <w:r>
-        <w:rPr>
-          <w:rFonts w:eastAsia="Calibri" w:cs="Times New Roman"/>
-          <w:iCs/>
-          <w:kern w:val="0"/>
-          <w:szCs w:val="28"/>
-          <w14:ligatures w14:val="none"/>
-        </w:rPr>
-        <w:t>Калентьев</w:t>
-      </w:r>
-      <w:proofErr w:type="spellEnd"/>
-      <w:r>
-        <w:rPr>
-          <w:rFonts w:eastAsia="Calibri" w:cs="Times New Roman"/>
-          <w:iCs/>
-          <w:kern w:val="0"/>
-          <w:szCs w:val="28"/>
-          <w14:ligatures w14:val="none"/>
-        </w:rPr>
-        <w:t xml:space="preserve"> А.А.</w:t>
+        <w:t>Заказчик: к.т.н., доцент Калентьев А.А.</w:t>
       </w:r>
     </w:p>
     <w:p>
@@ -18175,29 +16869,7 @@
           <w:szCs w:val="28"/>
           <w14:ligatures w14:val="none"/>
         </w:rPr>
-        <w:t xml:space="preserve">Заказчик: к.т.н., доцент </w:t>
-      </w:r>
-      <w:proofErr w:type="spellStart"/>
-      <w:r>
-        <w:rPr>
-          <w:rFonts w:eastAsia="Calibri" w:cs="Times New Roman"/>
-          <w:iCs/>
-          <w:kern w:val="0"/>
-          <w:szCs w:val="28"/>
-          <w14:ligatures w14:val="none"/>
-        </w:rPr>
-        <w:t>Калентьев</w:t>
-      </w:r>
-      <w:proofErr w:type="spellEnd"/>
-      <w:r>
-        <w:rPr>
-          <w:rFonts w:eastAsia="Calibri" w:cs="Times New Roman"/>
-          <w:iCs/>
-          <w:kern w:val="0"/>
-          <w:szCs w:val="28"/>
-          <w14:ligatures w14:val="none"/>
-        </w:rPr>
-        <w:t xml:space="preserve"> А.А.</w:t>
+        <w:t>Заказчик: к.т.н., доцент Калентьев А.А.</w:t>
       </w:r>
     </w:p>
     <w:p>
@@ -19840,57 +18512,27 @@
           <w:szCs w:val="28"/>
           <w14:ligatures w14:val="none"/>
         </w:rPr>
-        <w:t xml:space="preserve"> Система должна функционировать под управлением операционных систем Windows 10 (версия 1809 и выше) </w:t>
-      </w:r>
-      <w:commentRangeStart w:id="16"/>
-      <w:r>
-        <w:rPr>
-          <w:rFonts w:eastAsia="Calibri" w:cs="Times New Roman"/>
-          <w:iCs/>
-          <w:kern w:val="0"/>
-          <w:szCs w:val="28"/>
-          <w14:ligatures w14:val="none"/>
-        </w:rPr>
-        <w:t>и Windows 11</w:t>
-      </w:r>
-      <w:commentRangeEnd w:id="16"/>
-      <w:r>
-        <w:rPr>
-          <w:rStyle w:val="af4"/>
-        </w:rPr>
-        <w:commentReference w:id="16"/>
-      </w:r>
-      <w:r>
-        <w:rPr>
-          <w:rFonts w:eastAsia="Calibri" w:cs="Times New Roman"/>
-          <w:iCs/>
-          <w:kern w:val="0"/>
-          <w:szCs w:val="28"/>
-          <w14:ligatures w14:val="none"/>
-        </w:rPr>
-        <w:t xml:space="preserve">. Поддержка </w:t>
-      </w:r>
-      <w:proofErr w:type="spellStart"/>
-      <w:r>
-        <w:rPr>
-          <w:rFonts w:eastAsia="Calibri" w:cs="Times New Roman"/>
-          <w:iCs/>
-          <w:kern w:val="0"/>
-          <w:szCs w:val="28"/>
-          <w14:ligatures w14:val="none"/>
-        </w:rPr>
-        <w:t>macOS</w:t>
-      </w:r>
-      <w:proofErr w:type="spellEnd"/>
-      <w:r>
-        <w:rPr>
-          <w:rFonts w:eastAsia="Calibri" w:cs="Times New Roman"/>
-          <w:iCs/>
-          <w:kern w:val="0"/>
-          <w:szCs w:val="28"/>
-          <w14:ligatures w14:val="none"/>
-        </w:rPr>
-        <w:t xml:space="preserve"> и Linux не предусмотрена.</w:t>
+        <w:t> Система должна функционировать под управлением операционных систем Windows 10 (версия 1809 и выше)</w:t>
+      </w:r>
+      <w:r>
+        <w:rPr>
+          <w:rFonts w:eastAsia="Calibri" w:cs="Times New Roman"/>
+          <w:iCs/>
+          <w:kern w:val="0"/>
+          <w:szCs w:val="28"/>
+          <w14:ligatures w14:val="none"/>
+        </w:rPr>
+        <w:t xml:space="preserve">. </w:t>
+      </w:r>
+      <w:r>
+        <w:rPr>
+          <w:rFonts w:eastAsia="Calibri" w:cs="Times New Roman"/>
+          <w:iCs/>
+          <w:kern w:val="0"/>
+          <w:szCs w:val="28"/>
+          <w14:ligatures w14:val="none"/>
+        </w:rPr>
+        <w:t>Поддержка macOS и Linux не предусмотрена.</w:t>
       </w:r>
     </w:p>
     <w:p>
@@ -19925,29 +18567,7 @@
           <w:szCs w:val="28"/>
           <w14:ligatures w14:val="none"/>
         </w:rPr>
-        <w:t xml:space="preserve"> На целевой системе должен быть установлен .NET 7.0 </w:t>
-      </w:r>
-      <w:proofErr w:type="spellStart"/>
-      <w:r>
-        <w:rPr>
-          <w:rFonts w:eastAsia="Calibri" w:cs="Times New Roman"/>
-          <w:iCs/>
-          <w:kern w:val="0"/>
-          <w:szCs w:val="28"/>
-          <w14:ligatures w14:val="none"/>
-        </w:rPr>
-        <w:t>Runtime</w:t>
-      </w:r>
-      <w:proofErr w:type="spellEnd"/>
-      <w:r>
-        <w:rPr>
-          <w:rFonts w:eastAsia="Calibri" w:cs="Times New Roman"/>
-          <w:iCs/>
-          <w:kern w:val="0"/>
-          <w:szCs w:val="28"/>
-          <w14:ligatures w14:val="none"/>
-        </w:rPr>
-        <w:t xml:space="preserve"> или выше</w:t>
+        <w:t> На целевой системе должен быть установлен .NET 7.0 Runtime или выше</w:t>
       </w:r>
       <w:r>
         <w:rPr>
@@ -20145,7 +18765,6 @@
         </w:rPr>
         <w:t xml:space="preserve">. Данные об изданиях должны храниться в формате </w:t>
       </w:r>
-      <w:proofErr w:type="gramStart"/>
       <w:r>
         <w:rPr>
           <w:rFonts w:eastAsia="Calibri" w:cs="Times New Roman"/>
@@ -20167,7 +18786,6 @@
         </w:rPr>
         <w:t>library</w:t>
       </w:r>
-      <w:proofErr w:type="gramEnd"/>
       <w:r>
         <w:rPr>
           <w:rFonts w:eastAsia="Calibri" w:cs="Times New Roman"/>
@@ -20293,84 +18911,40 @@
           <w:szCs w:val="28"/>
           <w14:ligatures w14:val="none"/>
         </w:rPr>
-        <w:t xml:space="preserve">Типы данных: числа — </w:t>
-      </w:r>
-      <w:proofErr w:type="spellStart"/>
-      <w:r>
-        <w:rPr>
-          <w:rFonts w:eastAsia="Calibri" w:cs="Times New Roman"/>
-          <w:iCs/>
-          <w:kern w:val="0"/>
-          <w:szCs w:val="28"/>
-          <w14:ligatures w14:val="none"/>
-        </w:rPr>
-        <w:t>number</w:t>
-      </w:r>
-      <w:proofErr w:type="spellEnd"/>
-      <w:r>
-        <w:rPr>
-          <w:rFonts w:eastAsia="Calibri" w:cs="Times New Roman"/>
-          <w:iCs/>
-          <w:kern w:val="0"/>
-          <w:szCs w:val="28"/>
-          <w14:ligatures w14:val="none"/>
-        </w:rPr>
-        <w:t xml:space="preserve">, строки — </w:t>
-      </w:r>
-      <w:proofErr w:type="spellStart"/>
-      <w:r>
-        <w:rPr>
-          <w:rFonts w:eastAsia="Calibri" w:cs="Times New Roman"/>
-          <w:iCs/>
-          <w:kern w:val="0"/>
-          <w:szCs w:val="28"/>
-          <w14:ligatures w14:val="none"/>
-        </w:rPr>
-        <w:t>string</w:t>
-      </w:r>
-      <w:proofErr w:type="spellEnd"/>
-      <w:r>
-        <w:rPr>
-          <w:rFonts w:eastAsia="Calibri" w:cs="Times New Roman"/>
-          <w:iCs/>
-          <w:kern w:val="0"/>
-          <w:szCs w:val="28"/>
-          <w14:ligatures w14:val="none"/>
-        </w:rPr>
-        <w:t>, пустые значения недопустимы</w:t>
-      </w:r>
-    </w:p>
-    <w:p>
-      <w:pPr>
-        <w:spacing w:after="0"/>
-        <w:rPr>
-          <w:rFonts w:eastAsia="Calibri" w:cs="Times New Roman"/>
-          <w:iCs/>
-          <w:kern w:val="0"/>
-          <w:szCs w:val="28"/>
-          <w14:ligatures w14:val="none"/>
-        </w:rPr>
-      </w:pPr>
-    </w:p>
-    <w:p>
-      <w:pPr>
-        <w:spacing w:after="0"/>
-        <w:rPr>
-          <w:rFonts w:eastAsia="Calibri" w:cs="Times New Roman"/>
-          <w:iCs/>
-          <w:kern w:val="0"/>
-          <w:szCs w:val="28"/>
-          <w14:ligatures w14:val="none"/>
-        </w:rPr>
-      </w:pPr>
-    </w:p>
-    <w:p>
-      <w:pPr>
-        <w:spacing w:after="0"/>
-        <w:rPr>
-          <w:rFonts w:eastAsia="Calibri" w:cs="Times New Roman"/>
-          <w:iCs/>
-          <w:color w:val="538135" w:themeColor="accent6" w:themeShade="BF"/>
+        <w:t>Типы данных: числа — number, строки — string, пустые значения недопустимы</w:t>
+      </w:r>
+    </w:p>
+    <w:p>
+      <w:pPr>
+        <w:spacing w:after="0"/>
+        <w:rPr>
+          <w:rFonts w:eastAsia="Calibri" w:cs="Times New Roman"/>
+          <w:iCs/>
+          <w:kern w:val="0"/>
+          <w:szCs w:val="28"/>
+          <w14:ligatures w14:val="none"/>
+        </w:rPr>
+      </w:pPr>
+    </w:p>
+    <w:p>
+      <w:pPr>
+        <w:spacing w:after="0"/>
+        <w:rPr>
+          <w:rFonts w:eastAsia="Calibri" w:cs="Times New Roman"/>
+          <w:iCs/>
+          <w:kern w:val="0"/>
+          <w:szCs w:val="28"/>
+          <w14:ligatures w14:val="none"/>
+        </w:rPr>
+      </w:pPr>
+    </w:p>
+    <w:p>
+      <w:pPr>
+        <w:spacing w:after="0"/>
+        <w:rPr>
+          <w:rFonts w:eastAsia="Calibri" w:cs="Times New Roman"/>
+          <w:iCs/>
+          <w:color w:val="000000" w:themeColor="text1"/>
           <w:kern w:val="0"/>
           <w:sz w:val="20"/>
           <w:szCs w:val="20"/>
@@ -20382,7 +18956,7 @@
         <w:rPr>
           <w:rFonts w:eastAsia="Calibri" w:cs="Times New Roman"/>
           <w:iCs/>
-          <w:color w:val="538135" w:themeColor="accent6" w:themeShade="BF"/>
+          <w:color w:val="000000" w:themeColor="text1"/>
           <w:kern w:val="0"/>
           <w:sz w:val="20"/>
           <w:szCs w:val="20"/>
@@ -20399,7 +18973,7 @@
         <w:rPr>
           <w:rFonts w:eastAsia="Calibri" w:cs="Times New Roman"/>
           <w:iCs/>
-          <w:color w:val="538135" w:themeColor="accent6" w:themeShade="BF"/>
+          <w:color w:val="000000" w:themeColor="text1"/>
           <w:kern w:val="0"/>
           <w:sz w:val="20"/>
           <w:szCs w:val="20"/>
@@ -20411,7 +18985,7 @@
         <w:rPr>
           <w:rFonts w:eastAsia="Calibri" w:cs="Times New Roman"/>
           <w:iCs/>
-          <w:color w:val="538135" w:themeColor="accent6" w:themeShade="BF"/>
+          <w:color w:val="000000" w:themeColor="text1"/>
           <w:kern w:val="0"/>
           <w:sz w:val="20"/>
           <w:szCs w:val="20"/>
@@ -20427,7 +19001,7 @@
         <w:rPr>
           <w:rFonts w:eastAsia="Calibri" w:cs="Times New Roman"/>
           <w:iCs/>
-          <w:color w:val="538135" w:themeColor="accent6" w:themeShade="BF"/>
+          <w:color w:val="000000" w:themeColor="text1"/>
           <w:kern w:val="0"/>
           <w:sz w:val="20"/>
           <w:szCs w:val="20"/>
@@ -20439,7 +19013,7 @@
         <w:rPr>
           <w:rFonts w:eastAsia="Calibri" w:cs="Times New Roman"/>
           <w:iCs/>
-          <w:color w:val="538135" w:themeColor="accent6" w:themeShade="BF"/>
+          <w:color w:val="000000" w:themeColor="text1"/>
           <w:kern w:val="0"/>
           <w:sz w:val="20"/>
           <w:szCs w:val="20"/>
@@ -20455,7 +19029,7 @@
         <w:rPr>
           <w:rFonts w:eastAsia="Calibri" w:cs="Times New Roman"/>
           <w:iCs/>
-          <w:color w:val="538135" w:themeColor="accent6" w:themeShade="BF"/>
+          <w:color w:val="000000" w:themeColor="text1"/>
           <w:kern w:val="0"/>
           <w:sz w:val="20"/>
           <w:szCs w:val="20"/>
@@ -20467,7 +19041,7 @@
         <w:rPr>
           <w:rFonts w:eastAsia="Calibri" w:cs="Times New Roman"/>
           <w:iCs/>
-          <w:color w:val="538135" w:themeColor="accent6" w:themeShade="BF"/>
+          <w:color w:val="000000" w:themeColor="text1"/>
           <w:kern w:val="0"/>
           <w:sz w:val="20"/>
           <w:szCs w:val="20"/>
@@ -20483,7 +19057,7 @@
         <w:rPr>
           <w:rFonts w:eastAsia="Calibri" w:cs="Times New Roman"/>
           <w:iCs/>
-          <w:color w:val="538135" w:themeColor="accent6" w:themeShade="BF"/>
+          <w:color w:val="000000" w:themeColor="text1"/>
           <w:kern w:val="0"/>
           <w:sz w:val="20"/>
           <w:szCs w:val="20"/>
@@ -20495,7 +19069,7 @@
         <w:rPr>
           <w:rFonts w:eastAsia="Calibri" w:cs="Times New Roman"/>
           <w:iCs/>
-          <w:color w:val="538135" w:themeColor="accent6" w:themeShade="BF"/>
+          <w:color w:val="000000" w:themeColor="text1"/>
           <w:kern w:val="0"/>
           <w:sz w:val="20"/>
           <w:szCs w:val="20"/>
@@ -20511,7 +19085,7 @@
         <w:rPr>
           <w:rFonts w:eastAsia="Calibri" w:cs="Times New Roman"/>
           <w:iCs/>
-          <w:color w:val="538135" w:themeColor="accent6" w:themeShade="BF"/>
+          <w:color w:val="000000" w:themeColor="text1"/>
           <w:kern w:val="0"/>
           <w:sz w:val="20"/>
           <w:szCs w:val="20"/>
@@ -20523,51 +19097,51 @@
         <w:rPr>
           <w:rFonts w:eastAsia="Calibri" w:cs="Times New Roman"/>
           <w:iCs/>
-          <w:color w:val="538135" w:themeColor="accent6" w:themeShade="BF"/>
+          <w:color w:val="000000" w:themeColor="text1"/>
           <w:kern w:val="0"/>
           <w:sz w:val="20"/>
           <w:szCs w:val="20"/>
           <w:lang w:val="en-US"/>
           <w14:ligatures w14:val="none"/>
         </w:rPr>
-        <w:t xml:space="preserve">    "required": ["$type", "Title", "Year", "Place", "Publisher", "</w:t>
-      </w:r>
-      <w:proofErr w:type="spellStart"/>
-      <w:r>
-        <w:rPr>
-          <w:rFonts w:eastAsia="Calibri" w:cs="Times New Roman"/>
-          <w:iCs/>
-          <w:color w:val="538135" w:themeColor="accent6" w:themeShade="BF"/>
+        <w:t xml:space="preserve">    "required": ["$type", "Title", "Year", "Place", "Publisher", "TotalPages"],</w:t>
+      </w:r>
+    </w:p>
+    <w:p>
+      <w:pPr>
+        <w:spacing w:after="0"/>
+        <w:rPr>
+          <w:rFonts w:eastAsia="Calibri" w:cs="Times New Roman"/>
+          <w:iCs/>
+          <w:color w:val="000000" w:themeColor="text1"/>
           <w:kern w:val="0"/>
           <w:sz w:val="20"/>
           <w:szCs w:val="20"/>
           <w:lang w:val="en-US"/>
           <w14:ligatures w14:val="none"/>
         </w:rPr>
-        <w:t>TotalPages</w:t>
-      </w:r>
-      <w:proofErr w:type="spellEnd"/>
-      <w:r>
-        <w:rPr>
-          <w:rFonts w:eastAsia="Calibri" w:cs="Times New Roman"/>
-          <w:iCs/>
-          <w:color w:val="538135" w:themeColor="accent6" w:themeShade="BF"/>
+      </w:pPr>
+      <w:r>
+        <w:rPr>
+          <w:rFonts w:eastAsia="Calibri" w:cs="Times New Roman"/>
+          <w:iCs/>
+          <w:color w:val="000000" w:themeColor="text1"/>
           <w:kern w:val="0"/>
           <w:sz w:val="20"/>
           <w:szCs w:val="20"/>
           <w:lang w:val="en-US"/>
           <w14:ligatures w14:val="none"/>
         </w:rPr>
-        <w:t>"],</w:t>
-      </w:r>
-    </w:p>
-    <w:p>
-      <w:pPr>
-        <w:spacing w:after="0"/>
-        <w:rPr>
-          <w:rFonts w:eastAsia="Calibri" w:cs="Times New Roman"/>
-          <w:iCs/>
-          <w:color w:val="538135" w:themeColor="accent6" w:themeShade="BF"/>
+        <w:t xml:space="preserve">    "properties": {</w:t>
+      </w:r>
+    </w:p>
+    <w:p>
+      <w:pPr>
+        <w:spacing w:after="0"/>
+        <w:rPr>
+          <w:rFonts w:eastAsia="Calibri" w:cs="Times New Roman"/>
+          <w:iCs/>
+          <w:color w:val="000000" w:themeColor="text1"/>
           <w:kern w:val="0"/>
           <w:sz w:val="20"/>
           <w:szCs w:val="20"/>
@@ -20579,23 +19153,23 @@
         <w:rPr>
           <w:rFonts w:eastAsia="Calibri" w:cs="Times New Roman"/>
           <w:iCs/>
-          <w:color w:val="538135" w:themeColor="accent6" w:themeShade="BF"/>
+          <w:color w:val="000000" w:themeColor="text1"/>
           <w:kern w:val="0"/>
           <w:sz w:val="20"/>
           <w:szCs w:val="20"/>
           <w:lang w:val="en-US"/>
           <w14:ligatures w14:val="none"/>
         </w:rPr>
-        <w:t xml:space="preserve">    "properties": {</w:t>
-      </w:r>
-    </w:p>
-    <w:p>
-      <w:pPr>
-        <w:spacing w:after="0"/>
-        <w:rPr>
-          <w:rFonts w:eastAsia="Calibri" w:cs="Times New Roman"/>
-          <w:iCs/>
-          <w:color w:val="538135" w:themeColor="accent6" w:themeShade="BF"/>
+        <w:t xml:space="preserve">      "$type": { "type": "string", "enum": ["book", "journal", "dissertation", "collection"] },</w:t>
+      </w:r>
+    </w:p>
+    <w:p>
+      <w:pPr>
+        <w:spacing w:after="0"/>
+        <w:rPr>
+          <w:rFonts w:eastAsia="Calibri" w:cs="Times New Roman"/>
+          <w:iCs/>
+          <w:color w:val="000000" w:themeColor="text1"/>
           <w:kern w:val="0"/>
           <w:sz w:val="20"/>
           <w:szCs w:val="20"/>
@@ -20607,79 +19181,79 @@
         <w:rPr>
           <w:rFonts w:eastAsia="Calibri" w:cs="Times New Roman"/>
           <w:iCs/>
-          <w:color w:val="538135" w:themeColor="accent6" w:themeShade="BF"/>
+          <w:color w:val="000000" w:themeColor="text1"/>
           <w:kern w:val="0"/>
           <w:sz w:val="20"/>
           <w:szCs w:val="20"/>
           <w:lang w:val="en-US"/>
           <w14:ligatures w14:val="none"/>
         </w:rPr>
-        <w:t xml:space="preserve">      "$type": </w:t>
-      </w:r>
-      <w:proofErr w:type="gramStart"/>
-      <w:r>
-        <w:rPr>
-          <w:rFonts w:eastAsia="Calibri" w:cs="Times New Roman"/>
-          <w:iCs/>
-          <w:color w:val="538135" w:themeColor="accent6" w:themeShade="BF"/>
+        <w:t xml:space="preserve">      "Title": { "type": "string", "minLength": 1 },</w:t>
+      </w:r>
+    </w:p>
+    <w:p>
+      <w:pPr>
+        <w:spacing w:after="0"/>
+        <w:rPr>
+          <w:rFonts w:eastAsia="Calibri" w:cs="Times New Roman"/>
+          <w:iCs/>
+          <w:color w:val="000000" w:themeColor="text1"/>
           <w:kern w:val="0"/>
           <w:sz w:val="20"/>
           <w:szCs w:val="20"/>
           <w:lang w:val="en-US"/>
           <w14:ligatures w14:val="none"/>
         </w:rPr>
-        <w:t>{ "</w:t>
-      </w:r>
-      <w:proofErr w:type="gramEnd"/>
-      <w:r>
-        <w:rPr>
-          <w:rFonts w:eastAsia="Calibri" w:cs="Times New Roman"/>
-          <w:iCs/>
-          <w:color w:val="538135" w:themeColor="accent6" w:themeShade="BF"/>
+      </w:pPr>
+      <w:r>
+        <w:rPr>
+          <w:rFonts w:eastAsia="Calibri" w:cs="Times New Roman"/>
+          <w:iCs/>
+          <w:color w:val="000000" w:themeColor="text1"/>
           <w:kern w:val="0"/>
           <w:sz w:val="20"/>
           <w:szCs w:val="20"/>
           <w:lang w:val="en-US"/>
           <w14:ligatures w14:val="none"/>
         </w:rPr>
-        <w:t>type": "string", "</w:t>
-      </w:r>
-      <w:proofErr w:type="spellStart"/>
-      <w:r>
-        <w:rPr>
-          <w:rFonts w:eastAsia="Calibri" w:cs="Times New Roman"/>
-          <w:iCs/>
-          <w:color w:val="538135" w:themeColor="accent6" w:themeShade="BF"/>
+        <w:t xml:space="preserve">      "TitleInformation": { "type": "string" },</w:t>
+      </w:r>
+    </w:p>
+    <w:p>
+      <w:pPr>
+        <w:spacing w:after="0"/>
+        <w:rPr>
+          <w:rFonts w:eastAsia="Calibri" w:cs="Times New Roman"/>
+          <w:iCs/>
+          <w:color w:val="000000" w:themeColor="text1"/>
           <w:kern w:val="0"/>
           <w:sz w:val="20"/>
           <w:szCs w:val="20"/>
           <w:lang w:val="en-US"/>
           <w14:ligatures w14:val="none"/>
         </w:rPr>
-        <w:t>enum</w:t>
-      </w:r>
-      <w:proofErr w:type="spellEnd"/>
-      <w:r>
-        <w:rPr>
-          <w:rFonts w:eastAsia="Calibri" w:cs="Times New Roman"/>
-          <w:iCs/>
-          <w:color w:val="538135" w:themeColor="accent6" w:themeShade="BF"/>
+      </w:pPr>
+      <w:r>
+        <w:rPr>
+          <w:rFonts w:eastAsia="Calibri" w:cs="Times New Roman"/>
+          <w:iCs/>
+          <w:color w:val="000000" w:themeColor="text1"/>
           <w:kern w:val="0"/>
           <w:sz w:val="20"/>
           <w:szCs w:val="20"/>
           <w:lang w:val="en-US"/>
           <w14:ligatures w14:val="none"/>
         </w:rPr>
-        <w:t>": ["book", "journal", "dissertation", "collection"] },</w:t>
-      </w:r>
-    </w:p>
-    <w:p>
-      <w:pPr>
-        <w:spacing w:after="0"/>
-        <w:rPr>
-          <w:rFonts w:eastAsia="Calibri" w:cs="Times New Roman"/>
-          <w:iCs/>
-          <w:color w:val="538135" w:themeColor="accent6" w:themeShade="BF"/>
+        <w:t xml:space="preserve">      "Year": { "type": "integer", "minimum": 868, "maximum": 2026 },</w:t>
+      </w:r>
+    </w:p>
+    <w:p>
+      <w:pPr>
+        <w:spacing w:after="0"/>
+        <w:rPr>
+          <w:rFonts w:eastAsia="Calibri" w:cs="Times New Roman"/>
+          <w:iCs/>
+          <w:color w:val="000000" w:themeColor="text1"/>
           <w:kern w:val="0"/>
           <w:sz w:val="20"/>
           <w:szCs w:val="20"/>
@@ -20691,79 +19265,79 @@
         <w:rPr>
           <w:rFonts w:eastAsia="Calibri" w:cs="Times New Roman"/>
           <w:iCs/>
-          <w:color w:val="538135" w:themeColor="accent6" w:themeShade="BF"/>
+          <w:color w:val="000000" w:themeColor="text1"/>
           <w:kern w:val="0"/>
           <w:sz w:val="20"/>
           <w:szCs w:val="20"/>
           <w:lang w:val="en-US"/>
           <w14:ligatures w14:val="none"/>
         </w:rPr>
-        <w:t xml:space="preserve">      "Title": </w:t>
-      </w:r>
-      <w:proofErr w:type="gramStart"/>
-      <w:r>
-        <w:rPr>
-          <w:rFonts w:eastAsia="Calibri" w:cs="Times New Roman"/>
-          <w:iCs/>
-          <w:color w:val="538135" w:themeColor="accent6" w:themeShade="BF"/>
+        <w:t xml:space="preserve">      "Place": { "type": "string", "minLength": 1 },</w:t>
+      </w:r>
+    </w:p>
+    <w:p>
+      <w:pPr>
+        <w:spacing w:after="0"/>
+        <w:rPr>
+          <w:rFonts w:eastAsia="Calibri" w:cs="Times New Roman"/>
+          <w:iCs/>
+          <w:color w:val="000000" w:themeColor="text1"/>
           <w:kern w:val="0"/>
           <w:sz w:val="20"/>
           <w:szCs w:val="20"/>
           <w:lang w:val="en-US"/>
           <w14:ligatures w14:val="none"/>
         </w:rPr>
-        <w:t>{ "</w:t>
-      </w:r>
-      <w:proofErr w:type="gramEnd"/>
-      <w:r>
-        <w:rPr>
-          <w:rFonts w:eastAsia="Calibri" w:cs="Times New Roman"/>
-          <w:iCs/>
-          <w:color w:val="538135" w:themeColor="accent6" w:themeShade="BF"/>
+      </w:pPr>
+      <w:r>
+        <w:rPr>
+          <w:rFonts w:eastAsia="Calibri" w:cs="Times New Roman"/>
+          <w:iCs/>
+          <w:color w:val="000000" w:themeColor="text1"/>
           <w:kern w:val="0"/>
           <w:sz w:val="20"/>
           <w:szCs w:val="20"/>
           <w:lang w:val="en-US"/>
           <w14:ligatures w14:val="none"/>
         </w:rPr>
-        <w:t>type": "string", "</w:t>
-      </w:r>
-      <w:proofErr w:type="spellStart"/>
-      <w:r>
-        <w:rPr>
-          <w:rFonts w:eastAsia="Calibri" w:cs="Times New Roman"/>
-          <w:iCs/>
-          <w:color w:val="538135" w:themeColor="accent6" w:themeShade="BF"/>
+        <w:t xml:space="preserve">      "Publisher": { "type": "string", "minLength": 1 },</w:t>
+      </w:r>
+    </w:p>
+    <w:p>
+      <w:pPr>
+        <w:spacing w:after="0"/>
+        <w:rPr>
+          <w:rFonts w:eastAsia="Calibri" w:cs="Times New Roman"/>
+          <w:iCs/>
+          <w:color w:val="000000" w:themeColor="text1"/>
           <w:kern w:val="0"/>
           <w:sz w:val="20"/>
           <w:szCs w:val="20"/>
           <w:lang w:val="en-US"/>
           <w14:ligatures w14:val="none"/>
         </w:rPr>
-        <w:t>minLength</w:t>
-      </w:r>
-      <w:proofErr w:type="spellEnd"/>
-      <w:r>
-        <w:rPr>
-          <w:rFonts w:eastAsia="Calibri" w:cs="Times New Roman"/>
-          <w:iCs/>
-          <w:color w:val="538135" w:themeColor="accent6" w:themeShade="BF"/>
+      </w:pPr>
+      <w:r>
+        <w:rPr>
+          <w:rFonts w:eastAsia="Calibri" w:cs="Times New Roman"/>
+          <w:iCs/>
+          <w:color w:val="000000" w:themeColor="text1"/>
           <w:kern w:val="0"/>
           <w:sz w:val="20"/>
           <w:szCs w:val="20"/>
           <w:lang w:val="en-US"/>
           <w14:ligatures w14:val="none"/>
         </w:rPr>
-        <w:t>": 1 },</w:t>
-      </w:r>
-    </w:p>
-    <w:p>
-      <w:pPr>
-        <w:spacing w:after="0"/>
-        <w:rPr>
-          <w:rFonts w:eastAsia="Calibri" w:cs="Times New Roman"/>
-          <w:iCs/>
-          <w:color w:val="538135" w:themeColor="accent6" w:themeShade="BF"/>
+        <w:t xml:space="preserve">      "TotalPages": { "type": "integer", "minimum": 1 },</w:t>
+      </w:r>
+    </w:p>
+    <w:p>
+      <w:pPr>
+        <w:spacing w:after="0"/>
+        <w:rPr>
+          <w:rFonts w:eastAsia="Calibri" w:cs="Times New Roman"/>
+          <w:iCs/>
+          <w:color w:val="000000" w:themeColor="text1"/>
           <w:kern w:val="0"/>
           <w:sz w:val="20"/>
           <w:szCs w:val="20"/>
@@ -20775,79 +19349,79 @@
         <w:rPr>
           <w:rFonts w:eastAsia="Calibri" w:cs="Times New Roman"/>
           <w:iCs/>
-          <w:color w:val="538135" w:themeColor="accent6" w:themeShade="BF"/>
+          <w:color w:val="000000" w:themeColor="text1"/>
           <w:kern w:val="0"/>
           <w:sz w:val="20"/>
           <w:szCs w:val="20"/>
           <w:lang w:val="en-US"/>
           <w14:ligatures w14:val="none"/>
         </w:rPr>
-        <w:t xml:space="preserve">      "</w:t>
-      </w:r>
-      <w:proofErr w:type="spellStart"/>
-      <w:r>
-        <w:rPr>
-          <w:rFonts w:eastAsia="Calibri" w:cs="Times New Roman"/>
-          <w:iCs/>
-          <w:color w:val="538135" w:themeColor="accent6" w:themeShade="BF"/>
+        <w:t xml:space="preserve">      "GostInformation": { "type": "string" }</w:t>
+      </w:r>
+    </w:p>
+    <w:p>
+      <w:pPr>
+        <w:spacing w:after="0"/>
+        <w:rPr>
+          <w:rFonts w:eastAsia="Calibri" w:cs="Times New Roman"/>
+          <w:iCs/>
+          <w:color w:val="000000" w:themeColor="text1"/>
           <w:kern w:val="0"/>
           <w:sz w:val="20"/>
           <w:szCs w:val="20"/>
           <w:lang w:val="en-US"/>
           <w14:ligatures w14:val="none"/>
         </w:rPr>
-        <w:t>TitleInformation</w:t>
-      </w:r>
-      <w:proofErr w:type="spellEnd"/>
-      <w:r>
-        <w:rPr>
-          <w:rFonts w:eastAsia="Calibri" w:cs="Times New Roman"/>
-          <w:iCs/>
-          <w:color w:val="538135" w:themeColor="accent6" w:themeShade="BF"/>
+      </w:pPr>
+      <w:r>
+        <w:rPr>
+          <w:rFonts w:eastAsia="Calibri" w:cs="Times New Roman"/>
+          <w:iCs/>
+          <w:color w:val="000000" w:themeColor="text1"/>
           <w:kern w:val="0"/>
           <w:sz w:val="20"/>
           <w:szCs w:val="20"/>
           <w:lang w:val="en-US"/>
           <w14:ligatures w14:val="none"/>
         </w:rPr>
-        <w:t xml:space="preserve">": </w:t>
-      </w:r>
-      <w:proofErr w:type="gramStart"/>
-      <w:r>
-        <w:rPr>
-          <w:rFonts w:eastAsia="Calibri" w:cs="Times New Roman"/>
-          <w:iCs/>
-          <w:color w:val="538135" w:themeColor="accent6" w:themeShade="BF"/>
+        <w:t xml:space="preserve">    },</w:t>
+      </w:r>
+    </w:p>
+    <w:p>
+      <w:pPr>
+        <w:spacing w:after="0"/>
+        <w:rPr>
+          <w:rFonts w:eastAsia="Calibri" w:cs="Times New Roman"/>
+          <w:iCs/>
+          <w:color w:val="000000" w:themeColor="text1"/>
           <w:kern w:val="0"/>
           <w:sz w:val="20"/>
           <w:szCs w:val="20"/>
           <w:lang w:val="en-US"/>
           <w14:ligatures w14:val="none"/>
         </w:rPr>
-        <w:t>{ "</w:t>
-      </w:r>
-      <w:proofErr w:type="gramEnd"/>
-      <w:r>
-        <w:rPr>
-          <w:rFonts w:eastAsia="Calibri" w:cs="Times New Roman"/>
-          <w:iCs/>
-          <w:color w:val="538135" w:themeColor="accent6" w:themeShade="BF"/>
+      </w:pPr>
+      <w:r>
+        <w:rPr>
+          <w:rFonts w:eastAsia="Calibri" w:cs="Times New Roman"/>
+          <w:iCs/>
+          <w:color w:val="000000" w:themeColor="text1"/>
           <w:kern w:val="0"/>
           <w:sz w:val="20"/>
           <w:szCs w:val="20"/>
           <w:lang w:val="en-US"/>
           <w14:ligatures w14:val="none"/>
         </w:rPr>
-        <w:t>type": "string" },</w:t>
-      </w:r>
-    </w:p>
-    <w:p>
-      <w:pPr>
-        <w:spacing w:after="0"/>
-        <w:rPr>
-          <w:rFonts w:eastAsia="Calibri" w:cs="Times New Roman"/>
-          <w:iCs/>
-          <w:color w:val="538135" w:themeColor="accent6" w:themeShade="BF"/>
+        <w:t xml:space="preserve">    "allOf": [</w:t>
+      </w:r>
+    </w:p>
+    <w:p>
+      <w:pPr>
+        <w:spacing w:after="0"/>
+        <w:rPr>
+          <w:rFonts w:eastAsia="Calibri" w:cs="Times New Roman"/>
+          <w:iCs/>
+          <w:color w:val="000000" w:themeColor="text1"/>
           <w:kern w:val="0"/>
           <w:sz w:val="20"/>
           <w:szCs w:val="20"/>
@@ -20859,51 +19433,51 @@
         <w:rPr>
           <w:rFonts w:eastAsia="Calibri" w:cs="Times New Roman"/>
           <w:iCs/>
-          <w:color w:val="538135" w:themeColor="accent6" w:themeShade="BF"/>
+          <w:color w:val="000000" w:themeColor="text1"/>
           <w:kern w:val="0"/>
           <w:sz w:val="20"/>
           <w:szCs w:val="20"/>
           <w:lang w:val="en-US"/>
           <w14:ligatures w14:val="none"/>
         </w:rPr>
-        <w:t xml:space="preserve">      "Year": </w:t>
-      </w:r>
-      <w:proofErr w:type="gramStart"/>
-      <w:r>
-        <w:rPr>
-          <w:rFonts w:eastAsia="Calibri" w:cs="Times New Roman"/>
-          <w:iCs/>
-          <w:color w:val="538135" w:themeColor="accent6" w:themeShade="BF"/>
+        <w:t xml:space="preserve">      {</w:t>
+      </w:r>
+    </w:p>
+    <w:p>
+      <w:pPr>
+        <w:spacing w:after="0"/>
+        <w:rPr>
+          <w:rFonts w:eastAsia="Calibri" w:cs="Times New Roman"/>
+          <w:iCs/>
+          <w:color w:val="000000" w:themeColor="text1"/>
           <w:kern w:val="0"/>
           <w:sz w:val="20"/>
           <w:szCs w:val="20"/>
           <w:lang w:val="en-US"/>
           <w14:ligatures w14:val="none"/>
         </w:rPr>
-        <w:t>{ "</w:t>
-      </w:r>
-      <w:proofErr w:type="gramEnd"/>
-      <w:r>
-        <w:rPr>
-          <w:rFonts w:eastAsia="Calibri" w:cs="Times New Roman"/>
-          <w:iCs/>
-          <w:color w:val="538135" w:themeColor="accent6" w:themeShade="BF"/>
+      </w:pPr>
+      <w:r>
+        <w:rPr>
+          <w:rFonts w:eastAsia="Calibri" w:cs="Times New Roman"/>
+          <w:iCs/>
+          <w:color w:val="000000" w:themeColor="text1"/>
           <w:kern w:val="0"/>
           <w:sz w:val="20"/>
           <w:szCs w:val="20"/>
           <w:lang w:val="en-US"/>
           <w14:ligatures w14:val="none"/>
         </w:rPr>
-        <w:t>type": "integer", "minimum": 868, "maximum": 2026 },</w:t>
-      </w:r>
-    </w:p>
-    <w:p>
-      <w:pPr>
-        <w:spacing w:after="0"/>
-        <w:rPr>
-          <w:rFonts w:eastAsia="Calibri" w:cs="Times New Roman"/>
-          <w:iCs/>
-          <w:color w:val="538135" w:themeColor="accent6" w:themeShade="BF"/>
+        <w:t xml:space="preserve">        "if": {</w:t>
+      </w:r>
+    </w:p>
+    <w:p>
+      <w:pPr>
+        <w:spacing w:after="0"/>
+        <w:rPr>
+          <w:rFonts w:eastAsia="Calibri" w:cs="Times New Roman"/>
+          <w:iCs/>
+          <w:color w:val="000000" w:themeColor="text1"/>
           <w:kern w:val="0"/>
           <w:sz w:val="20"/>
           <w:szCs w:val="20"/>
@@ -20915,79 +19489,79 @@
         <w:rPr>
           <w:rFonts w:eastAsia="Calibri" w:cs="Times New Roman"/>
           <w:iCs/>
-          <w:color w:val="538135" w:themeColor="accent6" w:themeShade="BF"/>
+          <w:color w:val="000000" w:themeColor="text1"/>
           <w:kern w:val="0"/>
           <w:sz w:val="20"/>
           <w:szCs w:val="20"/>
           <w:lang w:val="en-US"/>
           <w14:ligatures w14:val="none"/>
         </w:rPr>
-        <w:t xml:space="preserve">      "Place": </w:t>
-      </w:r>
-      <w:proofErr w:type="gramStart"/>
-      <w:r>
-        <w:rPr>
-          <w:rFonts w:eastAsia="Calibri" w:cs="Times New Roman"/>
-          <w:iCs/>
-          <w:color w:val="538135" w:themeColor="accent6" w:themeShade="BF"/>
+        <w:t xml:space="preserve">          "properties": { "$type": { "const": "book" } }</w:t>
+      </w:r>
+    </w:p>
+    <w:p>
+      <w:pPr>
+        <w:spacing w:after="0"/>
+        <w:rPr>
+          <w:rFonts w:eastAsia="Calibri" w:cs="Times New Roman"/>
+          <w:iCs/>
+          <w:color w:val="000000" w:themeColor="text1"/>
           <w:kern w:val="0"/>
           <w:sz w:val="20"/>
           <w:szCs w:val="20"/>
           <w:lang w:val="en-US"/>
           <w14:ligatures w14:val="none"/>
         </w:rPr>
-        <w:t>{ "</w:t>
-      </w:r>
-      <w:proofErr w:type="gramEnd"/>
-      <w:r>
-        <w:rPr>
-          <w:rFonts w:eastAsia="Calibri" w:cs="Times New Roman"/>
-          <w:iCs/>
-          <w:color w:val="538135" w:themeColor="accent6" w:themeShade="BF"/>
+      </w:pPr>
+      <w:r>
+        <w:rPr>
+          <w:rFonts w:eastAsia="Calibri" w:cs="Times New Roman"/>
+          <w:iCs/>
+          <w:color w:val="000000" w:themeColor="text1"/>
           <w:kern w:val="0"/>
           <w:sz w:val="20"/>
           <w:szCs w:val="20"/>
           <w:lang w:val="en-US"/>
           <w14:ligatures w14:val="none"/>
         </w:rPr>
-        <w:t>type": "string", "</w:t>
-      </w:r>
-      <w:proofErr w:type="spellStart"/>
-      <w:r>
-        <w:rPr>
-          <w:rFonts w:eastAsia="Calibri" w:cs="Times New Roman"/>
-          <w:iCs/>
-          <w:color w:val="538135" w:themeColor="accent6" w:themeShade="BF"/>
+        <w:t xml:space="preserve">        },</w:t>
+      </w:r>
+    </w:p>
+    <w:p>
+      <w:pPr>
+        <w:spacing w:after="0"/>
+        <w:rPr>
+          <w:rFonts w:eastAsia="Calibri" w:cs="Times New Roman"/>
+          <w:iCs/>
+          <w:color w:val="000000" w:themeColor="text1"/>
           <w:kern w:val="0"/>
           <w:sz w:val="20"/>
           <w:szCs w:val="20"/>
           <w:lang w:val="en-US"/>
           <w14:ligatures w14:val="none"/>
         </w:rPr>
-        <w:t>minLength</w:t>
-      </w:r>
-      <w:proofErr w:type="spellEnd"/>
-      <w:r>
-        <w:rPr>
-          <w:rFonts w:eastAsia="Calibri" w:cs="Times New Roman"/>
-          <w:iCs/>
-          <w:color w:val="538135" w:themeColor="accent6" w:themeShade="BF"/>
+      </w:pPr>
+      <w:r>
+        <w:rPr>
+          <w:rFonts w:eastAsia="Calibri" w:cs="Times New Roman"/>
+          <w:iCs/>
+          <w:color w:val="000000" w:themeColor="text1"/>
           <w:kern w:val="0"/>
           <w:sz w:val="20"/>
           <w:szCs w:val="20"/>
           <w:lang w:val="en-US"/>
           <w14:ligatures w14:val="none"/>
         </w:rPr>
-        <w:t>": 1 },</w:t>
-      </w:r>
-    </w:p>
-    <w:p>
-      <w:pPr>
-        <w:spacing w:after="0"/>
-        <w:rPr>
-          <w:rFonts w:eastAsia="Calibri" w:cs="Times New Roman"/>
-          <w:iCs/>
-          <w:color w:val="538135" w:themeColor="accent6" w:themeShade="BF"/>
+        <w:t xml:space="preserve">        "then": {</w:t>
+      </w:r>
+    </w:p>
+    <w:p>
+      <w:pPr>
+        <w:spacing w:after="0"/>
+        <w:rPr>
+          <w:rFonts w:eastAsia="Calibri" w:cs="Times New Roman"/>
+          <w:iCs/>
+          <w:color w:val="000000" w:themeColor="text1"/>
           <w:kern w:val="0"/>
           <w:sz w:val="20"/>
           <w:szCs w:val="20"/>
@@ -20999,79 +19573,79 @@
         <w:rPr>
           <w:rFonts w:eastAsia="Calibri" w:cs="Times New Roman"/>
           <w:iCs/>
-          <w:color w:val="538135" w:themeColor="accent6" w:themeShade="BF"/>
+          <w:color w:val="000000" w:themeColor="text1"/>
           <w:kern w:val="0"/>
           <w:sz w:val="20"/>
           <w:szCs w:val="20"/>
           <w:lang w:val="en-US"/>
           <w14:ligatures w14:val="none"/>
         </w:rPr>
-        <w:t xml:space="preserve">      "Publisher": </w:t>
-      </w:r>
-      <w:proofErr w:type="gramStart"/>
-      <w:r>
-        <w:rPr>
-          <w:rFonts w:eastAsia="Calibri" w:cs="Times New Roman"/>
-          <w:iCs/>
-          <w:color w:val="538135" w:themeColor="accent6" w:themeShade="BF"/>
+        <w:t xml:space="preserve">          "required": ["Authors"],</w:t>
+      </w:r>
+    </w:p>
+    <w:p>
+      <w:pPr>
+        <w:spacing w:after="0"/>
+        <w:rPr>
+          <w:rFonts w:eastAsia="Calibri" w:cs="Times New Roman"/>
+          <w:iCs/>
+          <w:color w:val="000000" w:themeColor="text1"/>
           <w:kern w:val="0"/>
           <w:sz w:val="20"/>
           <w:szCs w:val="20"/>
           <w:lang w:val="en-US"/>
           <w14:ligatures w14:val="none"/>
         </w:rPr>
-        <w:t>{ "</w:t>
-      </w:r>
-      <w:proofErr w:type="gramEnd"/>
-      <w:r>
-        <w:rPr>
-          <w:rFonts w:eastAsia="Calibri" w:cs="Times New Roman"/>
-          <w:iCs/>
-          <w:color w:val="538135" w:themeColor="accent6" w:themeShade="BF"/>
+      </w:pPr>
+      <w:r>
+        <w:rPr>
+          <w:rFonts w:eastAsia="Calibri" w:cs="Times New Roman"/>
+          <w:iCs/>
+          <w:color w:val="000000" w:themeColor="text1"/>
           <w:kern w:val="0"/>
           <w:sz w:val="20"/>
           <w:szCs w:val="20"/>
           <w:lang w:val="en-US"/>
           <w14:ligatures w14:val="none"/>
         </w:rPr>
-        <w:t>type": "string", "</w:t>
-      </w:r>
-      <w:proofErr w:type="spellStart"/>
-      <w:r>
-        <w:rPr>
-          <w:rFonts w:eastAsia="Calibri" w:cs="Times New Roman"/>
-          <w:iCs/>
-          <w:color w:val="538135" w:themeColor="accent6" w:themeShade="BF"/>
+        <w:t xml:space="preserve">          "properties": {</w:t>
+      </w:r>
+    </w:p>
+    <w:p>
+      <w:pPr>
+        <w:spacing w:after="0"/>
+        <w:rPr>
+          <w:rFonts w:eastAsia="Calibri" w:cs="Times New Roman"/>
+          <w:iCs/>
+          <w:color w:val="000000" w:themeColor="text1"/>
           <w:kern w:val="0"/>
           <w:sz w:val="20"/>
           <w:szCs w:val="20"/>
           <w:lang w:val="en-US"/>
           <w14:ligatures w14:val="none"/>
         </w:rPr>
-        <w:t>minLength</w:t>
-      </w:r>
-      <w:proofErr w:type="spellEnd"/>
-      <w:r>
-        <w:rPr>
-          <w:rFonts w:eastAsia="Calibri" w:cs="Times New Roman"/>
-          <w:iCs/>
-          <w:color w:val="538135" w:themeColor="accent6" w:themeShade="BF"/>
+      </w:pPr>
+      <w:r>
+        <w:rPr>
+          <w:rFonts w:eastAsia="Calibri" w:cs="Times New Roman"/>
+          <w:iCs/>
+          <w:color w:val="000000" w:themeColor="text1"/>
           <w:kern w:val="0"/>
           <w:sz w:val="20"/>
           <w:szCs w:val="20"/>
           <w:lang w:val="en-US"/>
           <w14:ligatures w14:val="none"/>
         </w:rPr>
-        <w:t>": 1 },</w:t>
-      </w:r>
-    </w:p>
-    <w:p>
-      <w:pPr>
-        <w:spacing w:after="0"/>
-        <w:rPr>
-          <w:rFonts w:eastAsia="Calibri" w:cs="Times New Roman"/>
-          <w:iCs/>
-          <w:color w:val="538135" w:themeColor="accent6" w:themeShade="BF"/>
+        <w:t xml:space="preserve">            "Authors": {</w:t>
+      </w:r>
+    </w:p>
+    <w:p>
+      <w:pPr>
+        <w:spacing w:after="0"/>
+        <w:rPr>
+          <w:rFonts w:eastAsia="Calibri" w:cs="Times New Roman"/>
+          <w:iCs/>
+          <w:color w:val="000000" w:themeColor="text1"/>
           <w:kern w:val="0"/>
           <w:sz w:val="20"/>
           <w:szCs w:val="20"/>
@@ -21083,79 +19657,79 @@
         <w:rPr>
           <w:rFonts w:eastAsia="Calibri" w:cs="Times New Roman"/>
           <w:iCs/>
-          <w:color w:val="538135" w:themeColor="accent6" w:themeShade="BF"/>
+          <w:color w:val="000000" w:themeColor="text1"/>
           <w:kern w:val="0"/>
           <w:sz w:val="20"/>
           <w:szCs w:val="20"/>
           <w:lang w:val="en-US"/>
           <w14:ligatures w14:val="none"/>
         </w:rPr>
-        <w:t xml:space="preserve">      "</w:t>
-      </w:r>
-      <w:proofErr w:type="spellStart"/>
-      <w:r>
-        <w:rPr>
-          <w:rFonts w:eastAsia="Calibri" w:cs="Times New Roman"/>
-          <w:iCs/>
-          <w:color w:val="538135" w:themeColor="accent6" w:themeShade="BF"/>
+        <w:t xml:space="preserve">              "type": "array",</w:t>
+      </w:r>
+    </w:p>
+    <w:p>
+      <w:pPr>
+        <w:spacing w:after="0"/>
+        <w:rPr>
+          <w:rFonts w:eastAsia="Calibri" w:cs="Times New Roman"/>
+          <w:iCs/>
+          <w:color w:val="000000" w:themeColor="text1"/>
           <w:kern w:val="0"/>
           <w:sz w:val="20"/>
           <w:szCs w:val="20"/>
           <w:lang w:val="en-US"/>
           <w14:ligatures w14:val="none"/>
         </w:rPr>
-        <w:t>TotalPages</w:t>
-      </w:r>
-      <w:proofErr w:type="spellEnd"/>
-      <w:r>
-        <w:rPr>
-          <w:rFonts w:eastAsia="Calibri" w:cs="Times New Roman"/>
-          <w:iCs/>
-          <w:color w:val="538135" w:themeColor="accent6" w:themeShade="BF"/>
+      </w:pPr>
+      <w:r>
+        <w:rPr>
+          <w:rFonts w:eastAsia="Calibri" w:cs="Times New Roman"/>
+          <w:iCs/>
+          <w:color w:val="000000" w:themeColor="text1"/>
           <w:kern w:val="0"/>
           <w:sz w:val="20"/>
           <w:szCs w:val="20"/>
           <w:lang w:val="en-US"/>
           <w14:ligatures w14:val="none"/>
         </w:rPr>
-        <w:t xml:space="preserve">": </w:t>
-      </w:r>
-      <w:proofErr w:type="gramStart"/>
-      <w:r>
-        <w:rPr>
-          <w:rFonts w:eastAsia="Calibri" w:cs="Times New Roman"/>
-          <w:iCs/>
-          <w:color w:val="538135" w:themeColor="accent6" w:themeShade="BF"/>
+        <w:t xml:space="preserve">              "items": { "type": "string" },</w:t>
+      </w:r>
+    </w:p>
+    <w:p>
+      <w:pPr>
+        <w:spacing w:after="0"/>
+        <w:rPr>
+          <w:rFonts w:eastAsia="Calibri" w:cs="Times New Roman"/>
+          <w:iCs/>
+          <w:color w:val="000000" w:themeColor="text1"/>
           <w:kern w:val="0"/>
           <w:sz w:val="20"/>
           <w:szCs w:val="20"/>
           <w:lang w:val="en-US"/>
           <w14:ligatures w14:val="none"/>
         </w:rPr>
-        <w:t>{ "</w:t>
-      </w:r>
-      <w:proofErr w:type="gramEnd"/>
-      <w:r>
-        <w:rPr>
-          <w:rFonts w:eastAsia="Calibri" w:cs="Times New Roman"/>
-          <w:iCs/>
-          <w:color w:val="538135" w:themeColor="accent6" w:themeShade="BF"/>
+      </w:pPr>
+      <w:r>
+        <w:rPr>
+          <w:rFonts w:eastAsia="Calibri" w:cs="Times New Roman"/>
+          <w:iCs/>
+          <w:color w:val="000000" w:themeColor="text1"/>
           <w:kern w:val="0"/>
           <w:sz w:val="20"/>
           <w:szCs w:val="20"/>
           <w:lang w:val="en-US"/>
           <w14:ligatures w14:val="none"/>
         </w:rPr>
-        <w:t>type": "integer", "minimum": 1 },</w:t>
-      </w:r>
-    </w:p>
-    <w:p>
-      <w:pPr>
-        <w:spacing w:after="0"/>
-        <w:rPr>
-          <w:rFonts w:eastAsia="Calibri" w:cs="Times New Roman"/>
-          <w:iCs/>
-          <w:color w:val="538135" w:themeColor="accent6" w:themeShade="BF"/>
+        <w:t xml:space="preserve">              "minItems": 1</w:t>
+      </w:r>
+    </w:p>
+    <w:p>
+      <w:pPr>
+        <w:spacing w:after="0"/>
+        <w:rPr>
+          <w:rFonts w:eastAsia="Calibri" w:cs="Times New Roman"/>
+          <w:iCs/>
+          <w:color w:val="000000" w:themeColor="text1"/>
           <w:kern w:val="0"/>
           <w:sz w:val="20"/>
           <w:szCs w:val="20"/>
@@ -21167,79 +19741,79 @@
         <w:rPr>
           <w:rFonts w:eastAsia="Calibri" w:cs="Times New Roman"/>
           <w:iCs/>
-          <w:color w:val="538135" w:themeColor="accent6" w:themeShade="BF"/>
+          <w:color w:val="000000" w:themeColor="text1"/>
           <w:kern w:val="0"/>
           <w:sz w:val="20"/>
           <w:szCs w:val="20"/>
           <w:lang w:val="en-US"/>
           <w14:ligatures w14:val="none"/>
         </w:rPr>
-        <w:t xml:space="preserve">      "</w:t>
-      </w:r>
-      <w:proofErr w:type="spellStart"/>
-      <w:r>
-        <w:rPr>
-          <w:rFonts w:eastAsia="Calibri" w:cs="Times New Roman"/>
-          <w:iCs/>
-          <w:color w:val="538135" w:themeColor="accent6" w:themeShade="BF"/>
+        <w:t xml:space="preserve">            }</w:t>
+      </w:r>
+    </w:p>
+    <w:p>
+      <w:pPr>
+        <w:spacing w:after="0"/>
+        <w:rPr>
+          <w:rFonts w:eastAsia="Calibri" w:cs="Times New Roman"/>
+          <w:iCs/>
+          <w:color w:val="000000" w:themeColor="text1"/>
           <w:kern w:val="0"/>
           <w:sz w:val="20"/>
           <w:szCs w:val="20"/>
           <w:lang w:val="en-US"/>
           <w14:ligatures w14:val="none"/>
         </w:rPr>
-        <w:t>GostInformation</w:t>
-      </w:r>
-      <w:proofErr w:type="spellEnd"/>
-      <w:r>
-        <w:rPr>
-          <w:rFonts w:eastAsia="Calibri" w:cs="Times New Roman"/>
-          <w:iCs/>
-          <w:color w:val="538135" w:themeColor="accent6" w:themeShade="BF"/>
+      </w:pPr>
+      <w:r>
+        <w:rPr>
+          <w:rFonts w:eastAsia="Calibri" w:cs="Times New Roman"/>
+          <w:iCs/>
+          <w:color w:val="000000" w:themeColor="text1"/>
           <w:kern w:val="0"/>
           <w:sz w:val="20"/>
           <w:szCs w:val="20"/>
           <w:lang w:val="en-US"/>
           <w14:ligatures w14:val="none"/>
         </w:rPr>
-        <w:t xml:space="preserve">": </w:t>
-      </w:r>
-      <w:proofErr w:type="gramStart"/>
-      <w:r>
-        <w:rPr>
-          <w:rFonts w:eastAsia="Calibri" w:cs="Times New Roman"/>
-          <w:iCs/>
-          <w:color w:val="538135" w:themeColor="accent6" w:themeShade="BF"/>
+        <w:t xml:space="preserve">          }</w:t>
+      </w:r>
+    </w:p>
+    <w:p>
+      <w:pPr>
+        <w:spacing w:after="0"/>
+        <w:rPr>
+          <w:rFonts w:eastAsia="Calibri" w:cs="Times New Roman"/>
+          <w:iCs/>
+          <w:color w:val="000000" w:themeColor="text1"/>
           <w:kern w:val="0"/>
           <w:sz w:val="20"/>
           <w:szCs w:val="20"/>
           <w:lang w:val="en-US"/>
           <w14:ligatures w14:val="none"/>
         </w:rPr>
-        <w:t>{ "</w:t>
-      </w:r>
-      <w:proofErr w:type="gramEnd"/>
-      <w:r>
-        <w:rPr>
-          <w:rFonts w:eastAsia="Calibri" w:cs="Times New Roman"/>
-          <w:iCs/>
-          <w:color w:val="538135" w:themeColor="accent6" w:themeShade="BF"/>
+      </w:pPr>
+      <w:r>
+        <w:rPr>
+          <w:rFonts w:eastAsia="Calibri" w:cs="Times New Roman"/>
+          <w:iCs/>
+          <w:color w:val="000000" w:themeColor="text1"/>
           <w:kern w:val="0"/>
           <w:sz w:val="20"/>
           <w:szCs w:val="20"/>
           <w:lang w:val="en-US"/>
           <w14:ligatures w14:val="none"/>
         </w:rPr>
-        <w:t>type": "string" }</w:t>
-      </w:r>
-    </w:p>
-    <w:p>
-      <w:pPr>
-        <w:spacing w:after="0"/>
-        <w:rPr>
-          <w:rFonts w:eastAsia="Calibri" w:cs="Times New Roman"/>
-          <w:iCs/>
-          <w:color w:val="538135" w:themeColor="accent6" w:themeShade="BF"/>
+        <w:t xml:space="preserve">        }</w:t>
+      </w:r>
+    </w:p>
+    <w:p>
+      <w:pPr>
+        <w:spacing w:after="0"/>
+        <w:rPr>
+          <w:rFonts w:eastAsia="Calibri" w:cs="Times New Roman"/>
+          <w:iCs/>
+          <w:color w:val="000000" w:themeColor="text1"/>
           <w:kern w:val="0"/>
           <w:sz w:val="20"/>
           <w:szCs w:val="20"/>
@@ -21251,23 +19825,23 @@
         <w:rPr>
           <w:rFonts w:eastAsia="Calibri" w:cs="Times New Roman"/>
           <w:iCs/>
-          <w:color w:val="538135" w:themeColor="accent6" w:themeShade="BF"/>
+          <w:color w:val="000000" w:themeColor="text1"/>
           <w:kern w:val="0"/>
           <w:sz w:val="20"/>
           <w:szCs w:val="20"/>
           <w:lang w:val="en-US"/>
           <w14:ligatures w14:val="none"/>
         </w:rPr>
-        <w:t xml:space="preserve">    },</w:t>
-      </w:r>
-    </w:p>
-    <w:p>
-      <w:pPr>
-        <w:spacing w:after="0"/>
-        <w:rPr>
-          <w:rFonts w:eastAsia="Calibri" w:cs="Times New Roman"/>
-          <w:iCs/>
-          <w:color w:val="538135" w:themeColor="accent6" w:themeShade="BF"/>
+        <w:t xml:space="preserve">      },</w:t>
+      </w:r>
+    </w:p>
+    <w:p>
+      <w:pPr>
+        <w:spacing w:after="0"/>
+        <w:rPr>
+          <w:rFonts w:eastAsia="Calibri" w:cs="Times New Roman"/>
+          <w:iCs/>
+          <w:color w:val="000000" w:themeColor="text1"/>
           <w:kern w:val="0"/>
           <w:sz w:val="20"/>
           <w:szCs w:val="20"/>
@@ -21279,51 +19853,51 @@
         <w:rPr>
           <w:rFonts w:eastAsia="Calibri" w:cs="Times New Roman"/>
           <w:iCs/>
-          <w:color w:val="538135" w:themeColor="accent6" w:themeShade="BF"/>
+          <w:color w:val="000000" w:themeColor="text1"/>
           <w:kern w:val="0"/>
           <w:sz w:val="20"/>
           <w:szCs w:val="20"/>
           <w:lang w:val="en-US"/>
           <w14:ligatures w14:val="none"/>
         </w:rPr>
-        <w:t xml:space="preserve">    "</w:t>
-      </w:r>
-      <w:proofErr w:type="spellStart"/>
-      <w:r>
-        <w:rPr>
-          <w:rFonts w:eastAsia="Calibri" w:cs="Times New Roman"/>
-          <w:iCs/>
-          <w:color w:val="538135" w:themeColor="accent6" w:themeShade="BF"/>
+        <w:t xml:space="preserve">      {</w:t>
+      </w:r>
+    </w:p>
+    <w:p>
+      <w:pPr>
+        <w:spacing w:after="0"/>
+        <w:rPr>
+          <w:rFonts w:eastAsia="Calibri" w:cs="Times New Roman"/>
+          <w:iCs/>
+          <w:color w:val="000000" w:themeColor="text1"/>
           <w:kern w:val="0"/>
           <w:sz w:val="20"/>
           <w:szCs w:val="20"/>
           <w:lang w:val="en-US"/>
           <w14:ligatures w14:val="none"/>
         </w:rPr>
-        <w:t>allOf</w:t>
-      </w:r>
-      <w:proofErr w:type="spellEnd"/>
-      <w:r>
-        <w:rPr>
-          <w:rFonts w:eastAsia="Calibri" w:cs="Times New Roman"/>
-          <w:iCs/>
-          <w:color w:val="538135" w:themeColor="accent6" w:themeShade="BF"/>
+      </w:pPr>
+      <w:r>
+        <w:rPr>
+          <w:rFonts w:eastAsia="Calibri" w:cs="Times New Roman"/>
+          <w:iCs/>
+          <w:color w:val="000000" w:themeColor="text1"/>
           <w:kern w:val="0"/>
           <w:sz w:val="20"/>
           <w:szCs w:val="20"/>
           <w:lang w:val="en-US"/>
           <w14:ligatures w14:val="none"/>
         </w:rPr>
-        <w:t>": [</w:t>
-      </w:r>
-    </w:p>
-    <w:p>
-      <w:pPr>
-        <w:spacing w:after="0"/>
-        <w:rPr>
-          <w:rFonts w:eastAsia="Calibri" w:cs="Times New Roman"/>
-          <w:iCs/>
-          <w:color w:val="538135" w:themeColor="accent6" w:themeShade="BF"/>
+        <w:t xml:space="preserve">        "if": {</w:t>
+      </w:r>
+    </w:p>
+    <w:p>
+      <w:pPr>
+        <w:spacing w:after="0"/>
+        <w:rPr>
+          <w:rFonts w:eastAsia="Calibri" w:cs="Times New Roman"/>
+          <w:iCs/>
+          <w:color w:val="000000" w:themeColor="text1"/>
           <w:kern w:val="0"/>
           <w:sz w:val="20"/>
           <w:szCs w:val="20"/>
@@ -21335,23 +19909,23 @@
         <w:rPr>
           <w:rFonts w:eastAsia="Calibri" w:cs="Times New Roman"/>
           <w:iCs/>
-          <w:color w:val="538135" w:themeColor="accent6" w:themeShade="BF"/>
+          <w:color w:val="000000" w:themeColor="text1"/>
           <w:kern w:val="0"/>
           <w:sz w:val="20"/>
           <w:szCs w:val="20"/>
           <w:lang w:val="en-US"/>
           <w14:ligatures w14:val="none"/>
         </w:rPr>
-        <w:t xml:space="preserve">      {</w:t>
-      </w:r>
-    </w:p>
-    <w:p>
-      <w:pPr>
-        <w:spacing w:after="0"/>
-        <w:rPr>
-          <w:rFonts w:eastAsia="Calibri" w:cs="Times New Roman"/>
-          <w:iCs/>
-          <w:color w:val="538135" w:themeColor="accent6" w:themeShade="BF"/>
+        <w:t xml:space="preserve">          "properties": { "$type": { "const": "journal" } }</w:t>
+      </w:r>
+    </w:p>
+    <w:p>
+      <w:pPr>
+        <w:spacing w:after="0"/>
+        <w:rPr>
+          <w:rFonts w:eastAsia="Calibri" w:cs="Times New Roman"/>
+          <w:iCs/>
+          <w:color w:val="000000" w:themeColor="text1"/>
           <w:kern w:val="0"/>
           <w:sz w:val="20"/>
           <w:szCs w:val="20"/>
@@ -21363,23 +19937,23 @@
         <w:rPr>
           <w:rFonts w:eastAsia="Calibri" w:cs="Times New Roman"/>
           <w:iCs/>
-          <w:color w:val="538135" w:themeColor="accent6" w:themeShade="BF"/>
+          <w:color w:val="000000" w:themeColor="text1"/>
           <w:kern w:val="0"/>
           <w:sz w:val="20"/>
           <w:szCs w:val="20"/>
           <w:lang w:val="en-US"/>
           <w14:ligatures w14:val="none"/>
         </w:rPr>
-        <w:t xml:space="preserve">        "if": {</w:t>
-      </w:r>
-    </w:p>
-    <w:p>
-      <w:pPr>
-        <w:spacing w:after="0"/>
-        <w:rPr>
-          <w:rFonts w:eastAsia="Calibri" w:cs="Times New Roman"/>
-          <w:iCs/>
-          <w:color w:val="538135" w:themeColor="accent6" w:themeShade="BF"/>
+        <w:t xml:space="preserve">        },</w:t>
+      </w:r>
+    </w:p>
+    <w:p>
+      <w:pPr>
+        <w:spacing w:after="0"/>
+        <w:rPr>
+          <w:rFonts w:eastAsia="Calibri" w:cs="Times New Roman"/>
+          <w:iCs/>
+          <w:color w:val="000000" w:themeColor="text1"/>
           <w:kern w:val="0"/>
           <w:sz w:val="20"/>
           <w:szCs w:val="20"/>
@@ -21391,51 +19965,51 @@
         <w:rPr>
           <w:rFonts w:eastAsia="Calibri" w:cs="Times New Roman"/>
           <w:iCs/>
-          <w:color w:val="538135" w:themeColor="accent6" w:themeShade="BF"/>
+          <w:color w:val="000000" w:themeColor="text1"/>
           <w:kern w:val="0"/>
           <w:sz w:val="20"/>
           <w:szCs w:val="20"/>
           <w:lang w:val="en-US"/>
           <w14:ligatures w14:val="none"/>
         </w:rPr>
-        <w:t xml:space="preserve">          "properties": </w:t>
-      </w:r>
-      <w:proofErr w:type="gramStart"/>
-      <w:r>
-        <w:rPr>
-          <w:rFonts w:eastAsia="Calibri" w:cs="Times New Roman"/>
-          <w:iCs/>
-          <w:color w:val="538135" w:themeColor="accent6" w:themeShade="BF"/>
+        <w:t xml:space="preserve">        "then": {</w:t>
+      </w:r>
+    </w:p>
+    <w:p>
+      <w:pPr>
+        <w:spacing w:after="0"/>
+        <w:rPr>
+          <w:rFonts w:eastAsia="Calibri" w:cs="Times New Roman"/>
+          <w:iCs/>
+          <w:color w:val="000000" w:themeColor="text1"/>
           <w:kern w:val="0"/>
           <w:sz w:val="20"/>
           <w:szCs w:val="20"/>
           <w:lang w:val="en-US"/>
           <w14:ligatures w14:val="none"/>
         </w:rPr>
-        <w:t>{ "</w:t>
-      </w:r>
-      <w:proofErr w:type="gramEnd"/>
-      <w:r>
-        <w:rPr>
-          <w:rFonts w:eastAsia="Calibri" w:cs="Times New Roman"/>
-          <w:iCs/>
-          <w:color w:val="538135" w:themeColor="accent6" w:themeShade="BF"/>
+      </w:pPr>
+      <w:r>
+        <w:rPr>
+          <w:rFonts w:eastAsia="Calibri" w:cs="Times New Roman"/>
+          <w:iCs/>
+          <w:color w:val="000000" w:themeColor="text1"/>
           <w:kern w:val="0"/>
           <w:sz w:val="20"/>
           <w:szCs w:val="20"/>
           <w:lang w:val="en-US"/>
           <w14:ligatures w14:val="none"/>
         </w:rPr>
-        <w:t>$type": { "const": "book" } }</w:t>
-      </w:r>
-    </w:p>
-    <w:p>
-      <w:pPr>
-        <w:spacing w:after="0"/>
-        <w:rPr>
-          <w:rFonts w:eastAsia="Calibri" w:cs="Times New Roman"/>
-          <w:iCs/>
-          <w:color w:val="538135" w:themeColor="accent6" w:themeShade="BF"/>
+        <w:t xml:space="preserve">          "required": ["Frequency"],</w:t>
+      </w:r>
+    </w:p>
+    <w:p>
+      <w:pPr>
+        <w:spacing w:after="0"/>
+        <w:rPr>
+          <w:rFonts w:eastAsia="Calibri" w:cs="Times New Roman"/>
+          <w:iCs/>
+          <w:color w:val="000000" w:themeColor="text1"/>
           <w:kern w:val="0"/>
           <w:sz w:val="20"/>
           <w:szCs w:val="20"/>
@@ -21447,23 +20021,23 @@
         <w:rPr>
           <w:rFonts w:eastAsia="Calibri" w:cs="Times New Roman"/>
           <w:iCs/>
-          <w:color w:val="538135" w:themeColor="accent6" w:themeShade="BF"/>
+          <w:color w:val="000000" w:themeColor="text1"/>
           <w:kern w:val="0"/>
           <w:sz w:val="20"/>
           <w:szCs w:val="20"/>
           <w:lang w:val="en-US"/>
           <w14:ligatures w14:val="none"/>
         </w:rPr>
-        <w:t xml:space="preserve">        },</w:t>
-      </w:r>
-    </w:p>
-    <w:p>
-      <w:pPr>
-        <w:spacing w:after="0"/>
-        <w:rPr>
-          <w:rFonts w:eastAsia="Calibri" w:cs="Times New Roman"/>
-          <w:iCs/>
-          <w:color w:val="538135" w:themeColor="accent6" w:themeShade="BF"/>
+        <w:t xml:space="preserve">          "properties": {</w:t>
+      </w:r>
+    </w:p>
+    <w:p>
+      <w:pPr>
+        <w:spacing w:after="0"/>
+        <w:rPr>
+          <w:rFonts w:eastAsia="Calibri" w:cs="Times New Roman"/>
+          <w:iCs/>
+          <w:color w:val="000000" w:themeColor="text1"/>
           <w:kern w:val="0"/>
           <w:sz w:val="20"/>
           <w:szCs w:val="20"/>
@@ -21475,23 +20049,23 @@
         <w:rPr>
           <w:rFonts w:eastAsia="Calibri" w:cs="Times New Roman"/>
           <w:iCs/>
-          <w:color w:val="538135" w:themeColor="accent6" w:themeShade="BF"/>
+          <w:color w:val="000000" w:themeColor="text1"/>
           <w:kern w:val="0"/>
           <w:sz w:val="20"/>
           <w:szCs w:val="20"/>
           <w:lang w:val="en-US"/>
           <w14:ligatures w14:val="none"/>
         </w:rPr>
-        <w:t xml:space="preserve">        "then": {</w:t>
-      </w:r>
-    </w:p>
-    <w:p>
-      <w:pPr>
-        <w:spacing w:after="0"/>
-        <w:rPr>
-          <w:rFonts w:eastAsia="Calibri" w:cs="Times New Roman"/>
-          <w:iCs/>
-          <w:color w:val="538135" w:themeColor="accent6" w:themeShade="BF"/>
+        <w:t xml:space="preserve">            "Frequency": { "type": "string", "minLength": 1 }</w:t>
+      </w:r>
+    </w:p>
+    <w:p>
+      <w:pPr>
+        <w:spacing w:after="0"/>
+        <w:rPr>
+          <w:rFonts w:eastAsia="Calibri" w:cs="Times New Roman"/>
+          <w:iCs/>
+          <w:color w:val="000000" w:themeColor="text1"/>
           <w:kern w:val="0"/>
           <w:sz w:val="20"/>
           <w:szCs w:val="20"/>
@@ -21503,23 +20077,23 @@
         <w:rPr>
           <w:rFonts w:eastAsia="Calibri" w:cs="Times New Roman"/>
           <w:iCs/>
-          <w:color w:val="538135" w:themeColor="accent6" w:themeShade="BF"/>
+          <w:color w:val="000000" w:themeColor="text1"/>
           <w:kern w:val="0"/>
           <w:sz w:val="20"/>
           <w:szCs w:val="20"/>
           <w:lang w:val="en-US"/>
           <w14:ligatures w14:val="none"/>
         </w:rPr>
-        <w:t xml:space="preserve">          "required": ["Authors"],</w:t>
-      </w:r>
-    </w:p>
-    <w:p>
-      <w:pPr>
-        <w:spacing w:after="0"/>
-        <w:rPr>
-          <w:rFonts w:eastAsia="Calibri" w:cs="Times New Roman"/>
-          <w:iCs/>
-          <w:color w:val="538135" w:themeColor="accent6" w:themeShade="BF"/>
+        <w:t xml:space="preserve">          }</w:t>
+      </w:r>
+    </w:p>
+    <w:p>
+      <w:pPr>
+        <w:spacing w:after="0"/>
+        <w:rPr>
+          <w:rFonts w:eastAsia="Calibri" w:cs="Times New Roman"/>
+          <w:iCs/>
+          <w:color w:val="000000" w:themeColor="text1"/>
           <w:kern w:val="0"/>
           <w:sz w:val="20"/>
           <w:szCs w:val="20"/>
@@ -21531,23 +20105,24 @@
         <w:rPr>
           <w:rFonts w:eastAsia="Calibri" w:cs="Times New Roman"/>
           <w:iCs/>
-          <w:color w:val="538135" w:themeColor="accent6" w:themeShade="BF"/>
+          <w:color w:val="000000" w:themeColor="text1"/>
           <w:kern w:val="0"/>
           <w:sz w:val="20"/>
           <w:szCs w:val="20"/>
           <w:lang w:val="en-US"/>
           <w14:ligatures w14:val="none"/>
         </w:rPr>
-        <w:t xml:space="preserve">          "properties": {</w:t>
-      </w:r>
-    </w:p>
-    <w:p>
-      <w:pPr>
-        <w:spacing w:after="0"/>
-        <w:rPr>
-          <w:rFonts w:eastAsia="Calibri" w:cs="Times New Roman"/>
-          <w:iCs/>
-          <w:color w:val="538135" w:themeColor="accent6" w:themeShade="BF"/>
+        <w:lastRenderedPageBreak/>
+        <w:t xml:space="preserve">        }</w:t>
+      </w:r>
+    </w:p>
+    <w:p>
+      <w:pPr>
+        <w:spacing w:after="0"/>
+        <w:rPr>
+          <w:rFonts w:eastAsia="Calibri" w:cs="Times New Roman"/>
+          <w:iCs/>
+          <w:color w:val="000000" w:themeColor="text1"/>
           <w:kern w:val="0"/>
           <w:sz w:val="20"/>
           <w:szCs w:val="20"/>
@@ -21559,23 +20134,23 @@
         <w:rPr>
           <w:rFonts w:eastAsia="Calibri" w:cs="Times New Roman"/>
           <w:iCs/>
-          <w:color w:val="538135" w:themeColor="accent6" w:themeShade="BF"/>
+          <w:color w:val="000000" w:themeColor="text1"/>
           <w:kern w:val="0"/>
           <w:sz w:val="20"/>
           <w:szCs w:val="20"/>
           <w:lang w:val="en-US"/>
           <w14:ligatures w14:val="none"/>
         </w:rPr>
-        <w:t xml:space="preserve">            "Authors": {</w:t>
-      </w:r>
-    </w:p>
-    <w:p>
-      <w:pPr>
-        <w:spacing w:after="0"/>
-        <w:rPr>
-          <w:rFonts w:eastAsia="Calibri" w:cs="Times New Roman"/>
-          <w:iCs/>
-          <w:color w:val="538135" w:themeColor="accent6" w:themeShade="BF"/>
+        <w:t xml:space="preserve">      },</w:t>
+      </w:r>
+    </w:p>
+    <w:p>
+      <w:pPr>
+        <w:spacing w:after="0"/>
+        <w:rPr>
+          <w:rFonts w:eastAsia="Calibri" w:cs="Times New Roman"/>
+          <w:iCs/>
+          <w:color w:val="000000" w:themeColor="text1"/>
           <w:kern w:val="0"/>
           <w:sz w:val="20"/>
           <w:szCs w:val="20"/>
@@ -21587,23 +20162,23 @@
         <w:rPr>
           <w:rFonts w:eastAsia="Calibri" w:cs="Times New Roman"/>
           <w:iCs/>
-          <w:color w:val="538135" w:themeColor="accent6" w:themeShade="BF"/>
+          <w:color w:val="000000" w:themeColor="text1"/>
           <w:kern w:val="0"/>
           <w:sz w:val="20"/>
           <w:szCs w:val="20"/>
           <w:lang w:val="en-US"/>
           <w14:ligatures w14:val="none"/>
         </w:rPr>
-        <w:t xml:space="preserve">              "type": "array",</w:t>
-      </w:r>
-    </w:p>
-    <w:p>
-      <w:pPr>
-        <w:spacing w:after="0"/>
-        <w:rPr>
-          <w:rFonts w:eastAsia="Calibri" w:cs="Times New Roman"/>
-          <w:iCs/>
-          <w:color w:val="538135" w:themeColor="accent6" w:themeShade="BF"/>
+        <w:t xml:space="preserve">      {</w:t>
+      </w:r>
+    </w:p>
+    <w:p>
+      <w:pPr>
+        <w:spacing w:after="0"/>
+        <w:rPr>
+          <w:rFonts w:eastAsia="Calibri" w:cs="Times New Roman"/>
+          <w:iCs/>
+          <w:color w:val="000000" w:themeColor="text1"/>
           <w:kern w:val="0"/>
           <w:sz w:val="20"/>
           <w:szCs w:val="20"/>
@@ -21615,51 +20190,51 @@
         <w:rPr>
           <w:rFonts w:eastAsia="Calibri" w:cs="Times New Roman"/>
           <w:iCs/>
-          <w:color w:val="538135" w:themeColor="accent6" w:themeShade="BF"/>
+          <w:color w:val="000000" w:themeColor="text1"/>
           <w:kern w:val="0"/>
           <w:sz w:val="20"/>
           <w:szCs w:val="20"/>
           <w:lang w:val="en-US"/>
           <w14:ligatures w14:val="none"/>
         </w:rPr>
-        <w:t xml:space="preserve">              "items": </w:t>
-      </w:r>
-      <w:proofErr w:type="gramStart"/>
-      <w:r>
-        <w:rPr>
-          <w:rFonts w:eastAsia="Calibri" w:cs="Times New Roman"/>
-          <w:iCs/>
-          <w:color w:val="538135" w:themeColor="accent6" w:themeShade="BF"/>
+        <w:t xml:space="preserve">        "if": {</w:t>
+      </w:r>
+    </w:p>
+    <w:p>
+      <w:pPr>
+        <w:spacing w:after="0"/>
+        <w:rPr>
+          <w:rFonts w:eastAsia="Calibri" w:cs="Times New Roman"/>
+          <w:iCs/>
+          <w:color w:val="000000" w:themeColor="text1"/>
           <w:kern w:val="0"/>
           <w:sz w:val="20"/>
           <w:szCs w:val="20"/>
           <w:lang w:val="en-US"/>
           <w14:ligatures w14:val="none"/>
         </w:rPr>
-        <w:t>{ "</w:t>
-      </w:r>
-      <w:proofErr w:type="gramEnd"/>
-      <w:r>
-        <w:rPr>
-          <w:rFonts w:eastAsia="Calibri" w:cs="Times New Roman"/>
-          <w:iCs/>
-          <w:color w:val="538135" w:themeColor="accent6" w:themeShade="BF"/>
+      </w:pPr>
+      <w:r>
+        <w:rPr>
+          <w:rFonts w:eastAsia="Calibri" w:cs="Times New Roman"/>
+          <w:iCs/>
+          <w:color w:val="000000" w:themeColor="text1"/>
           <w:kern w:val="0"/>
           <w:sz w:val="20"/>
           <w:szCs w:val="20"/>
           <w:lang w:val="en-US"/>
           <w14:ligatures w14:val="none"/>
         </w:rPr>
-        <w:t>type": "string" },</w:t>
-      </w:r>
-    </w:p>
-    <w:p>
-      <w:pPr>
-        <w:spacing w:after="0"/>
-        <w:rPr>
-          <w:rFonts w:eastAsia="Calibri" w:cs="Times New Roman"/>
-          <w:iCs/>
-          <w:color w:val="538135" w:themeColor="accent6" w:themeShade="BF"/>
+        <w:t xml:space="preserve">          "properties": { "$type": { "const": "dissertation" } }</w:t>
+      </w:r>
+    </w:p>
+    <w:p>
+      <w:pPr>
+        <w:spacing w:after="0"/>
+        <w:rPr>
+          <w:rFonts w:eastAsia="Calibri" w:cs="Times New Roman"/>
+          <w:iCs/>
+          <w:color w:val="000000" w:themeColor="text1"/>
           <w:kern w:val="0"/>
           <w:sz w:val="20"/>
           <w:szCs w:val="20"/>
@@ -21671,217 +20246,219 @@
         <w:rPr>
           <w:rFonts w:eastAsia="Calibri" w:cs="Times New Roman"/>
           <w:iCs/>
-          <w:color w:val="538135" w:themeColor="accent6" w:themeShade="BF"/>
+          <w:color w:val="000000" w:themeColor="text1"/>
           <w:kern w:val="0"/>
           <w:sz w:val="20"/>
           <w:szCs w:val="20"/>
           <w:lang w:val="en-US"/>
           <w14:ligatures w14:val="none"/>
         </w:rPr>
-        <w:t xml:space="preserve">              </w:t>
-      </w:r>
-      <w:r>
-        <w:rPr>
-          <w:rFonts w:eastAsia="Calibri" w:cs="Times New Roman"/>
-          <w:iCs/>
-          <w:color w:val="538135" w:themeColor="accent6" w:themeShade="BF"/>
+        <w:t xml:space="preserve">        },</w:t>
+      </w:r>
+    </w:p>
+    <w:p>
+      <w:pPr>
+        <w:spacing w:after="0"/>
+        <w:rPr>
+          <w:rFonts w:eastAsia="Calibri" w:cs="Times New Roman"/>
+          <w:iCs/>
+          <w:color w:val="000000" w:themeColor="text1"/>
           <w:kern w:val="0"/>
           <w:sz w:val="20"/>
           <w:szCs w:val="20"/>
           <w:lang w:val="en-US"/>
           <w14:ligatures w14:val="none"/>
         </w:rPr>
-        <w:t>"</w:t>
-      </w:r>
-      <w:proofErr w:type="spellStart"/>
-      <w:r>
-        <w:rPr>
-          <w:rFonts w:eastAsia="Calibri" w:cs="Times New Roman"/>
-          <w:iCs/>
-          <w:color w:val="538135" w:themeColor="accent6" w:themeShade="BF"/>
+      </w:pPr>
+      <w:r>
+        <w:rPr>
+          <w:rFonts w:eastAsia="Calibri" w:cs="Times New Roman"/>
+          <w:iCs/>
+          <w:color w:val="000000" w:themeColor="text1"/>
           <w:kern w:val="0"/>
           <w:sz w:val="20"/>
           <w:szCs w:val="20"/>
           <w:lang w:val="en-US"/>
           <w14:ligatures w14:val="none"/>
         </w:rPr>
-        <w:t>minItems</w:t>
-      </w:r>
-      <w:proofErr w:type="spellEnd"/>
-      <w:r>
-        <w:rPr>
-          <w:rFonts w:eastAsia="Calibri" w:cs="Times New Roman"/>
-          <w:iCs/>
-          <w:color w:val="538135" w:themeColor="accent6" w:themeShade="BF"/>
+        <w:t xml:space="preserve">        "then": {</w:t>
+      </w:r>
+    </w:p>
+    <w:p>
+      <w:pPr>
+        <w:spacing w:after="0"/>
+        <w:rPr>
+          <w:rFonts w:eastAsia="Calibri" w:cs="Times New Roman"/>
+          <w:iCs/>
+          <w:color w:val="000000" w:themeColor="text1"/>
           <w:kern w:val="0"/>
           <w:sz w:val="20"/>
           <w:szCs w:val="20"/>
           <w:lang w:val="en-US"/>
           <w14:ligatures w14:val="none"/>
         </w:rPr>
-        <w:t>": 1</w:t>
-      </w:r>
-    </w:p>
-    <w:p>
-      <w:pPr>
-        <w:spacing w:after="0"/>
-        <w:rPr>
-          <w:rFonts w:eastAsia="Calibri" w:cs="Times New Roman"/>
-          <w:iCs/>
-          <w:color w:val="538135" w:themeColor="accent6" w:themeShade="BF"/>
+      </w:pPr>
+      <w:r>
+        <w:rPr>
+          <w:rFonts w:eastAsia="Calibri" w:cs="Times New Roman"/>
+          <w:iCs/>
+          <w:color w:val="000000" w:themeColor="text1"/>
           <w:kern w:val="0"/>
           <w:sz w:val="20"/>
           <w:szCs w:val="20"/>
           <w:lang w:val="en-US"/>
           <w14:ligatures w14:val="none"/>
         </w:rPr>
-      </w:pPr>
-      <w:r>
-        <w:rPr>
-          <w:rFonts w:eastAsia="Calibri" w:cs="Times New Roman"/>
-          <w:iCs/>
-          <w:color w:val="538135" w:themeColor="accent6" w:themeShade="BF"/>
+        <w:t xml:space="preserve">          "required": ["AuthorFull", "Speciality", "Degree"],</w:t>
+      </w:r>
+    </w:p>
+    <w:p>
+      <w:pPr>
+        <w:spacing w:after="0"/>
+        <w:rPr>
+          <w:rFonts w:eastAsia="Calibri" w:cs="Times New Roman"/>
+          <w:iCs/>
+          <w:color w:val="000000" w:themeColor="text1"/>
           <w:kern w:val="0"/>
           <w:sz w:val="20"/>
           <w:szCs w:val="20"/>
           <w:lang w:val="en-US"/>
           <w14:ligatures w14:val="none"/>
         </w:rPr>
-        <w:t xml:space="preserve">            }</w:t>
-      </w:r>
-    </w:p>
-    <w:p>
-      <w:pPr>
-        <w:spacing w:after="0"/>
-        <w:rPr>
-          <w:rFonts w:eastAsia="Calibri" w:cs="Times New Roman"/>
-          <w:iCs/>
-          <w:color w:val="538135" w:themeColor="accent6" w:themeShade="BF"/>
+      </w:pPr>
+      <w:r>
+        <w:rPr>
+          <w:rFonts w:eastAsia="Calibri" w:cs="Times New Roman"/>
+          <w:iCs/>
+          <w:color w:val="000000" w:themeColor="text1"/>
           <w:kern w:val="0"/>
           <w:sz w:val="20"/>
           <w:szCs w:val="20"/>
           <w:lang w:val="en-US"/>
           <w14:ligatures w14:val="none"/>
         </w:rPr>
-      </w:pPr>
-      <w:r>
-        <w:rPr>
-          <w:rFonts w:eastAsia="Calibri" w:cs="Times New Roman"/>
-          <w:iCs/>
-          <w:color w:val="538135" w:themeColor="accent6" w:themeShade="BF"/>
+        <w:t xml:space="preserve">          "properties": {</w:t>
+      </w:r>
+    </w:p>
+    <w:p>
+      <w:pPr>
+        <w:spacing w:after="0"/>
+        <w:rPr>
+          <w:rFonts w:eastAsia="Calibri" w:cs="Times New Roman"/>
+          <w:iCs/>
+          <w:color w:val="000000" w:themeColor="text1"/>
           <w:kern w:val="0"/>
           <w:sz w:val="20"/>
           <w:szCs w:val="20"/>
           <w:lang w:val="en-US"/>
           <w14:ligatures w14:val="none"/>
         </w:rPr>
-        <w:t xml:space="preserve">          }</w:t>
-      </w:r>
-    </w:p>
-    <w:p>
-      <w:pPr>
-        <w:spacing w:after="0"/>
-        <w:rPr>
-          <w:rFonts w:eastAsia="Calibri" w:cs="Times New Roman"/>
-          <w:iCs/>
-          <w:color w:val="538135" w:themeColor="accent6" w:themeShade="BF"/>
+      </w:pPr>
+      <w:r>
+        <w:rPr>
+          <w:rFonts w:eastAsia="Calibri" w:cs="Times New Roman"/>
+          <w:iCs/>
+          <w:color w:val="000000" w:themeColor="text1"/>
           <w:kern w:val="0"/>
           <w:sz w:val="20"/>
           <w:szCs w:val="20"/>
           <w:lang w:val="en-US"/>
           <w14:ligatures w14:val="none"/>
         </w:rPr>
-      </w:pPr>
-      <w:r>
-        <w:rPr>
-          <w:rFonts w:eastAsia="Calibri" w:cs="Times New Roman"/>
-          <w:iCs/>
-          <w:color w:val="538135" w:themeColor="accent6" w:themeShade="BF"/>
+        <w:t xml:space="preserve">            "AuthorFull": { "type": "string", "minLength": 1 },</w:t>
+      </w:r>
+    </w:p>
+    <w:p>
+      <w:pPr>
+        <w:spacing w:after="0"/>
+        <w:rPr>
+          <w:rFonts w:eastAsia="Calibri" w:cs="Times New Roman"/>
+          <w:iCs/>
+          <w:color w:val="000000" w:themeColor="text1"/>
           <w:kern w:val="0"/>
           <w:sz w:val="20"/>
           <w:szCs w:val="20"/>
           <w:lang w:val="en-US"/>
           <w14:ligatures w14:val="none"/>
         </w:rPr>
-        <w:t xml:space="preserve">        }</w:t>
-      </w:r>
-    </w:p>
-    <w:p>
-      <w:pPr>
-        <w:spacing w:after="0"/>
-        <w:rPr>
-          <w:rFonts w:eastAsia="Calibri" w:cs="Times New Roman"/>
-          <w:iCs/>
-          <w:color w:val="538135" w:themeColor="accent6" w:themeShade="BF"/>
+      </w:pPr>
+      <w:r>
+        <w:rPr>
+          <w:rFonts w:eastAsia="Calibri" w:cs="Times New Roman"/>
+          <w:iCs/>
+          <w:color w:val="000000" w:themeColor="text1"/>
           <w:kern w:val="0"/>
           <w:sz w:val="20"/>
           <w:szCs w:val="20"/>
           <w:lang w:val="en-US"/>
           <w14:ligatures w14:val="none"/>
         </w:rPr>
-      </w:pPr>
-      <w:r>
-        <w:rPr>
-          <w:rFonts w:eastAsia="Calibri" w:cs="Times New Roman"/>
-          <w:iCs/>
-          <w:color w:val="538135" w:themeColor="accent6" w:themeShade="BF"/>
+        <w:t xml:space="preserve">            "Speciality": { "type": "string", "minLength": 1 },</w:t>
+      </w:r>
+    </w:p>
+    <w:p>
+      <w:pPr>
+        <w:spacing w:after="0"/>
+        <w:rPr>
+          <w:rFonts w:eastAsia="Calibri" w:cs="Times New Roman"/>
+          <w:iCs/>
+          <w:color w:val="000000" w:themeColor="text1"/>
           <w:kern w:val="0"/>
           <w:sz w:val="20"/>
           <w:szCs w:val="20"/>
           <w:lang w:val="en-US"/>
           <w14:ligatures w14:val="none"/>
         </w:rPr>
-        <w:t xml:space="preserve">      },</w:t>
-      </w:r>
-    </w:p>
-    <w:p>
-      <w:pPr>
-        <w:spacing w:after="0"/>
-        <w:rPr>
-          <w:rFonts w:eastAsia="Calibri" w:cs="Times New Roman"/>
-          <w:iCs/>
-          <w:color w:val="538135" w:themeColor="accent6" w:themeShade="BF"/>
+      </w:pPr>
+      <w:r>
+        <w:rPr>
+          <w:rFonts w:eastAsia="Calibri" w:cs="Times New Roman"/>
+          <w:iCs/>
+          <w:color w:val="000000" w:themeColor="text1"/>
           <w:kern w:val="0"/>
           <w:sz w:val="20"/>
           <w:szCs w:val="20"/>
           <w:lang w:val="en-US"/>
           <w14:ligatures w14:val="none"/>
         </w:rPr>
-      </w:pPr>
-      <w:r>
-        <w:rPr>
-          <w:rFonts w:eastAsia="Calibri" w:cs="Times New Roman"/>
-          <w:iCs/>
-          <w:color w:val="538135" w:themeColor="accent6" w:themeShade="BF"/>
+        <w:t xml:space="preserve">            "Degree": { "type": "string", "minLength": 1 }</w:t>
+      </w:r>
+    </w:p>
+    <w:p>
+      <w:pPr>
+        <w:spacing w:after="0"/>
+        <w:rPr>
+          <w:rFonts w:eastAsia="Calibri" w:cs="Times New Roman"/>
+          <w:iCs/>
+          <w:color w:val="000000" w:themeColor="text1"/>
           <w:kern w:val="0"/>
           <w:sz w:val="20"/>
           <w:szCs w:val="20"/>
           <w:lang w:val="en-US"/>
           <w14:ligatures w14:val="none"/>
         </w:rPr>
-        <w:t xml:space="preserve">      </w:t>
-      </w:r>
-      <w:r>
-        <w:rPr>
-          <w:rFonts w:eastAsia="Calibri" w:cs="Times New Roman"/>
-          <w:iCs/>
-          <w:color w:val="538135" w:themeColor="accent6" w:themeShade="BF"/>
+      </w:pPr>
+      <w:r>
+        <w:rPr>
+          <w:rFonts w:eastAsia="Calibri" w:cs="Times New Roman"/>
+          <w:iCs/>
+          <w:color w:val="000000" w:themeColor="text1"/>
           <w:kern w:val="0"/>
           <w:sz w:val="20"/>
           <w:szCs w:val="20"/>
           <w:lang w:val="en-US"/>
           <w14:ligatures w14:val="none"/>
         </w:rPr>
-        <w:t>{</w:t>
-      </w:r>
-    </w:p>
-    <w:p>
-      <w:pPr>
-        <w:spacing w:after="0"/>
-        <w:rPr>
-          <w:rFonts w:eastAsia="Calibri" w:cs="Times New Roman"/>
-          <w:iCs/>
-          <w:color w:val="538135" w:themeColor="accent6" w:themeShade="BF"/>
+        <w:t xml:space="preserve">          }</w:t>
+      </w:r>
+    </w:p>
+    <w:p>
+      <w:pPr>
+        <w:spacing w:after="0"/>
+        <w:rPr>
+          <w:rFonts w:eastAsia="Calibri" w:cs="Times New Roman"/>
+          <w:iCs/>
+          <w:color w:val="000000" w:themeColor="text1"/>
           <w:kern w:val="0"/>
           <w:sz w:val="20"/>
           <w:szCs w:val="20"/>
@@ -21893,23 +20470,23 @@
         <w:rPr>
           <w:rFonts w:eastAsia="Calibri" w:cs="Times New Roman"/>
           <w:iCs/>
-          <w:color w:val="538135" w:themeColor="accent6" w:themeShade="BF"/>
+          <w:color w:val="000000" w:themeColor="text1"/>
           <w:kern w:val="0"/>
           <w:sz w:val="20"/>
           <w:szCs w:val="20"/>
           <w:lang w:val="en-US"/>
           <w14:ligatures w14:val="none"/>
         </w:rPr>
-        <w:t xml:space="preserve">        "if": {</w:t>
-      </w:r>
-    </w:p>
-    <w:p>
-      <w:pPr>
-        <w:spacing w:after="0"/>
-        <w:rPr>
-          <w:rFonts w:eastAsia="Calibri" w:cs="Times New Roman"/>
-          <w:iCs/>
-          <w:color w:val="538135" w:themeColor="accent6" w:themeShade="BF"/>
+        <w:t xml:space="preserve">        }</w:t>
+      </w:r>
+    </w:p>
+    <w:p>
+      <w:pPr>
+        <w:spacing w:after="0"/>
+        <w:rPr>
+          <w:rFonts w:eastAsia="Calibri" w:cs="Times New Roman"/>
+          <w:iCs/>
+          <w:color w:val="000000" w:themeColor="text1"/>
           <w:kern w:val="0"/>
           <w:sz w:val="20"/>
           <w:szCs w:val="20"/>
@@ -21921,51 +20498,51 @@
         <w:rPr>
           <w:rFonts w:eastAsia="Calibri" w:cs="Times New Roman"/>
           <w:iCs/>
-          <w:color w:val="538135" w:themeColor="accent6" w:themeShade="BF"/>
+          <w:color w:val="000000" w:themeColor="text1"/>
           <w:kern w:val="0"/>
           <w:sz w:val="20"/>
           <w:szCs w:val="20"/>
           <w:lang w:val="en-US"/>
           <w14:ligatures w14:val="none"/>
         </w:rPr>
-        <w:t xml:space="preserve">          "properties": </w:t>
-      </w:r>
-      <w:proofErr w:type="gramStart"/>
-      <w:r>
-        <w:rPr>
-          <w:rFonts w:eastAsia="Calibri" w:cs="Times New Roman"/>
-          <w:iCs/>
-          <w:color w:val="538135" w:themeColor="accent6" w:themeShade="BF"/>
+        <w:t xml:space="preserve">      },</w:t>
+      </w:r>
+    </w:p>
+    <w:p>
+      <w:pPr>
+        <w:spacing w:after="0"/>
+        <w:rPr>
+          <w:rFonts w:eastAsia="Calibri" w:cs="Times New Roman"/>
+          <w:iCs/>
+          <w:color w:val="000000" w:themeColor="text1"/>
           <w:kern w:val="0"/>
           <w:sz w:val="20"/>
           <w:szCs w:val="20"/>
           <w:lang w:val="en-US"/>
           <w14:ligatures w14:val="none"/>
         </w:rPr>
-        <w:t>{ "</w:t>
-      </w:r>
-      <w:proofErr w:type="gramEnd"/>
-      <w:r>
-        <w:rPr>
-          <w:rFonts w:eastAsia="Calibri" w:cs="Times New Roman"/>
-          <w:iCs/>
-          <w:color w:val="538135" w:themeColor="accent6" w:themeShade="BF"/>
+      </w:pPr>
+      <w:r>
+        <w:rPr>
+          <w:rFonts w:eastAsia="Calibri" w:cs="Times New Roman"/>
+          <w:iCs/>
+          <w:color w:val="000000" w:themeColor="text1"/>
           <w:kern w:val="0"/>
           <w:sz w:val="20"/>
           <w:szCs w:val="20"/>
           <w:lang w:val="en-US"/>
           <w14:ligatures w14:val="none"/>
         </w:rPr>
-        <w:t>$type": { "const": "journal" } }</w:t>
-      </w:r>
-    </w:p>
-    <w:p>
-      <w:pPr>
-        <w:spacing w:after="0"/>
-        <w:rPr>
-          <w:rFonts w:eastAsia="Calibri" w:cs="Times New Roman"/>
-          <w:iCs/>
-          <w:color w:val="538135" w:themeColor="accent6" w:themeShade="BF"/>
+        <w:t xml:space="preserve">      {</w:t>
+      </w:r>
+    </w:p>
+    <w:p>
+      <w:pPr>
+        <w:spacing w:after="0"/>
+        <w:rPr>
+          <w:rFonts w:eastAsia="Calibri" w:cs="Times New Roman"/>
+          <w:iCs/>
+          <w:color w:val="000000" w:themeColor="text1"/>
           <w:kern w:val="0"/>
           <w:sz w:val="20"/>
           <w:szCs w:val="20"/>
@@ -21977,23 +20554,23 @@
         <w:rPr>
           <w:rFonts w:eastAsia="Calibri" w:cs="Times New Roman"/>
           <w:iCs/>
-          <w:color w:val="538135" w:themeColor="accent6" w:themeShade="BF"/>
+          <w:color w:val="000000" w:themeColor="text1"/>
           <w:kern w:val="0"/>
           <w:sz w:val="20"/>
           <w:szCs w:val="20"/>
           <w:lang w:val="en-US"/>
           <w14:ligatures w14:val="none"/>
         </w:rPr>
-        <w:t xml:space="preserve">        },</w:t>
-      </w:r>
-    </w:p>
-    <w:p>
-      <w:pPr>
-        <w:spacing w:after="0"/>
-        <w:rPr>
-          <w:rFonts w:eastAsia="Calibri" w:cs="Times New Roman"/>
-          <w:iCs/>
-          <w:color w:val="538135" w:themeColor="accent6" w:themeShade="BF"/>
+        <w:t xml:space="preserve">        "if": {</w:t>
+      </w:r>
+    </w:p>
+    <w:p>
+      <w:pPr>
+        <w:spacing w:after="0"/>
+        <w:rPr>
+          <w:rFonts w:eastAsia="Calibri" w:cs="Times New Roman"/>
+          <w:iCs/>
+          <w:color w:val="000000" w:themeColor="text1"/>
           <w:kern w:val="0"/>
           <w:sz w:val="20"/>
           <w:szCs w:val="20"/>
@@ -22005,23 +20582,23 @@
         <w:rPr>
           <w:rFonts w:eastAsia="Calibri" w:cs="Times New Roman"/>
           <w:iCs/>
-          <w:color w:val="538135" w:themeColor="accent6" w:themeShade="BF"/>
+          <w:color w:val="000000" w:themeColor="text1"/>
           <w:kern w:val="0"/>
           <w:sz w:val="20"/>
           <w:szCs w:val="20"/>
           <w:lang w:val="en-US"/>
           <w14:ligatures w14:val="none"/>
         </w:rPr>
-        <w:t xml:space="preserve">        "then": {</w:t>
-      </w:r>
-    </w:p>
-    <w:p>
-      <w:pPr>
-        <w:spacing w:after="0"/>
-        <w:rPr>
-          <w:rFonts w:eastAsia="Calibri" w:cs="Times New Roman"/>
-          <w:iCs/>
-          <w:color w:val="538135" w:themeColor="accent6" w:themeShade="BF"/>
+        <w:t xml:space="preserve">          "properties": { "$type": { "const": "collection" } }</w:t>
+      </w:r>
+    </w:p>
+    <w:p>
+      <w:pPr>
+        <w:spacing w:after="0"/>
+        <w:rPr>
+          <w:rFonts w:eastAsia="Calibri" w:cs="Times New Roman"/>
+          <w:iCs/>
+          <w:color w:val="000000" w:themeColor="text1"/>
           <w:kern w:val="0"/>
           <w:sz w:val="20"/>
           <w:szCs w:val="20"/>
@@ -22033,23 +20610,23 @@
         <w:rPr>
           <w:rFonts w:eastAsia="Calibri" w:cs="Times New Roman"/>
           <w:iCs/>
-          <w:color w:val="538135" w:themeColor="accent6" w:themeShade="BF"/>
+          <w:color w:val="000000" w:themeColor="text1"/>
           <w:kern w:val="0"/>
           <w:sz w:val="20"/>
           <w:szCs w:val="20"/>
           <w:lang w:val="en-US"/>
           <w14:ligatures w14:val="none"/>
         </w:rPr>
-        <w:t xml:space="preserve">          "required": ["Frequency"],</w:t>
-      </w:r>
-    </w:p>
-    <w:p>
-      <w:pPr>
-        <w:spacing w:after="0"/>
-        <w:rPr>
-          <w:rFonts w:eastAsia="Calibri" w:cs="Times New Roman"/>
-          <w:iCs/>
-          <w:color w:val="538135" w:themeColor="accent6" w:themeShade="BF"/>
+        <w:t xml:space="preserve">        },</w:t>
+      </w:r>
+    </w:p>
+    <w:p>
+      <w:pPr>
+        <w:spacing w:after="0"/>
+        <w:rPr>
+          <w:rFonts w:eastAsia="Calibri" w:cs="Times New Roman"/>
+          <w:iCs/>
+          <w:color w:val="000000" w:themeColor="text1"/>
           <w:kern w:val="0"/>
           <w:sz w:val="20"/>
           <w:szCs w:val="20"/>
@@ -22061,23 +20638,23 @@
         <w:rPr>
           <w:rFonts w:eastAsia="Calibri" w:cs="Times New Roman"/>
           <w:iCs/>
-          <w:color w:val="538135" w:themeColor="accent6" w:themeShade="BF"/>
+          <w:color w:val="000000" w:themeColor="text1"/>
           <w:kern w:val="0"/>
           <w:sz w:val="20"/>
           <w:szCs w:val="20"/>
           <w:lang w:val="en-US"/>
           <w14:ligatures w14:val="none"/>
         </w:rPr>
-        <w:t xml:space="preserve">          "properties": {</w:t>
-      </w:r>
-    </w:p>
-    <w:p>
-      <w:pPr>
-        <w:spacing w:after="0"/>
-        <w:rPr>
-          <w:rFonts w:eastAsia="Calibri" w:cs="Times New Roman"/>
-          <w:iCs/>
-          <w:color w:val="538135" w:themeColor="accent6" w:themeShade="BF"/>
+        <w:t xml:space="preserve">        "then": {</w:t>
+      </w:r>
+    </w:p>
+    <w:p>
+      <w:pPr>
+        <w:spacing w:after="0"/>
+        <w:rPr>
+          <w:rFonts w:eastAsia="Calibri" w:cs="Times New Roman"/>
+          <w:iCs/>
+          <w:color w:val="000000" w:themeColor="text1"/>
           <w:kern w:val="0"/>
           <w:sz w:val="20"/>
           <w:szCs w:val="20"/>
@@ -22089,126 +20666,134 @@
         <w:rPr>
           <w:rFonts w:eastAsia="Calibri" w:cs="Times New Roman"/>
           <w:iCs/>
-          <w:color w:val="538135" w:themeColor="accent6" w:themeShade="BF"/>
+          <w:color w:val="000000" w:themeColor="text1"/>
           <w:kern w:val="0"/>
           <w:sz w:val="20"/>
           <w:szCs w:val="20"/>
           <w:lang w:val="en-US"/>
           <w14:ligatures w14:val="none"/>
         </w:rPr>
-        <w:t xml:space="preserve">            "Frequency": </w:t>
-      </w:r>
-      <w:proofErr w:type="gramStart"/>
-      <w:r>
-        <w:rPr>
-          <w:rFonts w:eastAsia="Calibri" w:cs="Times New Roman"/>
-          <w:iCs/>
-          <w:color w:val="538135" w:themeColor="accent6" w:themeShade="BF"/>
+        <w:t xml:space="preserve">          "properties": {</w:t>
+      </w:r>
+    </w:p>
+    <w:p>
+      <w:pPr>
+        <w:spacing w:after="0"/>
+        <w:rPr>
+          <w:rFonts w:eastAsia="Calibri" w:cs="Times New Roman"/>
+          <w:iCs/>
+          <w:color w:val="000000" w:themeColor="text1"/>
           <w:kern w:val="0"/>
           <w:sz w:val="20"/>
           <w:szCs w:val="20"/>
           <w:lang w:val="en-US"/>
           <w14:ligatures w14:val="none"/>
         </w:rPr>
-        <w:t>{ "</w:t>
-      </w:r>
-      <w:proofErr w:type="gramEnd"/>
-      <w:r>
-        <w:rPr>
-          <w:rFonts w:eastAsia="Calibri" w:cs="Times New Roman"/>
-          <w:iCs/>
-          <w:color w:val="538135" w:themeColor="accent6" w:themeShade="BF"/>
+      </w:pPr>
+      <w:r>
+        <w:rPr>
+          <w:rFonts w:eastAsia="Calibri" w:cs="Times New Roman"/>
+          <w:iCs/>
+          <w:color w:val="000000" w:themeColor="text1"/>
           <w:kern w:val="0"/>
           <w:sz w:val="20"/>
           <w:szCs w:val="20"/>
           <w:lang w:val="en-US"/>
           <w14:ligatures w14:val="none"/>
         </w:rPr>
-        <w:t>type": "string", "</w:t>
-      </w:r>
-      <w:proofErr w:type="spellStart"/>
-      <w:r>
-        <w:rPr>
-          <w:rFonts w:eastAsia="Calibri" w:cs="Times New Roman"/>
-          <w:iCs/>
-          <w:color w:val="538135" w:themeColor="accent6" w:themeShade="BF"/>
+        <w:t xml:space="preserve">            "EditorialBoard": { "type": "string" },</w:t>
+      </w:r>
+    </w:p>
+    <w:p>
+      <w:pPr>
+        <w:spacing w:after="0"/>
+        <w:rPr>
+          <w:rFonts w:eastAsia="Calibri" w:cs="Times New Roman"/>
+          <w:iCs/>
+          <w:color w:val="000000" w:themeColor="text1"/>
           <w:kern w:val="0"/>
           <w:sz w:val="20"/>
           <w:szCs w:val="20"/>
           <w:lang w:val="en-US"/>
           <w14:ligatures w14:val="none"/>
         </w:rPr>
-        <w:t>minLength</w:t>
-      </w:r>
-      <w:proofErr w:type="spellEnd"/>
-      <w:r>
-        <w:rPr>
-          <w:rFonts w:eastAsia="Calibri" w:cs="Times New Roman"/>
-          <w:iCs/>
-          <w:color w:val="538135" w:themeColor="accent6" w:themeShade="BF"/>
+      </w:pPr>
+      <w:r>
+        <w:rPr>
+          <w:rFonts w:eastAsia="Calibri" w:cs="Times New Roman"/>
+          <w:iCs/>
+          <w:color w:val="000000" w:themeColor="text1"/>
           <w:kern w:val="0"/>
           <w:sz w:val="20"/>
           <w:szCs w:val="20"/>
           <w:lang w:val="en-US"/>
           <w14:ligatures w14:val="none"/>
         </w:rPr>
-        <w:t>": 1 }</w:t>
-      </w:r>
-    </w:p>
-    <w:p>
-      <w:pPr>
-        <w:spacing w:after="0"/>
-        <w:rPr>
-          <w:rFonts w:eastAsia="Calibri" w:cs="Times New Roman"/>
-          <w:iCs/>
-          <w:color w:val="538135" w:themeColor="accent6" w:themeShade="BF"/>
+        <w:t xml:space="preserve">            "ResponsibleEditors": { "type": "string" }</w:t>
+      </w:r>
+    </w:p>
+    <w:p>
+      <w:pPr>
+        <w:spacing w:after="0"/>
+        <w:rPr>
+          <w:rFonts w:eastAsia="Calibri" w:cs="Times New Roman"/>
+          <w:iCs/>
+          <w:color w:val="000000" w:themeColor="text1"/>
+          <w:kern w:val="0"/>
+          <w:sz w:val="20"/>
+          <w:szCs w:val="20"/>
+          <w14:ligatures w14:val="none"/>
+        </w:rPr>
+      </w:pPr>
+      <w:r>
+        <w:rPr>
+          <w:rFonts w:eastAsia="Calibri" w:cs="Times New Roman"/>
+          <w:iCs/>
+          <w:color w:val="000000" w:themeColor="text1"/>
           <w:kern w:val="0"/>
           <w:sz w:val="20"/>
           <w:szCs w:val="20"/>
           <w:lang w:val="en-US"/>
           <w14:ligatures w14:val="none"/>
         </w:rPr>
-      </w:pPr>
-      <w:r>
-        <w:rPr>
-          <w:rFonts w:eastAsia="Calibri" w:cs="Times New Roman"/>
-          <w:iCs/>
-          <w:color w:val="538135" w:themeColor="accent6" w:themeShade="BF"/>
+        <w:t xml:space="preserve">          </w:t>
+      </w:r>
+      <w:r>
+        <w:rPr>
+          <w:rFonts w:eastAsia="Calibri" w:cs="Times New Roman"/>
+          <w:iCs/>
+          <w:color w:val="000000" w:themeColor="text1"/>
           <w:kern w:val="0"/>
           <w:sz w:val="20"/>
           <w:szCs w:val="20"/>
-          <w:lang w:val="en-US"/>
-          <w14:ligatures w14:val="none"/>
-        </w:rPr>
-        <w:t xml:space="preserve">          }</w:t>
-      </w:r>
-    </w:p>
-    <w:p>
-      <w:pPr>
-        <w:spacing w:after="0"/>
-        <w:rPr>
-          <w:rFonts w:eastAsia="Calibri" w:cs="Times New Roman"/>
-          <w:iCs/>
-          <w:color w:val="538135" w:themeColor="accent6" w:themeShade="BF"/>
+          <w14:ligatures w14:val="none"/>
+        </w:rPr>
+        <w:t>}</w:t>
+      </w:r>
+    </w:p>
+    <w:p>
+      <w:pPr>
+        <w:spacing w:after="0"/>
+        <w:rPr>
+          <w:rFonts w:eastAsia="Calibri" w:cs="Times New Roman"/>
+          <w:iCs/>
+          <w:color w:val="000000" w:themeColor="text1"/>
           <w:kern w:val="0"/>
           <w:sz w:val="20"/>
           <w:szCs w:val="20"/>
-          <w:lang w:val="en-US"/>
-          <w14:ligatures w14:val="none"/>
-        </w:rPr>
-      </w:pPr>
-      <w:r>
-        <w:rPr>
-          <w:rFonts w:eastAsia="Calibri" w:cs="Times New Roman"/>
-          <w:iCs/>
-          <w:color w:val="538135" w:themeColor="accent6" w:themeShade="BF"/>
+          <w14:ligatures w14:val="none"/>
+        </w:rPr>
+      </w:pPr>
+      <w:r>
+        <w:rPr>
+          <w:rFonts w:eastAsia="Calibri" w:cs="Times New Roman"/>
+          <w:iCs/>
+          <w:color w:val="000000" w:themeColor="text1"/>
           <w:kern w:val="0"/>
           <w:sz w:val="20"/>
           <w:szCs w:val="20"/>
-          <w:lang w:val="en-US"/>
-          <w14:ligatures w14:val="none"/>
-        </w:rPr>
-        <w:lastRenderedPageBreak/>
+          <w14:ligatures w14:val="none"/>
+        </w:rPr>
         <w:t xml:space="preserve">        }</w:t>
       </w:r>
     </w:p>
@@ -22218,1228 +20803,99 @@
         <w:rPr>
           <w:rFonts w:eastAsia="Calibri" w:cs="Times New Roman"/>
           <w:iCs/>
-          <w:color w:val="538135" w:themeColor="accent6" w:themeShade="BF"/>
+          <w:color w:val="000000" w:themeColor="text1"/>
           <w:kern w:val="0"/>
           <w:sz w:val="20"/>
           <w:szCs w:val="20"/>
-          <w:lang w:val="en-US"/>
-          <w14:ligatures w14:val="none"/>
-        </w:rPr>
-      </w:pPr>
-      <w:r>
-        <w:rPr>
-          <w:rFonts w:eastAsia="Calibri" w:cs="Times New Roman"/>
-          <w:iCs/>
-          <w:color w:val="538135" w:themeColor="accent6" w:themeShade="BF"/>
+          <w14:ligatures w14:val="none"/>
+        </w:rPr>
+      </w:pPr>
+      <w:r>
+        <w:rPr>
+          <w:rFonts w:eastAsia="Calibri" w:cs="Times New Roman"/>
+          <w:iCs/>
+          <w:color w:val="000000" w:themeColor="text1"/>
           <w:kern w:val="0"/>
           <w:sz w:val="20"/>
           <w:szCs w:val="20"/>
-          <w:lang w:val="en-US"/>
-          <w14:ligatures w14:val="none"/>
-        </w:rPr>
-        <w:t xml:space="preserve">      },</w:t>
-      </w:r>
-    </w:p>
-    <w:p>
-      <w:pPr>
-        <w:spacing w:after="0"/>
-        <w:rPr>
-          <w:rFonts w:eastAsia="Calibri" w:cs="Times New Roman"/>
-          <w:iCs/>
-          <w:color w:val="538135" w:themeColor="accent6" w:themeShade="BF"/>
+          <w14:ligatures w14:val="none"/>
+        </w:rPr>
+        <w:t xml:space="preserve">      }</w:t>
+      </w:r>
+    </w:p>
+    <w:p>
+      <w:pPr>
+        <w:spacing w:after="0"/>
+        <w:rPr>
+          <w:rFonts w:eastAsia="Calibri" w:cs="Times New Roman"/>
+          <w:iCs/>
+          <w:color w:val="000000" w:themeColor="text1"/>
           <w:kern w:val="0"/>
           <w:sz w:val="20"/>
           <w:szCs w:val="20"/>
-          <w:lang w:val="en-US"/>
-          <w14:ligatures w14:val="none"/>
-        </w:rPr>
-      </w:pPr>
-      <w:r>
-        <w:rPr>
-          <w:rFonts w:eastAsia="Calibri" w:cs="Times New Roman"/>
-          <w:iCs/>
-          <w:color w:val="538135" w:themeColor="accent6" w:themeShade="BF"/>
+          <w14:ligatures w14:val="none"/>
+        </w:rPr>
+      </w:pPr>
+      <w:r>
+        <w:rPr>
+          <w:rFonts w:eastAsia="Calibri" w:cs="Times New Roman"/>
+          <w:iCs/>
+          <w:color w:val="000000" w:themeColor="text1"/>
           <w:kern w:val="0"/>
           <w:sz w:val="20"/>
           <w:szCs w:val="20"/>
-          <w:lang w:val="en-US"/>
-          <w14:ligatures w14:val="none"/>
-        </w:rPr>
-        <w:t xml:space="preserve">      {</w:t>
-      </w:r>
-    </w:p>
-    <w:p>
-      <w:pPr>
-        <w:spacing w:after="0"/>
-        <w:rPr>
-          <w:rFonts w:eastAsia="Calibri" w:cs="Times New Roman"/>
-          <w:iCs/>
-          <w:color w:val="538135" w:themeColor="accent6" w:themeShade="BF"/>
+          <w14:ligatures w14:val="none"/>
+        </w:rPr>
+        <w:t xml:space="preserve">    ]</w:t>
+      </w:r>
+    </w:p>
+    <w:p>
+      <w:pPr>
+        <w:spacing w:after="0"/>
+        <w:rPr>
+          <w:rFonts w:eastAsia="Calibri" w:cs="Times New Roman"/>
+          <w:iCs/>
+          <w:color w:val="000000" w:themeColor="text1"/>
           <w:kern w:val="0"/>
           <w:sz w:val="20"/>
           <w:szCs w:val="20"/>
-          <w:lang w:val="en-US"/>
-          <w14:ligatures w14:val="none"/>
-        </w:rPr>
-      </w:pPr>
-      <w:r>
-        <w:rPr>
-          <w:rFonts w:eastAsia="Calibri" w:cs="Times New Roman"/>
-          <w:iCs/>
-          <w:color w:val="538135" w:themeColor="accent6" w:themeShade="BF"/>
+          <w14:ligatures w14:val="none"/>
+        </w:rPr>
+      </w:pPr>
+      <w:r>
+        <w:rPr>
+          <w:rFonts w:eastAsia="Calibri" w:cs="Times New Roman"/>
+          <w:iCs/>
+          <w:color w:val="000000" w:themeColor="text1"/>
           <w:kern w:val="0"/>
           <w:sz w:val="20"/>
           <w:szCs w:val="20"/>
-          <w:lang w:val="en-US"/>
-          <w14:ligatures w14:val="none"/>
-        </w:rPr>
-        <w:t xml:space="preserve">        "if": {</w:t>
-      </w:r>
-    </w:p>
-    <w:p>
-      <w:pPr>
-        <w:spacing w:after="0"/>
-        <w:rPr>
-          <w:rFonts w:eastAsia="Calibri" w:cs="Times New Roman"/>
-          <w:iCs/>
-          <w:color w:val="538135" w:themeColor="accent6" w:themeShade="BF"/>
+          <w14:ligatures w14:val="none"/>
+        </w:rPr>
+        <w:t xml:space="preserve">  }</w:t>
+      </w:r>
+    </w:p>
+    <w:p>
+      <w:pPr>
+        <w:spacing w:after="0"/>
+        <w:rPr>
+          <w:rFonts w:eastAsia="Calibri" w:cs="Times New Roman"/>
+          <w:iCs/>
+          <w:color w:val="000000" w:themeColor="text1"/>
           <w:kern w:val="0"/>
           <w:sz w:val="20"/>
           <w:szCs w:val="20"/>
-          <w:lang w:val="en-US"/>
-          <w14:ligatures w14:val="none"/>
-        </w:rPr>
-      </w:pPr>
-      <w:r>
-        <w:rPr>
-          <w:rFonts w:eastAsia="Calibri" w:cs="Times New Roman"/>
-          <w:iCs/>
-          <w:color w:val="538135" w:themeColor="accent6" w:themeShade="BF"/>
+          <w14:ligatures w14:val="none"/>
+        </w:rPr>
+      </w:pPr>
+      <w:r>
+        <w:rPr>
+          <w:rFonts w:eastAsia="Calibri" w:cs="Times New Roman"/>
+          <w:iCs/>
+          <w:color w:val="000000" w:themeColor="text1"/>
           <w:kern w:val="0"/>
           <w:sz w:val="20"/>
           <w:szCs w:val="20"/>
-          <w:lang w:val="en-US"/>
-          <w14:ligatures w14:val="none"/>
-        </w:rPr>
-        <w:t xml:space="preserve">          "properties": </w:t>
-      </w:r>
-      <w:proofErr w:type="gramStart"/>
-      <w:r>
-        <w:rPr>
-          <w:rFonts w:eastAsia="Calibri" w:cs="Times New Roman"/>
-          <w:iCs/>
-          <w:color w:val="538135" w:themeColor="accent6" w:themeShade="BF"/>
-          <w:kern w:val="0"/>
-          <w:sz w:val="20"/>
-          <w:szCs w:val="20"/>
-          <w:lang w:val="en-US"/>
-          <w14:ligatures w14:val="none"/>
-        </w:rPr>
-        <w:t>{ "</w:t>
-      </w:r>
-      <w:proofErr w:type="gramEnd"/>
-      <w:r>
-        <w:rPr>
-          <w:rFonts w:eastAsia="Calibri" w:cs="Times New Roman"/>
-          <w:iCs/>
-          <w:color w:val="538135" w:themeColor="accent6" w:themeShade="BF"/>
-          <w:kern w:val="0"/>
-          <w:sz w:val="20"/>
-          <w:szCs w:val="20"/>
-          <w:lang w:val="en-US"/>
-          <w14:ligatures w14:val="none"/>
-        </w:rPr>
-        <w:t>$type": { "const": "dissertation" } }</w:t>
-      </w:r>
-    </w:p>
-    <w:p>
-      <w:pPr>
-        <w:spacing w:after="0"/>
-        <w:rPr>
-          <w:rFonts w:eastAsia="Calibri" w:cs="Times New Roman"/>
-          <w:iCs/>
-          <w:color w:val="538135" w:themeColor="accent6" w:themeShade="BF"/>
-          <w:kern w:val="0"/>
-          <w:sz w:val="20"/>
-          <w:szCs w:val="20"/>
-          <w:lang w:val="en-US"/>
-          <w14:ligatures w14:val="none"/>
-        </w:rPr>
-      </w:pPr>
-      <w:r>
-        <w:rPr>
-          <w:rFonts w:eastAsia="Calibri" w:cs="Times New Roman"/>
-          <w:iCs/>
-          <w:color w:val="538135" w:themeColor="accent6" w:themeShade="BF"/>
-          <w:kern w:val="0"/>
-          <w:sz w:val="20"/>
-          <w:szCs w:val="20"/>
-          <w:lang w:val="en-US"/>
-          <w14:ligatures w14:val="none"/>
-        </w:rPr>
-        <w:t xml:space="preserve">        },</w:t>
-      </w:r>
-    </w:p>
-    <w:p>
-      <w:pPr>
-        <w:spacing w:after="0"/>
-        <w:rPr>
-          <w:rFonts w:eastAsia="Calibri" w:cs="Times New Roman"/>
-          <w:iCs/>
-          <w:color w:val="538135" w:themeColor="accent6" w:themeShade="BF"/>
-          <w:kern w:val="0"/>
-          <w:sz w:val="20"/>
-          <w:szCs w:val="20"/>
-          <w:lang w:val="en-US"/>
-          <w14:ligatures w14:val="none"/>
-        </w:rPr>
-      </w:pPr>
-      <w:r>
-        <w:rPr>
-          <w:rFonts w:eastAsia="Calibri" w:cs="Times New Roman"/>
-          <w:iCs/>
-          <w:color w:val="538135" w:themeColor="accent6" w:themeShade="BF"/>
-          <w:kern w:val="0"/>
-          <w:sz w:val="20"/>
-          <w:szCs w:val="20"/>
-          <w:lang w:val="en-US"/>
-          <w14:ligatures w14:val="none"/>
-        </w:rPr>
-        <w:t xml:space="preserve">        "then": {</w:t>
-      </w:r>
-    </w:p>
-    <w:p>
-      <w:pPr>
-        <w:spacing w:after="0"/>
-        <w:rPr>
-          <w:rFonts w:eastAsia="Calibri" w:cs="Times New Roman"/>
-          <w:iCs/>
-          <w:color w:val="538135" w:themeColor="accent6" w:themeShade="BF"/>
-          <w:kern w:val="0"/>
-          <w:sz w:val="20"/>
-          <w:szCs w:val="20"/>
-          <w:lang w:val="en-US"/>
-          <w14:ligatures w14:val="none"/>
-        </w:rPr>
-      </w:pPr>
-      <w:r>
-        <w:rPr>
-          <w:rFonts w:eastAsia="Calibri" w:cs="Times New Roman"/>
-          <w:iCs/>
-          <w:color w:val="538135" w:themeColor="accent6" w:themeShade="BF"/>
-          <w:kern w:val="0"/>
-          <w:sz w:val="20"/>
-          <w:szCs w:val="20"/>
-          <w:lang w:val="en-US"/>
-          <w14:ligatures w14:val="none"/>
-        </w:rPr>
-        <w:t xml:space="preserve">          "required": ["</w:t>
-      </w:r>
-      <w:proofErr w:type="spellStart"/>
-      <w:r>
-        <w:rPr>
-          <w:rFonts w:eastAsia="Calibri" w:cs="Times New Roman"/>
-          <w:iCs/>
-          <w:color w:val="538135" w:themeColor="accent6" w:themeShade="BF"/>
-          <w:kern w:val="0"/>
-          <w:sz w:val="20"/>
-          <w:szCs w:val="20"/>
-          <w:lang w:val="en-US"/>
-          <w14:ligatures w14:val="none"/>
-        </w:rPr>
-        <w:t>AuthorFull</w:t>
-      </w:r>
-      <w:proofErr w:type="spellEnd"/>
-      <w:r>
-        <w:rPr>
-          <w:rFonts w:eastAsia="Calibri" w:cs="Times New Roman"/>
-          <w:iCs/>
-          <w:color w:val="538135" w:themeColor="accent6" w:themeShade="BF"/>
-          <w:kern w:val="0"/>
-          <w:sz w:val="20"/>
-          <w:szCs w:val="20"/>
-          <w:lang w:val="en-US"/>
-          <w14:ligatures w14:val="none"/>
-        </w:rPr>
-        <w:t>", "</w:t>
-      </w:r>
-      <w:proofErr w:type="spellStart"/>
-      <w:r>
-        <w:rPr>
-          <w:rFonts w:eastAsia="Calibri" w:cs="Times New Roman"/>
-          <w:iCs/>
-          <w:color w:val="538135" w:themeColor="accent6" w:themeShade="BF"/>
-          <w:kern w:val="0"/>
-          <w:sz w:val="20"/>
-          <w:szCs w:val="20"/>
-          <w:lang w:val="en-US"/>
-          <w14:ligatures w14:val="none"/>
-        </w:rPr>
-        <w:t>Speciality</w:t>
-      </w:r>
-      <w:proofErr w:type="spellEnd"/>
-      <w:r>
-        <w:rPr>
-          <w:rFonts w:eastAsia="Calibri" w:cs="Times New Roman"/>
-          <w:iCs/>
-          <w:color w:val="538135" w:themeColor="accent6" w:themeShade="BF"/>
-          <w:kern w:val="0"/>
-          <w:sz w:val="20"/>
-          <w:szCs w:val="20"/>
-          <w:lang w:val="en-US"/>
-          <w14:ligatures w14:val="none"/>
-        </w:rPr>
-        <w:t>", "Degree"],</w:t>
-      </w:r>
-    </w:p>
-    <w:p>
-      <w:pPr>
-        <w:spacing w:after="0"/>
-        <w:rPr>
-          <w:rFonts w:eastAsia="Calibri" w:cs="Times New Roman"/>
-          <w:iCs/>
-          <w:color w:val="538135" w:themeColor="accent6" w:themeShade="BF"/>
-          <w:kern w:val="0"/>
-          <w:sz w:val="20"/>
-          <w:szCs w:val="20"/>
-          <w:lang w:val="en-US"/>
-          <w14:ligatures w14:val="none"/>
-        </w:rPr>
-      </w:pPr>
-      <w:r>
-        <w:rPr>
-          <w:rFonts w:eastAsia="Calibri" w:cs="Times New Roman"/>
-          <w:iCs/>
-          <w:color w:val="538135" w:themeColor="accent6" w:themeShade="BF"/>
-          <w:kern w:val="0"/>
-          <w:sz w:val="20"/>
-          <w:szCs w:val="20"/>
-          <w:lang w:val="en-US"/>
-          <w14:ligatures w14:val="none"/>
-        </w:rPr>
-        <w:t xml:space="preserve">          "properties": {</w:t>
-      </w:r>
-    </w:p>
-    <w:p>
-      <w:pPr>
-        <w:spacing w:after="0"/>
-        <w:rPr>
-          <w:rFonts w:eastAsia="Calibri" w:cs="Times New Roman"/>
-          <w:iCs/>
-          <w:color w:val="538135" w:themeColor="accent6" w:themeShade="BF"/>
-          <w:kern w:val="0"/>
-          <w:sz w:val="20"/>
-          <w:szCs w:val="20"/>
-          <w:lang w:val="en-US"/>
-          <w14:ligatures w14:val="none"/>
-        </w:rPr>
-      </w:pPr>
-      <w:r>
-        <w:rPr>
-          <w:rFonts w:eastAsia="Calibri" w:cs="Times New Roman"/>
-          <w:iCs/>
-          <w:color w:val="538135" w:themeColor="accent6" w:themeShade="BF"/>
-          <w:kern w:val="0"/>
-          <w:sz w:val="20"/>
-          <w:szCs w:val="20"/>
-          <w:lang w:val="en-US"/>
-          <w14:ligatures w14:val="none"/>
-        </w:rPr>
-        <w:t xml:space="preserve">            "</w:t>
-      </w:r>
-      <w:proofErr w:type="spellStart"/>
-      <w:r>
-        <w:rPr>
-          <w:rFonts w:eastAsia="Calibri" w:cs="Times New Roman"/>
-          <w:iCs/>
-          <w:color w:val="538135" w:themeColor="accent6" w:themeShade="BF"/>
-          <w:kern w:val="0"/>
-          <w:sz w:val="20"/>
-          <w:szCs w:val="20"/>
-          <w:lang w:val="en-US"/>
-          <w14:ligatures w14:val="none"/>
-        </w:rPr>
-        <w:t>AuthorFull</w:t>
-      </w:r>
-      <w:proofErr w:type="spellEnd"/>
-      <w:r>
-        <w:rPr>
-          <w:rFonts w:eastAsia="Calibri" w:cs="Times New Roman"/>
-          <w:iCs/>
-          <w:color w:val="538135" w:themeColor="accent6" w:themeShade="BF"/>
-          <w:kern w:val="0"/>
-          <w:sz w:val="20"/>
-          <w:szCs w:val="20"/>
-          <w:lang w:val="en-US"/>
-          <w14:ligatures w14:val="none"/>
-        </w:rPr>
-        <w:t xml:space="preserve">": </w:t>
-      </w:r>
-      <w:proofErr w:type="gramStart"/>
-      <w:r>
-        <w:rPr>
-          <w:rFonts w:eastAsia="Calibri" w:cs="Times New Roman"/>
-          <w:iCs/>
-          <w:color w:val="538135" w:themeColor="accent6" w:themeShade="BF"/>
-          <w:kern w:val="0"/>
-          <w:sz w:val="20"/>
-          <w:szCs w:val="20"/>
-          <w:lang w:val="en-US"/>
-          <w14:ligatures w14:val="none"/>
-        </w:rPr>
-        <w:t>{ "</w:t>
-      </w:r>
-      <w:proofErr w:type="gramEnd"/>
-      <w:r>
-        <w:rPr>
-          <w:rFonts w:eastAsia="Calibri" w:cs="Times New Roman"/>
-          <w:iCs/>
-          <w:color w:val="538135" w:themeColor="accent6" w:themeShade="BF"/>
-          <w:kern w:val="0"/>
-          <w:sz w:val="20"/>
-          <w:szCs w:val="20"/>
-          <w:lang w:val="en-US"/>
-          <w14:ligatures w14:val="none"/>
-        </w:rPr>
-        <w:t>type": "string", "</w:t>
-      </w:r>
-      <w:proofErr w:type="spellStart"/>
-      <w:r>
-        <w:rPr>
-          <w:rFonts w:eastAsia="Calibri" w:cs="Times New Roman"/>
-          <w:iCs/>
-          <w:color w:val="538135" w:themeColor="accent6" w:themeShade="BF"/>
-          <w:kern w:val="0"/>
-          <w:sz w:val="20"/>
-          <w:szCs w:val="20"/>
-          <w:lang w:val="en-US"/>
-          <w14:ligatures w14:val="none"/>
-        </w:rPr>
-        <w:t>minLength</w:t>
-      </w:r>
-      <w:proofErr w:type="spellEnd"/>
-      <w:r>
-        <w:rPr>
-          <w:rFonts w:eastAsia="Calibri" w:cs="Times New Roman"/>
-          <w:iCs/>
-          <w:color w:val="538135" w:themeColor="accent6" w:themeShade="BF"/>
-          <w:kern w:val="0"/>
-          <w:sz w:val="20"/>
-          <w:szCs w:val="20"/>
-          <w:lang w:val="en-US"/>
-          <w14:ligatures w14:val="none"/>
-        </w:rPr>
-        <w:t>": 1 },</w:t>
-      </w:r>
-    </w:p>
-    <w:p>
-      <w:pPr>
-        <w:spacing w:after="0"/>
-        <w:rPr>
-          <w:rFonts w:eastAsia="Calibri" w:cs="Times New Roman"/>
-          <w:iCs/>
-          <w:color w:val="538135" w:themeColor="accent6" w:themeShade="BF"/>
-          <w:kern w:val="0"/>
-          <w:sz w:val="20"/>
-          <w:szCs w:val="20"/>
-          <w:lang w:val="en-US"/>
-          <w14:ligatures w14:val="none"/>
-        </w:rPr>
-      </w:pPr>
-      <w:r>
-        <w:rPr>
-          <w:rFonts w:eastAsia="Calibri" w:cs="Times New Roman"/>
-          <w:iCs/>
-          <w:color w:val="538135" w:themeColor="accent6" w:themeShade="BF"/>
-          <w:kern w:val="0"/>
-          <w:sz w:val="20"/>
-          <w:szCs w:val="20"/>
-          <w:lang w:val="en-US"/>
-          <w14:ligatures w14:val="none"/>
-        </w:rPr>
-        <w:t xml:space="preserve">            "</w:t>
-      </w:r>
-      <w:proofErr w:type="spellStart"/>
-      <w:r>
-        <w:rPr>
-          <w:rFonts w:eastAsia="Calibri" w:cs="Times New Roman"/>
-          <w:iCs/>
-          <w:color w:val="538135" w:themeColor="accent6" w:themeShade="BF"/>
-          <w:kern w:val="0"/>
-          <w:sz w:val="20"/>
-          <w:szCs w:val="20"/>
-          <w:lang w:val="en-US"/>
-          <w14:ligatures w14:val="none"/>
-        </w:rPr>
-        <w:t>Speciality</w:t>
-      </w:r>
-      <w:proofErr w:type="spellEnd"/>
-      <w:r>
-        <w:rPr>
-          <w:rFonts w:eastAsia="Calibri" w:cs="Times New Roman"/>
-          <w:iCs/>
-          <w:color w:val="538135" w:themeColor="accent6" w:themeShade="BF"/>
-          <w:kern w:val="0"/>
-          <w:sz w:val="20"/>
-          <w:szCs w:val="20"/>
-          <w:lang w:val="en-US"/>
-          <w14:ligatures w14:val="none"/>
-        </w:rPr>
-        <w:t xml:space="preserve">": </w:t>
-      </w:r>
-      <w:proofErr w:type="gramStart"/>
-      <w:r>
-        <w:rPr>
-          <w:rFonts w:eastAsia="Calibri" w:cs="Times New Roman"/>
-          <w:iCs/>
-          <w:color w:val="538135" w:themeColor="accent6" w:themeShade="BF"/>
-          <w:kern w:val="0"/>
-          <w:sz w:val="20"/>
-          <w:szCs w:val="20"/>
-          <w:lang w:val="en-US"/>
-          <w14:ligatures w14:val="none"/>
-        </w:rPr>
-        <w:t>{ "</w:t>
-      </w:r>
-      <w:proofErr w:type="gramEnd"/>
-      <w:r>
-        <w:rPr>
-          <w:rFonts w:eastAsia="Calibri" w:cs="Times New Roman"/>
-          <w:iCs/>
-          <w:color w:val="538135" w:themeColor="accent6" w:themeShade="BF"/>
-          <w:kern w:val="0"/>
-          <w:sz w:val="20"/>
-          <w:szCs w:val="20"/>
-          <w:lang w:val="en-US"/>
-          <w14:ligatures w14:val="none"/>
-        </w:rPr>
-        <w:t>type": "string", "</w:t>
-      </w:r>
-      <w:proofErr w:type="spellStart"/>
-      <w:r>
-        <w:rPr>
-          <w:rFonts w:eastAsia="Calibri" w:cs="Times New Roman"/>
-          <w:iCs/>
-          <w:color w:val="538135" w:themeColor="accent6" w:themeShade="BF"/>
-          <w:kern w:val="0"/>
-          <w:sz w:val="20"/>
-          <w:szCs w:val="20"/>
-          <w:lang w:val="en-US"/>
-          <w14:ligatures w14:val="none"/>
-        </w:rPr>
-        <w:t>minLength</w:t>
-      </w:r>
-      <w:proofErr w:type="spellEnd"/>
-      <w:r>
-        <w:rPr>
-          <w:rFonts w:eastAsia="Calibri" w:cs="Times New Roman"/>
-          <w:iCs/>
-          <w:color w:val="538135" w:themeColor="accent6" w:themeShade="BF"/>
-          <w:kern w:val="0"/>
-          <w:sz w:val="20"/>
-          <w:szCs w:val="20"/>
-          <w:lang w:val="en-US"/>
-          <w14:ligatures w14:val="none"/>
-        </w:rPr>
-        <w:t>": 1 },</w:t>
-      </w:r>
-    </w:p>
-    <w:p>
-      <w:pPr>
-        <w:spacing w:after="0"/>
-        <w:rPr>
-          <w:rFonts w:eastAsia="Calibri" w:cs="Times New Roman"/>
-          <w:iCs/>
-          <w:color w:val="538135" w:themeColor="accent6" w:themeShade="BF"/>
-          <w:kern w:val="0"/>
-          <w:sz w:val="20"/>
-          <w:szCs w:val="20"/>
-          <w:lang w:val="en-US"/>
-          <w14:ligatures w14:val="none"/>
-        </w:rPr>
-      </w:pPr>
-      <w:r>
-        <w:rPr>
-          <w:rFonts w:eastAsia="Calibri" w:cs="Times New Roman"/>
-          <w:iCs/>
-          <w:color w:val="538135" w:themeColor="accent6" w:themeShade="BF"/>
-          <w:kern w:val="0"/>
-          <w:sz w:val="20"/>
-          <w:szCs w:val="20"/>
-          <w:lang w:val="en-US"/>
-          <w14:ligatures w14:val="none"/>
-        </w:rPr>
-        <w:t xml:space="preserve">            "Degree": </w:t>
-      </w:r>
-      <w:proofErr w:type="gramStart"/>
-      <w:r>
-        <w:rPr>
-          <w:rFonts w:eastAsia="Calibri" w:cs="Times New Roman"/>
-          <w:iCs/>
-          <w:color w:val="538135" w:themeColor="accent6" w:themeShade="BF"/>
-          <w:kern w:val="0"/>
-          <w:sz w:val="20"/>
-          <w:szCs w:val="20"/>
-          <w:lang w:val="en-US"/>
-          <w14:ligatures w14:val="none"/>
-        </w:rPr>
-        <w:t>{ "</w:t>
-      </w:r>
-      <w:proofErr w:type="gramEnd"/>
-      <w:r>
-        <w:rPr>
-          <w:rFonts w:eastAsia="Calibri" w:cs="Times New Roman"/>
-          <w:iCs/>
-          <w:color w:val="538135" w:themeColor="accent6" w:themeShade="BF"/>
-          <w:kern w:val="0"/>
-          <w:sz w:val="20"/>
-          <w:szCs w:val="20"/>
-          <w:lang w:val="en-US"/>
-          <w14:ligatures w14:val="none"/>
-        </w:rPr>
-        <w:t>type": "string", "</w:t>
-      </w:r>
-      <w:proofErr w:type="spellStart"/>
-      <w:r>
-        <w:rPr>
-          <w:rFonts w:eastAsia="Calibri" w:cs="Times New Roman"/>
-          <w:iCs/>
-          <w:color w:val="538135" w:themeColor="accent6" w:themeShade="BF"/>
-          <w:kern w:val="0"/>
-          <w:sz w:val="20"/>
-          <w:szCs w:val="20"/>
-          <w:lang w:val="en-US"/>
-          <w14:ligatures w14:val="none"/>
-        </w:rPr>
-        <w:t>minLength</w:t>
-      </w:r>
-      <w:proofErr w:type="spellEnd"/>
-      <w:r>
-        <w:rPr>
-          <w:rFonts w:eastAsia="Calibri" w:cs="Times New Roman"/>
-          <w:iCs/>
-          <w:color w:val="538135" w:themeColor="accent6" w:themeShade="BF"/>
-          <w:kern w:val="0"/>
-          <w:sz w:val="20"/>
-          <w:szCs w:val="20"/>
-          <w:lang w:val="en-US"/>
-          <w14:ligatures w14:val="none"/>
-        </w:rPr>
-        <w:t>": 1 }</w:t>
-      </w:r>
-    </w:p>
-    <w:p>
-      <w:pPr>
-        <w:spacing w:after="0"/>
-        <w:rPr>
-          <w:rFonts w:eastAsia="Calibri" w:cs="Times New Roman"/>
-          <w:iCs/>
-          <w:color w:val="538135" w:themeColor="accent6" w:themeShade="BF"/>
-          <w:kern w:val="0"/>
-          <w:sz w:val="20"/>
-          <w:szCs w:val="20"/>
-          <w:lang w:val="en-US"/>
-          <w14:ligatures w14:val="none"/>
-        </w:rPr>
-      </w:pPr>
-      <w:r>
-        <w:rPr>
-          <w:rFonts w:eastAsia="Calibri" w:cs="Times New Roman"/>
-          <w:iCs/>
-          <w:color w:val="538135" w:themeColor="accent6" w:themeShade="BF"/>
-          <w:kern w:val="0"/>
-          <w:sz w:val="20"/>
-          <w:szCs w:val="20"/>
-          <w:lang w:val="en-US"/>
-          <w14:ligatures w14:val="none"/>
-        </w:rPr>
-        <w:t xml:space="preserve">          }</w:t>
-      </w:r>
-    </w:p>
-    <w:p>
-      <w:pPr>
-        <w:spacing w:after="0"/>
-        <w:rPr>
-          <w:rFonts w:eastAsia="Calibri" w:cs="Times New Roman"/>
-          <w:iCs/>
-          <w:color w:val="538135" w:themeColor="accent6" w:themeShade="BF"/>
-          <w:kern w:val="0"/>
-          <w:sz w:val="20"/>
-          <w:szCs w:val="20"/>
-          <w:lang w:val="en-US"/>
-          <w14:ligatures w14:val="none"/>
-        </w:rPr>
-      </w:pPr>
-      <w:r>
-        <w:rPr>
-          <w:rFonts w:eastAsia="Calibri" w:cs="Times New Roman"/>
-          <w:iCs/>
-          <w:color w:val="538135" w:themeColor="accent6" w:themeShade="BF"/>
-          <w:kern w:val="0"/>
-          <w:sz w:val="20"/>
-          <w:szCs w:val="20"/>
-          <w:lang w:val="en-US"/>
-          <w14:ligatures w14:val="none"/>
-        </w:rPr>
-        <w:t xml:space="preserve">        }</w:t>
-      </w:r>
-    </w:p>
-    <w:p>
-      <w:pPr>
-        <w:spacing w:after="0"/>
-        <w:rPr>
-          <w:rFonts w:eastAsia="Calibri" w:cs="Times New Roman"/>
-          <w:iCs/>
-          <w:color w:val="538135" w:themeColor="accent6" w:themeShade="BF"/>
-          <w:kern w:val="0"/>
-          <w:sz w:val="20"/>
-          <w:szCs w:val="20"/>
-          <w:lang w:val="en-US"/>
-          <w14:ligatures w14:val="none"/>
-        </w:rPr>
-      </w:pPr>
-      <w:r>
-        <w:rPr>
-          <w:rFonts w:eastAsia="Calibri" w:cs="Times New Roman"/>
-          <w:iCs/>
-          <w:color w:val="538135" w:themeColor="accent6" w:themeShade="BF"/>
-          <w:kern w:val="0"/>
-          <w:sz w:val="20"/>
-          <w:szCs w:val="20"/>
-          <w:lang w:val="en-US"/>
-          <w14:ligatures w14:val="none"/>
-        </w:rPr>
-        <w:t xml:space="preserve">      },</w:t>
-      </w:r>
-    </w:p>
-    <w:p>
-      <w:pPr>
-        <w:spacing w:after="0"/>
-        <w:rPr>
-          <w:rFonts w:eastAsia="Calibri" w:cs="Times New Roman"/>
-          <w:iCs/>
-          <w:color w:val="538135" w:themeColor="accent6" w:themeShade="BF"/>
-          <w:kern w:val="0"/>
-          <w:sz w:val="20"/>
-          <w:szCs w:val="20"/>
-          <w:lang w:val="en-US"/>
-          <w14:ligatures w14:val="none"/>
-        </w:rPr>
-      </w:pPr>
-      <w:r>
-        <w:rPr>
-          <w:rFonts w:eastAsia="Calibri" w:cs="Times New Roman"/>
-          <w:iCs/>
-          <w:color w:val="538135" w:themeColor="accent6" w:themeShade="BF"/>
-          <w:kern w:val="0"/>
-          <w:sz w:val="20"/>
-          <w:szCs w:val="20"/>
-          <w:lang w:val="en-US"/>
-          <w14:ligatures w14:val="none"/>
-        </w:rPr>
-        <w:t xml:space="preserve">      {</w:t>
-      </w:r>
-    </w:p>
-    <w:p>
-      <w:pPr>
-        <w:spacing w:after="0"/>
-        <w:rPr>
-          <w:rFonts w:eastAsia="Calibri" w:cs="Times New Roman"/>
-          <w:iCs/>
-          <w:color w:val="538135" w:themeColor="accent6" w:themeShade="BF"/>
-          <w:kern w:val="0"/>
-          <w:sz w:val="20"/>
-          <w:szCs w:val="20"/>
-          <w:lang w:val="en-US"/>
-          <w14:ligatures w14:val="none"/>
-        </w:rPr>
-      </w:pPr>
-      <w:r>
-        <w:rPr>
-          <w:rFonts w:eastAsia="Calibri" w:cs="Times New Roman"/>
-          <w:iCs/>
-          <w:color w:val="538135" w:themeColor="accent6" w:themeShade="BF"/>
-          <w:kern w:val="0"/>
-          <w:sz w:val="20"/>
-          <w:szCs w:val="20"/>
-          <w:lang w:val="en-US"/>
-          <w14:ligatures w14:val="none"/>
-        </w:rPr>
-        <w:t xml:space="preserve">        "if": {</w:t>
-      </w:r>
-    </w:p>
-    <w:p>
-      <w:pPr>
-        <w:spacing w:after="0"/>
-        <w:rPr>
-          <w:rFonts w:eastAsia="Calibri" w:cs="Times New Roman"/>
-          <w:iCs/>
-          <w:color w:val="538135" w:themeColor="accent6" w:themeShade="BF"/>
-          <w:kern w:val="0"/>
-          <w:sz w:val="20"/>
-          <w:szCs w:val="20"/>
-          <w:lang w:val="en-US"/>
-          <w14:ligatures w14:val="none"/>
-        </w:rPr>
-      </w:pPr>
-      <w:r>
-        <w:rPr>
-          <w:rFonts w:eastAsia="Calibri" w:cs="Times New Roman"/>
-          <w:iCs/>
-          <w:color w:val="538135" w:themeColor="accent6" w:themeShade="BF"/>
-          <w:kern w:val="0"/>
-          <w:sz w:val="20"/>
-          <w:szCs w:val="20"/>
-          <w:lang w:val="en-US"/>
-          <w14:ligatures w14:val="none"/>
-        </w:rPr>
-        <w:t xml:space="preserve">          "properties": </w:t>
-      </w:r>
-      <w:proofErr w:type="gramStart"/>
-      <w:r>
-        <w:rPr>
-          <w:rFonts w:eastAsia="Calibri" w:cs="Times New Roman"/>
-          <w:iCs/>
-          <w:color w:val="538135" w:themeColor="accent6" w:themeShade="BF"/>
-          <w:kern w:val="0"/>
-          <w:sz w:val="20"/>
-          <w:szCs w:val="20"/>
-          <w:lang w:val="en-US"/>
-          <w14:ligatures w14:val="none"/>
-        </w:rPr>
-        <w:t>{ "</w:t>
-      </w:r>
-      <w:proofErr w:type="gramEnd"/>
-      <w:r>
-        <w:rPr>
-          <w:rFonts w:eastAsia="Calibri" w:cs="Times New Roman"/>
-          <w:iCs/>
-          <w:color w:val="538135" w:themeColor="accent6" w:themeShade="BF"/>
-          <w:kern w:val="0"/>
-          <w:sz w:val="20"/>
-          <w:szCs w:val="20"/>
-          <w:lang w:val="en-US"/>
-          <w14:ligatures w14:val="none"/>
-        </w:rPr>
-        <w:t>$type": { "const": "collection" } }</w:t>
-      </w:r>
-    </w:p>
-    <w:p>
-      <w:pPr>
-        <w:spacing w:after="0"/>
-        <w:rPr>
-          <w:rFonts w:eastAsia="Calibri" w:cs="Times New Roman"/>
-          <w:iCs/>
-          <w:color w:val="538135" w:themeColor="accent6" w:themeShade="BF"/>
-          <w:kern w:val="0"/>
-          <w:sz w:val="20"/>
-          <w:szCs w:val="20"/>
-          <w:lang w:val="en-US"/>
-          <w14:ligatures w14:val="none"/>
-        </w:rPr>
-      </w:pPr>
-      <w:r>
-        <w:rPr>
-          <w:rFonts w:eastAsia="Calibri" w:cs="Times New Roman"/>
-          <w:iCs/>
-          <w:color w:val="538135" w:themeColor="accent6" w:themeShade="BF"/>
-          <w:kern w:val="0"/>
-          <w:sz w:val="20"/>
-          <w:szCs w:val="20"/>
-          <w:lang w:val="en-US"/>
-          <w14:ligatures w14:val="none"/>
-        </w:rPr>
-        <w:t xml:space="preserve">        },</w:t>
-      </w:r>
-    </w:p>
-    <w:p>
-      <w:pPr>
-        <w:spacing w:after="0"/>
-        <w:rPr>
-          <w:rFonts w:eastAsia="Calibri" w:cs="Times New Roman"/>
-          <w:iCs/>
-          <w:color w:val="538135" w:themeColor="accent6" w:themeShade="BF"/>
-          <w:kern w:val="0"/>
-          <w:sz w:val="20"/>
-          <w:szCs w:val="20"/>
-          <w:lang w:val="en-US"/>
-          <w14:ligatures w14:val="none"/>
-        </w:rPr>
-      </w:pPr>
-      <w:r>
-        <w:rPr>
-          <w:rFonts w:eastAsia="Calibri" w:cs="Times New Roman"/>
-          <w:iCs/>
-          <w:color w:val="538135" w:themeColor="accent6" w:themeShade="BF"/>
-          <w:kern w:val="0"/>
-          <w:sz w:val="20"/>
-          <w:szCs w:val="20"/>
-          <w:lang w:val="en-US"/>
-          <w14:ligatures w14:val="none"/>
-        </w:rPr>
-        <w:t xml:space="preserve">        "then": {</w:t>
-      </w:r>
-    </w:p>
-    <w:p>
-      <w:pPr>
-        <w:spacing w:after="0"/>
-        <w:rPr>
-          <w:rFonts w:eastAsia="Calibri" w:cs="Times New Roman"/>
-          <w:iCs/>
-          <w:color w:val="538135" w:themeColor="accent6" w:themeShade="BF"/>
-          <w:kern w:val="0"/>
-          <w:sz w:val="20"/>
-          <w:szCs w:val="20"/>
-          <w:lang w:val="en-US"/>
-          <w14:ligatures w14:val="none"/>
-        </w:rPr>
-      </w:pPr>
-      <w:r>
-        <w:rPr>
-          <w:rFonts w:eastAsia="Calibri" w:cs="Times New Roman"/>
-          <w:iCs/>
-          <w:color w:val="538135" w:themeColor="accent6" w:themeShade="BF"/>
-          <w:kern w:val="0"/>
-          <w:sz w:val="20"/>
-          <w:szCs w:val="20"/>
-          <w:lang w:val="en-US"/>
-          <w14:ligatures w14:val="none"/>
-        </w:rPr>
-        <w:t xml:space="preserve">          "properties": {</w:t>
-      </w:r>
-    </w:p>
-    <w:p>
-      <w:pPr>
-        <w:spacing w:after="0"/>
-        <w:rPr>
-          <w:rFonts w:eastAsia="Calibri" w:cs="Times New Roman"/>
-          <w:iCs/>
-          <w:color w:val="538135" w:themeColor="accent6" w:themeShade="BF"/>
-          <w:kern w:val="0"/>
-          <w:sz w:val="20"/>
-          <w:szCs w:val="20"/>
-          <w:lang w:val="en-US"/>
-          <w14:ligatures w14:val="none"/>
-        </w:rPr>
-      </w:pPr>
-      <w:r>
-        <w:rPr>
-          <w:rFonts w:eastAsia="Calibri" w:cs="Times New Roman"/>
-          <w:iCs/>
-          <w:color w:val="538135" w:themeColor="accent6" w:themeShade="BF"/>
-          <w:kern w:val="0"/>
-          <w:sz w:val="20"/>
-          <w:szCs w:val="20"/>
-          <w:lang w:val="en-US"/>
-          <w14:ligatures w14:val="none"/>
-        </w:rPr>
-        <w:t xml:space="preserve">            "</w:t>
-      </w:r>
-      <w:proofErr w:type="spellStart"/>
-      <w:r>
-        <w:rPr>
-          <w:rFonts w:eastAsia="Calibri" w:cs="Times New Roman"/>
-          <w:iCs/>
-          <w:color w:val="538135" w:themeColor="accent6" w:themeShade="BF"/>
-          <w:kern w:val="0"/>
-          <w:sz w:val="20"/>
-          <w:szCs w:val="20"/>
-          <w:lang w:val="en-US"/>
-          <w14:ligatures w14:val="none"/>
-        </w:rPr>
-        <w:t>EditorialBoard</w:t>
-      </w:r>
-      <w:proofErr w:type="spellEnd"/>
-      <w:r>
-        <w:rPr>
-          <w:rFonts w:eastAsia="Calibri" w:cs="Times New Roman"/>
-          <w:iCs/>
-          <w:color w:val="538135" w:themeColor="accent6" w:themeShade="BF"/>
-          <w:kern w:val="0"/>
-          <w:sz w:val="20"/>
-          <w:szCs w:val="20"/>
-          <w:lang w:val="en-US"/>
-          <w14:ligatures w14:val="none"/>
-        </w:rPr>
-        <w:t xml:space="preserve">": </w:t>
-      </w:r>
-      <w:proofErr w:type="gramStart"/>
-      <w:r>
-        <w:rPr>
-          <w:rFonts w:eastAsia="Calibri" w:cs="Times New Roman"/>
-          <w:iCs/>
-          <w:color w:val="538135" w:themeColor="accent6" w:themeShade="BF"/>
-          <w:kern w:val="0"/>
-          <w:sz w:val="20"/>
-          <w:szCs w:val="20"/>
-          <w:lang w:val="en-US"/>
-          <w14:ligatures w14:val="none"/>
-        </w:rPr>
-        <w:t>{ "</w:t>
-      </w:r>
-      <w:proofErr w:type="gramEnd"/>
-      <w:r>
-        <w:rPr>
-          <w:rFonts w:eastAsia="Calibri" w:cs="Times New Roman"/>
-          <w:iCs/>
-          <w:color w:val="538135" w:themeColor="accent6" w:themeShade="BF"/>
-          <w:kern w:val="0"/>
-          <w:sz w:val="20"/>
-          <w:szCs w:val="20"/>
-          <w:lang w:val="en-US"/>
-          <w14:ligatures w14:val="none"/>
-        </w:rPr>
-        <w:t>type": "string" },</w:t>
-      </w:r>
-    </w:p>
-    <w:p>
-      <w:pPr>
-        <w:spacing w:after="0"/>
-        <w:rPr>
-          <w:rFonts w:eastAsia="Calibri" w:cs="Times New Roman"/>
-          <w:iCs/>
-          <w:color w:val="538135" w:themeColor="accent6" w:themeShade="BF"/>
-          <w:kern w:val="0"/>
-          <w:sz w:val="20"/>
-          <w:szCs w:val="20"/>
-          <w:lang w:val="en-US"/>
-          <w14:ligatures w14:val="none"/>
-        </w:rPr>
-      </w:pPr>
-      <w:r>
-        <w:rPr>
-          <w:rFonts w:eastAsia="Calibri" w:cs="Times New Roman"/>
-          <w:iCs/>
-          <w:color w:val="538135" w:themeColor="accent6" w:themeShade="BF"/>
-          <w:kern w:val="0"/>
-          <w:sz w:val="20"/>
-          <w:szCs w:val="20"/>
-          <w:lang w:val="en-US"/>
-          <w14:ligatures w14:val="none"/>
-        </w:rPr>
-        <w:t xml:space="preserve">            "</w:t>
-      </w:r>
-      <w:proofErr w:type="spellStart"/>
-      <w:r>
-        <w:rPr>
-          <w:rFonts w:eastAsia="Calibri" w:cs="Times New Roman"/>
-          <w:iCs/>
-          <w:color w:val="538135" w:themeColor="accent6" w:themeShade="BF"/>
-          <w:kern w:val="0"/>
-          <w:sz w:val="20"/>
-          <w:szCs w:val="20"/>
-          <w:lang w:val="en-US"/>
-          <w14:ligatures w14:val="none"/>
-        </w:rPr>
-        <w:t>ResponsibleEditors</w:t>
-      </w:r>
-      <w:proofErr w:type="spellEnd"/>
-      <w:r>
-        <w:rPr>
-          <w:rFonts w:eastAsia="Calibri" w:cs="Times New Roman"/>
-          <w:iCs/>
-          <w:color w:val="538135" w:themeColor="accent6" w:themeShade="BF"/>
-          <w:kern w:val="0"/>
-          <w:sz w:val="20"/>
-          <w:szCs w:val="20"/>
-          <w:lang w:val="en-US"/>
-          <w14:ligatures w14:val="none"/>
-        </w:rPr>
-        <w:t xml:space="preserve">": </w:t>
-      </w:r>
-      <w:proofErr w:type="gramStart"/>
-      <w:r>
-        <w:rPr>
-          <w:rFonts w:eastAsia="Calibri" w:cs="Times New Roman"/>
-          <w:iCs/>
-          <w:color w:val="538135" w:themeColor="accent6" w:themeShade="BF"/>
-          <w:kern w:val="0"/>
-          <w:sz w:val="20"/>
-          <w:szCs w:val="20"/>
-          <w:lang w:val="en-US"/>
-          <w14:ligatures w14:val="none"/>
-        </w:rPr>
-        <w:t>{ "</w:t>
-      </w:r>
-      <w:proofErr w:type="gramEnd"/>
-      <w:r>
-        <w:rPr>
-          <w:rFonts w:eastAsia="Calibri" w:cs="Times New Roman"/>
-          <w:iCs/>
-          <w:color w:val="538135" w:themeColor="accent6" w:themeShade="BF"/>
-          <w:kern w:val="0"/>
-          <w:sz w:val="20"/>
-          <w:szCs w:val="20"/>
-          <w:lang w:val="en-US"/>
-          <w14:ligatures w14:val="none"/>
-        </w:rPr>
-        <w:t>type": "string" }</w:t>
-      </w:r>
-    </w:p>
-    <w:p>
-      <w:pPr>
-        <w:spacing w:after="0"/>
-        <w:rPr>
-          <w:rFonts w:eastAsia="Calibri" w:cs="Times New Roman"/>
-          <w:iCs/>
-          <w:color w:val="538135" w:themeColor="accent6" w:themeShade="BF"/>
-          <w:kern w:val="0"/>
-          <w:sz w:val="20"/>
-          <w:szCs w:val="20"/>
-          <w14:ligatures w14:val="none"/>
-        </w:rPr>
-      </w:pPr>
-      <w:r>
-        <w:rPr>
-          <w:rFonts w:eastAsia="Calibri" w:cs="Times New Roman"/>
-          <w:iCs/>
-          <w:color w:val="538135" w:themeColor="accent6" w:themeShade="BF"/>
-          <w:kern w:val="0"/>
-          <w:sz w:val="20"/>
-          <w:szCs w:val="20"/>
-          <w:lang w:val="en-US"/>
-          <w14:ligatures w14:val="none"/>
-        </w:rPr>
-        <w:t xml:space="preserve">          </w:t>
-      </w:r>
-      <w:r>
-        <w:rPr>
-          <w:rFonts w:eastAsia="Calibri" w:cs="Times New Roman"/>
-          <w:iCs/>
-          <w:color w:val="538135" w:themeColor="accent6" w:themeShade="BF"/>
-          <w:kern w:val="0"/>
-          <w:sz w:val="20"/>
-          <w:szCs w:val="20"/>
-          <w14:ligatures w14:val="none"/>
-        </w:rPr>
-        <w:t>}</w:t>
-      </w:r>
-    </w:p>
-    <w:p>
-      <w:pPr>
-        <w:spacing w:after="0"/>
-        <w:rPr>
-          <w:rFonts w:eastAsia="Calibri" w:cs="Times New Roman"/>
-          <w:iCs/>
-          <w:color w:val="538135" w:themeColor="accent6" w:themeShade="BF"/>
-          <w:kern w:val="0"/>
-          <w:sz w:val="20"/>
-          <w:szCs w:val="20"/>
-          <w14:ligatures w14:val="none"/>
-        </w:rPr>
-      </w:pPr>
-      <w:r>
-        <w:rPr>
-          <w:rFonts w:eastAsia="Calibri" w:cs="Times New Roman"/>
-          <w:iCs/>
-          <w:color w:val="538135" w:themeColor="accent6" w:themeShade="BF"/>
-          <w:kern w:val="0"/>
-          <w:sz w:val="20"/>
-          <w:szCs w:val="20"/>
-          <w14:ligatures w14:val="none"/>
-        </w:rPr>
-        <w:t xml:space="preserve">        }</w:t>
-      </w:r>
-    </w:p>
-    <w:p>
-      <w:pPr>
-        <w:spacing w:after="0"/>
-        <w:rPr>
-          <w:rFonts w:eastAsia="Calibri" w:cs="Times New Roman"/>
-          <w:iCs/>
-          <w:color w:val="538135" w:themeColor="accent6" w:themeShade="BF"/>
-          <w:kern w:val="0"/>
-          <w:sz w:val="20"/>
-          <w:szCs w:val="20"/>
-          <w14:ligatures w14:val="none"/>
-        </w:rPr>
-      </w:pPr>
-      <w:r>
-        <w:rPr>
-          <w:rFonts w:eastAsia="Calibri" w:cs="Times New Roman"/>
-          <w:iCs/>
-          <w:color w:val="538135" w:themeColor="accent6" w:themeShade="BF"/>
-          <w:kern w:val="0"/>
-          <w:sz w:val="20"/>
-          <w:szCs w:val="20"/>
-          <w14:ligatures w14:val="none"/>
-        </w:rPr>
-        <w:t xml:space="preserve">      }</w:t>
-      </w:r>
-    </w:p>
-    <w:p>
-      <w:pPr>
-        <w:spacing w:after="0"/>
-        <w:rPr>
-          <w:rFonts w:eastAsia="Calibri" w:cs="Times New Roman"/>
-          <w:iCs/>
-          <w:color w:val="538135" w:themeColor="accent6" w:themeShade="BF"/>
-          <w:kern w:val="0"/>
-          <w:sz w:val="20"/>
-          <w:szCs w:val="20"/>
-          <w14:ligatures w14:val="none"/>
-        </w:rPr>
-      </w:pPr>
-      <w:r>
-        <w:rPr>
-          <w:rFonts w:eastAsia="Calibri" w:cs="Times New Roman"/>
-          <w:iCs/>
-          <w:color w:val="538135" w:themeColor="accent6" w:themeShade="BF"/>
-          <w:kern w:val="0"/>
-          <w:sz w:val="20"/>
-          <w:szCs w:val="20"/>
-          <w14:ligatures w14:val="none"/>
-        </w:rPr>
-        <w:t xml:space="preserve">    ]</w:t>
-      </w:r>
-    </w:p>
-    <w:p>
-      <w:pPr>
-        <w:spacing w:after="0"/>
-        <w:rPr>
-          <w:rFonts w:eastAsia="Calibri" w:cs="Times New Roman"/>
-          <w:iCs/>
-          <w:color w:val="538135" w:themeColor="accent6" w:themeShade="BF"/>
-          <w:kern w:val="0"/>
-          <w:sz w:val="20"/>
-          <w:szCs w:val="20"/>
-          <w14:ligatures w14:val="none"/>
-        </w:rPr>
-      </w:pPr>
-      <w:r>
-        <w:rPr>
-          <w:rFonts w:eastAsia="Calibri" w:cs="Times New Roman"/>
-          <w:iCs/>
-          <w:color w:val="538135" w:themeColor="accent6" w:themeShade="BF"/>
-          <w:kern w:val="0"/>
-          <w:sz w:val="20"/>
-          <w:szCs w:val="20"/>
-          <w14:ligatures w14:val="none"/>
-        </w:rPr>
-        <w:t xml:space="preserve">  }</w:t>
-      </w:r>
-    </w:p>
-    <w:p>
-      <w:pPr>
-        <w:spacing w:after="0"/>
-        <w:rPr>
-          <w:rFonts w:eastAsia="Calibri" w:cs="Times New Roman"/>
-          <w:iCs/>
-          <w:color w:val="538135" w:themeColor="accent6" w:themeShade="BF"/>
-          <w:kern w:val="0"/>
-          <w:sz w:val="20"/>
-          <w:szCs w:val="20"/>
-          <w14:ligatures w14:val="none"/>
-        </w:rPr>
-      </w:pPr>
-      <w:r>
-        <w:rPr>
-          <w:rFonts w:eastAsia="Calibri" w:cs="Times New Roman"/>
-          <w:iCs/>
-          <w:color w:val="538135" w:themeColor="accent6" w:themeShade="BF"/>
-          <w:kern w:val="0"/>
-          <w:sz w:val="20"/>
-          <w:szCs w:val="20"/>
           <w14:ligatures w14:val="none"/>
         </w:rPr>
         <w:t>}</w:t>
@@ -23639,7 +21095,6 @@
         </w:rPr>
         <w:t xml:space="preserve"> Количество страниц (</w:t>
       </w:r>
-      <w:proofErr w:type="spellStart"/>
       <w:r>
         <w:rPr>
           <w:rFonts w:eastAsia="Calibri" w:cs="Times New Roman"/>
@@ -23651,7 +21106,6 @@
         </w:rPr>
         <w:t>TotalPages</w:t>
       </w:r>
-      <w:proofErr w:type="spellEnd"/>
       <w:r>
         <w:rPr>
           <w:rFonts w:eastAsia="Calibri" w:cs="Times New Roman"/>
@@ -23710,7 +21164,6 @@
         </w:rPr>
         <w:t xml:space="preserve"> Все строковые поля, кроме </w:t>
       </w:r>
-      <w:proofErr w:type="spellStart"/>
       <w:r>
         <w:rPr>
           <w:rFonts w:eastAsia="Calibri" w:cs="Times New Roman"/>
@@ -23722,7 +21175,6 @@
         </w:rPr>
         <w:t>TitleInformation</w:t>
       </w:r>
-      <w:proofErr w:type="spellEnd"/>
       <w:r>
         <w:rPr>
           <w:rFonts w:eastAsia="Calibri" w:cs="Times New Roman"/>
@@ -24036,51 +21488,7 @@
           <w:szCs w:val="28"/>
           <w14:ligatures w14:val="none"/>
         </w:rPr>
-        <w:t xml:space="preserve"> Система должна предоставлять понятное сообщение об ошибке с указанием проблемы (например, «Ошибка загрузки: в объекте типа </w:t>
-      </w:r>
-      <w:proofErr w:type="spellStart"/>
-      <w:r>
-        <w:rPr>
-          <w:rFonts w:eastAsia="Calibri" w:cs="Times New Roman"/>
-          <w:iCs/>
-          <w:kern w:val="0"/>
-          <w:szCs w:val="28"/>
-          <w14:ligatures w14:val="none"/>
-        </w:rPr>
-        <w:t>book</w:t>
-      </w:r>
-      <w:proofErr w:type="spellEnd"/>
-      <w:r>
-        <w:rPr>
-          <w:rFonts w:eastAsia="Calibri" w:cs="Times New Roman"/>
-          <w:iCs/>
-          <w:kern w:val="0"/>
-          <w:szCs w:val="28"/>
-          <w14:ligatures w14:val="none"/>
-        </w:rPr>
-        <w:t xml:space="preserve"> отсутствует обязательное поле </w:t>
-      </w:r>
-      <w:proofErr w:type="spellStart"/>
-      <w:r>
-        <w:rPr>
-          <w:rFonts w:eastAsia="Calibri" w:cs="Times New Roman"/>
-          <w:iCs/>
-          <w:kern w:val="0"/>
-          <w:szCs w:val="28"/>
-          <w14:ligatures w14:val="none"/>
-        </w:rPr>
-        <w:t>Authors</w:t>
-      </w:r>
-      <w:proofErr w:type="spellEnd"/>
-      <w:r>
-        <w:rPr>
-          <w:rFonts w:eastAsia="Calibri" w:cs="Times New Roman"/>
-          <w:iCs/>
-          <w:kern w:val="0"/>
-          <w:szCs w:val="28"/>
-          <w14:ligatures w14:val="none"/>
-        </w:rPr>
-        <w:t>» или «Некорректный год издания: 1481, допустимы значения от 868 до 2026»).</w:t>
+        <w:t> Система должна предоставлять понятное сообщение об ошибке с указанием проблемы (например, «Ошибка загрузки: в объекте типа book отсутствует обязательное поле Authors» или «Некорректный год издания: 1481, допустимы значения от 868 до 2026»).</w:t>
       </w:r>
     </w:p>
     <w:p>
@@ -24219,29 +21627,7 @@
           <w:szCs w:val="28"/>
           <w14:ligatures w14:val="none"/>
         </w:rPr>
-        <w:t>диссертация (</w:t>
-      </w:r>
-      <w:proofErr w:type="spellStart"/>
-      <w:r>
-        <w:rPr>
-          <w:rFonts w:eastAsia="Calibri" w:cs="Times New Roman"/>
-          <w:iCs/>
-          <w:kern w:val="0"/>
-          <w:szCs w:val="28"/>
-          <w14:ligatures w14:val="none"/>
-        </w:rPr>
-        <w:t>Dissertation</w:t>
-      </w:r>
-      <w:proofErr w:type="spellEnd"/>
-      <w:r>
-        <w:rPr>
-          <w:rFonts w:eastAsia="Calibri" w:cs="Times New Roman"/>
-          <w:iCs/>
-          <w:kern w:val="0"/>
-          <w:szCs w:val="28"/>
-          <w14:ligatures w14:val="none"/>
-        </w:rPr>
-        <w:t>);</w:t>
+        <w:t>диссертация (Dissertation);</w:t>
       </w:r>
     </w:p>
     <w:p>
@@ -24688,29 +22074,7 @@
           <w:szCs w:val="28"/>
           <w14:ligatures w14:val="none"/>
         </w:rPr>
-        <w:t xml:space="preserve"> Система должна поддерживать автоматическую генерацию случайных данных (для тестирования в режиме </w:t>
-      </w:r>
-      <w:proofErr w:type="spellStart"/>
-      <w:r>
-        <w:rPr>
-          <w:rFonts w:eastAsia="Calibri" w:cs="Times New Roman"/>
-          <w:iCs/>
-          <w:kern w:val="0"/>
-          <w:szCs w:val="28"/>
-          <w14:ligatures w14:val="none"/>
-        </w:rPr>
-        <w:t>Debug</w:t>
-      </w:r>
-      <w:proofErr w:type="spellEnd"/>
-      <w:r>
-        <w:rPr>
-          <w:rFonts w:eastAsia="Calibri" w:cs="Times New Roman"/>
-          <w:iCs/>
-          <w:kern w:val="0"/>
-          <w:szCs w:val="28"/>
-          <w14:ligatures w14:val="none"/>
-        </w:rPr>
-        <w:t>).</w:t>
+        <w:t> Система должна поддерживать автоматическую генерацию случайных данных (для тестирования в режиме Debug).</w:t>
       </w:r>
     </w:p>
     <w:p>
@@ -25389,29 +22753,7 @@
           <w:szCs w:val="28"/>
           <w14:ligatures w14:val="none"/>
         </w:rPr>
-        <w:t>отображение добавленных авторов в списке (</w:t>
-      </w:r>
-      <w:proofErr w:type="spellStart"/>
-      <w:r>
-        <w:rPr>
-          <w:rFonts w:eastAsia="Calibri" w:cs="Times New Roman"/>
-          <w:iCs/>
-          <w:kern w:val="0"/>
-          <w:szCs w:val="28"/>
-          <w14:ligatures w14:val="none"/>
-        </w:rPr>
-        <w:t>ListBox</w:t>
-      </w:r>
-      <w:proofErr w:type="spellEnd"/>
-      <w:r>
-        <w:rPr>
-          <w:rFonts w:eastAsia="Calibri" w:cs="Times New Roman"/>
-          <w:iCs/>
-          <w:kern w:val="0"/>
-          <w:szCs w:val="28"/>
-          <w14:ligatures w14:val="none"/>
-        </w:rPr>
-        <w:t>);</w:t>
+        <w:t>отображение добавленных авторов в списке (ListBox);</w:t>
       </w:r>
     </w:p>
     <w:p>
@@ -25690,29 +23032,7 @@
           <w:szCs w:val="28"/>
           <w14:ligatures w14:val="none"/>
         </w:rPr>
-        <w:t> В режиме отладки (</w:t>
-      </w:r>
-      <w:proofErr w:type="spellStart"/>
-      <w:r>
-        <w:rPr>
-          <w:rFonts w:eastAsia="Calibri" w:cs="Times New Roman"/>
-          <w:iCs/>
-          <w:kern w:val="0"/>
-          <w:szCs w:val="28"/>
-          <w14:ligatures w14:val="none"/>
-        </w:rPr>
-        <w:t>Debug</w:t>
-      </w:r>
-      <w:proofErr w:type="spellEnd"/>
-      <w:r>
-        <w:rPr>
-          <w:rFonts w:eastAsia="Calibri" w:cs="Times New Roman"/>
-          <w:iCs/>
-          <w:kern w:val="0"/>
-          <w:szCs w:val="28"/>
-          <w14:ligatures w14:val="none"/>
-        </w:rPr>
-        <w:t>) на форме добавления издания должна присутствовать кнопка «Случайное издание» для автоматической генерации случайных данных.</w:t>
+        <w:t> В режиме отладки (Debug) на форме добавления издания должна присутствовать кнопка «Случайное издание» для автоматической генерации случайных данных.</w:t>
       </w:r>
     </w:p>
     <w:p>
@@ -25738,44 +23058,8 @@
 </w:document>
 </file>
 
-<file path=word/comments.xml><?xml version="1.0" encoding="utf-8"?>
-<w:comments xmlns:wpc="http://schemas.microsoft.com/office/word/2010/wordprocessingCanvas" xmlns:cx="http://schemas.microsoft.com/office/drawing/2014/chartex" xmlns:cx1="http://schemas.microsoft.com/office/drawing/2015/9/8/chartex" xmlns:cx2="http://schemas.microsoft.com/office/drawing/2015/10/21/chartex" xmlns:cx3="http://schemas.microsoft.com/office/drawing/2016/5/9/chartex" xmlns:cx4="http://schemas.microsoft.com/office/drawing/2016/5/10/chartex" xmlns:cx5="http://schemas.microsoft.com/office/drawing/2016/5/11/chartex" xmlns:cx6="http://schemas.microsoft.com/office/drawing/2016/5/12/chartex" xmlns:cx7="http://schemas.microsoft.com/office/drawing/2016/5/13/chartex" xmlns:cx8="http://schemas.microsoft.com/office/drawing/2016/5/14/chartex" xmlns:mc="http://schemas.openxmlformats.org/markup-compatibility/2006" xmlns:aink="http://schemas.microsoft.com/office/drawing/2016/ink" xmlns:am3d="http://schemas.microsoft.com/office/drawing/2017/model3d" xmlns:o="urn:schemas-microsoft-com:office:office" xmlns:r="http://schemas.openxmlformats.org/officeDocument/2006/relationships" xmlns:m="http://schemas.openxmlformats.org/officeDocument/2006/math" xmlns:v="urn:schemas-microsoft-com:vml" xmlns:wp14="http://schemas.microsoft.com/office/word/2010/wordprocessingDrawing" xmlns:wp="http://schemas.openxmlformats.org/drawingml/2006/wordprocessingDrawing" xmlns:w10="urn:schemas-microsoft-com:office:word" xmlns:w="http://schemas.openxmlformats.org/wordprocessingml/2006/main" xmlns:w14="http://schemas.microsoft.com/office/word/2010/wordml" xmlns:w15="http://schemas.microsoft.com/office/word/2012/wordml" xmlns:w16cex="http://schemas.microsoft.com/office/word/2018/wordml/cex" xmlns:w16cid="http://schemas.microsoft.com/office/word/2016/wordml/cid" xmlns:w16="http://schemas.microsoft.com/office/word/2018/wordml" xmlns:w16sdtdh="http://schemas.microsoft.com/office/word/2020/wordml/sdtdatahash" xmlns:w16se="http://schemas.microsoft.com/office/word/2015/wordml/symex" xmlns:wpg="http://schemas.microsoft.com/office/word/2010/wordprocessingGroup" xmlns:wpi="http://schemas.microsoft.com/office/word/2010/wordprocessingInk" xmlns:wne="http://schemas.microsoft.com/office/word/2006/wordml" xmlns:wps="http://schemas.microsoft.com/office/word/2010/wordprocessingShape" mc:Ignorable="w14 w15 w16se w16cid w16 w16cex w16sdtdh wp14">
-  <w:comment w:id="16" w:author="Aleksey A. Kalentev" w:date="2026-04-30T12:55:00Z" w:initials="AAK">
-    <w:p>
-      <w:pPr>
-        <w:pStyle w:val="af5"/>
-      </w:pPr>
-      <w:r>
-        <w:rPr>
-          <w:rStyle w:val="af4"/>
-        </w:rPr>
-        <w:annotationRef/>
-      </w:r>
-    </w:p>
-  </w:comment>
-</w:comments>
-</file>
-
-<file path=word/commentsExtended.xml><?xml version="1.0" encoding="utf-8"?>
-<w15:commentsEx xmlns:wpc="http://schemas.microsoft.com/office/word/2010/wordprocessingCanvas" xmlns:cx="http://schemas.microsoft.com/office/drawing/2014/chartex" xmlns:cx1="http://schemas.microsoft.com/office/drawing/2015/9/8/chartex" xmlns:cx2="http://schemas.microsoft.com/office/drawing/2015/10/21/chartex" xmlns:cx3="http://schemas.microsoft.com/office/drawing/2016/5/9/chartex" xmlns:cx4="http://schemas.microsoft.com/office/drawing/2016/5/10/chartex" xmlns:cx5="http://schemas.microsoft.com/office/drawing/2016/5/11/chartex" xmlns:cx6="http://schemas.microsoft.com/office/drawing/2016/5/12/chartex" xmlns:cx7="http://schemas.microsoft.com/office/drawing/2016/5/13/chartex" xmlns:cx8="http://schemas.microsoft.com/office/drawing/2016/5/14/chartex" xmlns:mc="http://schemas.openxmlformats.org/markup-compatibility/2006" xmlns:aink="http://schemas.microsoft.com/office/drawing/2016/ink" xmlns:am3d="http://schemas.microsoft.com/office/drawing/2017/model3d" xmlns:o="urn:schemas-microsoft-com:office:office" xmlns:r="http://schemas.openxmlformats.org/officeDocument/2006/relationships" xmlns:m="http://schemas.openxmlformats.org/officeDocument/2006/math" xmlns:v="urn:schemas-microsoft-com:vml" xmlns:wp14="http://schemas.microsoft.com/office/word/2010/wordprocessingDrawing" xmlns:wp="http://schemas.openxmlformats.org/drawingml/2006/wordprocessingDrawing" xmlns:w10="urn:schemas-microsoft-com:office:word" xmlns:w="http://schemas.openxmlformats.org/wordprocessingml/2006/main" xmlns:w14="http://schemas.microsoft.com/office/word/2010/wordml" xmlns:w15="http://schemas.microsoft.com/office/word/2012/wordml" xmlns:w16cex="http://schemas.microsoft.com/office/word/2018/wordml/cex" xmlns:w16cid="http://schemas.microsoft.com/office/word/2016/wordml/cid" xmlns:w16="http://schemas.microsoft.com/office/word/2018/wordml" xmlns:w16sdtdh="http://schemas.microsoft.com/office/word/2020/wordml/sdtdatahash" xmlns:w16se="http://schemas.microsoft.com/office/word/2015/wordml/symex" xmlns:wpg="http://schemas.microsoft.com/office/word/2010/wordprocessingGroup" xmlns:wpi="http://schemas.microsoft.com/office/word/2010/wordprocessingInk" xmlns:wne="http://schemas.microsoft.com/office/word/2006/wordml" xmlns:wps="http://schemas.microsoft.com/office/word/2010/wordprocessingShape" mc:Ignorable="w14 w15 w16se w16cid w16 w16cex w16sdtdh wp14">
-  <w15:commentEx w15:paraId="7D4CE2D5" w15:done="0"/>
-</w15:commentsEx>
-</file>
-
-<file path=word/commentsExtensible.xml><?xml version="1.0" encoding="utf-8"?>
-<w16cex:commentsExtensible xmlns:wpc="http://schemas.microsoft.com/office/word/2010/wordprocessingCanvas" xmlns:cx="http://schemas.microsoft.com/office/drawing/2014/chartex" xmlns:cx1="http://schemas.microsoft.com/office/drawing/2015/9/8/chartex" xmlns:cx2="http://schemas.microsoft.com/office/drawing/2015/10/21/chartex" xmlns:cx3="http://schemas.microsoft.com/office/drawing/2016/5/9/chartex" xmlns:cx4="http://schemas.microsoft.com/office/drawing/2016/5/10/chartex" xmlns:cx5="http://schemas.microsoft.com/office/drawing/2016/5/11/chartex" xmlns:cx6="http://schemas.microsoft.com/office/drawing/2016/5/12/chartex" xmlns:cx7="http://schemas.microsoft.com/office/drawing/2016/5/13/chartex" xmlns:cx8="http://schemas.microsoft.com/office/drawing/2016/5/14/chartex" xmlns:mc="http://schemas.openxmlformats.org/markup-compatibility/2006" xmlns:aink="http://schemas.microsoft.com/office/drawing/2016/ink" xmlns:am3d="http://schemas.microsoft.com/office/drawing/2017/model3d" xmlns:o="urn:schemas-microsoft-com:office:office" xmlns:r="http://schemas.openxmlformats.org/officeDocument/2006/relationships" xmlns:m="http://schemas.openxmlformats.org/officeDocument/2006/math" xmlns:v="urn:schemas-microsoft-com:vml" xmlns:wp14="http://schemas.microsoft.com/office/word/2010/wordprocessingDrawing" xmlns:wp="http://schemas.openxmlformats.org/drawingml/2006/wordprocessingDrawing" xmlns:w10="urn:schemas-microsoft-com:office:word" xmlns:w="http://schemas.openxmlformats.org/wordprocessingml/2006/main" xmlns:w14="http://schemas.microsoft.com/office/word/2010/wordml" xmlns:w15="http://schemas.microsoft.com/office/word/2012/wordml" xmlns:w16cex="http://schemas.microsoft.com/office/word/2018/wordml/cex" xmlns:w16cid="http://schemas.microsoft.com/office/word/2016/wordml/cid" xmlns:w16="http://schemas.microsoft.com/office/word/2018/wordml" xmlns:w16sdtdh="http://schemas.microsoft.com/office/word/2020/wordml/sdtdatahash" xmlns:w16se="http://schemas.microsoft.com/office/word/2015/wordml/symex" xmlns:wpg="http://schemas.microsoft.com/office/word/2010/wordprocessingGroup" xmlns:wpi="http://schemas.microsoft.com/office/word/2010/wordprocessingInk" xmlns:wne="http://schemas.microsoft.com/office/word/2006/wordml" xmlns:wps="http://schemas.microsoft.com/office/word/2010/wordprocessingShape" mc:Ignorable="w14 w15 w16se w16cid w16 w16cex w16sdtdh wp14">
-  <w16cex:commentExtensible w16cex:durableId="2D9DCFC8" w16cex:dateUtc="2026-04-30T05:55:00Z"/>
-</w16cex:commentsExtensible>
-</file>
-
-<file path=word/commentsIds.xml><?xml version="1.0" encoding="utf-8"?>
-<w16cid:commentsIds xmlns:wpc="http://schemas.microsoft.com/office/word/2010/wordprocessingCanvas" xmlns:cx="http://schemas.microsoft.com/office/drawing/2014/chartex" xmlns:cx1="http://schemas.microsoft.com/office/drawing/2015/9/8/chartex" xmlns:cx2="http://schemas.microsoft.com/office/drawing/2015/10/21/chartex" xmlns:cx3="http://schemas.microsoft.com/office/drawing/2016/5/9/chartex" xmlns:cx4="http://schemas.microsoft.com/office/drawing/2016/5/10/chartex" xmlns:cx5="http://schemas.microsoft.com/office/drawing/2016/5/11/chartex" xmlns:cx6="http://schemas.microsoft.com/office/drawing/2016/5/12/chartex" xmlns:cx7="http://schemas.microsoft.com/office/drawing/2016/5/13/chartex" xmlns:cx8="http://schemas.microsoft.com/office/drawing/2016/5/14/chartex" xmlns:mc="http://schemas.openxmlformats.org/markup-compatibility/2006" xmlns:aink="http://schemas.microsoft.com/office/drawing/2016/ink" xmlns:am3d="http://schemas.microsoft.com/office/drawing/2017/model3d" xmlns:o="urn:schemas-microsoft-com:office:office" xmlns:r="http://schemas.openxmlformats.org/officeDocument/2006/relationships" xmlns:m="http://schemas.openxmlformats.org/officeDocument/2006/math" xmlns:v="urn:schemas-microsoft-com:vml" xmlns:wp14="http://schemas.microsoft.com/office/word/2010/wordprocessingDrawing" xmlns:wp="http://schemas.openxmlformats.org/drawingml/2006/wordprocessingDrawing" xmlns:w10="urn:schemas-microsoft-com:office:word" xmlns:w="http://schemas.openxmlformats.org/wordprocessingml/2006/main" xmlns:w14="http://schemas.microsoft.com/office/word/2010/wordml" xmlns:w15="http://schemas.microsoft.com/office/word/2012/wordml" xmlns:w16cex="http://schemas.microsoft.com/office/word/2018/wordml/cex" xmlns:w16cid="http://schemas.microsoft.com/office/word/2016/wordml/cid" xmlns:w16="http://schemas.microsoft.com/office/word/2018/wordml" xmlns:w16sdtdh="http://schemas.microsoft.com/office/word/2020/wordml/sdtdatahash" xmlns:w16se="http://schemas.microsoft.com/office/word/2015/wordml/symex" xmlns:wpg="http://schemas.microsoft.com/office/word/2010/wordprocessingGroup" xmlns:wpi="http://schemas.microsoft.com/office/word/2010/wordprocessingInk" xmlns:wne="http://schemas.microsoft.com/office/word/2006/wordml" xmlns:wps="http://schemas.microsoft.com/office/word/2010/wordprocessingShape" mc:Ignorable="w14 w15 w16se w16cid w16 w16cex w16sdtdh wp14">
-  <w16cid:commentId w16cid:paraId="7D4CE2D5" w16cid:durableId="2D9DCFC8"/>
-</w16cid:commentsIds>
-</file>
-
 <file path=word/endnotes.xml><?xml version="1.0" encoding="utf-8"?>
-<w:endnotes xmlns:wpc="http://schemas.microsoft.com/office/word/2010/wordprocessingCanvas" xmlns:cx="http://schemas.microsoft.com/office/drawing/2014/chartex" xmlns:cx1="http://schemas.microsoft.com/office/drawing/2015/9/8/chartex" xmlns:cx2="http://schemas.microsoft.com/office/drawing/2015/10/21/chartex" xmlns:cx3="http://schemas.microsoft.com/office/drawing/2016/5/9/chartex" xmlns:cx4="http://schemas.microsoft.com/office/drawing/2016/5/10/chartex" xmlns:cx5="http://schemas.microsoft.com/office/drawing/2016/5/11/chartex" xmlns:cx6="http://schemas.microsoft.com/office/drawing/2016/5/12/chartex" xmlns:cx7="http://schemas.microsoft.com/office/drawing/2016/5/13/chartex" xmlns:cx8="http://schemas.microsoft.com/office/drawing/2016/5/14/chartex" xmlns:mc="http://schemas.openxmlformats.org/markup-compatibility/2006" xmlns:aink="http://schemas.microsoft.com/office/drawing/2016/ink" xmlns:am3d="http://schemas.microsoft.com/office/drawing/2017/model3d" xmlns:o="urn:schemas-microsoft-com:office:office" xmlns:r="http://schemas.openxmlformats.org/officeDocument/2006/relationships" xmlns:m="http://schemas.openxmlformats.org/officeDocument/2006/math" xmlns:v="urn:schemas-microsoft-com:vml" xmlns:wp14="http://schemas.microsoft.com/office/word/2010/wordprocessingDrawing" xmlns:wp="http://schemas.openxmlformats.org/drawingml/2006/wordprocessingDrawing" xmlns:w10="urn:schemas-microsoft-com:office:word" xmlns:w="http://schemas.openxmlformats.org/wordprocessingml/2006/main" xmlns:w14="http://schemas.microsoft.com/office/word/2010/wordml" xmlns:w15="http://schemas.microsoft.com/office/word/2012/wordml" xmlns:w16cex="http://schemas.microsoft.com/office/word/2018/wordml/cex" xmlns:w16cid="http://schemas.microsoft.com/office/word/2016/wordml/cid" xmlns:w16="http://schemas.microsoft.com/office/word/2018/wordml" xmlns:w16sdtdh="http://schemas.microsoft.com/office/word/2020/wordml/sdtdatahash" xmlns:w16se="http://schemas.microsoft.com/office/word/2015/wordml/symex" xmlns:wpg="http://schemas.microsoft.com/office/word/2010/wordprocessingGroup" xmlns:wpi="http://schemas.microsoft.com/office/word/2010/wordprocessingInk" xmlns:wne="http://schemas.microsoft.com/office/word/2006/wordml" xmlns:wps="http://schemas.microsoft.com/office/word/2010/wordprocessingShape" mc:Ignorable="w14 w15 w16se w16cid w16 w16cex w16sdtdh wp14">
+<w:endnotes xmlns:wpc="http://schemas.microsoft.com/office/word/2010/wordprocessingCanvas" xmlns:cx="http://schemas.microsoft.com/office/drawing/2014/chartex" xmlns:cx1="http://schemas.microsoft.com/office/drawing/2015/9/8/chartex" xmlns:cx2="http://schemas.microsoft.com/office/drawing/2015/10/21/chartex" xmlns:cx3="http://schemas.microsoft.com/office/drawing/2016/5/9/chartex" xmlns:cx4="http://schemas.microsoft.com/office/drawing/2016/5/10/chartex" xmlns:cx5="http://schemas.microsoft.com/office/drawing/2016/5/11/chartex" xmlns:cx6="http://schemas.microsoft.com/office/drawing/2016/5/12/chartex" xmlns:cx7="http://schemas.microsoft.com/office/drawing/2016/5/13/chartex" xmlns:cx8="http://schemas.microsoft.com/office/drawing/2016/5/14/chartex" xmlns:mc="http://schemas.openxmlformats.org/markup-compatibility/2006" xmlns:aink="http://schemas.microsoft.com/office/drawing/2016/ink" xmlns:am3d="http://schemas.microsoft.com/office/drawing/2017/model3d" xmlns:o="urn:schemas-microsoft-com:office:office" xmlns:oel="http://schemas.microsoft.com/office/2019/extlst" xmlns:r="http://schemas.openxmlformats.org/officeDocument/2006/relationships" xmlns:m="http://schemas.openxmlformats.org/officeDocument/2006/math" xmlns:v="urn:schemas-microsoft-com:vml" xmlns:wp14="http://schemas.microsoft.com/office/word/2010/wordprocessingDrawing" xmlns:wp="http://schemas.openxmlformats.org/drawingml/2006/wordprocessingDrawing" xmlns:w10="urn:schemas-microsoft-com:office:word" xmlns:w="http://schemas.openxmlformats.org/wordprocessingml/2006/main" xmlns:w14="http://schemas.microsoft.com/office/word/2010/wordml" xmlns:w15="http://schemas.microsoft.com/office/word/2012/wordml" xmlns:w16cex="http://schemas.microsoft.com/office/word/2018/wordml/cex" xmlns:w16cid="http://schemas.microsoft.com/office/word/2016/wordml/cid" xmlns:w16="http://schemas.microsoft.com/office/word/2018/wordml" xmlns:w16du="http://schemas.microsoft.com/office/word/2023/wordml/word16du" xmlns:w16sdtdh="http://schemas.microsoft.com/office/word/2020/wordml/sdtdatahash" xmlns:w16sdtfl="http://schemas.microsoft.com/office/word/2024/wordml/sdtformatlock" xmlns:w16se="http://schemas.microsoft.com/office/word/2015/wordml/symex" xmlns:wpg="http://schemas.microsoft.com/office/word/2010/wordprocessingGroup" xmlns:wpi="http://schemas.microsoft.com/office/word/2010/wordprocessingInk" xmlns:wne="http://schemas.microsoft.com/office/word/2006/wordml" xmlns:wps="http://schemas.microsoft.com/office/word/2010/wordprocessingShape" mc:Ignorable="w14 w15 w16se w16cid w16 w16cex w16sdtdh w16sdtfl w16du wp14">
   <w:endnote w:type="separator" w:id="-1">
     <w:p>
       <w:pPr>
@@ -25800,7 +23084,7 @@
 </file>
 
 <file path=word/footer1.xml><?xml version="1.0" encoding="utf-8"?>
-<w:ftr xmlns:wpc="http://schemas.microsoft.com/office/word/2010/wordprocessingCanvas" xmlns:cx="http://schemas.microsoft.com/office/drawing/2014/chartex" xmlns:cx1="http://schemas.microsoft.com/office/drawing/2015/9/8/chartex" xmlns:cx2="http://schemas.microsoft.com/office/drawing/2015/10/21/chartex" xmlns:cx3="http://schemas.microsoft.com/office/drawing/2016/5/9/chartex" xmlns:cx4="http://schemas.microsoft.com/office/drawing/2016/5/10/chartex" xmlns:cx5="http://schemas.microsoft.com/office/drawing/2016/5/11/chartex" xmlns:cx6="http://schemas.microsoft.com/office/drawing/2016/5/12/chartex" xmlns:cx7="http://schemas.microsoft.com/office/drawing/2016/5/13/chartex" xmlns:cx8="http://schemas.microsoft.com/office/drawing/2016/5/14/chartex" xmlns:mc="http://schemas.openxmlformats.org/markup-compatibility/2006" xmlns:aink="http://schemas.microsoft.com/office/drawing/2016/ink" xmlns:am3d="http://schemas.microsoft.com/office/drawing/2017/model3d" xmlns:o="urn:schemas-microsoft-com:office:office" xmlns:r="http://schemas.openxmlformats.org/officeDocument/2006/relationships" xmlns:m="http://schemas.openxmlformats.org/officeDocument/2006/math" xmlns:v="urn:schemas-microsoft-com:vml" xmlns:wp14="http://schemas.microsoft.com/office/word/2010/wordprocessingDrawing" xmlns:wp="http://schemas.openxmlformats.org/drawingml/2006/wordprocessingDrawing" xmlns:w10="urn:schemas-microsoft-com:office:word" xmlns:w="http://schemas.openxmlformats.org/wordprocessingml/2006/main" xmlns:w14="http://schemas.microsoft.com/office/word/2010/wordml" xmlns:w15="http://schemas.microsoft.com/office/word/2012/wordml" xmlns:w16cex="http://schemas.microsoft.com/office/word/2018/wordml/cex" xmlns:w16cid="http://schemas.microsoft.com/office/word/2016/wordml/cid" xmlns:w16="http://schemas.microsoft.com/office/word/2018/wordml" xmlns:w16sdtdh="http://schemas.microsoft.com/office/word/2020/wordml/sdtdatahash" xmlns:w16se="http://schemas.microsoft.com/office/word/2015/wordml/symex" xmlns:wpg="http://schemas.microsoft.com/office/word/2010/wordprocessingGroup" xmlns:wpi="http://schemas.microsoft.com/office/word/2010/wordprocessingInk" xmlns:wne="http://schemas.microsoft.com/office/word/2006/wordml" xmlns:wps="http://schemas.microsoft.com/office/word/2010/wordprocessingShape" mc:Ignorable="w14 w15 w16se w16cid w16 w16cex w16sdtdh wp14">
+<w:ftr xmlns:wpc="http://schemas.microsoft.com/office/word/2010/wordprocessingCanvas" xmlns:cx="http://schemas.microsoft.com/office/drawing/2014/chartex" xmlns:cx1="http://schemas.microsoft.com/office/drawing/2015/9/8/chartex" xmlns:cx2="http://schemas.microsoft.com/office/drawing/2015/10/21/chartex" xmlns:cx3="http://schemas.microsoft.com/office/drawing/2016/5/9/chartex" xmlns:cx4="http://schemas.microsoft.com/office/drawing/2016/5/10/chartex" xmlns:cx5="http://schemas.microsoft.com/office/drawing/2016/5/11/chartex" xmlns:cx6="http://schemas.microsoft.com/office/drawing/2016/5/12/chartex" xmlns:cx7="http://schemas.microsoft.com/office/drawing/2016/5/13/chartex" xmlns:cx8="http://schemas.microsoft.com/office/drawing/2016/5/14/chartex" xmlns:mc="http://schemas.openxmlformats.org/markup-compatibility/2006" xmlns:aink="http://schemas.microsoft.com/office/drawing/2016/ink" xmlns:am3d="http://schemas.microsoft.com/office/drawing/2017/model3d" xmlns:o="urn:schemas-microsoft-com:office:office" xmlns:oel="http://schemas.microsoft.com/office/2019/extlst" xmlns:r="http://schemas.openxmlformats.org/officeDocument/2006/relationships" xmlns:m="http://schemas.openxmlformats.org/officeDocument/2006/math" xmlns:v="urn:schemas-microsoft-com:vml" xmlns:wp14="http://schemas.microsoft.com/office/word/2010/wordprocessingDrawing" xmlns:wp="http://schemas.openxmlformats.org/drawingml/2006/wordprocessingDrawing" xmlns:w10="urn:schemas-microsoft-com:office:word" xmlns:w="http://schemas.openxmlformats.org/wordprocessingml/2006/main" xmlns:w14="http://schemas.microsoft.com/office/word/2010/wordml" xmlns:w15="http://schemas.microsoft.com/office/word/2012/wordml" xmlns:w16cex="http://schemas.microsoft.com/office/word/2018/wordml/cex" xmlns:w16cid="http://schemas.microsoft.com/office/word/2016/wordml/cid" xmlns:w16="http://schemas.microsoft.com/office/word/2018/wordml" xmlns:w16du="http://schemas.microsoft.com/office/word/2023/wordml/word16du" xmlns:w16sdtdh="http://schemas.microsoft.com/office/word/2020/wordml/sdtdatahash" xmlns:w16sdtfl="http://schemas.microsoft.com/office/word/2024/wordml/sdtformatlock" xmlns:w16se="http://schemas.microsoft.com/office/word/2015/wordml/symex" xmlns:wpg="http://schemas.microsoft.com/office/word/2010/wordprocessingGroup" xmlns:wpi="http://schemas.microsoft.com/office/word/2010/wordprocessingInk" xmlns:wne="http://schemas.microsoft.com/office/word/2006/wordml" xmlns:wps="http://schemas.microsoft.com/office/word/2010/wordprocessingShape" mc:Ignorable="w14 w15 w16se w16cid w16 w16cex w16sdtdh w16sdtfl w16du wp14">
   <w:sdt>
     <w:sdtPr>
       <w:id w:val="704986940"/>
@@ -25809,7 +23093,6 @@
         <w:docPartUnique/>
       </w:docPartObj>
     </w:sdtPr>
-    <w:sdtEndPr/>
     <w:sdtContent>
       <w:p>
         <w:pPr>
@@ -25843,7 +23126,7 @@
 </file>
 
 <file path=word/footnotes.xml><?xml version="1.0" encoding="utf-8"?>
-<w:footnotes xmlns:wpc="http://schemas.microsoft.com/office/word/2010/wordprocessingCanvas" xmlns:cx="http://schemas.microsoft.com/office/drawing/2014/chartex" xmlns:cx1="http://schemas.microsoft.com/office/drawing/2015/9/8/chartex" xmlns:cx2="http://schemas.microsoft.com/office/drawing/2015/10/21/chartex" xmlns:cx3="http://schemas.microsoft.com/office/drawing/2016/5/9/chartex" xmlns:cx4="http://schemas.microsoft.com/office/drawing/2016/5/10/chartex" xmlns:cx5="http://schemas.microsoft.com/office/drawing/2016/5/11/chartex" xmlns:cx6="http://schemas.microsoft.com/office/drawing/2016/5/12/chartex" xmlns:cx7="http://schemas.microsoft.com/office/drawing/2016/5/13/chartex" xmlns:cx8="http://schemas.microsoft.com/office/drawing/2016/5/14/chartex" xmlns:mc="http://schemas.openxmlformats.org/markup-compatibility/2006" xmlns:aink="http://schemas.microsoft.com/office/drawing/2016/ink" xmlns:am3d="http://schemas.microsoft.com/office/drawing/2017/model3d" xmlns:o="urn:schemas-microsoft-com:office:office" xmlns:r="http://schemas.openxmlformats.org/officeDocument/2006/relationships" xmlns:m="http://schemas.openxmlformats.org/officeDocument/2006/math" xmlns:v="urn:schemas-microsoft-com:vml" xmlns:wp14="http://schemas.microsoft.com/office/word/2010/wordprocessingDrawing" xmlns:wp="http://schemas.openxmlformats.org/drawingml/2006/wordprocessingDrawing" xmlns:w10="urn:schemas-microsoft-com:office:word" xmlns:w="http://schemas.openxmlformats.org/wordprocessingml/2006/main" xmlns:w14="http://schemas.microsoft.com/office/word/2010/wordml" xmlns:w15="http://schemas.microsoft.com/office/word/2012/wordml" xmlns:w16cex="http://schemas.microsoft.com/office/word/2018/wordml/cex" xmlns:w16cid="http://schemas.microsoft.com/office/word/2016/wordml/cid" xmlns:w16="http://schemas.microsoft.com/office/word/2018/wordml" xmlns:w16sdtdh="http://schemas.microsoft.com/office/word/2020/wordml/sdtdatahash" xmlns:w16se="http://schemas.microsoft.com/office/word/2015/wordml/symex" xmlns:wpg="http://schemas.microsoft.com/office/word/2010/wordprocessingGroup" xmlns:wpi="http://schemas.microsoft.com/office/word/2010/wordprocessingInk" xmlns:wne="http://schemas.microsoft.com/office/word/2006/wordml" xmlns:wps="http://schemas.microsoft.com/office/word/2010/wordprocessingShape" mc:Ignorable="w14 w15 w16se w16cid w16 w16cex w16sdtdh wp14">
+<w:footnotes xmlns:wpc="http://schemas.microsoft.com/office/word/2010/wordprocessingCanvas" xmlns:cx="http://schemas.microsoft.com/office/drawing/2014/chartex" xmlns:cx1="http://schemas.microsoft.com/office/drawing/2015/9/8/chartex" xmlns:cx2="http://schemas.microsoft.com/office/drawing/2015/10/21/chartex" xmlns:cx3="http://schemas.microsoft.com/office/drawing/2016/5/9/chartex" xmlns:cx4="http://schemas.microsoft.com/office/drawing/2016/5/10/chartex" xmlns:cx5="http://schemas.microsoft.com/office/drawing/2016/5/11/chartex" xmlns:cx6="http://schemas.microsoft.com/office/drawing/2016/5/12/chartex" xmlns:cx7="http://schemas.microsoft.com/office/drawing/2016/5/13/chartex" xmlns:cx8="http://schemas.microsoft.com/office/drawing/2016/5/14/chartex" xmlns:mc="http://schemas.openxmlformats.org/markup-compatibility/2006" xmlns:aink="http://schemas.microsoft.com/office/drawing/2016/ink" xmlns:am3d="http://schemas.microsoft.com/office/drawing/2017/model3d" xmlns:o="urn:schemas-microsoft-com:office:office" xmlns:oel="http://schemas.microsoft.com/office/2019/extlst" xmlns:r="http://schemas.openxmlformats.org/officeDocument/2006/relationships" xmlns:m="http://schemas.openxmlformats.org/officeDocument/2006/math" xmlns:v="urn:schemas-microsoft-com:vml" xmlns:wp14="http://schemas.microsoft.com/office/word/2010/wordprocessingDrawing" xmlns:wp="http://schemas.openxmlformats.org/drawingml/2006/wordprocessingDrawing" xmlns:w10="urn:schemas-microsoft-com:office:word" xmlns:w="http://schemas.openxmlformats.org/wordprocessingml/2006/main" xmlns:w14="http://schemas.microsoft.com/office/word/2010/wordml" xmlns:w15="http://schemas.microsoft.com/office/word/2012/wordml" xmlns:w16cex="http://schemas.microsoft.com/office/word/2018/wordml/cex" xmlns:w16cid="http://schemas.microsoft.com/office/word/2016/wordml/cid" xmlns:w16="http://schemas.microsoft.com/office/word/2018/wordml" xmlns:w16du="http://schemas.microsoft.com/office/word/2023/wordml/word16du" xmlns:w16sdtdh="http://schemas.microsoft.com/office/word/2020/wordml/sdtdatahash" xmlns:w16sdtfl="http://schemas.microsoft.com/office/word/2024/wordml/sdtformatlock" xmlns:w16se="http://schemas.microsoft.com/office/word/2015/wordml/symex" xmlns:wpg="http://schemas.microsoft.com/office/word/2010/wordprocessingGroup" xmlns:wpi="http://schemas.microsoft.com/office/word/2010/wordprocessingInk" xmlns:wne="http://schemas.microsoft.com/office/word/2006/wordml" xmlns:wps="http://schemas.microsoft.com/office/word/2010/wordprocessingShape" mc:Ignorable="w14 w15 w16se w16cid w16 w16cex w16sdtdh w16sdtfl w16du wp14">
   <w:footnote w:type="separator" w:id="-1">
     <w:p>
       <w:pPr>
@@ -25868,7 +23151,7 @@
 </file>
 
 <file path=word/numbering.xml><?xml version="1.0" encoding="utf-8"?>
-<w:numbering xmlns:wpc="http://schemas.microsoft.com/office/word/2010/wordprocessingCanvas" xmlns:cx="http://schemas.microsoft.com/office/drawing/2014/chartex" xmlns:cx1="http://schemas.microsoft.com/office/drawing/2015/9/8/chartex" xmlns:cx2="http://schemas.microsoft.com/office/drawing/2015/10/21/chartex" xmlns:cx3="http://schemas.microsoft.com/office/drawing/2016/5/9/chartex" xmlns:cx4="http://schemas.microsoft.com/office/drawing/2016/5/10/chartex" xmlns:cx5="http://schemas.microsoft.com/office/drawing/2016/5/11/chartex" xmlns:cx6="http://schemas.microsoft.com/office/drawing/2016/5/12/chartex" xmlns:cx7="http://schemas.microsoft.com/office/drawing/2016/5/13/chartex" xmlns:cx8="http://schemas.microsoft.com/office/drawing/2016/5/14/chartex" xmlns:mc="http://schemas.openxmlformats.org/markup-compatibility/2006" xmlns:aink="http://schemas.microsoft.com/office/drawing/2016/ink" xmlns:am3d="http://schemas.microsoft.com/office/drawing/2017/model3d" xmlns:o="urn:schemas-microsoft-com:office:office" xmlns:r="http://schemas.openxmlformats.org/officeDocument/2006/relationships" xmlns:m="http://schemas.openxmlformats.org/officeDocument/2006/math" xmlns:v="urn:schemas-microsoft-com:vml" xmlns:wp14="http://schemas.microsoft.com/office/word/2010/wordprocessingDrawing" xmlns:wp="http://schemas.openxmlformats.org/drawingml/2006/wordprocessingDrawing" xmlns:w10="urn:schemas-microsoft-com:office:word" xmlns:w="http://schemas.openxmlformats.org/wordprocessingml/2006/main" xmlns:w14="http://schemas.microsoft.com/office/word/2010/wordml" xmlns:w15="http://schemas.microsoft.com/office/word/2012/wordml" xmlns:w16cex="http://schemas.microsoft.com/office/word/2018/wordml/cex" xmlns:w16cid="http://schemas.microsoft.com/office/word/2016/wordml/cid" xmlns:w16="http://schemas.microsoft.com/office/word/2018/wordml" xmlns:w16sdtdh="http://schemas.microsoft.com/office/word/2020/wordml/sdtdatahash" xmlns:w16se="http://schemas.microsoft.com/office/word/2015/wordml/symex" xmlns:wpg="http://schemas.microsoft.com/office/word/2010/wordprocessingGroup" xmlns:wpi="http://schemas.microsoft.com/office/word/2010/wordprocessingInk" xmlns:wne="http://schemas.microsoft.com/office/word/2006/wordml" xmlns:wps="http://schemas.microsoft.com/office/word/2010/wordprocessingShape" mc:Ignorable="w14 w15 w16se w16cid w16 w16cex w16sdtdh wp14">
+<w:numbering xmlns:wpc="http://schemas.microsoft.com/office/word/2010/wordprocessingCanvas" xmlns:cx="http://schemas.microsoft.com/office/drawing/2014/chartex" xmlns:cx1="http://schemas.microsoft.com/office/drawing/2015/9/8/chartex" xmlns:cx2="http://schemas.microsoft.com/office/drawing/2015/10/21/chartex" xmlns:cx3="http://schemas.microsoft.com/office/drawing/2016/5/9/chartex" xmlns:cx4="http://schemas.microsoft.com/office/drawing/2016/5/10/chartex" xmlns:cx5="http://schemas.microsoft.com/office/drawing/2016/5/11/chartex" xmlns:cx6="http://schemas.microsoft.com/office/drawing/2016/5/12/chartex" xmlns:cx7="http://schemas.microsoft.com/office/drawing/2016/5/13/chartex" xmlns:cx8="http://schemas.microsoft.com/office/drawing/2016/5/14/chartex" xmlns:mc="http://schemas.openxmlformats.org/markup-compatibility/2006" xmlns:aink="http://schemas.microsoft.com/office/drawing/2016/ink" xmlns:am3d="http://schemas.microsoft.com/office/drawing/2017/model3d" xmlns:o="urn:schemas-microsoft-com:office:office" xmlns:oel="http://schemas.microsoft.com/office/2019/extlst" xmlns:r="http://schemas.openxmlformats.org/officeDocument/2006/relationships" xmlns:m="http://schemas.openxmlformats.org/officeDocument/2006/math" xmlns:v="urn:schemas-microsoft-com:vml" xmlns:wp14="http://schemas.microsoft.com/office/word/2010/wordprocessingDrawing" xmlns:wp="http://schemas.openxmlformats.org/drawingml/2006/wordprocessingDrawing" xmlns:w10="urn:schemas-microsoft-com:office:word" xmlns:w="http://schemas.openxmlformats.org/wordprocessingml/2006/main" xmlns:w14="http://schemas.microsoft.com/office/word/2010/wordml" xmlns:w15="http://schemas.microsoft.com/office/word/2012/wordml" xmlns:w16cex="http://schemas.microsoft.com/office/word/2018/wordml/cex" xmlns:w16cid="http://schemas.microsoft.com/office/word/2016/wordml/cid" xmlns:w16="http://schemas.microsoft.com/office/word/2018/wordml" xmlns:w16du="http://schemas.microsoft.com/office/word/2023/wordml/word16du" xmlns:w16sdtdh="http://schemas.microsoft.com/office/word/2020/wordml/sdtdatahash" xmlns:w16sdtfl="http://schemas.microsoft.com/office/word/2024/wordml/sdtformatlock" xmlns:w16se="http://schemas.microsoft.com/office/word/2015/wordml/symex" xmlns:wpg="http://schemas.microsoft.com/office/word/2010/wordprocessingGroup" xmlns:wpi="http://schemas.microsoft.com/office/word/2010/wordprocessingInk" xmlns:wne="http://schemas.microsoft.com/office/word/2006/wordml" xmlns:wps="http://schemas.microsoft.com/office/word/2010/wordprocessingShape" mc:Ignorable="w14 w15 w16se w16cid w16 w16cex w16sdtdh w16sdtfl w16du wp14">
   <w:abstractNum w:abstractNumId="0" w15:restartNumberingAfterBreak="0">
     <w:nsid w:val="02202A01"/>
     <w:multiLevelType w:val="hybridMultilevel"/>
@@ -29471,67 +26754,67 @@
       </w:rPr>
     </w:lvl>
   </w:abstractNum>
-  <w:num w:numId="1">
+  <w:num w:numId="1" w16cid:durableId="1561751851">
     <w:abstractNumId w:val="22"/>
   </w:num>
-  <w:num w:numId="2">
+  <w:num w:numId="2" w16cid:durableId="1622417789">
     <w:abstractNumId w:val="9"/>
   </w:num>
-  <w:num w:numId="3">
+  <w:num w:numId="3" w16cid:durableId="1162040744">
     <w:abstractNumId w:val="2"/>
   </w:num>
-  <w:num w:numId="4">
+  <w:num w:numId="4" w16cid:durableId="1675258317">
     <w:abstractNumId w:val="20"/>
   </w:num>
-  <w:num w:numId="5">
+  <w:num w:numId="5" w16cid:durableId="928460981">
     <w:abstractNumId w:val="25"/>
   </w:num>
-  <w:num w:numId="6">
+  <w:num w:numId="6" w16cid:durableId="1424105613">
     <w:abstractNumId w:val="14"/>
   </w:num>
-  <w:num w:numId="7">
+  <w:num w:numId="7" w16cid:durableId="1659384432">
     <w:abstractNumId w:val="0"/>
   </w:num>
-  <w:num w:numId="8">
+  <w:num w:numId="8" w16cid:durableId="1520852491">
     <w:abstractNumId w:val="4"/>
   </w:num>
-  <w:num w:numId="9">
+  <w:num w:numId="9" w16cid:durableId="763965370">
     <w:abstractNumId w:val="6"/>
   </w:num>
-  <w:num w:numId="10">
+  <w:num w:numId="10" w16cid:durableId="1540363415">
     <w:abstractNumId w:val="27"/>
   </w:num>
-  <w:num w:numId="11">
+  <w:num w:numId="11" w16cid:durableId="368189351">
     <w:abstractNumId w:val="17"/>
   </w:num>
-  <w:num w:numId="12">
+  <w:num w:numId="12" w16cid:durableId="1215317207">
     <w:abstractNumId w:val="8"/>
   </w:num>
-  <w:num w:numId="13">
+  <w:num w:numId="13" w16cid:durableId="301036086">
     <w:abstractNumId w:val="12"/>
   </w:num>
-  <w:num w:numId="14">
+  <w:num w:numId="14" w16cid:durableId="1030691769">
     <w:abstractNumId w:val="15"/>
   </w:num>
-  <w:num w:numId="15">
+  <w:num w:numId="15" w16cid:durableId="1459881532">
     <w:abstractNumId w:val="29"/>
   </w:num>
-  <w:num w:numId="16">
+  <w:num w:numId="16" w16cid:durableId="1083719309">
     <w:abstractNumId w:val="13"/>
   </w:num>
-  <w:num w:numId="17">
+  <w:num w:numId="17" w16cid:durableId="1070621354">
     <w:abstractNumId w:val="10"/>
   </w:num>
-  <w:num w:numId="18">
+  <w:num w:numId="18" w16cid:durableId="1577786480">
     <w:abstractNumId w:val="16"/>
   </w:num>
-  <w:num w:numId="19">
+  <w:num w:numId="19" w16cid:durableId="516770553">
     <w:abstractNumId w:val="30"/>
   </w:num>
-  <w:num w:numId="20">
+  <w:num w:numId="20" w16cid:durableId="678969078">
     <w:abstractNumId w:val="7"/>
   </w:num>
-  <w:num w:numId="21">
+  <w:num w:numId="21" w16cid:durableId="1599483922">
     <w:abstractNumId w:val="5"/>
     <w:lvlOverride w:ilvl="0">
       <w:startOverride w:val="1"/>
@@ -29561,10 +26844,10 @@
       <w:startOverride w:val="1"/>
     </w:lvlOverride>
   </w:num>
-  <w:num w:numId="22">
+  <w:num w:numId="22" w16cid:durableId="1763213191">
     <w:abstractNumId w:val="3"/>
   </w:num>
-  <w:num w:numId="23">
+  <w:num w:numId="23" w16cid:durableId="907962224">
     <w:abstractNumId w:val="24"/>
     <w:lvlOverride w:ilvl="0">
       <w:startOverride w:val="1"/>
@@ -29594,46 +26877,38 @@
       <w:startOverride w:val="1"/>
     </w:lvlOverride>
   </w:num>
-  <w:num w:numId="24">
+  <w:num w:numId="24" w16cid:durableId="1327854107">
     <w:abstractNumId w:val="11"/>
   </w:num>
-  <w:num w:numId="25">
+  <w:num w:numId="25" w16cid:durableId="510684135">
     <w:abstractNumId w:val="18"/>
   </w:num>
-  <w:num w:numId="26">
+  <w:num w:numId="26" w16cid:durableId="1189877951">
     <w:abstractNumId w:val="31"/>
   </w:num>
-  <w:num w:numId="27">
+  <w:num w:numId="27" w16cid:durableId="1496144305">
     <w:abstractNumId w:val="26"/>
   </w:num>
-  <w:num w:numId="28">
+  <w:num w:numId="28" w16cid:durableId="1248346438">
     <w:abstractNumId w:val="19"/>
   </w:num>
-  <w:num w:numId="29">
+  <w:num w:numId="29" w16cid:durableId="508718687">
     <w:abstractNumId w:val="1"/>
   </w:num>
-  <w:num w:numId="30">
+  <w:num w:numId="30" w16cid:durableId="224071047">
     <w:abstractNumId w:val="21"/>
   </w:num>
-  <w:num w:numId="31">
+  <w:num w:numId="31" w16cid:durableId="1623147555">
     <w:abstractNumId w:val="23"/>
   </w:num>
-  <w:num w:numId="32">
+  <w:num w:numId="32" w16cid:durableId="1437292001">
     <w:abstractNumId w:val="28"/>
   </w:num>
 </w:numbering>
 </file>
 
-<file path=word/people.xml><?xml version="1.0" encoding="utf-8"?>
-<w15:people xmlns:wpc="http://schemas.microsoft.com/office/word/2010/wordprocessingCanvas" xmlns:cx="http://schemas.microsoft.com/office/drawing/2014/chartex" xmlns:cx1="http://schemas.microsoft.com/office/drawing/2015/9/8/chartex" xmlns:cx2="http://schemas.microsoft.com/office/drawing/2015/10/21/chartex" xmlns:cx3="http://schemas.microsoft.com/office/drawing/2016/5/9/chartex" xmlns:cx4="http://schemas.microsoft.com/office/drawing/2016/5/10/chartex" xmlns:cx5="http://schemas.microsoft.com/office/drawing/2016/5/11/chartex" xmlns:cx6="http://schemas.microsoft.com/office/drawing/2016/5/12/chartex" xmlns:cx7="http://schemas.microsoft.com/office/drawing/2016/5/13/chartex" xmlns:cx8="http://schemas.microsoft.com/office/drawing/2016/5/14/chartex" xmlns:mc="http://schemas.openxmlformats.org/markup-compatibility/2006" xmlns:aink="http://schemas.microsoft.com/office/drawing/2016/ink" xmlns:am3d="http://schemas.microsoft.com/office/drawing/2017/model3d" xmlns:o="urn:schemas-microsoft-com:office:office" xmlns:r="http://schemas.openxmlformats.org/officeDocument/2006/relationships" xmlns:m="http://schemas.openxmlformats.org/officeDocument/2006/math" xmlns:v="urn:schemas-microsoft-com:vml" xmlns:wp14="http://schemas.microsoft.com/office/word/2010/wordprocessingDrawing" xmlns:wp="http://schemas.openxmlformats.org/drawingml/2006/wordprocessingDrawing" xmlns:w10="urn:schemas-microsoft-com:office:word" xmlns:w="http://schemas.openxmlformats.org/wordprocessingml/2006/main" xmlns:w14="http://schemas.microsoft.com/office/word/2010/wordml" xmlns:w15="http://schemas.microsoft.com/office/word/2012/wordml" xmlns:w16cex="http://schemas.microsoft.com/office/word/2018/wordml/cex" xmlns:w16cid="http://schemas.microsoft.com/office/word/2016/wordml/cid" xmlns:w16="http://schemas.microsoft.com/office/word/2018/wordml" xmlns:w16sdtdh="http://schemas.microsoft.com/office/word/2020/wordml/sdtdatahash" xmlns:w16se="http://schemas.microsoft.com/office/word/2015/wordml/symex" xmlns:wpg="http://schemas.microsoft.com/office/word/2010/wordprocessingGroup" xmlns:wpi="http://schemas.microsoft.com/office/word/2010/wordprocessingInk" xmlns:wne="http://schemas.microsoft.com/office/word/2006/wordml" xmlns:wps="http://schemas.microsoft.com/office/word/2010/wordprocessingShape" mc:Ignorable="w14 w15 w16se w16cid w16 w16cex w16sdtdh wp14">
-  <w15:person w15:author="Aleksey A. Kalentev">
-    <w15:presenceInfo w15:providerId="AD" w15:userId="S-1-5-21-507921405-1993962763-1957994488-151096"/>
-  </w15:person>
-</w15:people>
-</file>
-
 <file path=word/styles.xml><?xml version="1.0" encoding="utf-8"?>
-<w:styles xmlns:mc="http://schemas.openxmlformats.org/markup-compatibility/2006" xmlns:r="http://schemas.openxmlformats.org/officeDocument/2006/relationships" xmlns:w="http://schemas.openxmlformats.org/wordprocessingml/2006/main" xmlns:w14="http://schemas.microsoft.com/office/word/2010/wordml" xmlns:w15="http://schemas.microsoft.com/office/word/2012/wordml" xmlns:w16cex="http://schemas.microsoft.com/office/word/2018/wordml/cex" xmlns:w16cid="http://schemas.microsoft.com/office/word/2016/wordml/cid" xmlns:w16="http://schemas.microsoft.com/office/word/2018/wordml" xmlns:w16sdtdh="http://schemas.microsoft.com/office/word/2020/wordml/sdtdatahash" xmlns:w16se="http://schemas.microsoft.com/office/word/2015/wordml/symex" mc:Ignorable="w14 w15 w16se w16cid w16 w16cex w16sdtdh">
+<w:styles xmlns:mc="http://schemas.openxmlformats.org/markup-compatibility/2006" xmlns:r="http://schemas.openxmlformats.org/officeDocument/2006/relationships" xmlns:w="http://schemas.openxmlformats.org/wordprocessingml/2006/main" xmlns:w14="http://schemas.microsoft.com/office/word/2010/wordml" xmlns:w15="http://schemas.microsoft.com/office/word/2012/wordml" xmlns:w16cex="http://schemas.microsoft.com/office/word/2018/wordml/cex" xmlns:w16cid="http://schemas.microsoft.com/office/word/2016/wordml/cid" xmlns:w16="http://schemas.microsoft.com/office/word/2018/wordml" xmlns:w16du="http://schemas.microsoft.com/office/word/2023/wordml/word16du" xmlns:w16sdtdh="http://schemas.microsoft.com/office/word/2020/wordml/sdtdatahash" xmlns:w16sdtfl="http://schemas.microsoft.com/office/word/2024/wordml/sdtformatlock" xmlns:w16se="http://schemas.microsoft.com/office/word/2015/wordml/symex" mc:Ignorable="w14 w15 w16se w16cid w16 w16cex w16sdtdh w16sdtfl w16du">
   <w:docDefaults>
     <w:rPrDefault>
       <w:rPr>
